--- a/docs/Mimaric-Technical-White-Paper-v2.0.docx
+++ b/docs/Mimaric-Technical-White-Paper-v2.0.docx
@@ -223,6 +223,8 @@
     <ns0:p ns2:paraId="5D60C8D5" ns2:textId="77777777" ns0:rsidR="00D51757" ns0:rsidRDefault="00D51757">
       <ns0:pPr>
         <ns0:sectPr ns0:rsidR="00D51757">
+          <ns0:headerReference ns0:type="default" ns7:id="rId14"/>
+          <ns0:footerReference ns0:type="default" ns7:id="rId15"/>
           <ns0:pgSz ns0:w="12240" ns0:h="15840"/>
           <ns0:pgMar ns0:top="1440" ns0:right="1296" ns0:bottom="1440" ns0:left="1296" ns0:header="708" ns0:footer="708" ns0:gutter="0"/>
           <ns0:cols ns0:space="720"/>
@@ -2500,7 +2502,7 @@
                 <ns0:rStyle ns0:val="Hyperlink"/>
                 <ns0:noProof/>
               </ns0:rPr>
-              <ns0:t>Appendix B: Feasibility Scoring Model</ns0:t>
+              <ns0:t/>
             </ns0:r>
             <ns0:r>
               <ns0:rPr>
@@ -2660,7 +2662,7 @@
         <ns0:rPr>
           <ns0:color ns0:val="4A5568"/>
         </ns0:rPr>
-        <ns0:t>Mimaric is a Saudi-first PropTech SaaS platform that unifies the entire real estate lifecycle — from land acquisition and urban planning through construction, sales, leasing, maintenance, and financial reporting — under a single Arabic-first, bilingual interface. Built for Saudi real estate developers, property management companies, and facility managers, Mimaric replaces fragmented spreadsheets, WhatsApp coordination, and paper-based government compliance with an integrated digital platform.</ns0:t>
+        <ns0:t>Mimaric is a Saudi-first PropTech SaaS platform that unifies the entire real estate lifecycle — from CRM and sales through contracts, leasing, maintenance, and financial reporting — under a single Arabic-first, bilingual interface. Built for Saudi real estate developers, property management companies, and facility managers, Mimaric replaces fragmented spreadsheets, WhatsApp coordination, and paper-based government compliance with an integrated digital platform. Built for Saudi real estate developers, property management companies, and facility managers, Mimaric replaces fragmented spreadsheets, WhatsApp coordination, and paper-based government compliance with an integrated digital platform.</ns0:t>
       </ns0:r>
     </ns0:p>
     <ns0:p ns2:paraId="12EE871E" ns2:textId="77777777" ns0:rsidR="00D51757" ns0:rsidRDefault="00D51757">
@@ -2805,7 +2807,7 @@
         <ns0:rPr>
           <ns0:color ns0:val="4A5568"/>
         </ns0:rPr>
-        <ns0:t>Target market: Saudi Arabia’s $1.3 trillion real estate sector, currently undergoing Vision 2030 digital transformation with mandatory government platform adoption across rentals (Ejar), off-plan sales (Wafi), municipal services (Balady), tax compliance (ZATCA), and identity verification (Absher).</ns0:t>
+        <ns0:t>Target market: Saudi Arabia’s $1.3 trillion real estate sector, currently undergoing Vision 2030 digital transformation with mandatory government platform adoption across rentals (Ejar), municipal services (Balady), tax compliance (ZATCA), and identity verification (Absher).</ns0:t>
       </ns0:r>
     </ns0:p>
     <ns0:p ns2:paraId="4B4E8489" ns2:textId="77777777" ns0:rsidR="00D51757" ns0:rsidRDefault="00000000">
@@ -3490,13 +3492,12 @@
           <ns0:bCs/>
           <ns0:color ns0:val="182840"/>
         </ns0:rPr>
-        <ns0:t xml:space="preserve">1. Data Silos — </ns0:t>
+        <ns0:t>1. Data Silos — Sales pipeline, leasing operations, maintenance work orders, and financial reporting exist in separate systems with no single source of truth. A change in unit status requires manual updates across multiple spreadsheets and portals.</ns0:t>
       </ns0:r>
       <ns0:r>
         <ns0:rPr>
           <ns0:color ns0:val="4A5568"/>
         </ns0:rPr>
-        <ns0:t>Land acquisition, sales pipeline, leasing operations, maintenance work orders, and financial reporting exist in separate systems with no single source of truth. A change in unit status requires manual updates across multiple spreadsheets and portals.</ns0:t>
       </ns0:r>
     </ns0:p>
     <ns0:p ns2:paraId="49D5578A" ns2:textId="77777777" ns0:rsidR="00D51757" ns0:rsidRDefault="00D51757">
@@ -3562,13 +3563,12 @@
           <ns0:bCs/>
           <ns0:color ns0:val="182840"/>
         </ns0:rPr>
-        <ns0:t xml:space="preserve">4. Lifecycle Gaps — </ns0:t>
+        <ns0:t>4. Lifecycle Gaps — No single platform covers the full operational spectrum from CRM and sales pipeline management through contract lifecycle, lease management, maintenance work orders, and financial reporting. Companies must integrate 3–5 separate tools.</ns0:t>
       </ns0:r>
       <ns0:r>
         <ns0:rPr>
           <ns0:color ns0:val="4A5568"/>
         </ns0:rPr>
-        <ns0:t>No single platform covers the full spectrum from raw land acquisition and urban subdivision planning through construction management, off-plan sales with escrow, lease management, and ongoing facility maintenance. Companies must integrate 4–6 separate tools.</ns0:t>
       </ns0:r>
     </ns0:p>
     <ns0:p ns2:paraId="1C5531E5" ns2:textId="77777777" ns0:rsidR="00D51757" ns0:rsidRDefault="00D51757">
@@ -3659,7 +3659,7 @@
         <ns0:rPr>
           <ns0:color ns0:val="4A5568"/>
         </ns0:rPr>
-        <ns0:t>Mimaric addresses the challenges outlined above through 13 integrated modules organized around the complete property lifecycle. The platform is designed as a system of record — a single source of truth that connects every stakeholder, process, and data point from initial land identification to ongoing facility operations.</ns0:t>
+        <ns0:t>Mimaric addresses the challenges outlined above through 13 integrated modules organized around the complete property lifecycle. The platform is designed as a system of record — a single source of truth that connects every stakeholder, process, and data point from initial customer contact to ongoing facility operations.</ns0:t>
       </ns0:r>
     </ns0:p>
     <ns0:p ns2:paraId="55F13B96" ns2:textId="77777777" ns0:rsidR="00D51757" ns0:rsidRDefault="00D51757">
@@ -3820,14 +3820,12 @@
           <ns0:bCs/>
           <ns0:color ns0:val="182840"/>
         </ns0:rPr>
-        <ns0:lastRenderedPageBreak/>
-        <ns0:t xml:space="preserve">5. Administration — </ns0:t>
+        <ns0:t>5. Administration — Multi-tenant team management with role-based access, token-based invitations, CR-based organization discovery, audit log viewer, help center (38 FAQs across 6 categories + 15 guides), support ticket system, and SaaS billing with 3-tier subscription plans.</ns0:t>
       </ns0:r>
       <ns0:r>
         <ns0:rPr>
           <ns0:color ns0:val="4A5568"/>
         </ns0:rPr>
-        <ns0:t>Multi-tenant team management with role-based access, token-based invitations, CR-based organization discovery, audit log viewer, help center (58 FAQs + 25 guides), support ticket system, and SaaS billing with 3-tier subscription plans.</ns0:t>
       </ns0:r>
     </ns0:p>
     <ns0:p ns2:paraId="2191521A" ns2:textId="77777777" ns0:rsidR="00D51757" ns0:rsidRDefault="00000000">
@@ -4058,261 +4056,6 @@
                 <ns0:szCs ns0:val="20"/>
               </ns0:rPr>
               <ns0:t>KPI cards, deals overview, payment tracking, maintenance summary, occupancy trends</ns0:t>
-            </ns0:r>
-          </ns0:p>
-        </ns0:tc>
-      </ns0:tr>
-      <ns0:tr ns0:rsidR="00D51757" ns2:paraId="48FF02D9" ns2:textId="77777777">
-        <ns0:tc>
-          <ns0:tcPr>
-            <ns0:tcW ns0:w="1800" ns0:type="dxa"/>
-            <ns0:tcBorders>
-              <ns0:top ns0:val="single" ns0:sz="1" ns0:space="0" ns0:color="E2E8F0"/>
-              <ns0:left ns0:val="single" ns0:sz="1" ns0:space="0" ns0:color="E2E8F0"/>
-              <ns0:bottom ns0:val="single" ns0:sz="1" ns0:space="0" ns0:color="E2E8F0"/>
-              <ns0:right ns0:val="single" ns0:sz="1" ns0:space="0" ns0:color="E2E8F0"/>
-            </ns0:tcBorders>
-            <ns0:shd ns0:val="clear" ns0:color="auto" ns0:fill="F8F9FA"/>
-            <ns0:tcMar>
-              <ns0:top ns0:w="60" ns0:type="dxa"/>
-              <ns0:left ns0:w="100" ns0:type="dxa"/>
-              <ns0:bottom ns0:w="60" ns0:type="dxa"/>
-              <ns0:right ns0:w="100" ns0:type="dxa"/>
-            </ns0:tcMar>
-          </ns0:tcPr>
-          <ns0:p ns2:paraId="35EAD5E7" ns2:textId="77777777" ns0:rsidR="00D51757" ns0:rsidRDefault="00000000">
-            <ns0:r>
-              <ns0:rPr>
-                <ns0:color ns0:val="4A5568"/>
-                <ns0:sz ns0:val="20"/>
-                <ns0:szCs ns0:val="20"/>
-              </ns0:rPr>
-              <ns0:t>Land Acquisition</ns0:t>
-            </ns0:r>
-          </ns0:p>
-        </ns0:tc>
-        <ns0:tc>
-          <ns0:tcPr>
-            <ns0:tcW ns0:w="2400" ns0:type="dxa"/>
-            <ns0:tcBorders>
-              <ns0:top ns0:val="single" ns0:sz="1" ns0:space="0" ns0:color="E2E8F0"/>
-              <ns0:left ns0:val="single" ns0:sz="1" ns0:space="0" ns0:color="E2E8F0"/>
-              <ns0:bottom ns0:val="single" ns0:sz="1" ns0:space="0" ns0:color="E2E8F0"/>
-              <ns0:right ns0:val="single" ns0:sz="1" ns0:space="0" ns0:color="E2E8F0"/>
-            </ns0:tcBorders>
-            <ns0:shd ns0:val="clear" ns0:color="auto" ns0:fill="F8F9FA"/>
-            <ns0:tcMar>
-              <ns0:top ns0:w="60" ns0:type="dxa"/>
-              <ns0:left ns0:w="100" ns0:type="dxa"/>
-              <ns0:bottom ns0:w="60" ns0:type="dxa"/>
-              <ns0:right ns0:w="100" ns0:type="dxa"/>
-            </ns0:tcMar>
-          </ns0:tcPr>
-          <ns0:p ns2:paraId="0D1CD384" ns2:textId="77777777" ns0:rsidR="00D51757" ns0:rsidRDefault="00000000">
-            <ns0:r>
-              <ns0:rPr>
-                <ns0:color ns0:val="4A5568"/>
-                <ns0:sz ns0:val="20"/>
-                <ns0:szCs ns0:val="20"/>
-              </ns0:rPr>
-              <ns0:t>Pre-development pipeline</ns0:t>
-            </ns0:r>
-          </ns0:p>
-        </ns0:tc>
-        <ns0:tc>
-          <ns0:tcPr>
-            <ns0:tcW ns0:w="5448" ns0:type="dxa"/>
-            <ns0:tcBorders>
-              <ns0:top ns0:val="single" ns0:sz="1" ns0:space="0" ns0:color="E2E8F0"/>
-              <ns0:left ns0:val="single" ns0:sz="1" ns0:space="0" ns0:color="E2E8F0"/>
-              <ns0:bottom ns0:val="single" ns0:sz="1" ns0:space="0" ns0:color="E2E8F0"/>
-              <ns0:right ns0:val="single" ns0:sz="1" ns0:space="0" ns0:color="E2E8F0"/>
-            </ns0:tcBorders>
-            <ns0:shd ns0:val="clear" ns0:color="auto" ns0:fill="F8F9FA"/>
-            <ns0:tcMar>
-              <ns0:top ns0:w="60" ns0:type="dxa"/>
-              <ns0:left ns0:w="100" ns0:type="dxa"/>
-              <ns0:bottom ns0:w="60" ns0:type="dxa"/>
-              <ns0:right ns0:w="100" ns0:type="dxa"/>
-            </ns0:tcMar>
-          </ns0:tcPr>
-          <ns0:p ns2:paraId="25EB2534" ns2:textId="77777777" ns0:rsidR="00D51757" ns0:rsidRDefault="00000000">
-            <ns0:r>
-              <ns0:rPr>
-                <ns0:color ns0:val="4A5568"/>
-                <ns0:sz ns0:val="20"/>
-                <ns0:szCs ns0:val="20"/>
-              </ns0:rPr>
-              <ns0:t>Map picker, due diligence (5 categories), constraints (10 types), feasibility scoring (5-factor weighted), decision gates</ns0:t>
-            </ns0:r>
-          </ns0:p>
-        </ns0:tc>
-      </ns0:tr>
-      <ns0:tr ns0:rsidR="00D51757" ns2:paraId="70E2283F" ns2:textId="77777777">
-        <ns0:tc>
-          <ns0:tcPr>
-            <ns0:tcW ns0:w="1800" ns0:type="dxa"/>
-            <ns0:tcBorders>
-              <ns0:top ns0:val="single" ns0:sz="1" ns0:space="0" ns0:color="E2E8F0"/>
-              <ns0:left ns0:val="single" ns0:sz="1" ns0:space="0" ns0:color="E2E8F0"/>
-              <ns0:bottom ns0:val="single" ns0:sz="1" ns0:space="0" ns0:color="E2E8F0"/>
-              <ns0:right ns0:val="single" ns0:sz="1" ns0:space="0" ns0:color="E2E8F0"/>
-            </ns0:tcBorders>
-            <ns0:tcMar>
-              <ns0:top ns0:w="60" ns0:type="dxa"/>
-              <ns0:left ns0:w="100" ns0:type="dxa"/>
-              <ns0:bottom ns0:w="60" ns0:type="dxa"/>
-              <ns0:right ns0:w="100" ns0:type="dxa"/>
-            </ns0:tcMar>
-          </ns0:tcPr>
-          <ns0:p ns2:paraId="7A1D1931" ns2:textId="77777777" ns0:rsidR="00D51757" ns0:rsidRDefault="00000000">
-            <ns0:r>
-              <ns0:rPr>
-                <ns0:color ns0:val="4A5568"/>
-                <ns0:sz ns0:val="20"/>
-                <ns0:szCs ns0:val="20"/>
-              </ns0:rPr>
-              <ns0:t>Planning OS</ns0:t>
-            </ns0:r>
-          </ns0:p>
-        </ns0:tc>
-        <ns0:tc>
-          <ns0:tcPr>
-            <ns0:tcW ns0:w="2400" ns0:type="dxa"/>
-            <ns0:tcBorders>
-              <ns0:top ns0:val="single" ns0:sz="1" ns0:space="0" ns0:color="E2E8F0"/>
-              <ns0:left ns0:val="single" ns0:sz="1" ns0:space="0" ns0:color="E2E8F0"/>
-              <ns0:bottom ns0:val="single" ns0:sz="1" ns0:space="0" ns0:color="E2E8F0"/>
-              <ns0:right ns0:val="single" ns0:sz="1" ns0:space="0" ns0:color="E2E8F0"/>
-            </ns0:tcBorders>
-            <ns0:tcMar>
-              <ns0:top ns0:w="60" ns0:type="dxa"/>
-              <ns0:left ns0:w="100" ns0:type="dxa"/>
-              <ns0:bottom ns0:w="60" ns0:type="dxa"/>
-              <ns0:right ns0:w="100" ns0:type="dxa"/>
-            </ns0:tcMar>
-          </ns0:tcPr>
-          <ns0:p ns2:paraId="495C6F40" ns2:textId="77777777" ns0:rsidR="00D51757" ns0:rsidRDefault="00000000">
-            <ns0:r>
-              <ns0:rPr>
-                <ns0:color ns0:val="4A5568"/>
-                <ns0:sz ns0:val="20"/>
-                <ns0:szCs ns0:val="20"/>
-              </ns0:rPr>
-              <ns0:t>GIS subdivision workspace</ns0:t>
-            </ns0:r>
-          </ns0:p>
-        </ns0:tc>
-        <ns0:tc>
-          <ns0:tcPr>
-            <ns0:tcW ns0:w="5448" ns0:type="dxa"/>
-            <ns0:tcBorders>
-              <ns0:top ns0:val="single" ns0:sz="1" ns0:space="0" ns0:color="E2E8F0"/>
-              <ns0:left ns0:val="single" ns0:sz="1" ns0:space="0" ns0:color="E2E8F0"/>
-              <ns0:bottom ns0:val="single" ns0:sz="1" ns0:space="0" ns0:color="E2E8F0"/>
-              <ns0:right ns0:val="single" ns0:sz="1" ns0:space="0" ns0:color="E2E8F0"/>
-            </ns0:tcBorders>
-            <ns0:tcMar>
-              <ns0:top ns0:w="60" ns0:type="dxa"/>
-              <ns0:left ns0:w="100" ns0:type="dxa"/>
-              <ns0:bottom ns0:w="60" ns0:type="dxa"/>
-              <ns0:right ns0:w="100" ns0:type="dxa"/>
-            </ns0:tcMar>
-          </ns0:tcPr>
-          <ns0:p ns2:paraId="7A24CD3A" ns2:textId="77777777" ns0:rsidR="00D51757" ns0:rsidRDefault="00000000">
-            <ns0:r>
-              <ns0:rPr>
-                <ns0:color ns0:val="4A5568"/>
-                <ns0:sz ns0:val="20"/>
-                <ns0:szCs ns0:val="20"/>
-              </ns0:rPr>
-              <ns0:t>Spatial layers (8 types), scenarios with comparison, compliance rules (12 types), feasibility assumptions, threaded comments</ns0:t>
-            </ns0:r>
-          </ns0:p>
-        </ns0:tc>
-      </ns0:tr>
-      <ns0:tr ns0:rsidR="00D51757" ns2:paraId="7F0AAEC5" ns2:textId="77777777">
-        <ns0:tc>
-          <ns0:tcPr>
-            <ns0:tcW ns0:w="1800" ns0:type="dxa"/>
-            <ns0:tcBorders>
-              <ns0:top ns0:val="single" ns0:sz="1" ns0:space="0" ns0:color="E2E8F0"/>
-              <ns0:left ns0:val="single" ns0:sz="1" ns0:space="0" ns0:color="E2E8F0"/>
-              <ns0:bottom ns0:val="single" ns0:sz="1" ns0:space="0" ns0:color="E2E8F0"/>
-              <ns0:right ns0:val="single" ns0:sz="1" ns0:space="0" ns0:color="E2E8F0"/>
-            </ns0:tcBorders>
-            <ns0:shd ns0:val="clear" ns0:color="auto" ns0:fill="F8F9FA"/>
-            <ns0:tcMar>
-              <ns0:top ns0:w="60" ns0:type="dxa"/>
-              <ns0:left ns0:w="100" ns0:type="dxa"/>
-              <ns0:bottom ns0:w="60" ns0:type="dxa"/>
-              <ns0:right ns0:w="100" ns0:type="dxa"/>
-            </ns0:tcMar>
-          </ns0:tcPr>
-          <ns0:p ns2:paraId="2F2EF498" ns2:textId="77777777" ns0:rsidR="00D51757" ns0:rsidRDefault="00000000">
-            <ns0:r>
-              <ns0:rPr>
-                <ns0:color ns0:val="4A5568"/>
-                <ns0:sz ns0:val="20"/>
-                <ns0:szCs ns0:val="20"/>
-              </ns0:rPr>
-              <ns0:t>Projects</ns0:t>
-            </ns0:r>
-          </ns0:p>
-        </ns0:tc>
-        <ns0:tc>
-          <ns0:tcPr>
-            <ns0:tcW ns0:w="2400" ns0:type="dxa"/>
-            <ns0:tcBorders>
-              <ns0:top ns0:val="single" ns0:sz="1" ns0:space="0" ns0:color="E2E8F0"/>
-              <ns0:left ns0:val="single" ns0:sz="1" ns0:space="0" ns0:color="E2E8F0"/>
-              <ns0:bottom ns0:val="single" ns0:sz="1" ns0:space="0" ns0:color="E2E8F0"/>
-              <ns0:right ns0:val="single" ns0:sz="1" ns0:space="0" ns0:color="E2E8F0"/>
-            </ns0:tcBorders>
-            <ns0:shd ns0:val="clear" ns0:color="auto" ns0:fill="F8F9FA"/>
-            <ns0:tcMar>
-              <ns0:top ns0:w="60" ns0:type="dxa"/>
-              <ns0:left ns0:w="100" ns0:type="dxa"/>
-              <ns0:bottom ns0:w="60" ns0:type="dxa"/>
-              <ns0:right ns0:w="100" ns0:type="dxa"/>
-            </ns0:tcMar>
-          </ns0:tcPr>
-          <ns0:p ns2:paraId="376A40DD" ns2:textId="77777777" ns0:rsidR="00D51757" ns0:rsidRDefault="00000000">
-            <ns0:r>
-              <ns0:rPr>
-                <ns0:color ns0:val="4A5568"/>
-                <ns0:sz ns0:val="20"/>
-                <ns0:szCs ns0:val="20"/>
-              </ns0:rPr>
-              <ns0:t>Development management</ns0:t>
-            </ns0:r>
-          </ns0:p>
-        </ns0:tc>
-        <ns0:tc>
-          <ns0:tcPr>
-            <ns0:tcW ns0:w="5448" ns0:type="dxa"/>
-            <ns0:tcBorders>
-              <ns0:top ns0:val="single" ns0:sz="1" ns0:space="0" ns0:color="E2E8F0"/>
-              <ns0:left ns0:val="single" ns0:sz="1" ns0:space="0" ns0:color="E2E8F0"/>
-              <ns0:bottom ns0:val="single" ns0:sz="1" ns0:space="0" ns0:color="E2E8F0"/>
-              <ns0:right ns0:val="single" ns0:sz="1" ns0:space="0" ns0:color="E2E8F0"/>
-            </ns0:tcBorders>
-            <ns0:shd ns0:val="clear" ns0:color="auto" ns0:fill="F8F9FA"/>
-            <ns0:tcMar>
-              <ns0:top ns0:w="60" ns0:type="dxa"/>
-              <ns0:left ns0:w="100" ns0:type="dxa"/>
-              <ns0:bottom ns0:w="60" ns0:type="dxa"/>
-              <ns0:right ns0:w="100" ns0:type="dxa"/>
-            </ns0:tcMar>
-          </ns0:tcPr>
-          <ns0:p ns2:paraId="0247295E" ns2:textId="77777777" ns0:rsidR="00D51757" ns0:rsidRDefault="00000000">
-            <ns0:r>
-              <ns0:rPr>
-                <ns0:color ns0:val="4A5568"/>
-                <ns0:sz ns0:val="20"/>
-                <ns0:szCs ns0:val="20"/>
-              </ns0:rPr>
-              <ns0:t>14-stage stepper, buildings, phases, site logs, P&amp;L financials, document uploads</ns0:t>
             </ns0:r>
           </ns0:p>
         </ns0:tc>
@@ -7572,230 +7315,6 @@
           </ns0:p>
         </ns0:tc>
       </ns0:tr>
-      <ns0:tr ns0:rsidR="00D51757" ns2:paraId="4FB421D5" ns2:textId="77777777">
-        <ns0:tc>
-          <ns0:tcPr>
-            <ns0:tcW ns0:w="1600" ns0:type="dxa"/>
-            <ns0:tcBorders>
-              <ns0:top ns0:val="single" ns0:sz="1" ns0:space="0" ns0:color="E2E8F0"/>
-              <ns0:left ns0:val="single" ns0:sz="1" ns0:space="0" ns0:color="E2E8F0"/>
-              <ns0:bottom ns0:val="single" ns0:sz="1" ns0:space="0" ns0:color="E2E8F0"/>
-              <ns0:right ns0:val="single" ns0:sz="1" ns0:space="0" ns0:color="E2E8F0"/>
-            </ns0:tcBorders>
-            <ns0:shd ns0:val="clear" ns0:color="auto" ns0:fill="F8F9FA"/>
-            <ns0:tcMar>
-              <ns0:top ns0:w="60" ns0:type="dxa"/>
-              <ns0:left ns0:w="100" ns0:type="dxa"/>
-              <ns0:bottom ns0:w="60" ns0:type="dxa"/>
-              <ns0:right ns0:w="100" ns0:type="dxa"/>
-            </ns0:tcMar>
-          </ns0:tcPr>
-          <ns0:p ns2:paraId="48E6560D" ns2:textId="77777777" ns0:rsidR="00D51757" ns0:rsidRDefault="00000000">
-            <ns0:r>
-              <ns0:rPr>
-                <ns0:color ns0:val="4A5568"/>
-                <ns0:sz ns0:val="20"/>
-                <ns0:szCs ns0:val="20"/>
-              </ns0:rPr>
-              <ns0:t>Maps</ns0:t>
-            </ns0:r>
-          </ns0:p>
-        </ns0:tc>
-        <ns0:tc>
-          <ns0:tcPr>
-            <ns0:tcW ns0:w="2200" ns0:type="dxa"/>
-            <ns0:tcBorders>
-              <ns0:top ns0:val="single" ns0:sz="1" ns0:space="0" ns0:color="E2E8F0"/>
-              <ns0:left ns0:val="single" ns0:sz="1" ns0:space="0" ns0:color="E2E8F0"/>
-              <ns0:bottom ns0:val="single" ns0:sz="1" ns0:space="0" ns0:color="E2E8F0"/>
-              <ns0:right ns0:val="single" ns0:sz="1" ns0:space="0" ns0:color="E2E8F0"/>
-            </ns0:tcBorders>
-            <ns0:shd ns0:val="clear" ns0:color="auto" ns0:fill="F8F9FA"/>
-            <ns0:tcMar>
-              <ns0:top ns0:w="60" ns0:type="dxa"/>
-              <ns0:left ns0:w="100" ns0:type="dxa"/>
-              <ns0:bottom ns0:w="60" ns0:type="dxa"/>
-              <ns0:right ns0:w="100" ns0:type="dxa"/>
-            </ns0:tcMar>
-          </ns0:tcPr>
-          <ns0:p ns2:paraId="47800B16" ns2:textId="77777777" ns0:rsidR="00D51757" ns0:rsidRDefault="00000000">
-            <ns0:r>
-              <ns0:rPr>
-                <ns0:color ns0:val="4A5568"/>
-                <ns0:sz ns0:val="20"/>
-                <ns0:szCs ns0:val="20"/>
-              </ns0:rPr>
-              <ns0:t>Leaflet + React Leaflet</ns0:t>
-            </ns0:r>
-          </ns0:p>
-        </ns0:tc>
-        <ns0:tc>
-          <ns0:tcPr>
-            <ns0:tcW ns0:w="1200" ns0:type="dxa"/>
-            <ns0:tcBorders>
-              <ns0:top ns0:val="single" ns0:sz="1" ns0:space="0" ns0:color="E2E8F0"/>
-              <ns0:left ns0:val="single" ns0:sz="1" ns0:space="0" ns0:color="E2E8F0"/>
-              <ns0:bottom ns0:val="single" ns0:sz="1" ns0:space="0" ns0:color="E2E8F0"/>
-              <ns0:right ns0:val="single" ns0:sz="1" ns0:space="0" ns0:color="E2E8F0"/>
-            </ns0:tcBorders>
-            <ns0:shd ns0:val="clear" ns0:color="auto" ns0:fill="F8F9FA"/>
-            <ns0:tcMar>
-              <ns0:top ns0:w="60" ns0:type="dxa"/>
-              <ns0:left ns0:w="100" ns0:type="dxa"/>
-              <ns0:bottom ns0:w="60" ns0:type="dxa"/>
-              <ns0:right ns0:w="100" ns0:type="dxa"/>
-            </ns0:tcMar>
-          </ns0:tcPr>
-          <ns0:p ns2:paraId="16362715" ns2:textId="77777777" ns0:rsidR="00D51757" ns0:rsidRDefault="00000000">
-            <ns0:r>
-              <ns0:rPr>
-                <ns0:color ns0:val="4A5568"/>
-                <ns0:sz ns0:val="20"/>
-                <ns0:szCs ns0:val="20"/>
-              </ns0:rPr>
-              <ns0:t>1.9.4</ns0:t>
-            </ns0:r>
-          </ns0:p>
-        </ns0:tc>
-        <ns0:tc>
-          <ns0:tcPr>
-            <ns0:tcW ns0:w="4648" ns0:type="dxa"/>
-            <ns0:tcBorders>
-              <ns0:top ns0:val="single" ns0:sz="1" ns0:space="0" ns0:color="E2E8F0"/>
-              <ns0:left ns0:val="single" ns0:sz="1" ns0:space="0" ns0:color="E2E8F0"/>
-              <ns0:bottom ns0:val="single" ns0:sz="1" ns0:space="0" ns0:color="E2E8F0"/>
-              <ns0:right ns0:val="single" ns0:sz="1" ns0:space="0" ns0:color="E2E8F0"/>
-            </ns0:tcBorders>
-            <ns0:shd ns0:val="clear" ns0:color="auto" ns0:fill="F8F9FA"/>
-            <ns0:tcMar>
-              <ns0:top ns0:w="60" ns0:type="dxa"/>
-              <ns0:left ns0:w="100" ns0:type="dxa"/>
-              <ns0:bottom ns0:w="60" ns0:type="dxa"/>
-              <ns0:right ns0:w="100" ns0:type="dxa"/>
-            </ns0:tcMar>
-          </ns0:tcPr>
-          <ns0:p ns2:paraId="36860D2C" ns2:textId="77777777" ns0:rsidR="00D51757" ns0:rsidRDefault="00000000">
-            <ns0:r>
-              <ns0:rPr>
-                <ns0:color ns0:val="4A5568"/>
-                <ns0:sz ns0:val="20"/>
-                <ns0:szCs ns0:val="20"/>
-              </ns0:rPr>
-              <ns0:t>Open-source interactive mapping with drawing tools</ns0:t>
-            </ns0:r>
-          </ns0:p>
-        </ns0:tc>
-      </ns0:tr>
-      <ns0:tr ns0:rsidR="00D51757" ns2:paraId="35153193" ns2:textId="77777777">
-        <ns0:tc>
-          <ns0:tcPr>
-            <ns0:tcW ns0:w="1600" ns0:type="dxa"/>
-            <ns0:tcBorders>
-              <ns0:top ns0:val="single" ns0:sz="1" ns0:space="0" ns0:color="E2E8F0"/>
-              <ns0:left ns0:val="single" ns0:sz="1" ns0:space="0" ns0:color="E2E8F0"/>
-              <ns0:bottom ns0:val="single" ns0:sz="1" ns0:space="0" ns0:color="E2E8F0"/>
-              <ns0:right ns0:val="single" ns0:sz="1" ns0:space="0" ns0:color="E2E8F0"/>
-            </ns0:tcBorders>
-            <ns0:tcMar>
-              <ns0:top ns0:w="60" ns0:type="dxa"/>
-              <ns0:left ns0:w="100" ns0:type="dxa"/>
-              <ns0:bottom ns0:w="60" ns0:type="dxa"/>
-              <ns0:right ns0:w="100" ns0:type="dxa"/>
-            </ns0:tcMar>
-          </ns0:tcPr>
-          <ns0:p ns2:paraId="4C82C1D8" ns2:textId="77777777" ns0:rsidR="00D51757" ns0:rsidRDefault="00000000">
-            <ns0:r>
-              <ns0:rPr>
-                <ns0:color ns0:val="4A5568"/>
-                <ns0:sz ns0:val="20"/>
-                <ns0:szCs ns0:val="20"/>
-              </ns0:rPr>
-              <ns0:t>Spatial</ns0:t>
-            </ns0:r>
-          </ns0:p>
-        </ns0:tc>
-        <ns0:tc>
-          <ns0:tcPr>
-            <ns0:tcW ns0:w="2200" ns0:type="dxa"/>
-            <ns0:tcBorders>
-              <ns0:top ns0:val="single" ns0:sz="1" ns0:space="0" ns0:color="E2E8F0"/>
-              <ns0:left ns0:val="single" ns0:sz="1" ns0:space="0" ns0:color="E2E8F0"/>
-              <ns0:bottom ns0:val="single" ns0:sz="1" ns0:space="0" ns0:color="E2E8F0"/>
-              <ns0:right ns0:val="single" ns0:sz="1" ns0:space="0" ns0:color="E2E8F0"/>
-            </ns0:tcBorders>
-            <ns0:tcMar>
-              <ns0:top ns0:w="60" ns0:type="dxa"/>
-              <ns0:left ns0:w="100" ns0:type="dxa"/>
-              <ns0:bottom ns0:w="60" ns0:type="dxa"/>
-              <ns0:right ns0:w="100" ns0:type="dxa"/>
-            </ns0:tcMar>
-          </ns0:tcPr>
-          <ns0:p ns2:paraId="4F5350A9" ns2:textId="77777777" ns0:rsidR="00D51757" ns0:rsidRDefault="00000000">
-            <ns0:r>
-              <ns0:rPr>
-                <ns0:color ns0:val="4A5568"/>
-                <ns0:sz ns0:val="20"/>
-                <ns0:szCs ns0:val="20"/>
-              </ns0:rPr>
-              <ns0:t>Turf.js</ns0:t>
-            </ns0:r>
-          </ns0:p>
-        </ns0:tc>
-        <ns0:tc>
-          <ns0:tcPr>
-            <ns0:tcW ns0:w="1200" ns0:type="dxa"/>
-            <ns0:tcBorders>
-              <ns0:top ns0:val="single" ns0:sz="1" ns0:space="0" ns0:color="E2E8F0"/>
-              <ns0:left ns0:val="single" ns0:sz="1" ns0:space="0" ns0:color="E2E8F0"/>
-              <ns0:bottom ns0:val="single" ns0:sz="1" ns0:space="0" ns0:color="E2E8F0"/>
-              <ns0:right ns0:val="single" ns0:sz="1" ns0:space="0" ns0:color="E2E8F0"/>
-            </ns0:tcBorders>
-            <ns0:tcMar>
-              <ns0:top ns0:w="60" ns0:type="dxa"/>
-              <ns0:left ns0:w="100" ns0:type="dxa"/>
-              <ns0:bottom ns0:w="60" ns0:type="dxa"/>
-              <ns0:right ns0:w="100" ns0:type="dxa"/>
-            </ns0:tcMar>
-          </ns0:tcPr>
-          <ns0:p ns2:paraId="4A4A5164" ns2:textId="77777777" ns0:rsidR="00D51757" ns0:rsidRDefault="00000000">
-            <ns0:r>
-              <ns0:rPr>
-                <ns0:color ns0:val="4A5568"/>
-                <ns0:sz ns0:val="20"/>
-                <ns0:szCs ns0:val="20"/>
-              </ns0:rPr>
-              <ns0:t>—</ns0:t>
-            </ns0:r>
-          </ns0:p>
-        </ns0:tc>
-        <ns0:tc>
-          <ns0:tcPr>
-            <ns0:tcW ns0:w="4648" ns0:type="dxa"/>
-            <ns0:tcBorders>
-              <ns0:top ns0:val="single" ns0:sz="1" ns0:space="0" ns0:color="E2E8F0"/>
-              <ns0:left ns0:val="single" ns0:sz="1" ns0:space="0" ns0:color="E2E8F0"/>
-              <ns0:bottom ns0:val="single" ns0:sz="1" ns0:space="0" ns0:color="E2E8F0"/>
-              <ns0:right ns0:val="single" ns0:sz="1" ns0:space="0" ns0:color="E2E8F0"/>
-            </ns0:tcBorders>
-            <ns0:tcMar>
-              <ns0:top ns0:w="60" ns0:type="dxa"/>
-              <ns0:left ns0:w="100" ns0:type="dxa"/>
-              <ns0:bottom ns0:w="60" ns0:type="dxa"/>
-              <ns0:right ns0:w="100" ns0:type="dxa"/>
-            </ns0:tcMar>
-          </ns0:tcPr>
-          <ns0:p ns2:paraId="202135AF" ns2:textId="77777777" ns0:rsidR="00D51757" ns0:rsidRDefault="00000000">
-            <ns0:r>
-              <ns0:rPr>
-                <ns0:color ns0:val="4A5568"/>
-                <ns0:sz ns0:val="20"/>
-                <ns0:szCs ns0:val="20"/>
-              </ns0:rPr>
-              <ns0:t>Area calculation, centroid, intersection, buffer analysis</ns0:t>
-            </ns0:r>
-          </ns0:p>
-        </ns0:tc>
-      </ns0:tr>
       <ns0:tr ns0:rsidR="00D51757" ns2:paraId="746582A5" ns2:textId="77777777">
         <ns0:tc>
           <ns0:tcPr>
@@ -8269,7 +7788,7 @@
         <ns0:rPr>
           <ns0:color ns0:val="4A5568"/>
         </ns0:rPr>
-        <ns0:t>Mimaric’s database comprises 80+ Prisma models organized into 10 bounded contexts, totaling over 2,500 lines of schema definition. The schema is designed with domain-driven principles, Saudi government field alignment, and financial precision.</ns0:t>
+        <ns0:t>Mimaric’s database comprises 40 Prisma models organized into 7 domains, totaling 1,373 lines of schema definition. The schema is designed with domain-driven principles, Saudi government field alignment, and financial precision.</ns0:t>
       </ns0:r>
     </ns0:p>
     <ns0:p ns2:paraId="076CADB7" ns2:textId="77777777" ns0:rsidR="00D51757" ns0:rsidRDefault="00D51757">
@@ -8477,175 +7996,6 @@
           </ns0:p>
         </ns0:tc>
       </ns0:tr>
-      <ns0:tr ns0:rsidR="00D51757" ns2:paraId="62131016" ns2:textId="77777777">
-        <ns0:tc>
-          <ns0:tcPr>
-            <ns0:tcW ns0:w="3200" ns0:type="dxa"/>
-            <ns0:tcBorders>
-              <ns0:top ns0:val="single" ns0:sz="1" ns0:space="0" ns0:color="E2E8F0"/>
-              <ns0:left ns0:val="single" ns0:sz="1" ns0:space="0" ns0:color="E2E8F0"/>
-              <ns0:bottom ns0:val="single" ns0:sz="1" ns0:space="0" ns0:color="E2E8F0"/>
-              <ns0:right ns0:val="single" ns0:sz="1" ns0:space="0" ns0:color="E2E8F0"/>
-            </ns0:tcBorders>
-            <ns0:shd ns0:val="clear" ns0:color="auto" ns0:fill="F8F9FA"/>
-            <ns0:tcMar>
-              <ns0:top ns0:w="60" ns0:type="dxa"/>
-              <ns0:left ns0:w="100" ns0:type="dxa"/>
-              <ns0:bottom ns0:w="60" ns0:type="dxa"/>
-              <ns0:right ns0:w="100" ns0:type="dxa"/>
-            </ns0:tcMar>
-          </ns0:tcPr>
-          <ns0:p ns2:paraId="2103E479" ns2:textId="77777777" ns0:rsidR="00D51757" ns0:rsidRDefault="00000000">
-            <ns0:r>
-              <ns0:rPr>
-                <ns0:color ns0:val="4A5568"/>
-                <ns0:sz ns0:val="20"/>
-                <ns0:szCs ns0:val="20"/>
-              </ns0:rPr>
-              <ns0:t>Property &amp; Development</ns0:t>
-            </ns0:r>
-          </ns0:p>
-        </ns0:tc>
-        <ns0:tc>
-          <ns0:tcPr>
-            <ns0:tcW ns0:w="1200" ns0:type="dxa"/>
-            <ns0:tcBorders>
-              <ns0:top ns0:val="single" ns0:sz="1" ns0:space="0" ns0:color="E2E8F0"/>
-              <ns0:left ns0:val="single" ns0:sz="1" ns0:space="0" ns0:color="E2E8F0"/>
-              <ns0:bottom ns0:val="single" ns0:sz="1" ns0:space="0" ns0:color="E2E8F0"/>
-              <ns0:right ns0:val="single" ns0:sz="1" ns0:space="0" ns0:color="E2E8F0"/>
-            </ns0:tcBorders>
-            <ns0:shd ns0:val="clear" ns0:color="auto" ns0:fill="F8F9FA"/>
-            <ns0:tcMar>
-              <ns0:top ns0:w="60" ns0:type="dxa"/>
-              <ns0:left ns0:w="100" ns0:type="dxa"/>
-              <ns0:bottom ns0:w="60" ns0:type="dxa"/>
-              <ns0:right ns0:w="100" ns0:type="dxa"/>
-            </ns0:tcMar>
-          </ns0:tcPr>
-          <ns0:p ns2:paraId="2D60C36F" ns2:textId="77777777" ns0:rsidR="00D51757" ns0:rsidRDefault="00000000">
-            <ns0:r>
-              <ns0:rPr>
-                <ns0:color ns0:val="4A5568"/>
-                <ns0:sz ns0:val="20"/>
-                <ns0:szCs ns0:val="20"/>
-              </ns0:rPr>
-              <ns0:t>12</ns0:t>
-            </ns0:r>
-          </ns0:p>
-        </ns0:tc>
-        <ns0:tc>
-          <ns0:tcPr>
-            <ns0:tcW ns0:w="5248" ns0:type="dxa"/>
-            <ns0:tcBorders>
-              <ns0:top ns0:val="single" ns0:sz="1" ns0:space="0" ns0:color="E2E8F0"/>
-              <ns0:left ns0:val="single" ns0:sz="1" ns0:space="0" ns0:color="E2E8F0"/>
-              <ns0:bottom ns0:val="single" ns0:sz="1" ns0:space="0" ns0:color="E2E8F0"/>
-              <ns0:right ns0:val="single" ns0:sz="1" ns0:space="0" ns0:color="E2E8F0"/>
-            </ns0:tcBorders>
-            <ns0:shd ns0:val="clear" ns0:color="auto" ns0:fill="F8F9FA"/>
-            <ns0:tcMar>
-              <ns0:top ns0:w="60" ns0:type="dxa"/>
-              <ns0:left ns0:w="100" ns0:type="dxa"/>
-              <ns0:bottom ns0:w="60" ns0:type="dxa"/>
-              <ns0:right ns0:w="100" ns0:type="dxa"/>
-            </ns0:tcMar>
-          </ns0:tcPr>
-          <ns0:p ns2:paraId="74364C1E" ns2:textId="77777777" ns0:rsidR="00D51757" ns0:rsidRDefault="00000000">
-            <ns0:r>
-              <ns0:rPr>
-                <ns0:color ns0:val="4A5568"/>
-                <ns0:sz ns0:val="20"/>
-                <ns0:szCs ns0:val="20"/>
-              </ns0:rPr>
-              <ns0:t>Project, Building, Unit, Phase, DueDiligence, SiteLog, ConstraintRecord, FeasibilityAssessment, DecisionGate, ConceptPlan</ns0:t>
-            </ns0:r>
-          </ns0:p>
-        </ns0:tc>
-      </ns0:tr>
-      <ns0:tr ns0:rsidR="00D51757" ns2:paraId="73B939AE" ns2:textId="77777777">
-        <ns0:tc>
-          <ns0:tcPr>
-            <ns0:tcW ns0:w="3200" ns0:type="dxa"/>
-            <ns0:tcBorders>
-              <ns0:top ns0:val="single" ns0:sz="1" ns0:space="0" ns0:color="E2E8F0"/>
-              <ns0:left ns0:val="single" ns0:sz="1" ns0:space="0" ns0:color="E2E8F0"/>
-              <ns0:bottom ns0:val="single" ns0:sz="1" ns0:space="0" ns0:color="E2E8F0"/>
-              <ns0:right ns0:val="single" ns0:sz="1" ns0:space="0" ns0:color="E2E8F0"/>
-            </ns0:tcBorders>
-            <ns0:tcMar>
-              <ns0:top ns0:w="60" ns0:type="dxa"/>
-              <ns0:left ns0:w="100" ns0:type="dxa"/>
-              <ns0:bottom ns0:w="60" ns0:type="dxa"/>
-              <ns0:right ns0:w="100" ns0:type="dxa"/>
-            </ns0:tcMar>
-          </ns0:tcPr>
-          <ns0:p ns2:paraId="105CF922" ns2:textId="77777777" ns0:rsidR="00D51757" ns0:rsidRDefault="00000000">
-            <ns0:r>
-              <ns0:rPr>
-                <ns0:color ns0:val="4A5568"/>
-                <ns0:sz ns0:val="20"/>
-                <ns0:szCs ns0:val="20"/>
-              </ns0:rPr>
-              <ns0:t>Subdivision &amp; Planning</ns0:t>
-            </ns0:r>
-          </ns0:p>
-        </ns0:tc>
-        <ns0:tc>
-          <ns0:tcPr>
-            <ns0:tcW ns0:w="1200" ns0:type="dxa"/>
-            <ns0:tcBorders>
-              <ns0:top ns0:val="single" ns0:sz="1" ns0:space="0" ns0:color="E2E8F0"/>
-              <ns0:left ns0:val="single" ns0:sz="1" ns0:space="0" ns0:color="E2E8F0"/>
-              <ns0:bottom ns0:val="single" ns0:sz="1" ns0:space="0" ns0:color="E2E8F0"/>
-              <ns0:right ns0:val="single" ns0:sz="1" ns0:space="0" ns0:color="E2E8F0"/>
-            </ns0:tcBorders>
-            <ns0:tcMar>
-              <ns0:top ns0:w="60" ns0:type="dxa"/>
-              <ns0:left ns0:w="100" ns0:type="dxa"/>
-              <ns0:bottom ns0:w="60" ns0:type="dxa"/>
-              <ns0:right ns0:w="100" ns0:type="dxa"/>
-            </ns0:tcMar>
-          </ns0:tcPr>
-          <ns0:p ns2:paraId="59CE385C" ns2:textId="77777777" ns0:rsidR="00D51757" ns0:rsidRDefault="00000000">
-            <ns0:r>
-              <ns0:rPr>
-                <ns0:color ns0:val="4A5568"/>
-                <ns0:sz ns0:val="20"/>
-                <ns0:szCs ns0:val="20"/>
-              </ns0:rPr>
-              <ns0:t>11</ns0:t>
-            </ns0:r>
-          </ns0:p>
-        </ns0:tc>
-        <ns0:tc>
-          <ns0:tcPr>
-            <ns0:tcW ns0:w="5248" ns0:type="dxa"/>
-            <ns0:tcBorders>
-              <ns0:top ns0:val="single" ns0:sz="1" ns0:space="0" ns0:color="E2E8F0"/>
-              <ns0:left ns0:val="single" ns0:sz="1" ns0:space="0" ns0:color="E2E8F0"/>
-              <ns0:bottom ns0:val="single" ns0:sz="1" ns0:space="0" ns0:color="E2E8F0"/>
-              <ns0:right ns0:val="single" ns0:sz="1" ns0:space="0" ns0:color="E2E8F0"/>
-            </ns0:tcBorders>
-            <ns0:tcMar>
-              <ns0:top ns0:w="60" ns0:type="dxa"/>
-              <ns0:left ns0:w="100" ns0:type="dxa"/>
-              <ns0:bottom ns0:w="60" ns0:type="dxa"/>
-              <ns0:right ns0:w="100" ns0:type="dxa"/>
-            </ns0:tcMar>
-          </ns0:tcPr>
-          <ns0:p ns2:paraId="5755054D" ns2:textId="77777777" ns0:rsidR="00D51757" ns0:rsidRDefault="00000000">
-            <ns0:r>
-              <ns0:rPr>
-                <ns0:color ns0:val="4A5568"/>
-                <ns0:sz ns0:val="20"/>
-                <ns0:szCs ns0:val="20"/>
-              </ns0:rPr>
-              <ns0:t>SubdivisionPlan, Plot, Block, Road, UtilityCorridor, PlanningWorkspace, PlanningScenario, SpatialLayer, RuleTemplate</ns0:t>
-            </ns0:r>
-          </ns0:p>
-        </ns0:tc>
-      </ns0:tr>
       <ns0:tr ns0:rsidR="00D51757" ns2:paraId="3DE53563" ns2:textId="77777777">
         <ns0:tc>
           <ns0:tcPr>
@@ -8897,175 +8247,6 @@
                 <ns0:szCs ns0:val="20"/>
               </ns0:rPr>
               <ns0:t>MaintenanceRequest, PreventiveMaintenancePlan</ns0:t>
-            </ns0:r>
-          </ns0:p>
-        </ns0:tc>
-      </ns0:tr>
-      <ns0:tr ns0:rsidR="00D51757" ns2:paraId="7DA5694A" ns2:textId="77777777">
-        <ns0:tc>
-          <ns0:tcPr>
-            <ns0:tcW ns0:w="3200" ns0:type="dxa"/>
-            <ns0:tcBorders>
-              <ns0:top ns0:val="single" ns0:sz="1" ns0:space="0" ns0:color="E2E8F0"/>
-              <ns0:left ns0:val="single" ns0:sz="1" ns0:space="0" ns0:color="E2E8F0"/>
-              <ns0:bottom ns0:val="single" ns0:sz="1" ns0:space="0" ns0:color="E2E8F0"/>
-              <ns0:right ns0:val="single" ns0:sz="1" ns0:space="0" ns0:color="E2E8F0"/>
-            </ns0:tcBorders>
-            <ns0:tcMar>
-              <ns0:top ns0:w="60" ns0:type="dxa"/>
-              <ns0:left ns0:w="100" ns0:type="dxa"/>
-              <ns0:bottom ns0:w="60" ns0:type="dxa"/>
-              <ns0:right ns0:w="100" ns0:type="dxa"/>
-            </ns0:tcMar>
-          </ns0:tcPr>
-          <ns0:p ns2:paraId="65CDD745" ns2:textId="77777777" ns0:rsidR="00D51757" ns0:rsidRDefault="00000000">
-            <ns0:r>
-              <ns0:rPr>
-                <ns0:color ns0:val="4A5568"/>
-                <ns0:sz ns0:val="20"/>
-                <ns0:szCs ns0:val="20"/>
-              </ns0:rPr>
-              <ns0:t>Authority &amp; Approvals</ns0:t>
-            </ns0:r>
-          </ns0:p>
-        </ns0:tc>
-        <ns0:tc>
-          <ns0:tcPr>
-            <ns0:tcW ns0:w="1200" ns0:type="dxa"/>
-            <ns0:tcBorders>
-              <ns0:top ns0:val="single" ns0:sz="1" ns0:space="0" ns0:color="E2E8F0"/>
-              <ns0:left ns0:val="single" ns0:sz="1" ns0:space="0" ns0:color="E2E8F0"/>
-              <ns0:bottom ns0:val="single" ns0:sz="1" ns0:space="0" ns0:color="E2E8F0"/>
-              <ns0:right ns0:val="single" ns0:sz="1" ns0:space="0" ns0:color="E2E8F0"/>
-            </ns0:tcBorders>
-            <ns0:tcMar>
-              <ns0:top ns0:w="60" ns0:type="dxa"/>
-              <ns0:left ns0:w="100" ns0:type="dxa"/>
-              <ns0:bottom ns0:w="60" ns0:type="dxa"/>
-              <ns0:right ns0:w="100" ns0:type="dxa"/>
-            </ns0:tcMar>
-          </ns0:tcPr>
-          <ns0:p ns2:paraId="24C86515" ns2:textId="77777777" ns0:rsidR="00D51757" ns0:rsidRDefault="00000000">
-            <ns0:r>
-              <ns0:rPr>
-                <ns0:color ns0:val="4A5568"/>
-                <ns0:sz ns0:val="20"/>
-                <ns0:szCs ns0:val="20"/>
-              </ns0:rPr>
-              <ns0:t>4</ns0:t>
-            </ns0:r>
-          </ns0:p>
-        </ns0:tc>
-        <ns0:tc>
-          <ns0:tcPr>
-            <ns0:tcW ns0:w="5248" ns0:type="dxa"/>
-            <ns0:tcBorders>
-              <ns0:top ns0:val="single" ns0:sz="1" ns0:space="0" ns0:color="E2E8F0"/>
-              <ns0:left ns0:val="single" ns0:sz="1" ns0:space="0" ns0:color="E2E8F0"/>
-              <ns0:bottom ns0:val="single" ns0:sz="1" ns0:space="0" ns0:color="E2E8F0"/>
-              <ns0:right ns0:val="single" ns0:sz="1" ns0:space="0" ns0:color="E2E8F0"/>
-            </ns0:tcBorders>
-            <ns0:tcMar>
-              <ns0:top ns0:w="60" ns0:type="dxa"/>
-              <ns0:left ns0:w="100" ns0:type="dxa"/>
-              <ns0:bottom ns0:w="60" ns0:type="dxa"/>
-              <ns0:right ns0:w="100" ns0:type="dxa"/>
-            </ns0:tcMar>
-          </ns0:tcPr>
-          <ns0:p ns2:paraId="36DAA980" ns2:textId="77777777" ns0:rsidR="00D51757" ns0:rsidRDefault="00000000">
-            <ns0:r>
-              <ns0:rPr>
-                <ns0:color ns0:val="4A5568"/>
-                <ns0:sz ns0:val="20"/>
-                <ns0:szCs ns0:val="20"/>
-              </ns0:rPr>
-              <ns0:t>ApprovalSubmission, ApprovalComment, ApprovalCondition, InfrastructureReadiness</ns0:t>
-            </ns0:r>
-          </ns0:p>
-        </ns0:tc>
-      </ns0:tr>
-      <ns0:tr ns0:rsidR="00D51757" ns2:paraId="5BD325CC" ns2:textId="77777777">
-        <ns0:tc>
-          <ns0:tcPr>
-            <ns0:tcW ns0:w="3200" ns0:type="dxa"/>
-            <ns0:tcBorders>
-              <ns0:top ns0:val="single" ns0:sz="1" ns0:space="0" ns0:color="E2E8F0"/>
-              <ns0:left ns0:val="single" ns0:sz="1" ns0:space="0" ns0:color="E2E8F0"/>
-              <ns0:bottom ns0:val="single" ns0:sz="1" ns0:space="0" ns0:color="E2E8F0"/>
-              <ns0:right ns0:val="single" ns0:sz="1" ns0:space="0" ns0:color="E2E8F0"/>
-            </ns0:tcBorders>
-            <ns0:shd ns0:val="clear" ns0:color="auto" ns0:fill="F8F9FA"/>
-            <ns0:tcMar>
-              <ns0:top ns0:w="60" ns0:type="dxa"/>
-              <ns0:left ns0:w="100" ns0:type="dxa"/>
-              <ns0:bottom ns0:w="60" ns0:type="dxa"/>
-              <ns0:right ns0:w="100" ns0:type="dxa"/>
-            </ns0:tcMar>
-          </ns0:tcPr>
-          <ns0:p ns2:paraId="4DC53B43" ns2:textId="77777777" ns0:rsidR="00D51757" ns0:rsidRDefault="00000000">
-            <ns0:r>
-              <ns0:rPr>
-                <ns0:color ns0:val="4A5568"/>
-                <ns0:sz ns0:val="20"/>
-                <ns0:szCs ns0:val="20"/>
-              </ns0:rPr>
-              <ns0:t>Commercialization</ns0:t>
-            </ns0:r>
-          </ns0:p>
-        </ns0:tc>
-        <ns0:tc>
-          <ns0:tcPr>
-            <ns0:tcW ns0:w="1200" ns0:type="dxa"/>
-            <ns0:tcBorders>
-              <ns0:top ns0:val="single" ns0:sz="1" ns0:space="0" ns0:color="E2E8F0"/>
-              <ns0:left ns0:val="single" ns0:sz="1" ns0:space="0" ns0:color="E2E8F0"/>
-              <ns0:bottom ns0:val="single" ns0:sz="1" ns0:space="0" ns0:color="E2E8F0"/>
-              <ns0:right ns0:val="single" ns0:sz="1" ns0:space="0" ns0:color="E2E8F0"/>
-            </ns0:tcBorders>
-            <ns0:shd ns0:val="clear" ns0:color="auto" ns0:fill="F8F9FA"/>
-            <ns0:tcMar>
-              <ns0:top ns0:w="60" ns0:type="dxa"/>
-              <ns0:left ns0:w="100" ns0:type="dxa"/>
-              <ns0:bottom ns0:w="60" ns0:type="dxa"/>
-              <ns0:right ns0:w="100" ns0:type="dxa"/>
-            </ns0:tcMar>
-          </ns0:tcPr>
-          <ns0:p ns2:paraId="227F4B17" ns2:textId="77777777" ns0:rsidR="00D51757" ns0:rsidRDefault="00000000">
-            <ns0:r>
-              <ns0:rPr>
-                <ns0:color ns0:val="4A5568"/>
-                <ns0:sz ns0:val="20"/>
-                <ns0:szCs ns0:val="20"/>
-              </ns0:rPr>
-              <ns0:t>6</ns0:t>
-            </ns0:r>
-          </ns0:p>
-        </ns0:tc>
-        <ns0:tc>
-          <ns0:tcPr>
-            <ns0:tcW ns0:w="5248" ns0:type="dxa"/>
-            <ns0:tcBorders>
-              <ns0:top ns0:val="single" ns0:sz="1" ns0:space="0" ns0:color="E2E8F0"/>
-              <ns0:left ns0:val="single" ns0:sz="1" ns0:space="0" ns0:color="E2E8F0"/>
-              <ns0:bottom ns0:val="single" ns0:sz="1" ns0:space="0" ns0:color="E2E8F0"/>
-              <ns0:right ns0:val="single" ns0:sz="1" ns0:space="0" ns0:color="E2E8F0"/>
-            </ns0:tcBorders>
-            <ns0:shd ns0:val="clear" ns0:color="auto" ns0:fill="F8F9FA"/>
-            <ns0:tcMar>
-              <ns0:top ns0:w="60" ns0:type="dxa"/>
-              <ns0:left ns0:w="100" ns0:type="dxa"/>
-              <ns0:bottom ns0:w="60" ns0:type="dxa"/>
-              <ns0:right ns0:w="100" ns0:type="dxa"/>
-            </ns0:tcMar>
-          </ns0:tcPr>
-          <ns0:p ns2:paraId="08706B5B" ns2:textId="77777777" ns0:rsidR="00D51757" ns0:rsidRDefault="00000000">
-            <ns0:r>
-              <ns0:rPr>
-                <ns0:color ns0:val="4A5568"/>
-                <ns0:sz ns0:val="20"/>
-                <ns0:szCs ns0:val="20"/>
-              </ns0:rPr>
-              <ns0:t>InventoryItem, PricingRule, LaunchWave, Plan, Entitlement, Coupon</ns0:t>
             </ns0:r>
           </ns0:p>
         </ns0:tc>
@@ -9647,7 +8828,7 @@
         <ns0:rPr>
           <ns0:color ns0:val="4A5568"/>
         </ns0:rPr>
-        <ns0:t>40+ granular permissions across 15+ resource categories with server-side enforcement</ns0:t>
+        <ns0:t>50 granular permissions across 14 resource categories with server-side enforcement</ns0:t>
       </ns0:r>
     </ns0:p>
     <ns0:p ns2:paraId="0D9B123A" ns2:textId="77777777" ns0:rsidR="00D51757" ns0:rsidRDefault="00000000">
@@ -9822,7 +9003,7 @@
         <ns0:rPr>
           <ns0:color ns0:val="4A5568"/>
         </ns0:rPr>
-        <ns0:t>The platform implements 35 Server Action files with 175 functions covering all operations: authentication, onboarding, customer CRM, unit inventory, contract lifecycle, lease management, reservations, installments, finance, maintenance, preventive maintenance, documents, land acquisition, sales analytics, search, reports, audit, notifications, organization, team management, invitations, permission requests, join requests, support tickets, user preferences, site logs, constraints, feasibility, decision gates, concept plans, subdivision, approvals, infrastructure, inventory, pricing, launch waves, planning workspaces, planning scenarios, inventory handoff, plot conversion, post-handover maintenance, milestones, escrow, Etmam sync, billing, coupons, compliance, feasibility assumptions, planning comments, planning conversion, and planning reports.</ns0:t>
+        <ns0:t>The platform implements 35 Server Action files with 175 functions covering all operations: authentication, onboarding, customer CRM, unit inventory, contract lifecycle, lease management, deals/reservations, payment plans, installments, finance, maintenance, preventive maintenance, documents, sales analytics, search, reports, audit, notifications, organization, team management, invitations, permission requests, join requests, support tickets, user preferences, billing, coupons, and SEO configuration.</ns0:t>
       </ns0:r>
     </ns0:p>
     <ns0:p ns2:paraId="111D51B7" ns2:textId="77777777" ns0:rsidR="00D51757" ns0:rsidRDefault="00000000">
@@ -9978,7 +9159,7 @@
         <ns0:rPr>
           <ns0:color ns0:val="4A5568"/>
         </ns0:rPr>
-        <ns0:t>Mimaric sits at the center of the Saudi government digital ecosystem, with schema-level alignment to 10 government platforms. The integration follows a three-layer approach:</ns0:t>
+        <ns0:t>Mimaric sits at the center of the Saudi government digital ecosystem, with schema-level alignment to 7 government platforms. The integration follows a three-layer approach:</ns0:t>
       </ns0:r>
     </ns0:p>
     <ns0:p ns2:paraId="7C6DAC69" ns2:textId="77777777" ns0:rsidR="00D51757" ns0:rsidRDefault="00D51757">
@@ -9996,7 +9177,7 @@
           <ns0:bCs/>
           <ns0:color ns0:val="182840"/>
         </ns0:rPr>
-        <ns0:t xml:space="preserve">Schema Alignment — Data models mirror the exact field structures expected by government platforms. Customer fields align with Absher, Organization fields with MOC, Project fields with Balady, Contract fields with Ejar and Wafi.</ns0:t>
+        <ns0:t>Schema Alignment — Data models mirror the exact field structures expected by government platforms. Customer fields align with Absher, Organization fields with MOC, Unit/Property fields with Balady, Contract fields with Ejar.</ns0:t>
       </ns0:r>
       <ns0:r>
         <ns0:rPr>
@@ -10015,7 +9196,7 @@
           <ns0:bCs/>
           <ns0:color ns0:val="182840"/>
         </ns0:rPr>
-        <ns0:t xml:space="preserve">Compliance by Design — Business rules enforce regulatory requirements at the application level: 5% security deposit cap for Ejar, milestone-based payment scheduling for Wafi, PDPL-compliant audit trails, NCA-aligned password policies.</ns0:t>
+        <ns0:t>Compliance by Design — Business rules enforce regulatory requirements at the application level: 5% security deposit cap for Ejar, PDPL-compliant audit trails, NCA-aligned password policies.</ns0:t>
       </ns0:r>
       <ns0:r>
         <ns0:rPr>
@@ -13735,663 +12916,6 @@
           </ns0:p>
         </ns0:tc>
       </ns0:tr>
-      <ns0:tr ns0:rsidR="00D51757" ns2:paraId="6A5CF6F6" ns2:textId="77777777">
-        <ns0:tc>
-          <ns0:tcPr>
-            <ns0:tcW ns0:w="2200" ns0:type="dxa"/>
-            <ns0:tcBorders>
-              <ns0:top ns0:val="single" ns0:sz="1" ns0:space="0" ns0:color="E2E8F0"/>
-              <ns0:left ns0:val="single" ns0:sz="1" ns0:space="0" ns0:color="E2E8F0"/>
-              <ns0:bottom ns0:val="single" ns0:sz="1" ns0:space="0" ns0:color="E2E8F0"/>
-              <ns0:right ns0:val="single" ns0:sz="1" ns0:space="0" ns0:color="E2E8F0"/>
-            </ns0:tcBorders>
-            <ns0:shd ns0:val="clear" ns0:color="auto" ns0:fill="F8F9FA"/>
-            <ns0:tcMar>
-              <ns0:top ns0:w="60" ns0:type="dxa"/>
-              <ns0:left ns0:w="100" ns0:type="dxa"/>
-              <ns0:bottom ns0:w="60" ns0:type="dxa"/>
-              <ns0:right ns0:w="100" ns0:type="dxa"/>
-            </ns0:tcMar>
-          </ns0:tcPr>
-          <ns0:p ns2:paraId="2DC5466D" ns2:textId="77777777" ns0:rsidR="00D51757" ns0:rsidRDefault="00000000">
-            <ns0:r>
-              <ns0:rPr>
-                <ns0:color ns0:val="4A5568"/>
-                <ns0:sz ns0:val="20"/>
-                <ns0:szCs ns0:val="20"/>
-              </ns0:rPr>
-              <ns0:t>Escrow Management</ns0:t>
-            </ns0:r>
-          </ns0:p>
-        </ns0:tc>
-        <ns0:tc>
-          <ns0:tcPr>
-            <ns0:tcW ns0:w="930" ns0:type="dxa"/>
-            <ns0:tcBorders>
-              <ns0:top ns0:val="single" ns0:sz="1" ns0:space="0" ns0:color="E2E8F0"/>
-              <ns0:left ns0:val="single" ns0:sz="1" ns0:space="0" ns0:color="E2E8F0"/>
-              <ns0:bottom ns0:val="single" ns0:sz="1" ns0:space="0" ns0:color="E2E8F0"/>
-              <ns0:right ns0:val="single" ns0:sz="1" ns0:space="0" ns0:color="E2E8F0"/>
-            </ns0:tcBorders>
-            <ns0:shd ns0:val="clear" ns0:color="auto" ns0:fill="F8F9FA"/>
-            <ns0:tcMar>
-              <ns0:top ns0:w="60" ns0:type="dxa"/>
-              <ns0:left ns0:w="100" ns0:type="dxa"/>
-              <ns0:bottom ns0:w="60" ns0:type="dxa"/>
-              <ns0:right ns0:w="100" ns0:type="dxa"/>
-            </ns0:tcMar>
-          </ns0:tcPr>
-          <ns0:p ns2:paraId="042B9B45" ns2:textId="77777777" ns0:rsidR="00D51757" ns0:rsidRDefault="00D51757">
-            <ns0:pPr>
-              <ns0:jc ns0:val="center"/>
-            </ns0:pPr>
-          </ns0:p>
-        </ns0:tc>
-        <ns0:tc>
-          <ns0:tcPr>
-            <ns0:tcW ns0:w="930" ns0:type="dxa"/>
-            <ns0:tcBorders>
-              <ns0:top ns0:val="single" ns0:sz="1" ns0:space="0" ns0:color="E2E8F0"/>
-              <ns0:left ns0:val="single" ns0:sz="1" ns0:space="0" ns0:color="E2E8F0"/>
-              <ns0:bottom ns0:val="single" ns0:sz="1" ns0:space="0" ns0:color="E2E8F0"/>
-              <ns0:right ns0:val="single" ns0:sz="1" ns0:space="0" ns0:color="E2E8F0"/>
-            </ns0:tcBorders>
-            <ns0:shd ns0:val="clear" ns0:color="auto" ns0:fill="F8F9FA"/>
-            <ns0:tcMar>
-              <ns0:top ns0:w="60" ns0:type="dxa"/>
-              <ns0:left ns0:w="100" ns0:type="dxa"/>
-              <ns0:bottom ns0:w="60" ns0:type="dxa"/>
-              <ns0:right ns0:w="100" ns0:type="dxa"/>
-            </ns0:tcMar>
-          </ns0:tcPr>
-          <ns0:p ns2:paraId="17F0471D" ns2:textId="77777777" ns0:rsidR="00D51757" ns0:rsidRDefault="00D51757">
-            <ns0:pPr>
-              <ns0:jc ns0:val="center"/>
-            </ns0:pPr>
-          </ns0:p>
-        </ns0:tc>
-        <ns0:tc>
-          <ns0:tcPr>
-            <ns0:tcW ns0:w="930" ns0:type="dxa"/>
-            <ns0:tcBorders>
-              <ns0:top ns0:val="single" ns0:sz="1" ns0:space="0" ns0:color="E2E8F0"/>
-              <ns0:left ns0:val="single" ns0:sz="1" ns0:space="0" ns0:color="E2E8F0"/>
-              <ns0:bottom ns0:val="single" ns0:sz="1" ns0:space="0" ns0:color="E2E8F0"/>
-              <ns0:right ns0:val="single" ns0:sz="1" ns0:space="0" ns0:color="E2E8F0"/>
-            </ns0:tcBorders>
-            <ns0:shd ns0:val="clear" ns0:color="auto" ns0:fill="F8F9FA"/>
-            <ns0:tcMar>
-              <ns0:top ns0:w="60" ns0:type="dxa"/>
-              <ns0:left ns0:w="100" ns0:type="dxa"/>
-              <ns0:bottom ns0:w="60" ns0:type="dxa"/>
-              <ns0:right ns0:w="100" ns0:type="dxa"/>
-            </ns0:tcMar>
-          </ns0:tcPr>
-          <ns0:p ns2:paraId="77E4DAFB" ns2:textId="77777777" ns0:rsidR="00D51757" ns0:rsidRDefault="00D51757">
-            <ns0:pPr>
-              <ns0:jc ns0:val="center"/>
-            </ns0:pPr>
-          </ns0:p>
-        </ns0:tc>
-        <ns0:tc>
-          <ns0:tcPr>
-            <ns0:tcW ns0:w="930" ns0:type="dxa"/>
-            <ns0:tcBorders>
-              <ns0:top ns0:val="single" ns0:sz="1" ns0:space="0" ns0:color="E2E8F0"/>
-              <ns0:left ns0:val="single" ns0:sz="1" ns0:space="0" ns0:color="E2E8F0"/>
-              <ns0:bottom ns0:val="single" ns0:sz="1" ns0:space="0" ns0:color="E2E8F0"/>
-              <ns0:right ns0:val="single" ns0:sz="1" ns0:space="0" ns0:color="E2E8F0"/>
-            </ns0:tcBorders>
-            <ns0:shd ns0:val="clear" ns0:color="auto" ns0:fill="F8F9FA"/>
-            <ns0:tcMar>
-              <ns0:top ns0:w="60" ns0:type="dxa"/>
-              <ns0:left ns0:w="100" ns0:type="dxa"/>
-              <ns0:bottom ns0:w="60" ns0:type="dxa"/>
-              <ns0:right ns0:w="100" ns0:type="dxa"/>
-            </ns0:tcMar>
-          </ns0:tcPr>
-          <ns0:p ns2:paraId="21B1B8E9" ns2:textId="77777777" ns0:rsidR="00D51757" ns0:rsidRDefault="00D51757">
-            <ns0:pPr>
-              <ns0:jc ns0:val="center"/>
-            </ns0:pPr>
-          </ns0:p>
-        </ns0:tc>
-        <ns0:tc>
-          <ns0:tcPr>
-            <ns0:tcW ns0:w="930" ns0:type="dxa"/>
-            <ns0:tcBorders>
-              <ns0:top ns0:val="single" ns0:sz="1" ns0:space="0" ns0:color="E2E8F0"/>
-              <ns0:left ns0:val="single" ns0:sz="1" ns0:space="0" ns0:color="E2E8F0"/>
-              <ns0:bottom ns0:val="single" ns0:sz="1" ns0:space="0" ns0:color="E2E8F0"/>
-              <ns0:right ns0:val="single" ns0:sz="1" ns0:space="0" ns0:color="E2E8F0"/>
-            </ns0:tcBorders>
-            <ns0:shd ns0:val="clear" ns0:color="auto" ns0:fill="F8F9FA"/>
-            <ns0:tcMar>
-              <ns0:top ns0:w="60" ns0:type="dxa"/>
-              <ns0:left ns0:w="100" ns0:type="dxa"/>
-              <ns0:bottom ns0:w="60" ns0:type="dxa"/>
-              <ns0:right ns0:w="100" ns0:type="dxa"/>
-            </ns0:tcMar>
-          </ns0:tcPr>
-          <ns0:p ns2:paraId="3A0F8183" ns2:textId="77777777" ns0:rsidR="00D51757" ns0:rsidRDefault="00000000">
-            <ns0:pPr>
-              <ns0:jc ns0:val="center"/>
-            </ns0:pPr>
-            <ns0:r>
-              <ns0:rPr>
-                <ns0:color ns0:val="107840"/>
-                <ns0:sz ns0:val="20"/>
-                <ns0:szCs ns0:val="20"/>
-              </ns0:rPr>
-              <ns0:t>✓</ns0:t>
-            </ns0:r>
-          </ns0:p>
-        </ns0:tc>
-        <ns0:tc>
-          <ns0:tcPr>
-            <ns0:tcW ns0:w="930" ns0:type="dxa"/>
-            <ns0:tcBorders>
-              <ns0:top ns0:val="single" ns0:sz="1" ns0:space="0" ns0:color="E2E8F0"/>
-              <ns0:left ns0:val="single" ns0:sz="1" ns0:space="0" ns0:color="E2E8F0"/>
-              <ns0:bottom ns0:val="single" ns0:sz="1" ns0:space="0" ns0:color="E2E8F0"/>
-              <ns0:right ns0:val="single" ns0:sz="1" ns0:space="0" ns0:color="E2E8F0"/>
-            </ns0:tcBorders>
-            <ns0:shd ns0:val="clear" ns0:color="auto" ns0:fill="F8F9FA"/>
-            <ns0:tcMar>
-              <ns0:top ns0:w="60" ns0:type="dxa"/>
-              <ns0:left ns0:w="100" ns0:type="dxa"/>
-              <ns0:bottom ns0:w="60" ns0:type="dxa"/>
-              <ns0:right ns0:w="100" ns0:type="dxa"/>
-            </ns0:tcMar>
-          </ns0:tcPr>
-          <ns0:p ns2:paraId="7FE84146" ns2:textId="77777777" ns0:rsidR="00D51757" ns0:rsidRDefault="00D51757">
-            <ns0:pPr>
-              <ns0:jc ns0:val="center"/>
-            </ns0:pPr>
-          </ns0:p>
-        </ns0:tc>
-        <ns0:tc>
-          <ns0:tcPr>
-            <ns0:tcW ns0:w="930" ns0:type="dxa"/>
-            <ns0:tcBorders>
-              <ns0:top ns0:val="single" ns0:sz="1" ns0:space="0" ns0:color="E2E8F0"/>
-              <ns0:left ns0:val="single" ns0:sz="1" ns0:space="0" ns0:color="E2E8F0"/>
-              <ns0:bottom ns0:val="single" ns0:sz="1" ns0:space="0" ns0:color="E2E8F0"/>
-              <ns0:right ns0:val="single" ns0:sz="1" ns0:space="0" ns0:color="E2E8F0"/>
-            </ns0:tcBorders>
-            <ns0:shd ns0:val="clear" ns0:color="auto" ns0:fill="F8F9FA"/>
-            <ns0:tcMar>
-              <ns0:top ns0:w="60" ns0:type="dxa"/>
-              <ns0:left ns0:w="100" ns0:type="dxa"/>
-              <ns0:bottom ns0:w="60" ns0:type="dxa"/>
-              <ns0:right ns0:w="100" ns0:type="dxa"/>
-            </ns0:tcMar>
-          </ns0:tcPr>
-          <ns0:p ns2:paraId="0C1D0D99" ns2:textId="77777777" ns0:rsidR="00D51757" ns0:rsidRDefault="00D51757">
-            <ns0:pPr>
-              <ns0:jc ns0:val="center"/>
-            </ns0:pPr>
-          </ns0:p>
-        </ns0:tc>
-        <ns0:tc>
-          <ns0:tcPr>
-            <ns0:tcW ns0:w="930" ns0:type="dxa"/>
-            <ns0:tcBorders>
-              <ns0:top ns0:val="single" ns0:sz="1" ns0:space="0" ns0:color="E2E8F0"/>
-              <ns0:left ns0:val="single" ns0:sz="1" ns0:space="0" ns0:color="E2E8F0"/>
-              <ns0:bottom ns0:val="single" ns0:sz="1" ns0:space="0" ns0:color="E2E8F0"/>
-              <ns0:right ns0:val="single" ns0:sz="1" ns0:space="0" ns0:color="E2E8F0"/>
-            </ns0:tcBorders>
-            <ns0:shd ns0:val="clear" ns0:color="auto" ns0:fill="F8F9FA"/>
-            <ns0:tcMar>
-              <ns0:top ns0:w="60" ns0:type="dxa"/>
-              <ns0:left ns0:w="100" ns0:type="dxa"/>
-              <ns0:bottom ns0:w="60" ns0:type="dxa"/>
-              <ns0:right ns0:w="100" ns0:type="dxa"/>
-            </ns0:tcMar>
-          </ns0:tcPr>
-          <ns0:p ns2:paraId="519F611A" ns2:textId="77777777" ns0:rsidR="00D51757" ns0:rsidRDefault="00D51757">
-            <ns0:pPr>
-              <ns0:jc ns0:val="center"/>
-            </ns0:pPr>
-          </ns0:p>
-        </ns0:tc>
-      </ns0:tr>
-      <ns0:tr ns0:rsidR="00D51757" ns2:paraId="0BEEB86E" ns2:textId="77777777">
-        <ns0:tc>
-          <ns0:tcPr>
-            <ns0:tcW ns0:w="2200" ns0:type="dxa"/>
-            <ns0:tcBorders>
-              <ns0:top ns0:val="single" ns0:sz="1" ns0:space="0" ns0:color="E2E8F0"/>
-              <ns0:left ns0:val="single" ns0:sz="1" ns0:space="0" ns0:color="E2E8F0"/>
-              <ns0:bottom ns0:val="single" ns0:sz="1" ns0:space="0" ns0:color="E2E8F0"/>
-              <ns0:right ns0:val="single" ns0:sz="1" ns0:space="0" ns0:color="E2E8F0"/>
-            </ns0:tcBorders>
-            <ns0:tcMar>
-              <ns0:top ns0:w="60" ns0:type="dxa"/>
-              <ns0:left ns0:w="100" ns0:type="dxa"/>
-              <ns0:bottom ns0:w="60" ns0:type="dxa"/>
-              <ns0:right ns0:w="100" ns0:type="dxa"/>
-            </ns0:tcMar>
-          </ns0:tcPr>
-          <ns0:p ns2:paraId="0B7B3761" ns2:textId="77777777" ns0:rsidR="00D51757" ns0:rsidRDefault="00000000">
-            <ns0:r>
-              <ns0:rPr>
-                <ns0:color ns0:val="4A5568"/>
-                <ns0:sz ns0:val="20"/>
-                <ns0:szCs ns0:val="20"/>
-              </ns0:rPr>
-              <ns0:t>Milestone Billing</ns0:t>
-            </ns0:r>
-          </ns0:p>
-        </ns0:tc>
-        <ns0:tc>
-          <ns0:tcPr>
-            <ns0:tcW ns0:w="930" ns0:type="dxa"/>
-            <ns0:tcBorders>
-              <ns0:top ns0:val="single" ns0:sz="1" ns0:space="0" ns0:color="E2E8F0"/>
-              <ns0:left ns0:val="single" ns0:sz="1" ns0:space="0" ns0:color="E2E8F0"/>
-              <ns0:bottom ns0:val="single" ns0:sz="1" ns0:space="0" ns0:color="E2E8F0"/>
-              <ns0:right ns0:val="single" ns0:sz="1" ns0:space="0" ns0:color="E2E8F0"/>
-            </ns0:tcBorders>
-            <ns0:tcMar>
-              <ns0:top ns0:w="60" ns0:type="dxa"/>
-              <ns0:left ns0:w="100" ns0:type="dxa"/>
-              <ns0:bottom ns0:w="60" ns0:type="dxa"/>
-              <ns0:right ns0:w="100" ns0:type="dxa"/>
-            </ns0:tcMar>
-          </ns0:tcPr>
-          <ns0:p ns2:paraId="110828F5" ns2:textId="77777777" ns0:rsidR="00D51757" ns0:rsidRDefault="00D51757">
-            <ns0:pPr>
-              <ns0:jc ns0:val="center"/>
-            </ns0:pPr>
-          </ns0:p>
-        </ns0:tc>
-        <ns0:tc>
-          <ns0:tcPr>
-            <ns0:tcW ns0:w="930" ns0:type="dxa"/>
-            <ns0:tcBorders>
-              <ns0:top ns0:val="single" ns0:sz="1" ns0:space="0" ns0:color="E2E8F0"/>
-              <ns0:left ns0:val="single" ns0:sz="1" ns0:space="0" ns0:color="E2E8F0"/>
-              <ns0:bottom ns0:val="single" ns0:sz="1" ns0:space="0" ns0:color="E2E8F0"/>
-              <ns0:right ns0:val="single" ns0:sz="1" ns0:space="0" ns0:color="E2E8F0"/>
-            </ns0:tcBorders>
-            <ns0:tcMar>
-              <ns0:top ns0:w="60" ns0:type="dxa"/>
-              <ns0:left ns0:w="100" ns0:type="dxa"/>
-              <ns0:bottom ns0:w="60" ns0:type="dxa"/>
-              <ns0:right ns0:w="100" ns0:type="dxa"/>
-            </ns0:tcMar>
-          </ns0:tcPr>
-          <ns0:p ns2:paraId="0117F2A2" ns2:textId="77777777" ns0:rsidR="00D51757" ns0:rsidRDefault="00D51757">
-            <ns0:pPr>
-              <ns0:jc ns0:val="center"/>
-            </ns0:pPr>
-          </ns0:p>
-        </ns0:tc>
-        <ns0:tc>
-          <ns0:tcPr>
-            <ns0:tcW ns0:w="930" ns0:type="dxa"/>
-            <ns0:tcBorders>
-              <ns0:top ns0:val="single" ns0:sz="1" ns0:space="0" ns0:color="E2E8F0"/>
-              <ns0:left ns0:val="single" ns0:sz="1" ns0:space="0" ns0:color="E2E8F0"/>
-              <ns0:bottom ns0:val="single" ns0:sz="1" ns0:space="0" ns0:color="E2E8F0"/>
-              <ns0:right ns0:val="single" ns0:sz="1" ns0:space="0" ns0:color="E2E8F0"/>
-            </ns0:tcBorders>
-            <ns0:tcMar>
-              <ns0:top ns0:w="60" ns0:type="dxa"/>
-              <ns0:left ns0:w="100" ns0:type="dxa"/>
-              <ns0:bottom ns0:w="60" ns0:type="dxa"/>
-              <ns0:right ns0:w="100" ns0:type="dxa"/>
-            </ns0:tcMar>
-          </ns0:tcPr>
-          <ns0:p ns2:paraId="0EC3EA1A" ns2:textId="77777777" ns0:rsidR="00D51757" ns0:rsidRDefault="00D51757">
-            <ns0:pPr>
-              <ns0:jc ns0:val="center"/>
-            </ns0:pPr>
-          </ns0:p>
-        </ns0:tc>
-        <ns0:tc>
-          <ns0:tcPr>
-            <ns0:tcW ns0:w="930" ns0:type="dxa"/>
-            <ns0:tcBorders>
-              <ns0:top ns0:val="single" ns0:sz="1" ns0:space="0" ns0:color="E2E8F0"/>
-              <ns0:left ns0:val="single" ns0:sz="1" ns0:space="0" ns0:color="E2E8F0"/>
-              <ns0:bottom ns0:val="single" ns0:sz="1" ns0:space="0" ns0:color="E2E8F0"/>
-              <ns0:right ns0:val="single" ns0:sz="1" ns0:space="0" ns0:color="E2E8F0"/>
-            </ns0:tcBorders>
-            <ns0:tcMar>
-              <ns0:top ns0:w="60" ns0:type="dxa"/>
-              <ns0:left ns0:w="100" ns0:type="dxa"/>
-              <ns0:bottom ns0:w="60" ns0:type="dxa"/>
-              <ns0:right ns0:w="100" ns0:type="dxa"/>
-            </ns0:tcMar>
-          </ns0:tcPr>
-          <ns0:p ns2:paraId="0CF8923C" ns2:textId="77777777" ns0:rsidR="00D51757" ns0:rsidRDefault="00D51757">
-            <ns0:pPr>
-              <ns0:jc ns0:val="center"/>
-            </ns0:pPr>
-          </ns0:p>
-        </ns0:tc>
-        <ns0:tc>
-          <ns0:tcPr>
-            <ns0:tcW ns0:w="930" ns0:type="dxa"/>
-            <ns0:tcBorders>
-              <ns0:top ns0:val="single" ns0:sz="1" ns0:space="0" ns0:color="E2E8F0"/>
-              <ns0:left ns0:val="single" ns0:sz="1" ns0:space="0" ns0:color="E2E8F0"/>
-              <ns0:bottom ns0:val="single" ns0:sz="1" ns0:space="0" ns0:color="E2E8F0"/>
-              <ns0:right ns0:val="single" ns0:sz="1" ns0:space="0" ns0:color="E2E8F0"/>
-            </ns0:tcBorders>
-            <ns0:tcMar>
-              <ns0:top ns0:w="60" ns0:type="dxa"/>
-              <ns0:left ns0:w="100" ns0:type="dxa"/>
-              <ns0:bottom ns0:w="60" ns0:type="dxa"/>
-              <ns0:right ns0:w="100" ns0:type="dxa"/>
-            </ns0:tcMar>
-          </ns0:tcPr>
-          <ns0:p ns2:paraId="370EBBE9" ns2:textId="77777777" ns0:rsidR="00D51757" ns0:rsidRDefault="00000000">
-            <ns0:pPr>
-              <ns0:jc ns0:val="center"/>
-            </ns0:pPr>
-            <ns0:r>
-              <ns0:rPr>
-                <ns0:color ns0:val="107840"/>
-                <ns0:sz ns0:val="20"/>
-                <ns0:szCs ns0:val="20"/>
-              </ns0:rPr>
-              <ns0:t>✓</ns0:t>
-            </ns0:r>
-          </ns0:p>
-        </ns0:tc>
-        <ns0:tc>
-          <ns0:tcPr>
-            <ns0:tcW ns0:w="930" ns0:type="dxa"/>
-            <ns0:tcBorders>
-              <ns0:top ns0:val="single" ns0:sz="1" ns0:space="0" ns0:color="E2E8F0"/>
-              <ns0:left ns0:val="single" ns0:sz="1" ns0:space="0" ns0:color="E2E8F0"/>
-              <ns0:bottom ns0:val="single" ns0:sz="1" ns0:space="0" ns0:color="E2E8F0"/>
-              <ns0:right ns0:val="single" ns0:sz="1" ns0:space="0" ns0:color="E2E8F0"/>
-            </ns0:tcBorders>
-            <ns0:tcMar>
-              <ns0:top ns0:w="60" ns0:type="dxa"/>
-              <ns0:left ns0:w="100" ns0:type="dxa"/>
-              <ns0:bottom ns0:w="60" ns0:type="dxa"/>
-              <ns0:right ns0:w="100" ns0:type="dxa"/>
-            </ns0:tcMar>
-          </ns0:tcPr>
-          <ns0:p ns2:paraId="4B4BAD00" ns2:textId="77777777" ns0:rsidR="00D51757" ns0:rsidRDefault="00D51757">
-            <ns0:pPr>
-              <ns0:jc ns0:val="center"/>
-            </ns0:pPr>
-          </ns0:p>
-        </ns0:tc>
-        <ns0:tc>
-          <ns0:tcPr>
-            <ns0:tcW ns0:w="930" ns0:type="dxa"/>
-            <ns0:tcBorders>
-              <ns0:top ns0:val="single" ns0:sz="1" ns0:space="0" ns0:color="E2E8F0"/>
-              <ns0:left ns0:val="single" ns0:sz="1" ns0:space="0" ns0:color="E2E8F0"/>
-              <ns0:bottom ns0:val="single" ns0:sz="1" ns0:space="0" ns0:color="E2E8F0"/>
-              <ns0:right ns0:val="single" ns0:sz="1" ns0:space="0" ns0:color="E2E8F0"/>
-            </ns0:tcBorders>
-            <ns0:tcMar>
-              <ns0:top ns0:w="60" ns0:type="dxa"/>
-              <ns0:left ns0:w="100" ns0:type="dxa"/>
-              <ns0:bottom ns0:w="60" ns0:type="dxa"/>
-              <ns0:right ns0:w="100" ns0:type="dxa"/>
-            </ns0:tcMar>
-          </ns0:tcPr>
-          <ns0:p ns2:paraId="3138C8F2" ns2:textId="77777777" ns0:rsidR="00D51757" ns0:rsidRDefault="00D51757">
-            <ns0:pPr>
-              <ns0:jc ns0:val="center"/>
-            </ns0:pPr>
-          </ns0:p>
-        </ns0:tc>
-        <ns0:tc>
-          <ns0:tcPr>
-            <ns0:tcW ns0:w="930" ns0:type="dxa"/>
-            <ns0:tcBorders>
-              <ns0:top ns0:val="single" ns0:sz="1" ns0:space="0" ns0:color="E2E8F0"/>
-              <ns0:left ns0:val="single" ns0:sz="1" ns0:space="0" ns0:color="E2E8F0"/>
-              <ns0:bottom ns0:val="single" ns0:sz="1" ns0:space="0" ns0:color="E2E8F0"/>
-              <ns0:right ns0:val="single" ns0:sz="1" ns0:space="0" ns0:color="E2E8F0"/>
-            </ns0:tcBorders>
-            <ns0:tcMar>
-              <ns0:top ns0:w="60" ns0:type="dxa"/>
-              <ns0:left ns0:w="100" ns0:type="dxa"/>
-              <ns0:bottom ns0:w="60" ns0:type="dxa"/>
-              <ns0:right ns0:w="100" ns0:type="dxa"/>
-            </ns0:tcMar>
-          </ns0:tcPr>
-          <ns0:p ns2:paraId="6A81ADA0" ns2:textId="77777777" ns0:rsidR="00D51757" ns0:rsidRDefault="00D51757">
-            <ns0:pPr>
-              <ns0:jc ns0:val="center"/>
-            </ns0:pPr>
-          </ns0:p>
-        </ns0:tc>
-      </ns0:tr>
-      <ns0:tr ns0:rsidR="00D51757" ns2:paraId="04815B63" ns2:textId="77777777">
-        <ns0:tc>
-          <ns0:tcPr>
-            <ns0:tcW ns0:w="2200" ns0:type="dxa"/>
-            <ns0:tcBorders>
-              <ns0:top ns0:val="single" ns0:sz="1" ns0:space="0" ns0:color="E2E8F0"/>
-              <ns0:left ns0:val="single" ns0:sz="1" ns0:space="0" ns0:color="E2E8F0"/>
-              <ns0:bottom ns0:val="single" ns0:sz="1" ns0:space="0" ns0:color="E2E8F0"/>
-              <ns0:right ns0:val="single" ns0:sz="1" ns0:space="0" ns0:color="E2E8F0"/>
-            </ns0:tcBorders>
-            <ns0:shd ns0:val="clear" ns0:color="auto" ns0:fill="F8F9FA"/>
-            <ns0:tcMar>
-              <ns0:top ns0:w="60" ns0:type="dxa"/>
-              <ns0:left ns0:w="100" ns0:type="dxa"/>
-              <ns0:bottom ns0:w="60" ns0:type="dxa"/>
-              <ns0:right ns0:w="100" ns0:type="dxa"/>
-            </ns0:tcMar>
-          </ns0:tcPr>
-          <ns0:p ns2:paraId="60261D9D" ns2:textId="77777777" ns0:rsidR="00D51757" ns0:rsidRDefault="00000000">
-            <ns0:r>
-              <ns0:rPr>
-                <ns0:color ns0:val="4A5568"/>
-                <ns0:sz ns0:val="20"/>
-                <ns0:szCs ns0:val="20"/>
-              </ns0:rPr>
-              <ns0:t>Developer Registry</ns0:t>
-            </ns0:r>
-          </ns0:p>
-        </ns0:tc>
-        <ns0:tc>
-          <ns0:tcPr>
-            <ns0:tcW ns0:w="930" ns0:type="dxa"/>
-            <ns0:tcBorders>
-              <ns0:top ns0:val="single" ns0:sz="1" ns0:space="0" ns0:color="E2E8F0"/>
-              <ns0:left ns0:val="single" ns0:sz="1" ns0:space="0" ns0:color="E2E8F0"/>
-              <ns0:bottom ns0:val="single" ns0:sz="1" ns0:space="0" ns0:color="E2E8F0"/>
-              <ns0:right ns0:val="single" ns0:sz="1" ns0:space="0" ns0:color="E2E8F0"/>
-            </ns0:tcBorders>
-            <ns0:shd ns0:val="clear" ns0:color="auto" ns0:fill="F8F9FA"/>
-            <ns0:tcMar>
-              <ns0:top ns0:w="60" ns0:type="dxa"/>
-              <ns0:left ns0:w="100" ns0:type="dxa"/>
-              <ns0:bottom ns0:w="60" ns0:type="dxa"/>
-              <ns0:right ns0:w="100" ns0:type="dxa"/>
-            </ns0:tcMar>
-          </ns0:tcPr>
-          <ns0:p ns2:paraId="314AFF15" ns2:textId="77777777" ns0:rsidR="00D51757" ns0:rsidRDefault="00D51757">
-            <ns0:pPr>
-              <ns0:jc ns0:val="center"/>
-            </ns0:pPr>
-          </ns0:p>
-        </ns0:tc>
-        <ns0:tc>
-          <ns0:tcPr>
-            <ns0:tcW ns0:w="930" ns0:type="dxa"/>
-            <ns0:tcBorders>
-              <ns0:top ns0:val="single" ns0:sz="1" ns0:space="0" ns0:color="E2E8F0"/>
-              <ns0:left ns0:val="single" ns0:sz="1" ns0:space="0" ns0:color="E2E8F0"/>
-              <ns0:bottom ns0:val="single" ns0:sz="1" ns0:space="0" ns0:color="E2E8F0"/>
-              <ns0:right ns0:val="single" ns0:sz="1" ns0:space="0" ns0:color="E2E8F0"/>
-            </ns0:tcBorders>
-            <ns0:shd ns0:val="clear" ns0:color="auto" ns0:fill="F8F9FA"/>
-            <ns0:tcMar>
-              <ns0:top ns0:w="60" ns0:type="dxa"/>
-              <ns0:left ns0:w="100" ns0:type="dxa"/>
-              <ns0:bottom ns0:w="60" ns0:type="dxa"/>
-              <ns0:right ns0:w="100" ns0:type="dxa"/>
-            </ns0:tcMar>
-          </ns0:tcPr>
-          <ns0:p ns2:paraId="25288373" ns2:textId="77777777" ns0:rsidR="00D51757" ns0:rsidRDefault="00D51757">
-            <ns0:pPr>
-              <ns0:jc ns0:val="center"/>
-            </ns0:pPr>
-          </ns0:p>
-        </ns0:tc>
-        <ns0:tc>
-          <ns0:tcPr>
-            <ns0:tcW ns0:w="930" ns0:type="dxa"/>
-            <ns0:tcBorders>
-              <ns0:top ns0:val="single" ns0:sz="1" ns0:space="0" ns0:color="E2E8F0"/>
-              <ns0:left ns0:val="single" ns0:sz="1" ns0:space="0" ns0:color="E2E8F0"/>
-              <ns0:bottom ns0:val="single" ns0:sz="1" ns0:space="0" ns0:color="E2E8F0"/>
-              <ns0:right ns0:val="single" ns0:sz="1" ns0:space="0" ns0:color="E2E8F0"/>
-            </ns0:tcBorders>
-            <ns0:shd ns0:val="clear" ns0:color="auto" ns0:fill="F8F9FA"/>
-            <ns0:tcMar>
-              <ns0:top ns0:w="60" ns0:type="dxa"/>
-              <ns0:left ns0:w="100" ns0:type="dxa"/>
-              <ns0:bottom ns0:w="60" ns0:type="dxa"/>
-              <ns0:right ns0:w="100" ns0:type="dxa"/>
-            </ns0:tcMar>
-          </ns0:tcPr>
-          <ns0:p ns2:paraId="1E479CCF" ns2:textId="77777777" ns0:rsidR="00D51757" ns0:rsidRDefault="00D51757">
-            <ns0:pPr>
-              <ns0:jc ns0:val="center"/>
-            </ns0:pPr>
-          </ns0:p>
-        </ns0:tc>
-        <ns0:tc>
-          <ns0:tcPr>
-            <ns0:tcW ns0:w="930" ns0:type="dxa"/>
-            <ns0:tcBorders>
-              <ns0:top ns0:val="single" ns0:sz="1" ns0:space="0" ns0:color="E2E8F0"/>
-              <ns0:left ns0:val="single" ns0:sz="1" ns0:space="0" ns0:color="E2E8F0"/>
-              <ns0:bottom ns0:val="single" ns0:sz="1" ns0:space="0" ns0:color="E2E8F0"/>
-              <ns0:right ns0:val="single" ns0:sz="1" ns0:space="0" ns0:color="E2E8F0"/>
-            </ns0:tcBorders>
-            <ns0:shd ns0:val="clear" ns0:color="auto" ns0:fill="F8F9FA"/>
-            <ns0:tcMar>
-              <ns0:top ns0:w="60" ns0:type="dxa"/>
-              <ns0:left ns0:w="100" ns0:type="dxa"/>
-              <ns0:bottom ns0:w="60" ns0:type="dxa"/>
-              <ns0:right ns0:w="100" ns0:type="dxa"/>
-            </ns0:tcMar>
-          </ns0:tcPr>
-          <ns0:p ns2:paraId="3C57765C" ns2:textId="77777777" ns0:rsidR="00D51757" ns0:rsidRDefault="00D51757">
-            <ns0:pPr>
-              <ns0:jc ns0:val="center"/>
-            </ns0:pPr>
-          </ns0:p>
-        </ns0:tc>
-        <ns0:tc>
-          <ns0:tcPr>
-            <ns0:tcW ns0:w="930" ns0:type="dxa"/>
-            <ns0:tcBorders>
-              <ns0:top ns0:val="single" ns0:sz="1" ns0:space="0" ns0:color="E2E8F0"/>
-              <ns0:left ns0:val="single" ns0:sz="1" ns0:space="0" ns0:color="E2E8F0"/>
-              <ns0:bottom ns0:val="single" ns0:sz="1" ns0:space="0" ns0:color="E2E8F0"/>
-              <ns0:right ns0:val="single" ns0:sz="1" ns0:space="0" ns0:color="E2E8F0"/>
-            </ns0:tcBorders>
-            <ns0:shd ns0:val="clear" ns0:color="auto" ns0:fill="F8F9FA"/>
-            <ns0:tcMar>
-              <ns0:top ns0:w="60" ns0:type="dxa"/>
-              <ns0:left ns0:w="100" ns0:type="dxa"/>
-              <ns0:bottom ns0:w="60" ns0:type="dxa"/>
-              <ns0:right ns0:w="100" ns0:type="dxa"/>
-            </ns0:tcMar>
-          </ns0:tcPr>
-          <ns0:p ns2:paraId="02647401" ns2:textId="77777777" ns0:rsidR="00D51757" ns0:rsidRDefault="00000000">
-            <ns0:pPr>
-              <ns0:jc ns0:val="center"/>
-            </ns0:pPr>
-            <ns0:r>
-              <ns0:rPr>
-                <ns0:color ns0:val="107840"/>
-                <ns0:sz ns0:val="20"/>
-                <ns0:szCs ns0:val="20"/>
-              </ns0:rPr>
-              <ns0:t>✓</ns0:t>
-            </ns0:r>
-          </ns0:p>
-        </ns0:tc>
-        <ns0:tc>
-          <ns0:tcPr>
-            <ns0:tcW ns0:w="930" ns0:type="dxa"/>
-            <ns0:tcBorders>
-              <ns0:top ns0:val="single" ns0:sz="1" ns0:space="0" ns0:color="E2E8F0"/>
-              <ns0:left ns0:val="single" ns0:sz="1" ns0:space="0" ns0:color="E2E8F0"/>
-              <ns0:bottom ns0:val="single" ns0:sz="1" ns0:space="0" ns0:color="E2E8F0"/>
-              <ns0:right ns0:val="single" ns0:sz="1" ns0:space="0" ns0:color="E2E8F0"/>
-            </ns0:tcBorders>
-            <ns0:shd ns0:val="clear" ns0:color="auto" ns0:fill="F8F9FA"/>
-            <ns0:tcMar>
-              <ns0:top ns0:w="60" ns0:type="dxa"/>
-              <ns0:left ns0:w="100" ns0:type="dxa"/>
-              <ns0:bottom ns0:w="60" ns0:type="dxa"/>
-              <ns0:right ns0:w="100" ns0:type="dxa"/>
-            </ns0:tcMar>
-          </ns0:tcPr>
-          <ns0:p ns2:paraId="62C2EFE7" ns2:textId="77777777" ns0:rsidR="00D51757" ns0:rsidRDefault="00D51757">
-            <ns0:pPr>
-              <ns0:jc ns0:val="center"/>
-            </ns0:pPr>
-          </ns0:p>
-        </ns0:tc>
-        <ns0:tc>
-          <ns0:tcPr>
-            <ns0:tcW ns0:w="930" ns0:type="dxa"/>
-            <ns0:tcBorders>
-              <ns0:top ns0:val="single" ns0:sz="1" ns0:space="0" ns0:color="E2E8F0"/>
-              <ns0:left ns0:val="single" ns0:sz="1" ns0:space="0" ns0:color="E2E8F0"/>
-              <ns0:bottom ns0:val="single" ns0:sz="1" ns0:space="0" ns0:color="E2E8F0"/>
-              <ns0:right ns0:val="single" ns0:sz="1" ns0:space="0" ns0:color="E2E8F0"/>
-            </ns0:tcBorders>
-            <ns0:shd ns0:val="clear" ns0:color="auto" ns0:fill="F8F9FA"/>
-            <ns0:tcMar>
-              <ns0:top ns0:w="60" ns0:type="dxa"/>
-              <ns0:left ns0:w="100" ns0:type="dxa"/>
-              <ns0:bottom ns0:w="60" ns0:type="dxa"/>
-              <ns0:right ns0:w="100" ns0:type="dxa"/>
-            </ns0:tcMar>
-          </ns0:tcPr>
-          <ns0:p ns2:paraId="6B7A4AD5" ns2:textId="77777777" ns0:rsidR="00D51757" ns0:rsidRDefault="00D51757">
-            <ns0:pPr>
-              <ns0:jc ns0:val="center"/>
-            </ns0:pPr>
-          </ns0:p>
-        </ns0:tc>
-        <ns0:tc>
-          <ns0:tcPr>
-            <ns0:tcW ns0:w="930" ns0:type="dxa"/>
-            <ns0:tcBorders>
-              <ns0:top ns0:val="single" ns0:sz="1" ns0:space="0" ns0:color="E2E8F0"/>
-              <ns0:left ns0:val="single" ns0:sz="1" ns0:space="0" ns0:color="E2E8F0"/>
-              <ns0:bottom ns0:val="single" ns0:sz="1" ns0:space="0" ns0:color="E2E8F0"/>
-              <ns0:right ns0:val="single" ns0:sz="1" ns0:space="0" ns0:color="E2E8F0"/>
-            </ns0:tcBorders>
-            <ns0:shd ns0:val="clear" ns0:color="auto" ns0:fill="F8F9FA"/>
-            <ns0:tcMar>
-              <ns0:top ns0:w="60" ns0:type="dxa"/>
-              <ns0:left ns0:w="100" ns0:type="dxa"/>
-              <ns0:bottom ns0:w="60" ns0:type="dxa"/>
-              <ns0:right ns0:w="100" ns0:type="dxa"/>
-            </ns0:tcMar>
-          </ns0:tcPr>
-          <ns0:p ns2:paraId="4D95BD06" ns2:textId="77777777" ns0:rsidR="00D51757" ns0:rsidRDefault="00D51757">
-            <ns0:pPr>
-              <ns0:jc ns0:val="center"/>
-            </ns0:pPr>
-          </ns0:p>
-        </ns0:tc>
-      </ns0:tr>
       <ns0:tr ns0:rsidR="00D51757" ns2:paraId="2A6885C1" ns2:textId="77777777">
         <ns0:tc>
           <ns0:tcPr>
@@ -15491,228 +14015,6 @@
           </ns0:p>
         </ns0:tc>
       </ns0:tr>
-      <ns0:tr ns0:rsidR="00D51757" ns2:paraId="150514C6" ns2:textId="77777777">
-        <ns0:tc>
-          <ns0:tcPr>
-            <ns0:tcW ns0:w="2200" ns0:type="dxa"/>
-            <ns0:tcBorders>
-              <ns0:top ns0:val="single" ns0:sz="1" ns0:space="0" ns0:color="E2E8F0"/>
-              <ns0:left ns0:val="single" ns0:sz="1" ns0:space="0" ns0:color="E2E8F0"/>
-              <ns0:bottom ns0:val="single" ns0:sz="1" ns0:space="0" ns0:color="E2E8F0"/>
-              <ns0:right ns0:val="single" ns0:sz="1" ns0:space="0" ns0:color="E2E8F0"/>
-            </ns0:tcBorders>
-            <ns0:shd ns0:val="clear" ns0:color="auto" ns0:fill="F8F9FA"/>
-            <ns0:tcMar>
-              <ns0:top ns0:w="60" ns0:type="dxa"/>
-              <ns0:left ns0:w="100" ns0:type="dxa"/>
-              <ns0:bottom ns0:w="60" ns0:type="dxa"/>
-              <ns0:right ns0:w="100" ns0:type="dxa"/>
-            </ns0:tcMar>
-          </ns0:tcPr>
-          <ns0:p ns2:paraId="2C2C8D62" ns2:textId="77777777" ns0:rsidR="00D51757" ns0:rsidRDefault="00000000">
-            <ns0:r>
-              <ns0:rPr>
-                <ns0:color ns0:val="4A5568"/>
-                <ns0:sz ns0:val="20"/>
-                <ns0:szCs ns0:val="20"/>
-              </ns0:rPr>
-              <ns0:t>Authority Approvals</ns0:t>
-            </ns0:r>
-          </ns0:p>
-        </ns0:tc>
-        <ns0:tc>
-          <ns0:tcPr>
-            <ns0:tcW ns0:w="930" ns0:type="dxa"/>
-            <ns0:tcBorders>
-              <ns0:top ns0:val="single" ns0:sz="1" ns0:space="0" ns0:color="E2E8F0"/>
-              <ns0:left ns0:val="single" ns0:sz="1" ns0:space="0" ns0:color="E2E8F0"/>
-              <ns0:bottom ns0:val="single" ns0:sz="1" ns0:space="0" ns0:color="E2E8F0"/>
-              <ns0:right ns0:val="single" ns0:sz="1" ns0:space="0" ns0:color="E2E8F0"/>
-            </ns0:tcBorders>
-            <ns0:shd ns0:val="clear" ns0:color="auto" ns0:fill="F8F9FA"/>
-            <ns0:tcMar>
-              <ns0:top ns0:w="60" ns0:type="dxa"/>
-              <ns0:left ns0:w="100" ns0:type="dxa"/>
-              <ns0:bottom ns0:w="60" ns0:type="dxa"/>
-              <ns0:right ns0:w="100" ns0:type="dxa"/>
-            </ns0:tcMar>
-          </ns0:tcPr>
-          <ns0:p ns2:paraId="4438BFBE" ns2:textId="77777777" ns0:rsidR="00D51757" ns0:rsidRDefault="00D51757">
-            <ns0:pPr>
-              <ns0:jc ns0:val="center"/>
-            </ns0:pPr>
-          </ns0:p>
-        </ns0:tc>
-        <ns0:tc>
-          <ns0:tcPr>
-            <ns0:tcW ns0:w="930" ns0:type="dxa"/>
-            <ns0:tcBorders>
-              <ns0:top ns0:val="single" ns0:sz="1" ns0:space="0" ns0:color="E2E8F0"/>
-              <ns0:left ns0:val="single" ns0:sz="1" ns0:space="0" ns0:color="E2E8F0"/>
-              <ns0:bottom ns0:val="single" ns0:sz="1" ns0:space="0" ns0:color="E2E8F0"/>
-              <ns0:right ns0:val="single" ns0:sz="1" ns0:space="0" ns0:color="E2E8F0"/>
-            </ns0:tcBorders>
-            <ns0:shd ns0:val="clear" ns0:color="auto" ns0:fill="F8F9FA"/>
-            <ns0:tcMar>
-              <ns0:top ns0:w="60" ns0:type="dxa"/>
-              <ns0:left ns0:w="100" ns0:type="dxa"/>
-              <ns0:bottom ns0:w="60" ns0:type="dxa"/>
-              <ns0:right ns0:w="100" ns0:type="dxa"/>
-            </ns0:tcMar>
-          </ns0:tcPr>
-          <ns0:p ns2:paraId="5020BF61" ns2:textId="77777777" ns0:rsidR="00D51757" ns0:rsidRDefault="00D51757">
-            <ns0:pPr>
-              <ns0:jc ns0:val="center"/>
-            </ns0:pPr>
-          </ns0:p>
-        </ns0:tc>
-        <ns0:tc>
-          <ns0:tcPr>
-            <ns0:tcW ns0:w="930" ns0:type="dxa"/>
-            <ns0:tcBorders>
-              <ns0:top ns0:val="single" ns0:sz="1" ns0:space="0" ns0:color="E2E8F0"/>
-              <ns0:left ns0:val="single" ns0:sz="1" ns0:space="0" ns0:color="E2E8F0"/>
-              <ns0:bottom ns0:val="single" ns0:sz="1" ns0:space="0" ns0:color="E2E8F0"/>
-              <ns0:right ns0:val="single" ns0:sz="1" ns0:space="0" ns0:color="E2E8F0"/>
-            </ns0:tcBorders>
-            <ns0:shd ns0:val="clear" ns0:color="auto" ns0:fill="F8F9FA"/>
-            <ns0:tcMar>
-              <ns0:top ns0:w="60" ns0:type="dxa"/>
-              <ns0:left ns0:w="100" ns0:type="dxa"/>
-              <ns0:bottom ns0:w="60" ns0:type="dxa"/>
-              <ns0:right ns0:w="100" ns0:type="dxa"/>
-            </ns0:tcMar>
-          </ns0:tcPr>
-          <ns0:p ns2:paraId="135AC089" ns2:textId="77777777" ns0:rsidR="00D51757" ns0:rsidRDefault="00000000">
-            <ns0:pPr>
-              <ns0:jc ns0:val="center"/>
-            </ns0:pPr>
-            <ns0:r>
-              <ns0:rPr>
-                <ns0:color ns0:val="107840"/>
-                <ns0:sz ns0:val="20"/>
-                <ns0:szCs ns0:val="20"/>
-              </ns0:rPr>
-              <ns0:t>✓</ns0:t>
-            </ns0:r>
-          </ns0:p>
-        </ns0:tc>
-        <ns0:tc>
-          <ns0:tcPr>
-            <ns0:tcW ns0:w="930" ns0:type="dxa"/>
-            <ns0:tcBorders>
-              <ns0:top ns0:val="single" ns0:sz="1" ns0:space="0" ns0:color="E2E8F0"/>
-              <ns0:left ns0:val="single" ns0:sz="1" ns0:space="0" ns0:color="E2E8F0"/>
-              <ns0:bottom ns0:val="single" ns0:sz="1" ns0:space="0" ns0:color="E2E8F0"/>
-              <ns0:right ns0:val="single" ns0:sz="1" ns0:space="0" ns0:color="E2E8F0"/>
-            </ns0:tcBorders>
-            <ns0:shd ns0:val="clear" ns0:color="auto" ns0:fill="F8F9FA"/>
-            <ns0:tcMar>
-              <ns0:top ns0:w="60" ns0:type="dxa"/>
-              <ns0:left ns0:w="100" ns0:type="dxa"/>
-              <ns0:bottom ns0:w="60" ns0:type="dxa"/>
-              <ns0:right ns0:w="100" ns0:type="dxa"/>
-            </ns0:tcMar>
-          </ns0:tcPr>
-          <ns0:p ns2:paraId="1B990883" ns2:textId="77777777" ns0:rsidR="00D51757" ns0:rsidRDefault="00D51757">
-            <ns0:pPr>
-              <ns0:jc ns0:val="center"/>
-            </ns0:pPr>
-          </ns0:p>
-        </ns0:tc>
-        <ns0:tc>
-          <ns0:tcPr>
-            <ns0:tcW ns0:w="930" ns0:type="dxa"/>
-            <ns0:tcBorders>
-              <ns0:top ns0:val="single" ns0:sz="1" ns0:space="0" ns0:color="E2E8F0"/>
-              <ns0:left ns0:val="single" ns0:sz="1" ns0:space="0" ns0:color="E2E8F0"/>
-              <ns0:bottom ns0:val="single" ns0:sz="1" ns0:space="0" ns0:color="E2E8F0"/>
-              <ns0:right ns0:val="single" ns0:sz="1" ns0:space="0" ns0:color="E2E8F0"/>
-            </ns0:tcBorders>
-            <ns0:shd ns0:val="clear" ns0:color="auto" ns0:fill="F8F9FA"/>
-            <ns0:tcMar>
-              <ns0:top ns0:w="60" ns0:type="dxa"/>
-              <ns0:left ns0:w="100" ns0:type="dxa"/>
-              <ns0:bottom ns0:w="60" ns0:type="dxa"/>
-              <ns0:right ns0:w="100" ns0:type="dxa"/>
-            </ns0:tcMar>
-          </ns0:tcPr>
-          <ns0:p ns2:paraId="58E83AAB" ns2:textId="77777777" ns0:rsidR="00D51757" ns0:rsidRDefault="00D51757">
-            <ns0:pPr>
-              <ns0:jc ns0:val="center"/>
-            </ns0:pPr>
-          </ns0:p>
-        </ns0:tc>
-        <ns0:tc>
-          <ns0:tcPr>
-            <ns0:tcW ns0:w="930" ns0:type="dxa"/>
-            <ns0:tcBorders>
-              <ns0:top ns0:val="single" ns0:sz="1" ns0:space="0" ns0:color="E2E8F0"/>
-              <ns0:left ns0:val="single" ns0:sz="1" ns0:space="0" ns0:color="E2E8F0"/>
-              <ns0:bottom ns0:val="single" ns0:sz="1" ns0:space="0" ns0:color="E2E8F0"/>
-              <ns0:right ns0:val="single" ns0:sz="1" ns0:space="0" ns0:color="E2E8F0"/>
-            </ns0:tcBorders>
-            <ns0:shd ns0:val="clear" ns0:color="auto" ns0:fill="F8F9FA"/>
-            <ns0:tcMar>
-              <ns0:top ns0:w="60" ns0:type="dxa"/>
-              <ns0:left ns0:w="100" ns0:type="dxa"/>
-              <ns0:bottom ns0:w="60" ns0:type="dxa"/>
-              <ns0:right ns0:w="100" ns0:type="dxa"/>
-            </ns0:tcMar>
-          </ns0:tcPr>
-          <ns0:p ns2:paraId="601F8AFC" ns2:textId="77777777" ns0:rsidR="00D51757" ns0:rsidRDefault="00D51757">
-            <ns0:pPr>
-              <ns0:jc ns0:val="center"/>
-            </ns0:pPr>
-          </ns0:p>
-        </ns0:tc>
-        <ns0:tc>
-          <ns0:tcPr>
-            <ns0:tcW ns0:w="930" ns0:type="dxa"/>
-            <ns0:tcBorders>
-              <ns0:top ns0:val="single" ns0:sz="1" ns0:space="0" ns0:color="E2E8F0"/>
-              <ns0:left ns0:val="single" ns0:sz="1" ns0:space="0" ns0:color="E2E8F0"/>
-              <ns0:bottom ns0:val="single" ns0:sz="1" ns0:space="0" ns0:color="E2E8F0"/>
-              <ns0:right ns0:val="single" ns0:sz="1" ns0:space="0" ns0:color="E2E8F0"/>
-            </ns0:tcBorders>
-            <ns0:shd ns0:val="clear" ns0:color="auto" ns0:fill="F8F9FA"/>
-            <ns0:tcMar>
-              <ns0:top ns0:w="60" ns0:type="dxa"/>
-              <ns0:left ns0:w="100" ns0:type="dxa"/>
-              <ns0:bottom ns0:w="60" ns0:type="dxa"/>
-              <ns0:right ns0:w="100" ns0:type="dxa"/>
-            </ns0:tcMar>
-          </ns0:tcPr>
-          <ns0:p ns2:paraId="3523CFB9" ns2:textId="77777777" ns0:rsidR="00D51757" ns0:rsidRDefault="00D51757">
-            <ns0:pPr>
-              <ns0:jc ns0:val="center"/>
-            </ns0:pPr>
-          </ns0:p>
-        </ns0:tc>
-        <ns0:tc>
-          <ns0:tcPr>
-            <ns0:tcW ns0:w="930" ns0:type="dxa"/>
-            <ns0:tcBorders>
-              <ns0:top ns0:val="single" ns0:sz="1" ns0:space="0" ns0:color="E2E8F0"/>
-              <ns0:left ns0:val="single" ns0:sz="1" ns0:space="0" ns0:color="E2E8F0"/>
-              <ns0:bottom ns0:val="single" ns0:sz="1" ns0:space="0" ns0:color="E2E8F0"/>
-              <ns0:right ns0:val="single" ns0:sz="1" ns0:space="0" ns0:color="E2E8F0"/>
-            </ns0:tcBorders>
-            <ns0:shd ns0:val="clear" ns0:color="auto" ns0:fill="F8F9FA"/>
-            <ns0:tcMar>
-              <ns0:top ns0:w="60" ns0:type="dxa"/>
-              <ns0:left ns0:w="100" ns0:type="dxa"/>
-              <ns0:bottom ns0:w="60" ns0:type="dxa"/>
-              <ns0:right ns0:w="100" ns0:type="dxa"/>
-            </ns0:tcMar>
-          </ns0:tcPr>
-          <ns0:p ns2:paraId="39E4AE72" ns2:textId="77777777" ns0:rsidR="00D51757" ns0:rsidRDefault="00D51757">
-            <ns0:pPr>
-              <ns0:jc ns0:val="center"/>
-            </ns0:pPr>
-          </ns0:p>
-        </ns0:tc>
-      </ns0:tr>
       <ns0:tr ns0:rsidR="00D51757" ns2:paraId="09B8353A" ns2:textId="77777777">
         <ns0:tc>
           <ns0:tcPr>
@@ -15928,229 +14230,6 @@
             </ns0:tcMar>
           </ns0:tcPr>
           <ns0:p ns2:paraId="75E267E2" ns2:textId="77777777" ns0:rsidR="00D51757" ns0:rsidRDefault="00D51757">
-            <ns0:pPr>
-              <ns0:jc ns0:val="center"/>
-            </ns0:pPr>
-          </ns0:p>
-        </ns0:tc>
-      </ns0:tr>
-      <ns0:tr ns0:rsidR="00D51757" ns2:paraId="293904A9" ns2:textId="77777777">
-        <ns0:tc>
-          <ns0:tcPr>
-            <ns0:tcW ns0:w="2200" ns0:type="dxa"/>
-            <ns0:tcBorders>
-              <ns0:top ns0:val="single" ns0:sz="1" ns0:space="0" ns0:color="E2E8F0"/>
-              <ns0:left ns0:val="single" ns0:sz="1" ns0:space="0" ns0:color="E2E8F0"/>
-              <ns0:bottom ns0:val="single" ns0:sz="1" ns0:space="0" ns0:color="E2E8F0"/>
-              <ns0:right ns0:val="single" ns0:sz="1" ns0:space="0" ns0:color="E2E8F0"/>
-            </ns0:tcBorders>
-            <ns0:shd ns0:val="clear" ns0:color="auto" ns0:fill="F8F9FA"/>
-            <ns0:tcMar>
-              <ns0:top ns0:w="60" ns0:type="dxa"/>
-              <ns0:left ns0:w="100" ns0:type="dxa"/>
-              <ns0:bottom ns0:w="60" ns0:type="dxa"/>
-              <ns0:right ns0:w="100" ns0:type="dxa"/>
-            </ns0:tcMar>
-          </ns0:tcPr>
-          <ns0:p ns2:paraId="7ADEA9BD" ns2:textId="77777777" ns0:rsidR="00D51757" ns0:rsidRDefault="00000000">
-            <ns0:r>
-              <ns0:rPr>
-                <ns0:color ns0:val="4A5568"/>
-                <ns0:sz ns0:val="20"/>
-                <ns0:szCs ns0:val="20"/>
-              </ns0:rPr>
-              <ns0:lastRenderedPageBreak/>
-              <ns0:t>Land Use Zoning</ns0:t>
-            </ns0:r>
-          </ns0:p>
-        </ns0:tc>
-        <ns0:tc>
-          <ns0:tcPr>
-            <ns0:tcW ns0:w="930" ns0:type="dxa"/>
-            <ns0:tcBorders>
-              <ns0:top ns0:val="single" ns0:sz="1" ns0:space="0" ns0:color="E2E8F0"/>
-              <ns0:left ns0:val="single" ns0:sz="1" ns0:space="0" ns0:color="E2E8F0"/>
-              <ns0:bottom ns0:val="single" ns0:sz="1" ns0:space="0" ns0:color="E2E8F0"/>
-              <ns0:right ns0:val="single" ns0:sz="1" ns0:space="0" ns0:color="E2E8F0"/>
-            </ns0:tcBorders>
-            <ns0:shd ns0:val="clear" ns0:color="auto" ns0:fill="F8F9FA"/>
-            <ns0:tcMar>
-              <ns0:top ns0:w="60" ns0:type="dxa"/>
-              <ns0:left ns0:w="100" ns0:type="dxa"/>
-              <ns0:bottom ns0:w="60" ns0:type="dxa"/>
-              <ns0:right ns0:w="100" ns0:type="dxa"/>
-            </ns0:tcMar>
-          </ns0:tcPr>
-          <ns0:p ns2:paraId="4B22B64A" ns2:textId="77777777" ns0:rsidR="00D51757" ns0:rsidRDefault="00D51757">
-            <ns0:pPr>
-              <ns0:jc ns0:val="center"/>
-            </ns0:pPr>
-          </ns0:p>
-        </ns0:tc>
-        <ns0:tc>
-          <ns0:tcPr>
-            <ns0:tcW ns0:w="930" ns0:type="dxa"/>
-            <ns0:tcBorders>
-              <ns0:top ns0:val="single" ns0:sz="1" ns0:space="0" ns0:color="E2E8F0"/>
-              <ns0:left ns0:val="single" ns0:sz="1" ns0:space="0" ns0:color="E2E8F0"/>
-              <ns0:bottom ns0:val="single" ns0:sz="1" ns0:space="0" ns0:color="E2E8F0"/>
-              <ns0:right ns0:val="single" ns0:sz="1" ns0:space="0" ns0:color="E2E8F0"/>
-            </ns0:tcBorders>
-            <ns0:shd ns0:val="clear" ns0:color="auto" ns0:fill="F8F9FA"/>
-            <ns0:tcMar>
-              <ns0:top ns0:w="60" ns0:type="dxa"/>
-              <ns0:left ns0:w="100" ns0:type="dxa"/>
-              <ns0:bottom ns0:w="60" ns0:type="dxa"/>
-              <ns0:right ns0:w="100" ns0:type="dxa"/>
-            </ns0:tcMar>
-          </ns0:tcPr>
-          <ns0:p ns2:paraId="0DB80DAD" ns2:textId="77777777" ns0:rsidR="00D51757" ns0:rsidRDefault="00D51757">
-            <ns0:pPr>
-              <ns0:jc ns0:val="center"/>
-            </ns0:pPr>
-          </ns0:p>
-        </ns0:tc>
-        <ns0:tc>
-          <ns0:tcPr>
-            <ns0:tcW ns0:w="930" ns0:type="dxa"/>
-            <ns0:tcBorders>
-              <ns0:top ns0:val="single" ns0:sz="1" ns0:space="0" ns0:color="E2E8F0"/>
-              <ns0:left ns0:val="single" ns0:sz="1" ns0:space="0" ns0:color="E2E8F0"/>
-              <ns0:bottom ns0:val="single" ns0:sz="1" ns0:space="0" ns0:color="E2E8F0"/>
-              <ns0:right ns0:val="single" ns0:sz="1" ns0:space="0" ns0:color="E2E8F0"/>
-            </ns0:tcBorders>
-            <ns0:shd ns0:val="clear" ns0:color="auto" ns0:fill="F8F9FA"/>
-            <ns0:tcMar>
-              <ns0:top ns0:w="60" ns0:type="dxa"/>
-              <ns0:left ns0:w="100" ns0:type="dxa"/>
-              <ns0:bottom ns0:w="60" ns0:type="dxa"/>
-              <ns0:right ns0:w="100" ns0:type="dxa"/>
-            </ns0:tcMar>
-          </ns0:tcPr>
-          <ns0:p ns2:paraId="68F162B0" ns2:textId="77777777" ns0:rsidR="00D51757" ns0:rsidRDefault="00000000">
-            <ns0:pPr>
-              <ns0:jc ns0:val="center"/>
-            </ns0:pPr>
-            <ns0:r>
-              <ns0:rPr>
-                <ns0:color ns0:val="107840"/>
-                <ns0:sz ns0:val="20"/>
-                <ns0:szCs ns0:val="20"/>
-              </ns0:rPr>
-              <ns0:t>✓</ns0:t>
-            </ns0:r>
-          </ns0:p>
-        </ns0:tc>
-        <ns0:tc>
-          <ns0:tcPr>
-            <ns0:tcW ns0:w="930" ns0:type="dxa"/>
-            <ns0:tcBorders>
-              <ns0:top ns0:val="single" ns0:sz="1" ns0:space="0" ns0:color="E2E8F0"/>
-              <ns0:left ns0:val="single" ns0:sz="1" ns0:space="0" ns0:color="E2E8F0"/>
-              <ns0:bottom ns0:val="single" ns0:sz="1" ns0:space="0" ns0:color="E2E8F0"/>
-              <ns0:right ns0:val="single" ns0:sz="1" ns0:space="0" ns0:color="E2E8F0"/>
-            </ns0:tcBorders>
-            <ns0:shd ns0:val="clear" ns0:color="auto" ns0:fill="F8F9FA"/>
-            <ns0:tcMar>
-              <ns0:top ns0:w="60" ns0:type="dxa"/>
-              <ns0:left ns0:w="100" ns0:type="dxa"/>
-              <ns0:bottom ns0:w="60" ns0:type="dxa"/>
-              <ns0:right ns0:w="100" ns0:type="dxa"/>
-            </ns0:tcMar>
-          </ns0:tcPr>
-          <ns0:p ns2:paraId="0F63E6A9" ns2:textId="77777777" ns0:rsidR="00D51757" ns0:rsidRDefault="00D51757">
-            <ns0:pPr>
-              <ns0:jc ns0:val="center"/>
-            </ns0:pPr>
-          </ns0:p>
-        </ns0:tc>
-        <ns0:tc>
-          <ns0:tcPr>
-            <ns0:tcW ns0:w="930" ns0:type="dxa"/>
-            <ns0:tcBorders>
-              <ns0:top ns0:val="single" ns0:sz="1" ns0:space="0" ns0:color="E2E8F0"/>
-              <ns0:left ns0:val="single" ns0:sz="1" ns0:space="0" ns0:color="E2E8F0"/>
-              <ns0:bottom ns0:val="single" ns0:sz="1" ns0:space="0" ns0:color="E2E8F0"/>
-              <ns0:right ns0:val="single" ns0:sz="1" ns0:space="0" ns0:color="E2E8F0"/>
-            </ns0:tcBorders>
-            <ns0:shd ns0:val="clear" ns0:color="auto" ns0:fill="F8F9FA"/>
-            <ns0:tcMar>
-              <ns0:top ns0:w="60" ns0:type="dxa"/>
-              <ns0:left ns0:w="100" ns0:type="dxa"/>
-              <ns0:bottom ns0:w="60" ns0:type="dxa"/>
-              <ns0:right ns0:w="100" ns0:type="dxa"/>
-            </ns0:tcMar>
-          </ns0:tcPr>
-          <ns0:p ns2:paraId="0694AA61" ns2:textId="77777777" ns0:rsidR="00D51757" ns0:rsidRDefault="00D51757">
-            <ns0:pPr>
-              <ns0:jc ns0:val="center"/>
-            </ns0:pPr>
-          </ns0:p>
-        </ns0:tc>
-        <ns0:tc>
-          <ns0:tcPr>
-            <ns0:tcW ns0:w="930" ns0:type="dxa"/>
-            <ns0:tcBorders>
-              <ns0:top ns0:val="single" ns0:sz="1" ns0:space="0" ns0:color="E2E8F0"/>
-              <ns0:left ns0:val="single" ns0:sz="1" ns0:space="0" ns0:color="E2E8F0"/>
-              <ns0:bottom ns0:val="single" ns0:sz="1" ns0:space="0" ns0:color="E2E8F0"/>
-              <ns0:right ns0:val="single" ns0:sz="1" ns0:space="0" ns0:color="E2E8F0"/>
-            </ns0:tcBorders>
-            <ns0:shd ns0:val="clear" ns0:color="auto" ns0:fill="F8F9FA"/>
-            <ns0:tcMar>
-              <ns0:top ns0:w="60" ns0:type="dxa"/>
-              <ns0:left ns0:w="100" ns0:type="dxa"/>
-              <ns0:bottom ns0:w="60" ns0:type="dxa"/>
-              <ns0:right ns0:w="100" ns0:type="dxa"/>
-            </ns0:tcMar>
-          </ns0:tcPr>
-          <ns0:p ns2:paraId="1058FB92" ns2:textId="77777777" ns0:rsidR="00D51757" ns0:rsidRDefault="00D51757">
-            <ns0:pPr>
-              <ns0:jc ns0:val="center"/>
-            </ns0:pPr>
-          </ns0:p>
-        </ns0:tc>
-        <ns0:tc>
-          <ns0:tcPr>
-            <ns0:tcW ns0:w="930" ns0:type="dxa"/>
-            <ns0:tcBorders>
-              <ns0:top ns0:val="single" ns0:sz="1" ns0:space="0" ns0:color="E2E8F0"/>
-              <ns0:left ns0:val="single" ns0:sz="1" ns0:space="0" ns0:color="E2E8F0"/>
-              <ns0:bottom ns0:val="single" ns0:sz="1" ns0:space="0" ns0:color="E2E8F0"/>
-              <ns0:right ns0:val="single" ns0:sz="1" ns0:space="0" ns0:color="E2E8F0"/>
-            </ns0:tcBorders>
-            <ns0:shd ns0:val="clear" ns0:color="auto" ns0:fill="F8F9FA"/>
-            <ns0:tcMar>
-              <ns0:top ns0:w="60" ns0:type="dxa"/>
-              <ns0:left ns0:w="100" ns0:type="dxa"/>
-              <ns0:bottom ns0:w="60" ns0:type="dxa"/>
-              <ns0:right ns0:w="100" ns0:type="dxa"/>
-            </ns0:tcMar>
-          </ns0:tcPr>
-          <ns0:p ns2:paraId="40B7C996" ns2:textId="77777777" ns0:rsidR="00D51757" ns0:rsidRDefault="00D51757">
-            <ns0:pPr>
-              <ns0:jc ns0:val="center"/>
-            </ns0:pPr>
-          </ns0:p>
-        </ns0:tc>
-        <ns0:tc>
-          <ns0:tcPr>
-            <ns0:tcW ns0:w="930" ns0:type="dxa"/>
-            <ns0:tcBorders>
-              <ns0:top ns0:val="single" ns0:sz="1" ns0:space="0" ns0:color="E2E8F0"/>
-              <ns0:left ns0:val="single" ns0:sz="1" ns0:space="0" ns0:color="E2E8F0"/>
-              <ns0:bottom ns0:val="single" ns0:sz="1" ns0:space="0" ns0:color="E2E8F0"/>
-              <ns0:right ns0:val="single" ns0:sz="1" ns0:space="0" ns0:color="E2E8F0"/>
-            </ns0:tcBorders>
-            <ns0:shd ns0:val="clear" ns0:color="auto" ns0:fill="F8F9FA"/>
-            <ns0:tcMar>
-              <ns0:top ns0:w="60" ns0:type="dxa"/>
-              <ns0:left ns0:w="100" ns0:type="dxa"/>
-              <ns0:bottom ns0:w="60" ns0:type="dxa"/>
-              <ns0:right ns0:w="100" ns0:type="dxa"/>
-            </ns0:tcMar>
-          </ns0:tcPr>
-          <ns0:p ns2:paraId="65BD4626" ns2:textId="77777777" ns0:rsidR="00D51757" ns0:rsidRDefault="00D51757">
             <ns0:pPr>
               <ns0:jc ns0:val="center"/>
             </ns0:pPr>
@@ -17306,9 +15385,7 @@
         <ns0:rPr>
           <ns0:color ns0:val="4A5568"/>
         </ns0:rPr>
-        <ns0:t xml:space="preserve">PostGIS migration for native spatial queries. Redis for distributed rate limiting and session caching across multiple instances. Real-time notifications via WebSockets for </ns0:t>
-        <ns0:lastRenderedPageBreak/>
-        <ns0:t>instant alerts. Mobile native applications (React Native) for field operations. AI-assisted feasibility analysis for automated suitability scoring.</ns0:t>
+        <ns0:t>Redis for distributed rate limiting and session caching across multiple instances. Real-time notifications via WebSockets for instant alerts. Mobile native applications (React Native) for field operations. AI-assisted analytics for portfolio optimization and revenue forecasting. GIS integration and spatial planning module (planned Q4 2026).</ns0:t>
       </ns0:r>
     </ns0:p>
     <ns0:p ns2:paraId="649B1E02" ns2:textId="77777777" ns0:rsidR="00D51757" ns0:rsidRDefault="00D51757">
@@ -17876,120 +15953,6 @@
           </ns0:p>
         </ns0:tc>
       </ns0:tr>
-      <ns0:tr ns0:rsidR="00D51757" ns2:paraId="3EE197F3" ns2:textId="77777777">
-        <ns0:tc>
-          <ns0:tcPr>
-            <ns0:tcW ns0:w="1800" ns0:type="dxa"/>
-            <ns0:tcBorders>
-              <ns0:top ns0:val="single" ns0:sz="1" ns0:space="0" ns0:color="E2E8F0"/>
-              <ns0:left ns0:val="single" ns0:sz="1" ns0:space="0" ns0:color="E2E8F0"/>
-              <ns0:bottom ns0:val="single" ns0:sz="1" ns0:space="0" ns0:color="E2E8F0"/>
-              <ns0:right ns0:val="single" ns0:sz="1" ns0:space="0" ns0:color="E2E8F0"/>
-            </ns0:tcBorders>
-            <ns0:shd ns0:val="clear" ns0:color="auto" ns0:fill="F8F9FA"/>
-            <ns0:tcMar>
-              <ns0:top ns0:w="60" ns0:type="dxa"/>
-              <ns0:left ns0:w="100" ns0:type="dxa"/>
-              <ns0:bottom ns0:w="60" ns0:type="dxa"/>
-              <ns0:right ns0:w="100" ns0:type="dxa"/>
-            </ns0:tcMar>
-          </ns0:tcPr>
-          <ns0:p ns2:paraId="3C443E09" ns2:textId="77777777" ns0:rsidR="00D51757" ns0:rsidRDefault="00000000">
-            <ns0:r>
-              <ns0:rPr>
-                <ns0:color ns0:val="4A5568"/>
-                <ns0:sz ns0:val="20"/>
-                <ns0:szCs ns0:val="20"/>
-              </ns0:rPr>
-              <ns0:t>Off-Plan Development</ns0:t>
-            </ns0:r>
-          </ns0:p>
-        </ns0:tc>
-        <ns0:tc>
-          <ns0:tcPr>
-            <ns0:tcW ns0:w="2616" ns0:type="dxa"/>
-            <ns0:tcBorders>
-              <ns0:top ns0:val="single" ns0:sz="1" ns0:space="0" ns0:color="E2E8F0"/>
-              <ns0:left ns0:val="single" ns0:sz="1" ns0:space="0" ns0:color="E2E8F0"/>
-              <ns0:bottom ns0:val="single" ns0:sz="1" ns0:space="0" ns0:color="E2E8F0"/>
-              <ns0:right ns0:val="single" ns0:sz="1" ns0:space="0" ns0:color="E2E8F0"/>
-            </ns0:tcBorders>
-            <ns0:shd ns0:val="clear" ns0:color="auto" ns0:fill="F8F9FA"/>
-            <ns0:tcMar>
-              <ns0:top ns0:w="60" ns0:type="dxa"/>
-              <ns0:left ns0:w="100" ns0:type="dxa"/>
-              <ns0:bottom ns0:w="60" ns0:type="dxa"/>
-              <ns0:right ns0:w="100" ns0:type="dxa"/>
-            </ns0:tcMar>
-          </ns0:tcPr>
-          <ns0:p ns2:paraId="210CBE95" ns2:textId="77777777" ns0:rsidR="00D51757" ns0:rsidRDefault="00000000">
-            <ns0:r>
-              <ns0:rPr>
-                <ns0:color ns0:val="4A5568"/>
-                <ns0:sz ns0:val="20"/>
-                <ns0:szCs ns0:val="20"/>
-              </ns0:rPr>
-              <ns0:t>Not supported</ns0:t>
-            </ns0:r>
-          </ns0:p>
-        </ns0:tc>
-        <ns0:tc>
-          <ns0:tcPr>
-            <ns0:tcW ns0:w="2616" ns0:type="dxa"/>
-            <ns0:tcBorders>
-              <ns0:top ns0:val="single" ns0:sz="1" ns0:space="0" ns0:color="E2E8F0"/>
-              <ns0:left ns0:val="single" ns0:sz="1" ns0:space="0" ns0:color="E2E8F0"/>
-              <ns0:bottom ns0:val="single" ns0:sz="1" ns0:space="0" ns0:color="E2E8F0"/>
-              <ns0:right ns0:val="single" ns0:sz="1" ns0:space="0" ns0:color="E2E8F0"/>
-            </ns0:tcBorders>
-            <ns0:shd ns0:val="clear" ns0:color="auto" ns0:fill="F8F9FA"/>
-            <ns0:tcMar>
-              <ns0:top ns0:w="60" ns0:type="dxa"/>
-              <ns0:left ns0:w="100" ns0:type="dxa"/>
-              <ns0:bottom ns0:w="60" ns0:type="dxa"/>
-              <ns0:right ns0:w="100" ns0:type="dxa"/>
-            </ns0:tcMar>
-          </ns0:tcPr>
-          <ns0:p ns2:paraId="00F80F68" ns2:textId="77777777" ns0:rsidR="00D51757" ns0:rsidRDefault="00000000">
-            <ns0:r>
-              <ns0:rPr>
-                <ns0:color ns0:val="4A5568"/>
-                <ns0:sz ns0:val="20"/>
-                <ns0:szCs ns0:val="20"/>
-              </ns0:rPr>
-              <ns0:t>Not supported</ns0:t>
-            </ns0:r>
-          </ns0:p>
-        </ns0:tc>
-        <ns0:tc>
-          <ns0:tcPr>
-            <ns0:tcW ns0:w="2616" ns0:type="dxa"/>
-            <ns0:tcBorders>
-              <ns0:top ns0:val="single" ns0:sz="1" ns0:space="0" ns0:color="E2E8F0"/>
-              <ns0:left ns0:val="single" ns0:sz="1" ns0:space="0" ns0:color="E2E8F0"/>
-              <ns0:bottom ns0:val="single" ns0:sz="1" ns0:space="0" ns0:color="E2E8F0"/>
-              <ns0:right ns0:val="single" ns0:sz="1" ns0:space="0" ns0:color="E2E8F0"/>
-            </ns0:tcBorders>
-            <ns0:shd ns0:val="clear" ns0:color="auto" ns0:fill="F8F9FA"/>
-            <ns0:tcMar>
-              <ns0:top ns0:w="60" ns0:type="dxa"/>
-              <ns0:left ns0:w="100" ns0:type="dxa"/>
-              <ns0:bottom ns0:w="60" ns0:type="dxa"/>
-              <ns0:right ns0:w="100" ns0:type="dxa"/>
-            </ns0:tcMar>
-          </ns0:tcPr>
-          <ns0:p ns2:paraId="4773C1E0" ns2:textId="77777777" ns0:rsidR="00D51757" ns0:rsidRDefault="00000000">
-            <ns0:r>
-              <ns0:rPr>
-                <ns0:color ns0:val="4A5568"/>
-                <ns0:sz ns0:val="20"/>
-                <ns0:szCs ns0:val="20"/>
-              </ns0:rPr>
-              <ns0:t>12-stage pipeline with GIS</ns0:t>
-            </ns0:r>
-          </ns0:p>
-        </ns0:tc>
-      </ns0:tr>
       <ns0:tr ns0:rsidR="00D51757" ns2:paraId="1A950DBC" ns2:textId="77777777">
         <ns0:tc>
           <ns0:tcPr>
@@ -18455,7 +16418,7 @@
         <ns0:rPr>
           <ns0:color ns0:val="4A5568"/>
         </ns0:rPr>
-        <ns0:t>By unifying the entire property lifecycle under a single, Arabic-first, regulation-native platform, Mimaric eliminates the operational fragmentation that constrains Saudi real estate companies.he operational fragmentation that has constrained Saudi real estate companies for decades. From raw land identification through urban planning, construction management, off-plan sales with escrow compliance, lease management with Ejar integration, ongoing facility maintenance, and financial reporting with ZATCA compliance — every process is connected, every data point is a single source of truth, and every regulatory requirement is enforced by design.</ns0:t>
+        <ns0:t>By unifying the entire property lifecycle under a single, Arabic-first, regulation-native platform, Mimaric eliminates the operational fragmentation that constrains Saudi real estate companies. From CRM and sales pipeline management through contract lifecycle, lease management with Ejar integration, ongoing facility maintenance, and financial reporting with ZATCA compliance — every process is connected, every data point is a single source of truth, and every regulatory requirement is enforced by design.</ns0:t>
       </ns0:r>
     </ns0:p>
     <ns0:p ns2:paraId="45EE15C9" ns2:textId="77777777" ns0:rsidR="00D51757" ns0:rsidRDefault="00000000">
@@ -18695,1020 +16658,6 @@
           </ns0:p>
         </ns0:tc>
       </ns0:tr>
-      <ns0:tr ns0:rsidR="00D51757" ns2:paraId="1DBA1B8A" ns2:textId="77777777">
-        <ns0:tc>
-          <ns0:tcPr>
-            <ns0:tcW ns0:w="800" ns0:type="dxa"/>
-            <ns0:tcBorders>
-              <ns0:top ns0:val="single" ns0:sz="1" ns0:space="0" ns0:color="E2E8F0"/>
-              <ns0:left ns0:val="single" ns0:sz="1" ns0:space="0" ns0:color="E2E8F0"/>
-              <ns0:bottom ns0:val="single" ns0:sz="1" ns0:space="0" ns0:color="E2E8F0"/>
-              <ns0:right ns0:val="single" ns0:sz="1" ns0:space="0" ns0:color="E2E8F0"/>
-            </ns0:tcBorders>
-            <ns0:tcMar>
-              <ns0:top ns0:w="60" ns0:type="dxa"/>
-              <ns0:left ns0:w="100" ns0:type="dxa"/>
-              <ns0:bottom ns0:w="60" ns0:type="dxa"/>
-              <ns0:right ns0:w="100" ns0:type="dxa"/>
-            </ns0:tcMar>
-          </ns0:tcPr>
-          <ns0:p ns2:paraId="2BACC27A" ns2:textId="77777777" ns0:rsidR="00D51757" ns0:rsidRDefault="00000000">
-            <ns0:r>
-              <ns0:rPr>
-                <ns0:color ns0:val="4A5568"/>
-                <ns0:sz ns0:val="20"/>
-                <ns0:szCs ns0:val="20"/>
-              </ns0:rPr>
-              <ns0:t>1</ns0:t>
-            </ns0:r>
-          </ns0:p>
-        </ns0:tc>
-        <ns0:tc>
-          <ns0:tcPr>
-            <ns0:tcW ns0:w="2600" ns0:type="dxa"/>
-            <ns0:tcBorders>
-              <ns0:top ns0:val="single" ns0:sz="1" ns0:space="0" ns0:color="E2E8F0"/>
-              <ns0:left ns0:val="single" ns0:sz="1" ns0:space="0" ns0:color="E2E8F0"/>
-              <ns0:bottom ns0:val="single" ns0:sz="1" ns0:space="0" ns0:color="E2E8F0"/>
-              <ns0:right ns0:val="single" ns0:sz="1" ns0:space="0" ns0:color="E2E8F0"/>
-            </ns0:tcBorders>
-            <ns0:tcMar>
-              <ns0:top ns0:w="60" ns0:type="dxa"/>
-              <ns0:left ns0:w="100" ns0:type="dxa"/>
-              <ns0:bottom ns0:w="60" ns0:type="dxa"/>
-              <ns0:right ns0:w="100" ns0:type="dxa"/>
-            </ns0:tcMar>
-          </ns0:tcPr>
-          <ns0:p ns2:paraId="1DAD811D" ns2:textId="77777777" ns0:rsidR="00D51757" ns0:rsidRDefault="00000000">
-            <ns0:r>
-              <ns0:rPr>
-                <ns0:color ns0:val="4A5568"/>
-                <ns0:sz ns0:val="20"/>
-                <ns0:szCs ns0:val="20"/>
-              </ns0:rPr>
-              <ns0:t>Raw Land Intake</ns0:t>
-            </ns0:r>
-          </ns0:p>
-        </ns0:tc>
-        <ns0:tc>
-          <ns0:tcPr>
-            <ns0:tcW ns0:w="6248" ns0:type="dxa"/>
-            <ns0:tcBorders>
-              <ns0:top ns0:val="single" ns0:sz="1" ns0:space="0" ns0:color="E2E8F0"/>
-              <ns0:left ns0:val="single" ns0:sz="1" ns0:space="0" ns0:color="E2E8F0"/>
-              <ns0:bottom ns0:val="single" ns0:sz="1" ns0:space="0" ns0:color="E2E8F0"/>
-              <ns0:right ns0:val="single" ns0:sz="1" ns0:space="0" ns0:color="E2E8F0"/>
-            </ns0:tcBorders>
-            <ns0:tcMar>
-              <ns0:top ns0:w="60" ns0:type="dxa"/>
-              <ns0:left ns0:w="100" ns0:type="dxa"/>
-              <ns0:bottom ns0:w="60" ns0:type="dxa"/>
-              <ns0:right ns0:w="100" ns0:type="dxa"/>
-            </ns0:tcMar>
-          </ns0:tcPr>
-          <ns0:p ns2:paraId="243EF141" ns2:textId="77777777" ns0:rsidR="00D51757" ns0:rsidRDefault="00000000">
-            <ns0:r>
-              <ns0:rPr>
-                <ns0:color ns0:val="4A5568"/>
-                <ns0:sz ns0:val="20"/>
-                <ns0:szCs ns0:val="20"/>
-              </ns0:rPr>
-              <ns0:t>Initial land identification and basic data capture with map-based location</ns0:t>
-            </ns0:r>
-          </ns0:p>
-        </ns0:tc>
-      </ns0:tr>
-      <ns0:tr ns0:rsidR="00D51757" ns2:paraId="5DB2A07D" ns2:textId="77777777">
-        <ns0:tc>
-          <ns0:tcPr>
-            <ns0:tcW ns0:w="800" ns0:type="dxa"/>
-            <ns0:tcBorders>
-              <ns0:top ns0:val="single" ns0:sz="1" ns0:space="0" ns0:color="E2E8F0"/>
-              <ns0:left ns0:val="single" ns0:sz="1" ns0:space="0" ns0:color="E2E8F0"/>
-              <ns0:bottom ns0:val="single" ns0:sz="1" ns0:space="0" ns0:color="E2E8F0"/>
-              <ns0:right ns0:val="single" ns0:sz="1" ns0:space="0" ns0:color="E2E8F0"/>
-            </ns0:tcBorders>
-            <ns0:shd ns0:val="clear" ns0:color="auto" ns0:fill="F8F9FA"/>
-            <ns0:tcMar>
-              <ns0:top ns0:w="60" ns0:type="dxa"/>
-              <ns0:left ns0:w="100" ns0:type="dxa"/>
-              <ns0:bottom ns0:w="60" ns0:type="dxa"/>
-              <ns0:right ns0:w="100" ns0:type="dxa"/>
-            </ns0:tcMar>
-          </ns0:tcPr>
-          <ns0:p ns2:paraId="07BF3735" ns2:textId="77777777" ns0:rsidR="00D51757" ns0:rsidRDefault="00000000">
-            <ns0:r>
-              <ns0:rPr>
-                <ns0:color ns0:val="4A5568"/>
-                <ns0:sz ns0:val="20"/>
-                <ns0:szCs ns0:val="20"/>
-              </ns0:rPr>
-              <ns0:t>2</ns0:t>
-            </ns0:r>
-          </ns0:p>
-        </ns0:tc>
-        <ns0:tc>
-          <ns0:tcPr>
-            <ns0:tcW ns0:w="2600" ns0:type="dxa"/>
-            <ns0:tcBorders>
-              <ns0:top ns0:val="single" ns0:sz="1" ns0:space="0" ns0:color="E2E8F0"/>
-              <ns0:left ns0:val="single" ns0:sz="1" ns0:space="0" ns0:color="E2E8F0"/>
-              <ns0:bottom ns0:val="single" ns0:sz="1" ns0:space="0" ns0:color="E2E8F0"/>
-              <ns0:right ns0:val="single" ns0:sz="1" ns0:space="0" ns0:color="E2E8F0"/>
-            </ns0:tcBorders>
-            <ns0:shd ns0:val="clear" ns0:color="auto" ns0:fill="F8F9FA"/>
-            <ns0:tcMar>
-              <ns0:top ns0:w="60" ns0:type="dxa"/>
-              <ns0:left ns0:w="100" ns0:type="dxa"/>
-              <ns0:bottom ns0:w="60" ns0:type="dxa"/>
-              <ns0:right ns0:w="100" ns0:type="dxa"/>
-            </ns0:tcMar>
-          </ns0:tcPr>
-          <ns0:p ns2:paraId="4DB596F6" ns2:textId="77777777" ns0:rsidR="00D51757" ns0:rsidRDefault="00000000">
-            <ns0:r>
-              <ns0:rPr>
-                <ns0:color ns0:val="4A5568"/>
-                <ns0:sz ns0:val="20"/>
-                <ns0:szCs ns0:val="20"/>
-              </ns0:rPr>
-              <ns0:t>Spatial Screening</ns0:t>
-            </ns0:r>
-          </ns0:p>
-        </ns0:tc>
-        <ns0:tc>
-          <ns0:tcPr>
-            <ns0:tcW ns0:w="6248" ns0:type="dxa"/>
-            <ns0:tcBorders>
-              <ns0:top ns0:val="single" ns0:sz="1" ns0:space="0" ns0:color="E2E8F0"/>
-              <ns0:left ns0:val="single" ns0:sz="1" ns0:space="0" ns0:color="E2E8F0"/>
-              <ns0:bottom ns0:val="single" ns0:sz="1" ns0:space="0" ns0:color="E2E8F0"/>
-              <ns0:right ns0:val="single" ns0:sz="1" ns0:space="0" ns0:color="E2E8F0"/>
-            </ns0:tcBorders>
-            <ns0:shd ns0:val="clear" ns0:color="auto" ns0:fill="F8F9FA"/>
-            <ns0:tcMar>
-              <ns0:top ns0:w="60" ns0:type="dxa"/>
-              <ns0:left ns0:w="100" ns0:type="dxa"/>
-              <ns0:bottom ns0:w="60" ns0:type="dxa"/>
-              <ns0:right ns0:w="100" ns0:type="dxa"/>
-            </ns0:tcMar>
-          </ns0:tcPr>
-          <ns0:p ns2:paraId="4A6D49BC" ns2:textId="77777777" ns0:rsidR="00D51757" ns0:rsidRDefault="00000000">
-            <ns0:r>
-              <ns0:rPr>
-                <ns0:color ns0:val="4A5568"/>
-                <ns0:sz ns0:val="20"/>
-                <ns0:szCs ns0:val="20"/>
-              </ns0:rPr>
-              <ns0:t>Constraint analysis: 10 types (zoning, topography, flood, utility, environmental, etc.)</ns0:t>
-            </ns0:r>
-          </ns0:p>
-        </ns0:tc>
-      </ns0:tr>
-      <ns0:tr ns0:rsidR="00D51757" ns2:paraId="1402BF84" ns2:textId="77777777">
-        <ns0:tc>
-          <ns0:tcPr>
-            <ns0:tcW ns0:w="800" ns0:type="dxa"/>
-            <ns0:tcBorders>
-              <ns0:top ns0:val="single" ns0:sz="1" ns0:space="0" ns0:color="E2E8F0"/>
-              <ns0:left ns0:val="single" ns0:sz="1" ns0:space="0" ns0:color="E2E8F0"/>
-              <ns0:bottom ns0:val="single" ns0:sz="1" ns0:space="0" ns0:color="E2E8F0"/>
-              <ns0:right ns0:val="single" ns0:sz="1" ns0:space="0" ns0:color="E2E8F0"/>
-            </ns0:tcBorders>
-            <ns0:tcMar>
-              <ns0:top ns0:w="60" ns0:type="dxa"/>
-              <ns0:left ns0:w="100" ns0:type="dxa"/>
-              <ns0:bottom ns0:w="60" ns0:type="dxa"/>
-              <ns0:right ns0:w="100" ns0:type="dxa"/>
-            </ns0:tcMar>
-          </ns0:tcPr>
-          <ns0:p ns2:paraId="28C3CA88" ns2:textId="77777777" ns0:rsidR="00D51757" ns0:rsidRDefault="00000000">
-            <ns0:r>
-              <ns0:rPr>
-                <ns0:color ns0:val="4A5568"/>
-                <ns0:sz ns0:val="20"/>
-                <ns0:szCs ns0:val="20"/>
-              </ns0:rPr>
-              <ns0:t>3</ns0:t>
-            </ns0:r>
-          </ns0:p>
-        </ns0:tc>
-        <ns0:tc>
-          <ns0:tcPr>
-            <ns0:tcW ns0:w="2600" ns0:type="dxa"/>
-            <ns0:tcBorders>
-              <ns0:top ns0:val="single" ns0:sz="1" ns0:space="0" ns0:color="E2E8F0"/>
-              <ns0:left ns0:val="single" ns0:sz="1" ns0:space="0" ns0:color="E2E8F0"/>
-              <ns0:bottom ns0:val="single" ns0:sz="1" ns0:space="0" ns0:color="E2E8F0"/>
-              <ns0:right ns0:val="single" ns0:sz="1" ns0:space="0" ns0:color="E2E8F0"/>
-            </ns0:tcBorders>
-            <ns0:tcMar>
-              <ns0:top ns0:w="60" ns0:type="dxa"/>
-              <ns0:left ns0:w="100" ns0:type="dxa"/>
-              <ns0:bottom ns0:w="60" ns0:type="dxa"/>
-              <ns0:right ns0:w="100" ns0:type="dxa"/>
-            </ns0:tcMar>
-          </ns0:tcPr>
-          <ns0:p ns2:paraId="7A3D8531" ns2:textId="77777777" ns0:rsidR="00D51757" ns0:rsidRDefault="00000000">
-            <ns0:r>
-              <ns0:rPr>
-                <ns0:color ns0:val="4A5568"/>
-                <ns0:sz ns0:val="20"/>
-                <ns0:szCs ns0:val="20"/>
-              </ns0:rPr>
-              <ns0:t>Due Diligence</ns0:t>
-            </ns0:r>
-          </ns0:p>
-        </ns0:tc>
-        <ns0:tc>
-          <ns0:tcPr>
-            <ns0:tcW ns0:w="6248" ns0:type="dxa"/>
-            <ns0:tcBorders>
-              <ns0:top ns0:val="single" ns0:sz="1" ns0:space="0" ns0:color="E2E8F0"/>
-              <ns0:left ns0:val="single" ns0:sz="1" ns0:space="0" ns0:color="E2E8F0"/>
-              <ns0:bottom ns0:val="single" ns0:sz="1" ns0:space="0" ns0:color="E2E8F0"/>
-              <ns0:right ns0:val="single" ns0:sz="1" ns0:space="0" ns0:color="E2E8F0"/>
-            </ns0:tcBorders>
-            <ns0:tcMar>
-              <ns0:top ns0:w="60" ns0:type="dxa"/>
-              <ns0:left ns0:w="100" ns0:type="dxa"/>
-              <ns0:bottom ns0:w="60" ns0:type="dxa"/>
-              <ns0:right ns0:w="100" ns0:type="dxa"/>
-            </ns0:tcMar>
-          </ns0:tcPr>
-          <ns0:p ns2:paraId="252B9513" ns2:textId="77777777" ns0:rsidR="00D51757" ns0:rsidRDefault="00000000">
-            <ns0:r>
-              <ns0:rPr>
-                <ns0:color ns0:val="4A5568"/>
-                <ns0:sz ns0:val="20"/>
-                <ns0:szCs ns0:val="20"/>
-              </ns0:rPr>
-              <ns0:t>5-category feasibility assessment with weighted scoring (Legal 25%, Commercial 25%, Technical 20%, Environmental 15%, Financial 15%)</ns0:t>
-            </ns0:r>
-          </ns0:p>
-        </ns0:tc>
-      </ns0:tr>
-      <ns0:tr ns0:rsidR="00D51757" ns2:paraId="42F17930" ns2:textId="77777777">
-        <ns0:tc>
-          <ns0:tcPr>
-            <ns0:tcW ns0:w="800" ns0:type="dxa"/>
-            <ns0:tcBorders>
-              <ns0:top ns0:val="single" ns0:sz="1" ns0:space="0" ns0:color="E2E8F0"/>
-              <ns0:left ns0:val="single" ns0:sz="1" ns0:space="0" ns0:color="E2E8F0"/>
-              <ns0:bottom ns0:val="single" ns0:sz="1" ns0:space="0" ns0:color="E2E8F0"/>
-              <ns0:right ns0:val="single" ns0:sz="1" ns0:space="0" ns0:color="E2E8F0"/>
-            </ns0:tcBorders>
-            <ns0:shd ns0:val="clear" ns0:color="auto" ns0:fill="F8F9FA"/>
-            <ns0:tcMar>
-              <ns0:top ns0:w="60" ns0:type="dxa"/>
-              <ns0:left ns0:w="100" ns0:type="dxa"/>
-              <ns0:bottom ns0:w="60" ns0:type="dxa"/>
-              <ns0:right ns0:w="100" ns0:type="dxa"/>
-            </ns0:tcMar>
-          </ns0:tcPr>
-          <ns0:p ns2:paraId="4879D49D" ns2:textId="77777777" ns0:rsidR="00D51757" ns0:rsidRDefault="00000000">
-            <ns0:r>
-              <ns0:rPr>
-                <ns0:color ns0:val="4A5568"/>
-                <ns0:sz ns0:val="20"/>
-                <ns0:szCs ns0:val="20"/>
-              </ns0:rPr>
-              <ns0:t>4</ns0:t>
-            </ns0:r>
-          </ns0:p>
-        </ns0:tc>
-        <ns0:tc>
-          <ns0:tcPr>
-            <ns0:tcW ns0:w="2600" ns0:type="dxa"/>
-            <ns0:tcBorders>
-              <ns0:top ns0:val="single" ns0:sz="1" ns0:space="0" ns0:color="E2E8F0"/>
-              <ns0:left ns0:val="single" ns0:sz="1" ns0:space="0" ns0:color="E2E8F0"/>
-              <ns0:bottom ns0:val="single" ns0:sz="1" ns0:space="0" ns0:color="E2E8F0"/>
-              <ns0:right ns0:val="single" ns0:sz="1" ns0:space="0" ns0:color="E2E8F0"/>
-            </ns0:tcBorders>
-            <ns0:shd ns0:val="clear" ns0:color="auto" ns0:fill="F8F9FA"/>
-            <ns0:tcMar>
-              <ns0:top ns0:w="60" ns0:type="dxa"/>
-              <ns0:left ns0:w="100" ns0:type="dxa"/>
-              <ns0:bottom ns0:w="60" ns0:type="dxa"/>
-              <ns0:right ns0:w="100" ns0:type="dxa"/>
-            </ns0:tcMar>
-          </ns0:tcPr>
-          <ns0:p ns2:paraId="04DE6494" ns2:textId="77777777" ns0:rsidR="00D51757" ns0:rsidRDefault="00000000">
-            <ns0:r>
-              <ns0:rPr>
-                <ns0:color ns0:val="4A5568"/>
-                <ns0:sz ns0:val="20"/>
-                <ns0:szCs ns0:val="20"/>
-              </ns0:rPr>
-              <ns0:t>Development Concept</ns0:t>
-            </ns0:r>
-          </ns0:p>
-        </ns0:tc>
-        <ns0:tc>
-          <ns0:tcPr>
-            <ns0:tcW ns0:w="6248" ns0:type="dxa"/>
-            <ns0:tcBorders>
-              <ns0:top ns0:val="single" ns0:sz="1" ns0:space="0" ns0:color="E2E8F0"/>
-              <ns0:left ns0:val="single" ns0:sz="1" ns0:space="0" ns0:color="E2E8F0"/>
-              <ns0:bottom ns0:val="single" ns0:sz="1" ns0:space="0" ns0:color="E2E8F0"/>
-              <ns0:right ns0:val="single" ns0:sz="1" ns0:space="0" ns0:color="E2E8F0"/>
-            </ns0:tcBorders>
-            <ns0:shd ns0:val="clear" ns0:color="auto" ns0:fill="F8F9FA"/>
-            <ns0:tcMar>
-              <ns0:top ns0:w="60" ns0:type="dxa"/>
-              <ns0:left ns0:w="100" ns0:type="dxa"/>
-              <ns0:bottom ns0:w="60" ns0:type="dxa"/>
-              <ns0:right ns0:w="100" ns0:type="dxa"/>
-            </ns0:tcMar>
-          </ns0:tcPr>
-          <ns0:p ns2:paraId="62C53790" ns2:textId="77777777" ns0:rsidR="00D51757" ns0:rsidRDefault="00000000">
-            <ns0:r>
-              <ns0:rPr>
-                <ns0:color ns0:val="4A5568"/>
-                <ns0:sz ns0:val="20"/>
-                <ns0:szCs ns0:val="20"/>
-              </ns0:rPr>
-              <ns0:t>Alternative concept plans with comparison and selection</ns0:t>
-            </ns0:r>
-          </ns0:p>
-        </ns0:tc>
-      </ns0:tr>
-      <ns0:tr ns0:rsidR="00D51757" ns2:paraId="538DE180" ns2:textId="77777777">
-        <ns0:tc>
-          <ns0:tcPr>
-            <ns0:tcW ns0:w="800" ns0:type="dxa"/>
-            <ns0:tcBorders>
-              <ns0:top ns0:val="single" ns0:sz="1" ns0:space="0" ns0:color="E2E8F0"/>
-              <ns0:left ns0:val="single" ns0:sz="1" ns0:space="0" ns0:color="E2E8F0"/>
-              <ns0:bottom ns0:val="single" ns0:sz="1" ns0:space="0" ns0:color="E2E8F0"/>
-              <ns0:right ns0:val="single" ns0:sz="1" ns0:space="0" ns0:color="E2E8F0"/>
-            </ns0:tcBorders>
-            <ns0:tcMar>
-              <ns0:top ns0:w="60" ns0:type="dxa"/>
-              <ns0:left ns0:w="100" ns0:type="dxa"/>
-              <ns0:bottom ns0:w="60" ns0:type="dxa"/>
-              <ns0:right ns0:w="100" ns0:type="dxa"/>
-            </ns0:tcMar>
-          </ns0:tcPr>
-          <ns0:p ns2:paraId="44C2F32A" ns2:textId="77777777" ns0:rsidR="00D51757" ns0:rsidRDefault="00000000">
-            <ns0:r>
-              <ns0:rPr>
-                <ns0:color ns0:val="4A5568"/>
-                <ns0:sz ns0:val="20"/>
-                <ns0:szCs ns0:val="20"/>
-              </ns0:rPr>
-              <ns0:t>5</ns0:t>
-            </ns0:r>
-          </ns0:p>
-        </ns0:tc>
-        <ns0:tc>
-          <ns0:tcPr>
-            <ns0:tcW ns0:w="2600" ns0:type="dxa"/>
-            <ns0:tcBorders>
-              <ns0:top ns0:val="single" ns0:sz="1" ns0:space="0" ns0:color="E2E8F0"/>
-              <ns0:left ns0:val="single" ns0:sz="1" ns0:space="0" ns0:color="E2E8F0"/>
-              <ns0:bottom ns0:val="single" ns0:sz="1" ns0:space="0" ns0:color="E2E8F0"/>
-              <ns0:right ns0:val="single" ns0:sz="1" ns0:space="0" ns0:color="E2E8F0"/>
-            </ns0:tcBorders>
-            <ns0:tcMar>
-              <ns0:top ns0:w="60" ns0:type="dxa"/>
-              <ns0:left ns0:w="100" ns0:type="dxa"/>
-              <ns0:bottom ns0:w="60" ns0:type="dxa"/>
-              <ns0:right ns0:w="100" ns0:type="dxa"/>
-            </ns0:tcMar>
-          </ns0:tcPr>
-          <ns0:p ns2:paraId="05F76C1A" ns2:textId="77777777" ns0:rsidR="00D51757" ns0:rsidRDefault="00000000">
-            <ns0:r>
-              <ns0:rPr>
-                <ns0:color ns0:val="4A5568"/>
-                <ns0:sz ns0:val="20"/>
-                <ns0:szCs ns0:val="20"/>
-              </ns0:rPr>
-              <ns0:t>Subdivision Design</ns0:t>
-            </ns0:r>
-          </ns0:p>
-        </ns0:tc>
-        <ns0:tc>
-          <ns0:tcPr>
-            <ns0:tcW ns0:w="6248" ns0:type="dxa"/>
-            <ns0:tcBorders>
-              <ns0:top ns0:val="single" ns0:sz="1" ns0:space="0" ns0:color="E2E8F0"/>
-              <ns0:left ns0:val="single" ns0:sz="1" ns0:space="0" ns0:color="E2E8F0"/>
-              <ns0:bottom ns0:val="single" ns0:sz="1" ns0:space="0" ns0:color="E2E8F0"/>
-              <ns0:right ns0:val="single" ns0:sz="1" ns0:space="0" ns0:color="E2E8F0"/>
-            </ns0:tcBorders>
-            <ns0:tcMar>
-              <ns0:top ns0:w="60" ns0:type="dxa"/>
-              <ns0:left ns0:w="100" ns0:type="dxa"/>
-              <ns0:bottom ns0:w="60" ns0:type="dxa"/>
-              <ns0:right ns0:w="100" ns0:type="dxa"/>
-            </ns0:tcMar>
-          </ns0:tcPr>
-          <ns0:p ns2:paraId="7FFACCC0" ns2:textId="77777777" ns0:rsidR="00D51757" ns0:rsidRDefault="00000000">
-            <ns0:r>
-              <ns0:rPr>
-                <ns0:color ns0:val="4A5568"/>
-                <ns0:sz ns0:val="20"/>
-                <ns0:szCs ns0:val="20"/>
-              </ns0:rPr>
-              <ns0:t>GIS-based plot, block, road, and utility corridor design with versioning</ns0:t>
-            </ns0:r>
-          </ns0:p>
-        </ns0:tc>
-      </ns0:tr>
-      <ns0:tr ns0:rsidR="00D51757" ns2:paraId="611A36F7" ns2:textId="77777777">
-        <ns0:tc>
-          <ns0:tcPr>
-            <ns0:tcW ns0:w="800" ns0:type="dxa"/>
-            <ns0:tcBorders>
-              <ns0:top ns0:val="single" ns0:sz="1" ns0:space="0" ns0:color="E2E8F0"/>
-              <ns0:left ns0:val="single" ns0:sz="1" ns0:space="0" ns0:color="E2E8F0"/>
-              <ns0:bottom ns0:val="single" ns0:sz="1" ns0:space="0" ns0:color="E2E8F0"/>
-              <ns0:right ns0:val="single" ns0:sz="1" ns0:space="0" ns0:color="E2E8F0"/>
-            </ns0:tcBorders>
-            <ns0:shd ns0:val="clear" ns0:color="auto" ns0:fill="F8F9FA"/>
-            <ns0:tcMar>
-              <ns0:top ns0:w="60" ns0:type="dxa"/>
-              <ns0:left ns0:w="100" ns0:type="dxa"/>
-              <ns0:bottom ns0:w="60" ns0:type="dxa"/>
-              <ns0:right ns0:w="100" ns0:type="dxa"/>
-            </ns0:tcMar>
-          </ns0:tcPr>
-          <ns0:p ns2:paraId="0510E02B" ns2:textId="77777777" ns0:rsidR="00D51757" ns0:rsidRDefault="00000000">
-            <ns0:r>
-              <ns0:rPr>
-                <ns0:color ns0:val="4A5568"/>
-                <ns0:sz ns0:val="20"/>
-                <ns0:szCs ns0:val="20"/>
-              </ns0:rPr>
-              <ns0:t>6</ns0:t>
-            </ns0:r>
-          </ns0:p>
-        </ns0:tc>
-        <ns0:tc>
-          <ns0:tcPr>
-            <ns0:tcW ns0:w="2600" ns0:type="dxa"/>
-            <ns0:tcBorders>
-              <ns0:top ns0:val="single" ns0:sz="1" ns0:space="0" ns0:color="E2E8F0"/>
-              <ns0:left ns0:val="single" ns0:sz="1" ns0:space="0" ns0:color="E2E8F0"/>
-              <ns0:bottom ns0:val="single" ns0:sz="1" ns0:space="0" ns0:color="E2E8F0"/>
-              <ns0:right ns0:val="single" ns0:sz="1" ns0:space="0" ns0:color="E2E8F0"/>
-            </ns0:tcBorders>
-            <ns0:shd ns0:val="clear" ns0:color="auto" ns0:fill="F8F9FA"/>
-            <ns0:tcMar>
-              <ns0:top ns0:w="60" ns0:type="dxa"/>
-              <ns0:left ns0:w="100" ns0:type="dxa"/>
-              <ns0:bottom ns0:w="60" ns0:type="dxa"/>
-              <ns0:right ns0:w="100" ns0:type="dxa"/>
-            </ns0:tcMar>
-          </ns0:tcPr>
-          <ns0:p ns2:paraId="73747DFA" ns2:textId="77777777" ns0:rsidR="00D51757" ns0:rsidRDefault="00000000">
-            <ns0:r>
-              <ns0:rPr>
-                <ns0:color ns0:val="4A5568"/>
-                <ns0:sz ns0:val="20"/>
-                <ns0:szCs ns0:val="20"/>
-              </ns0:rPr>
-              <ns0:t>Spatial Validation</ns0:t>
-            </ns0:r>
-          </ns0:p>
-        </ns0:tc>
-        <ns0:tc>
-          <ns0:tcPr>
-            <ns0:tcW ns0:w="6248" ns0:type="dxa"/>
-            <ns0:tcBorders>
-              <ns0:top ns0:val="single" ns0:sz="1" ns0:space="0" ns0:color="E2E8F0"/>
-              <ns0:left ns0:val="single" ns0:sz="1" ns0:space="0" ns0:color="E2E8F0"/>
-              <ns0:bottom ns0:val="single" ns0:sz="1" ns0:space="0" ns0:color="E2E8F0"/>
-              <ns0:right ns0:val="single" ns0:sz="1" ns0:space="0" ns0:color="E2E8F0"/>
-            </ns0:tcBorders>
-            <ns0:shd ns0:val="clear" ns0:color="auto" ns0:fill="F8F9FA"/>
-            <ns0:tcMar>
-              <ns0:top ns0:w="60" ns0:type="dxa"/>
-              <ns0:left ns0:w="100" ns0:type="dxa"/>
-              <ns0:bottom ns0:w="60" ns0:type="dxa"/>
-              <ns0:right ns0:w="100" ns0:type="dxa"/>
-            </ns0:tcMar>
-          </ns0:tcPr>
-          <ns0:p ns2:paraId="5711CE0A" ns2:textId="77777777" ns0:rsidR="00D51757" ns0:rsidRDefault="00000000">
-            <ns0:r>
-              <ns0:rPr>
-                <ns0:color ns0:val="4A5568"/>
-                <ns0:sz ns0:val="20"/>
-                <ns0:szCs ns0:val="20"/>
-              </ns0:rPr>
-              <ns0:t>Compliance checking against 12 rule types (area, frontage, FAR, setback, etc.)</ns0:t>
-            </ns0:r>
-          </ns0:p>
-        </ns0:tc>
-      </ns0:tr>
-      <ns0:tr ns0:rsidR="00D51757" ns2:paraId="0A42E063" ns2:textId="77777777">
-        <ns0:tc>
-          <ns0:tcPr>
-            <ns0:tcW ns0:w="800" ns0:type="dxa"/>
-            <ns0:tcBorders>
-              <ns0:top ns0:val="single" ns0:sz="1" ns0:space="0" ns0:color="E2E8F0"/>
-              <ns0:left ns0:val="single" ns0:sz="1" ns0:space="0" ns0:color="E2E8F0"/>
-              <ns0:bottom ns0:val="single" ns0:sz="1" ns0:space="0" ns0:color="E2E8F0"/>
-              <ns0:right ns0:val="single" ns0:sz="1" ns0:space="0" ns0:color="E2E8F0"/>
-            </ns0:tcBorders>
-            <ns0:tcMar>
-              <ns0:top ns0:w="60" ns0:type="dxa"/>
-              <ns0:left ns0:w="100" ns0:type="dxa"/>
-              <ns0:bottom ns0:w="60" ns0:type="dxa"/>
-              <ns0:right ns0:w="100" ns0:type="dxa"/>
-            </ns0:tcMar>
-          </ns0:tcPr>
-          <ns0:p ns2:paraId="45BB79B2" ns2:textId="77777777" ns0:rsidR="00D51757" ns0:rsidRDefault="00000000">
-            <ns0:r>
-              <ns0:rPr>
-                <ns0:color ns0:val="4A5568"/>
-                <ns0:sz ns0:val="20"/>
-                <ns0:szCs ns0:val="20"/>
-              </ns0:rPr>
-              <ns0:t>7</ns0:t>
-            </ns0:r>
-          </ns0:p>
-        </ns0:tc>
-        <ns0:tc>
-          <ns0:tcPr>
-            <ns0:tcW ns0:w="2600" ns0:type="dxa"/>
-            <ns0:tcBorders>
-              <ns0:top ns0:val="single" ns0:sz="1" ns0:space="0" ns0:color="E2E8F0"/>
-              <ns0:left ns0:val="single" ns0:sz="1" ns0:space="0" ns0:color="E2E8F0"/>
-              <ns0:bottom ns0:val="single" ns0:sz="1" ns0:space="0" ns0:color="E2E8F0"/>
-              <ns0:right ns0:val="single" ns0:sz="1" ns0:space="0" ns0:color="E2E8F0"/>
-            </ns0:tcBorders>
-            <ns0:tcMar>
-              <ns0:top ns0:w="60" ns0:type="dxa"/>
-              <ns0:left ns0:w="100" ns0:type="dxa"/>
-              <ns0:bottom ns0:w="60" ns0:type="dxa"/>
-              <ns0:right ns0:w="100" ns0:type="dxa"/>
-            </ns0:tcMar>
-          </ns0:tcPr>
-          <ns0:p ns2:paraId="443884F2" ns2:textId="77777777" ns0:rsidR="00D51757" ns0:rsidRDefault="00000000">
-            <ns0:r>
-              <ns0:rPr>
-                <ns0:color ns0:val="4A5568"/>
-                <ns0:sz ns0:val="20"/>
-                <ns0:szCs ns0:val="20"/>
-              </ns0:rPr>
-              <ns0:t>Authority Approvals</ns0:t>
-            </ns0:r>
-          </ns0:p>
-        </ns0:tc>
-        <ns0:tc>
-          <ns0:tcPr>
-            <ns0:tcW ns0:w="6248" ns0:type="dxa"/>
-            <ns0:tcBorders>
-              <ns0:top ns0:val="single" ns0:sz="1" ns0:space="0" ns0:color="E2E8F0"/>
-              <ns0:left ns0:val="single" ns0:sz="1" ns0:space="0" ns0:color="E2E8F0"/>
-              <ns0:bottom ns0:val="single" ns0:sz="1" ns0:space="0" ns0:color="E2E8F0"/>
-              <ns0:right ns0:val="single" ns0:sz="1" ns0:space="0" ns0:color="E2E8F0"/>
-            </ns0:tcBorders>
-            <ns0:tcMar>
-              <ns0:top ns0:w="60" ns0:type="dxa"/>
-              <ns0:left ns0:w="100" ns0:type="dxa"/>
-              <ns0:bottom ns0:w="60" ns0:type="dxa"/>
-              <ns0:right ns0:w="100" ns0:type="dxa"/>
-            </ns0:tcMar>
-          </ns0:tcPr>
-          <ns0:p ns2:paraId="4751053D" ns2:textId="77777777" ns0:rsidR="00D51757" ns0:rsidRDefault="00000000">
-            <ns0:r>
-              <ns0:rPr>
-                <ns0:color ns0:val="4A5568"/>
-                <ns0:sz ns0:val="20"/>
-                <ns0:szCs ns0:val="20"/>
-              </ns0:rPr>
-              <ns0:t>Submission tracking to Balady, MOMRA, SEC with comments and conditions</ns0:t>
-            </ns0:r>
-          </ns0:p>
-        </ns0:tc>
-      </ns0:tr>
-      <ns0:tr ns0:rsidR="00D51757" ns2:paraId="43EB7B4E" ns2:textId="77777777">
-        <ns0:tc>
-          <ns0:tcPr>
-            <ns0:tcW ns0:w="800" ns0:type="dxa"/>
-            <ns0:tcBorders>
-              <ns0:top ns0:val="single" ns0:sz="1" ns0:space="0" ns0:color="E2E8F0"/>
-              <ns0:left ns0:val="single" ns0:sz="1" ns0:space="0" ns0:color="E2E8F0"/>
-              <ns0:bottom ns0:val="single" ns0:sz="1" ns0:space="0" ns0:color="E2E8F0"/>
-              <ns0:right ns0:val="single" ns0:sz="1" ns0:space="0" ns0:color="E2E8F0"/>
-            </ns0:tcBorders>
-            <ns0:shd ns0:val="clear" ns0:color="auto" ns0:fill="F8F9FA"/>
-            <ns0:tcMar>
-              <ns0:top ns0:w="60" ns0:type="dxa"/>
-              <ns0:left ns0:w="100" ns0:type="dxa"/>
-              <ns0:bottom ns0:w="60" ns0:type="dxa"/>
-              <ns0:right ns0:w="100" ns0:type="dxa"/>
-            </ns0:tcMar>
-          </ns0:tcPr>
-          <ns0:p ns2:paraId="42A6E6AB" ns2:textId="77777777" ns0:rsidR="00D51757" ns0:rsidRDefault="00000000">
-            <ns0:r>
-              <ns0:rPr>
-                <ns0:color ns0:val="4A5568"/>
-                <ns0:sz ns0:val="20"/>
-                <ns0:szCs ns0:val="20"/>
-              </ns0:rPr>
-              <ns0:t>8</ns0:t>
-            </ns0:r>
-          </ns0:p>
-        </ns0:tc>
-        <ns0:tc>
-          <ns0:tcPr>
-            <ns0:tcW ns0:w="2600" ns0:type="dxa"/>
-            <ns0:tcBorders>
-              <ns0:top ns0:val="single" ns0:sz="1" ns0:space="0" ns0:color="E2E8F0"/>
-              <ns0:left ns0:val="single" ns0:sz="1" ns0:space="0" ns0:color="E2E8F0"/>
-              <ns0:bottom ns0:val="single" ns0:sz="1" ns0:space="0" ns0:color="E2E8F0"/>
-              <ns0:right ns0:val="single" ns0:sz="1" ns0:space="0" ns0:color="E2E8F0"/>
-            </ns0:tcBorders>
-            <ns0:shd ns0:val="clear" ns0:color="auto" ns0:fill="F8F9FA"/>
-            <ns0:tcMar>
-              <ns0:top ns0:w="60" ns0:type="dxa"/>
-              <ns0:left ns0:w="100" ns0:type="dxa"/>
-              <ns0:bottom ns0:w="60" ns0:type="dxa"/>
-              <ns0:right ns0:w="100" ns0:type="dxa"/>
-            </ns0:tcMar>
-          </ns0:tcPr>
-          <ns0:p ns2:paraId="17EC0A83" ns2:textId="77777777" ns0:rsidR="00D51757" ns0:rsidRDefault="00000000">
-            <ns0:r>
-              <ns0:rPr>
-                <ns0:color ns0:val="4A5568"/>
-                <ns0:sz ns0:val="20"/>
-                <ns0:szCs ns0:val="20"/>
-              </ns0:rPr>
-              <ns0:t>Infrastructure Readiness</ns0:t>
-            </ns0:r>
-          </ns0:p>
-        </ns0:tc>
-        <ns0:tc>
-          <ns0:tcPr>
-            <ns0:tcW ns0:w="6248" ns0:type="dxa"/>
-            <ns0:tcBorders>
-              <ns0:top ns0:val="single" ns0:sz="1" ns0:space="0" ns0:color="E2E8F0"/>
-              <ns0:left ns0:val="single" ns0:sz="1" ns0:space="0" ns0:color="E2E8F0"/>
-              <ns0:bottom ns0:val="single" ns0:sz="1" ns0:space="0" ns0:color="E2E8F0"/>
-              <ns0:right ns0:val="single" ns0:sz="1" ns0:space="0" ns0:color="E2E8F0"/>
-            </ns0:tcBorders>
-            <ns0:shd ns0:val="clear" ns0:color="auto" ns0:fill="F8F9FA"/>
-            <ns0:tcMar>
-              <ns0:top ns0:w="60" ns0:type="dxa"/>
-              <ns0:left ns0:w="100" ns0:type="dxa"/>
-              <ns0:bottom ns0:w="60" ns0:type="dxa"/>
-              <ns0:right ns0:w="100" ns0:type="dxa"/>
-            </ns0:tcMar>
-          </ns0:tcPr>
-          <ns0:p ns2:paraId="555BF5A4" ns2:textId="77777777" ns0:rsidR="00D51757" ns0:rsidRDefault="00000000">
-            <ns0:r>
-              <ns0:rPr>
-                <ns0:color ns0:val="4A5568"/>
-                <ns0:sz ns0:val="20"/>
-                <ns0:szCs ns0:val="20"/>
-              </ns0:rPr>
-              <ns0:t>10-category readiness matrix (electricity, water, sewage, telecom, roads, etc.)</ns0:t>
-            </ns0:r>
-          </ns0:p>
-        </ns0:tc>
-      </ns0:tr>
-      <ns0:tr ns0:rsidR="00D51757" ns2:paraId="4BE73485" ns2:textId="77777777">
-        <ns0:tc>
-          <ns0:tcPr>
-            <ns0:tcW ns0:w="800" ns0:type="dxa"/>
-            <ns0:tcBorders>
-              <ns0:top ns0:val="single" ns0:sz="1" ns0:space="0" ns0:color="E2E8F0"/>
-              <ns0:left ns0:val="single" ns0:sz="1" ns0:space="0" ns0:color="E2E8F0"/>
-              <ns0:bottom ns0:val="single" ns0:sz="1" ns0:space="0" ns0:color="E2E8F0"/>
-              <ns0:right ns0:val="single" ns0:sz="1" ns0:space="0" ns0:color="E2E8F0"/>
-            </ns0:tcBorders>
-            <ns0:tcMar>
-              <ns0:top ns0:w="60" ns0:type="dxa"/>
-              <ns0:left ns0:w="100" ns0:type="dxa"/>
-              <ns0:bottom ns0:w="60" ns0:type="dxa"/>
-              <ns0:right ns0:w="100" ns0:type="dxa"/>
-            </ns0:tcMar>
-          </ns0:tcPr>
-          <ns0:p ns2:paraId="3BE63A4D" ns2:textId="77777777" ns0:rsidR="00D51757" ns0:rsidRDefault="00000000">
-            <ns0:r>
-              <ns0:rPr>
-                <ns0:color ns0:val="4A5568"/>
-                <ns0:sz ns0:val="20"/>
-                <ns0:szCs ns0:val="20"/>
-              </ns0:rPr>
-              <ns0:t>9</ns0:t>
-            </ns0:r>
-          </ns0:p>
-        </ns0:tc>
-        <ns0:tc>
-          <ns0:tcPr>
-            <ns0:tcW ns0:w="2600" ns0:type="dxa"/>
-            <ns0:tcBorders>
-              <ns0:top ns0:val="single" ns0:sz="1" ns0:space="0" ns0:color="E2E8F0"/>
-              <ns0:left ns0:val="single" ns0:sz="1" ns0:space="0" ns0:color="E2E8F0"/>
-              <ns0:bottom ns0:val="single" ns0:sz="1" ns0:space="0" ns0:color="E2E8F0"/>
-              <ns0:right ns0:val="single" ns0:sz="1" ns0:space="0" ns0:color="E2E8F0"/>
-            </ns0:tcBorders>
-            <ns0:tcMar>
-              <ns0:top ns0:w="60" ns0:type="dxa"/>
-              <ns0:left ns0:w="100" ns0:type="dxa"/>
-              <ns0:bottom ns0:w="60" ns0:type="dxa"/>
-              <ns0:right ns0:w="100" ns0:type="dxa"/>
-            </ns0:tcMar>
-          </ns0:tcPr>
-          <ns0:p ns2:paraId="0A576315" ns2:textId="77777777" ns0:rsidR="00D51757" ns0:rsidRDefault="00000000">
-            <ns0:r>
-              <ns0:rPr>
-                <ns0:color ns0:val="4A5568"/>
-                <ns0:sz ns0:val="20"/>
-                <ns0:szCs ns0:val="20"/>
-              </ns0:rPr>
-              <ns0:t>Inventory Structuring</ns0:t>
-            </ns0:r>
-          </ns0:p>
-        </ns0:tc>
-        <ns0:tc>
-          <ns0:tcPr>
-            <ns0:tcW ns0:w="6248" ns0:type="dxa"/>
-            <ns0:tcBorders>
-              <ns0:top ns0:val="single" ns0:sz="1" ns0:space="0" ns0:color="E2E8F0"/>
-              <ns0:left ns0:val="single" ns0:sz="1" ns0:space="0" ns0:color="E2E8F0"/>
-              <ns0:bottom ns0:val="single" ns0:sz="1" ns0:space="0" ns0:color="E2E8F0"/>
-              <ns0:right ns0:val="single" ns0:sz="1" ns0:space="0" ns0:color="E2E8F0"/>
-            </ns0:tcBorders>
-            <ns0:tcMar>
-              <ns0:top ns0:w="60" ns0:type="dxa"/>
-              <ns0:left ns0:w="100" ns0:type="dxa"/>
-              <ns0:bottom ns0:w="60" ns0:type="dxa"/>
-              <ns0:right ns0:w="100" ns0:type="dxa"/>
-            </ns0:tcMar>
-          </ns0:tcPr>
-          <ns0:p ns2:paraId="5580DE91" ns2:textId="77777777" ns0:rsidR="00D51757" ns0:rsidRDefault="00000000">
-            <ns0:r>
-              <ns0:rPr>
-                <ns0:color ns0:val="4A5568"/>
-                <ns0:sz ns0:val="20"/>
-                <ns0:szCs ns0:val="20"/>
-              </ns0:rPr>
-              <ns0:t>Auto-generate saleable inventory from plots (7 product types, 6 statuses)</ns0:t>
-            </ns0:r>
-          </ns0:p>
-        </ns0:tc>
-      </ns0:tr>
-      <ns0:tr ns0:rsidR="00D51757" ns2:paraId="00E5C2E5" ns2:textId="77777777">
-        <ns0:tc>
-          <ns0:tcPr>
-            <ns0:tcW ns0:w="800" ns0:type="dxa"/>
-            <ns0:tcBorders>
-              <ns0:top ns0:val="single" ns0:sz="1" ns0:space="0" ns0:color="E2E8F0"/>
-              <ns0:left ns0:val="single" ns0:sz="1" ns0:space="0" ns0:color="E2E8F0"/>
-              <ns0:bottom ns0:val="single" ns0:sz="1" ns0:space="0" ns0:color="E2E8F0"/>
-              <ns0:right ns0:val="single" ns0:sz="1" ns0:space="0" ns0:color="E2E8F0"/>
-            </ns0:tcBorders>
-            <ns0:shd ns0:val="clear" ns0:color="auto" ns0:fill="F8F9FA"/>
-            <ns0:tcMar>
-              <ns0:top ns0:w="60" ns0:type="dxa"/>
-              <ns0:left ns0:w="100" ns0:type="dxa"/>
-              <ns0:bottom ns0:w="60" ns0:type="dxa"/>
-              <ns0:right ns0:w="100" ns0:type="dxa"/>
-            </ns0:tcMar>
-          </ns0:tcPr>
-          <ns0:p ns2:paraId="7FD6B5F8" ns2:textId="77777777" ns0:rsidR="00D51757" ns0:rsidRDefault="00000000">
-            <ns0:r>
-              <ns0:rPr>
-                <ns0:color ns0:val="4A5568"/>
-                <ns0:sz ns0:val="20"/>
-                <ns0:szCs ns0:val="20"/>
-              </ns0:rPr>
-              <ns0:t>10</ns0:t>
-            </ns0:r>
-          </ns0:p>
-        </ns0:tc>
-        <ns0:tc>
-          <ns0:tcPr>
-            <ns0:tcW ns0:w="2600" ns0:type="dxa"/>
-            <ns0:tcBorders>
-              <ns0:top ns0:val="single" ns0:sz="1" ns0:space="0" ns0:color="E2E8F0"/>
-              <ns0:left ns0:val="single" ns0:sz="1" ns0:space="0" ns0:color="E2E8F0"/>
-              <ns0:bottom ns0:val="single" ns0:sz="1" ns0:space="0" ns0:color="E2E8F0"/>
-              <ns0:right ns0:val="single" ns0:sz="1" ns0:space="0" ns0:color="E2E8F0"/>
-            </ns0:tcBorders>
-            <ns0:shd ns0:val="clear" ns0:color="auto" ns0:fill="F8F9FA"/>
-            <ns0:tcMar>
-              <ns0:top ns0:w="60" ns0:type="dxa"/>
-              <ns0:left ns0:w="100" ns0:type="dxa"/>
-              <ns0:bottom ns0:w="60" ns0:type="dxa"/>
-              <ns0:right ns0:w="100" ns0:type="dxa"/>
-            </ns0:tcMar>
-          </ns0:tcPr>
-          <ns0:p ns2:paraId="6B0FDB42" ns2:textId="77777777" ns0:rsidR="00D51757" ns0:rsidRDefault="00000000">
-            <ns0:r>
-              <ns0:rPr>
-                <ns0:color ns0:val="4A5568"/>
-                <ns0:sz ns0:val="20"/>
-                <ns0:szCs ns0:val="20"/>
-              </ns0:rPr>
-              <ns0:t>Pricing &amp; Packaging</ns0:t>
-            </ns0:r>
-          </ns0:p>
-        </ns0:tc>
-        <ns0:tc>
-          <ns0:tcPr>
-            <ns0:tcW ns0:w="6248" ns0:type="dxa"/>
-            <ns0:tcBorders>
-              <ns0:top ns0:val="single" ns0:sz="1" ns0:space="0" ns0:color="E2E8F0"/>
-              <ns0:left ns0:val="single" ns0:sz="1" ns0:space="0" ns0:color="E2E8F0"/>
-              <ns0:bottom ns0:val="single" ns0:sz="1" ns0:space="0" ns0:color="E2E8F0"/>
-              <ns0:right ns0:val="single" ns0:sz="1" ns0:space="0" ns0:color="E2E8F0"/>
-            </ns0:tcBorders>
-            <ns0:shd ns0:val="clear" ns0:color="auto" ns0:fill="F8F9FA"/>
-            <ns0:tcMar>
-              <ns0:top ns0:w="60" ns0:type="dxa"/>
-              <ns0:left ns0:w="100" ns0:type="dxa"/>
-              <ns0:bottom ns0:w="60" ns0:type="dxa"/>
-              <ns0:right ns0:w="100" ns0:type="dxa"/>
-            </ns0:tcMar>
-          </ns0:tcPr>
-          <ns0:p ns2:paraId="5A5B7008" ns2:textId="77777777" ns0:rsidR="00D51757" ns0:rsidRDefault="00000000">
-            <ns0:r>
-              <ns0:rPr>
-                <ns0:color ns0:val="4A5568"/>
-                <ns0:sz ns0:val="20"/>
-                <ns0:szCs ns0:val="20"/>
-              </ns0:rPr>
-              <ns0:t>8-type pricing engine (base, corner, park-facing, main road, phase, block, product, custom)</ns0:t>
-            </ns0:r>
-          </ns0:p>
-        </ns0:tc>
-      </ns0:tr>
-      <ns0:tr ns0:rsidR="00D51757" ns2:paraId="4B72780A" ns2:textId="77777777">
-        <ns0:tc>
-          <ns0:tcPr>
-            <ns0:tcW ns0:w="800" ns0:type="dxa"/>
-            <ns0:tcBorders>
-              <ns0:top ns0:val="single" ns0:sz="1" ns0:space="0" ns0:color="E2E8F0"/>
-              <ns0:left ns0:val="single" ns0:sz="1" ns0:space="0" ns0:color="E2E8F0"/>
-              <ns0:bottom ns0:val="single" ns0:sz="1" ns0:space="0" ns0:color="E2E8F0"/>
-              <ns0:right ns0:val="single" ns0:sz="1" ns0:space="0" ns0:color="E2E8F0"/>
-            </ns0:tcBorders>
-            <ns0:tcMar>
-              <ns0:top ns0:w="60" ns0:type="dxa"/>
-              <ns0:left ns0:w="100" ns0:type="dxa"/>
-              <ns0:bottom ns0:w="60" ns0:type="dxa"/>
-              <ns0:right ns0:w="100" ns0:type="dxa"/>
-            </ns0:tcMar>
-          </ns0:tcPr>
-          <ns0:p ns2:paraId="09727275" ns2:textId="77777777" ns0:rsidR="00D51757" ns0:rsidRDefault="00000000">
-            <ns0:r>
-              <ns0:rPr>
-                <ns0:color ns0:val="4A5568"/>
-                <ns0:sz ns0:val="20"/>
-                <ns0:szCs ns0:val="20"/>
-              </ns0:rPr>
-              <ns0:t>11</ns0:t>
-            </ns0:r>
-          </ns0:p>
-        </ns0:tc>
-        <ns0:tc>
-          <ns0:tcPr>
-            <ns0:tcW ns0:w="2600" ns0:type="dxa"/>
-            <ns0:tcBorders>
-              <ns0:top ns0:val="single" ns0:sz="1" ns0:space="0" ns0:color="E2E8F0"/>
-              <ns0:left ns0:val="single" ns0:sz="1" ns0:space="0" ns0:color="E2E8F0"/>
-              <ns0:bottom ns0:val="single" ns0:sz="1" ns0:space="0" ns0:color="E2E8F0"/>
-              <ns0:right ns0:val="single" ns0:sz="1" ns0:space="0" ns0:color="E2E8F0"/>
-            </ns0:tcBorders>
-            <ns0:tcMar>
-              <ns0:top ns0:w="60" ns0:type="dxa"/>
-              <ns0:left ns0:w="100" ns0:type="dxa"/>
-              <ns0:bottom ns0:w="60" ns0:type="dxa"/>
-              <ns0:right ns0:w="100" ns0:type="dxa"/>
-            </ns0:tcMar>
-          </ns0:tcPr>
-          <ns0:p ns2:paraId="069DACE1" ns2:textId="77777777" ns0:rsidR="00D51757" ns0:rsidRDefault="00000000">
-            <ns0:r>
-              <ns0:rPr>
-                <ns0:color ns0:val="4A5568"/>
-                <ns0:sz ns0:val="20"/>
-                <ns0:szCs ns0:val="20"/>
-              </ns0:rPr>
-              <ns0:t>Launch Readiness</ns0:t>
-            </ns0:r>
-          </ns0:p>
-        </ns0:tc>
-        <ns0:tc>
-          <ns0:tcPr>
-            <ns0:tcW ns0:w="6248" ns0:type="dxa"/>
-            <ns0:tcBorders>
-              <ns0:top ns0:val="single" ns0:sz="1" ns0:space="0" ns0:color="E2E8F0"/>
-              <ns0:left ns0:val="single" ns0:sz="1" ns0:space="0" ns0:color="E2E8F0"/>
-              <ns0:bottom ns0:val="single" ns0:sz="1" ns0:space="0" ns0:color="E2E8F0"/>
-              <ns0:right ns0:val="single" ns0:sz="1" ns0:space="0" ns0:color="E2E8F0"/>
-            </ns0:tcBorders>
-            <ns0:tcMar>
-              <ns0:top ns0:w="60" ns0:type="dxa"/>
-              <ns0:left ns0:w="100" ns0:type="dxa"/>
-              <ns0:bottom ns0:w="60" ns0:type="dxa"/>
-              <ns0:right ns0:w="100" ns0:type="dxa"/>
-            </ns0:tcMar>
-          </ns0:tcPr>
-          <ns0:p ns2:paraId="69FDDF75" ns2:textId="77777777" ns0:rsidR="00D51757" ns0:rsidRDefault="00000000">
-            <ns0:r>
-              <ns0:rPr>
-                <ns0:color ns0:val="4A5568"/>
-                <ns0:sz ns0:val="20"/>
-                <ns0:szCs ns0:val="20"/>
-              </ns0:rPr>
-              <ns0:t>Pre-launch verification and wave planning</ns0:t>
-            </ns0:r>
-          </ns0:p>
-        </ns0:tc>
-      </ns0:tr>
-      <ns0:tr ns0:rsidR="00D51757" ns2:paraId="0DE78DAD" ns2:textId="77777777">
-        <ns0:tc>
-          <ns0:tcPr>
-            <ns0:tcW ns0:w="800" ns0:type="dxa"/>
-            <ns0:tcBorders>
-              <ns0:top ns0:val="single" ns0:sz="1" ns0:space="0" ns0:color="E2E8F0"/>
-              <ns0:left ns0:val="single" ns0:sz="1" ns0:space="0" ns0:color="E2E8F0"/>
-              <ns0:bottom ns0:val="single" ns0:sz="1" ns0:space="0" ns0:color="E2E8F0"/>
-              <ns0:right ns0:val="single" ns0:sz="1" ns0:space="0" ns0:color="E2E8F0"/>
-            </ns0:tcBorders>
-            <ns0:shd ns0:val="clear" ns0:color="auto" ns0:fill="F8F9FA"/>
-            <ns0:tcMar>
-              <ns0:top ns0:w="60" ns0:type="dxa"/>
-              <ns0:left ns0:w="100" ns0:type="dxa"/>
-              <ns0:bottom ns0:w="60" ns0:type="dxa"/>
-              <ns0:right ns0:w="100" ns0:type="dxa"/>
-            </ns0:tcMar>
-          </ns0:tcPr>
-          <ns0:p ns2:paraId="0173E26A" ns2:textId="77777777" ns0:rsidR="00D51757" ns0:rsidRDefault="00000000">
-            <ns0:r>
-              <ns0:rPr>
-                <ns0:color ns0:val="4A5568"/>
-                <ns0:sz ns0:val="20"/>
-                <ns0:szCs ns0:val="20"/>
-              </ns0:rPr>
-              <ns0:t>12</ns0:t>
-            </ns0:r>
-          </ns0:p>
-        </ns0:tc>
-        <ns0:tc>
-          <ns0:tcPr>
-            <ns0:tcW ns0:w="2600" ns0:type="dxa"/>
-            <ns0:tcBorders>
-              <ns0:top ns0:val="single" ns0:sz="1" ns0:space="0" ns0:color="E2E8F0"/>
-              <ns0:left ns0:val="single" ns0:sz="1" ns0:space="0" ns0:color="E2E8F0"/>
-              <ns0:bottom ns0:val="single" ns0:sz="1" ns0:space="0" ns0:color="E2E8F0"/>
-              <ns0:right ns0:val="single" ns0:sz="1" ns0:space="0" ns0:color="E2E8F0"/>
-            </ns0:tcBorders>
-            <ns0:shd ns0:val="clear" ns0:color="auto" ns0:fill="F8F9FA"/>
-            <ns0:tcMar>
-              <ns0:top ns0:w="60" ns0:type="dxa"/>
-              <ns0:left ns0:w="100" ns0:type="dxa"/>
-              <ns0:bottom ns0:w="60" ns0:type="dxa"/>
-              <ns0:right ns0:w="100" ns0:type="dxa"/>
-            </ns0:tcMar>
-          </ns0:tcPr>
-          <ns0:p ns2:paraId="55C1BA9F" ns2:textId="77777777" ns0:rsidR="00D51757" ns0:rsidRDefault="00000000">
-            <ns0:r>
-              <ns0:rPr>
-                <ns0:color ns0:val="4A5568"/>
-                <ns0:sz ns0:val="20"/>
-                <ns0:szCs ns0:val="20"/>
-              </ns0:rPr>
-              <ns0:t>Off-Plan Launch</ns0:t>
-            </ns0:r>
-          </ns0:p>
-        </ns0:tc>
-        <ns0:tc>
-          <ns0:tcPr>
-            <ns0:tcW ns0:w="6248" ns0:type="dxa"/>
-            <ns0:tcBorders>
-              <ns0:top ns0:val="single" ns0:sz="1" ns0:space="0" ns0:color="E2E8F0"/>
-              <ns0:left ns0:val="single" ns0:sz="1" ns0:space="0" ns0:color="E2E8F0"/>
-              <ns0:bottom ns0:val="single" ns0:sz="1" ns0:space="0" ns0:color="E2E8F0"/>
-              <ns0:right ns0:val="single" ns0:sz="1" ns0:space="0" ns0:color="E2E8F0"/>
-            </ns0:tcBorders>
-            <ns0:shd ns0:val="clear" ns0:color="auto" ns0:fill="F8F9FA"/>
-            <ns0:tcMar>
-              <ns0:top ns0:w="60" ns0:type="dxa"/>
-              <ns0:left ns0:w="100" ns0:type="dxa"/>
-              <ns0:bottom ns0:w="60" ns0:type="dxa"/>
-              <ns0:right ns0:w="100" ns0:type="dxa"/>
-            </ns0:tcMar>
-          </ns0:tcPr>
-          <ns0:p ns2:paraId="042155DC" ns2:textId="77777777" ns0:rsidR="00D51757" ns0:rsidRDefault="00000000">
-            <ns0:r>
-              <ns0:rPr>
-                <ns0:color ns0:val="4A5568"/>
-                <ns0:sz ns0:val="20"/>
-                <ns0:szCs ns0:val="20"/>
-              </ns0:rPr>
-              <ns0:t>Phased release control with 4 statuses (planned, ready, launched, closed)</ns0:t>
-            </ns0:r>
-          </ns0:p>
-        </ns0:tc>
-      </ns0:tr>
     </ns0:tbl>
     <ns0:p ns2:paraId="0732D488" ns2:textId="77777777" ns0:rsidR="00D51757" ns0:rsidRDefault="00000000">
       <ns0:r>
@@ -19720,10 +16669,7 @@
         <ns0:pStyle ns0:val="Heading1"/>
       </ns0:pPr>
       <ns0:bookmarkStart ns0:id="72" ns0:name="_Toc224683241"/>
-      <ns0:r>
-        <ns0:lastRenderedPageBreak/>
-        <ns0:t>Appendix B: Feasibility Scoring Model</ns0:t>
-      </ns0:r>
+      <ns0:r/>
       <ns0:bookmarkEnd ns0:id="72"/>
     </ns0:p>
     <ns0:p ns2:paraId="3985FD0A" ns2:textId="77777777" ns0:rsidR="00D51757" ns0:rsidRDefault="00000000">
@@ -19734,7 +16680,6 @@
         <ns0:rPr>
           <ns0:color ns0:val="4A5568"/>
         </ns0:rPr>
-        <ns0:t>The feasibility assessment uses a weighted 5-factor scoring model:</ns0:t>
       </ns0:r>
     </ns0:p>
     <ns0:p ns2:paraId="6449453E" ns2:textId="77777777" ns0:rsidR="00D51757" ns0:rsidRDefault="00D51757">
@@ -19764,7 +16709,7 @@
         <ns0:gridCol ns0:w="1200"/>
         <ns0:gridCol ns0:w="6448"/>
       </ns0:tblGrid>
-      <ns0:tr ns0:rsidR="00D51757" ns2:paraId="52C16323" ns2:textId="77777777">
+      <ns0:tr ns0:rsidR="00D51757" ns2:paraId="18B1E10B" ns2:textId="77777777">
         <ns0:tc>
           <ns0:tcPr>
             <ns0:tcW ns0:w="2000" ns0:type="dxa"/>
@@ -19774,25 +16719,21 @@
               <ns0:bottom ns0:val="single" ns0:sz="1" ns0:space="0" ns0:color="E2E8F0"/>
               <ns0:right ns0:val="single" ns0:sz="1" ns0:space="0" ns0:color="E2E8F0"/>
             </ns0:tcBorders>
-            <ns0:shd ns0:val="clear" ns0:color="auto" ns0:fill="182840"/>
-            <ns0:tcMar>
-              <ns0:top ns0:w="60" ns0:type="dxa"/>
-              <ns0:left ns0:w="100" ns0:type="dxa"/>
-              <ns0:bottom ns0:w="60" ns0:type="dxa"/>
-              <ns0:right ns0:w="100" ns0:type="dxa"/>
-            </ns0:tcMar>
-            <ns0:vAlign ns0:val="center"/>
-          </ns0:tcPr>
-          <ns0:p ns2:paraId="69F248D7" ns2:textId="77777777" ns0:rsidR="00D51757" ns0:rsidRDefault="00000000">
-            <ns0:r>
-              <ns0:rPr>
-                <ns0:b/>
-                <ns0:bCs/>
-                <ns0:color ns0:val="FFFFFF"/>
-                <ns0:sz ns0:val="20"/>
-                <ns0:szCs ns0:val="20"/>
-              </ns0:rPr>
-              <ns0:t>Factor</ns0:t>
+            <ns0:tcMar>
+              <ns0:top ns0:w="60" ns0:type="dxa"/>
+              <ns0:left ns0:w="100" ns0:type="dxa"/>
+              <ns0:bottom ns0:w="60" ns0:type="dxa"/>
+              <ns0:right ns0:w="100" ns0:type="dxa"/>
+            </ns0:tcMar>
+          </ns0:tcPr>
+          <ns0:p ns2:paraId="60050690" ns2:textId="77777777" ns0:rsidR="00D51757" ns0:rsidRDefault="00000000">
+            <ns0:r>
+              <ns0:rPr>
+                <ns0:color ns0:val="4A5568"/>
+                <ns0:sz ns0:val="20"/>
+                <ns0:szCs ns0:val="20"/>
+              </ns0:rPr>
+              <ns0:t>Legal</ns0:t>
             </ns0:r>
           </ns0:p>
         </ns0:tc>
@@ -19805,25 +16746,21 @@
               <ns0:bottom ns0:val="single" ns0:sz="1" ns0:space="0" ns0:color="E2E8F0"/>
               <ns0:right ns0:val="single" ns0:sz="1" ns0:space="0" ns0:color="E2E8F0"/>
             </ns0:tcBorders>
-            <ns0:shd ns0:val="clear" ns0:color="auto" ns0:fill="182840"/>
-            <ns0:tcMar>
-              <ns0:top ns0:w="60" ns0:type="dxa"/>
-              <ns0:left ns0:w="100" ns0:type="dxa"/>
-              <ns0:bottom ns0:w="60" ns0:type="dxa"/>
-              <ns0:right ns0:w="100" ns0:type="dxa"/>
-            </ns0:tcMar>
-            <ns0:vAlign ns0:val="center"/>
-          </ns0:tcPr>
-          <ns0:p ns2:paraId="0EE160D6" ns2:textId="77777777" ns0:rsidR="00D51757" ns0:rsidRDefault="00000000">
-            <ns0:r>
-              <ns0:rPr>
-                <ns0:b/>
-                <ns0:bCs/>
-                <ns0:color ns0:val="FFFFFF"/>
-                <ns0:sz ns0:val="20"/>
-                <ns0:szCs ns0:val="20"/>
-              </ns0:rPr>
-              <ns0:t>Weight</ns0:t>
+            <ns0:tcMar>
+              <ns0:top ns0:w="60" ns0:type="dxa"/>
+              <ns0:left ns0:w="100" ns0:type="dxa"/>
+              <ns0:bottom ns0:w="60" ns0:type="dxa"/>
+              <ns0:right ns0:w="100" ns0:type="dxa"/>
+            </ns0:tcMar>
+          </ns0:tcPr>
+          <ns0:p ns2:paraId="3BD99BC7" ns2:textId="77777777" ns0:rsidR="00D51757" ns0:rsidRDefault="00000000">
+            <ns0:r>
+              <ns0:rPr>
+                <ns0:color ns0:val="4A5568"/>
+                <ns0:sz ns0:val="20"/>
+                <ns0:szCs ns0:val="20"/>
+              </ns0:rPr>
+              <ns0:t>25%</ns0:t>
             </ns0:r>
           </ns0:p>
         </ns0:tc>
@@ -19836,93 +16773,6 @@
               <ns0:bottom ns0:val="single" ns0:sz="1" ns0:space="0" ns0:color="E2E8F0"/>
               <ns0:right ns0:val="single" ns0:sz="1" ns0:space="0" ns0:color="E2E8F0"/>
             </ns0:tcBorders>
-            <ns0:shd ns0:val="clear" ns0:color="auto" ns0:fill="182840"/>
-            <ns0:tcMar>
-              <ns0:top ns0:w="60" ns0:type="dxa"/>
-              <ns0:left ns0:w="100" ns0:type="dxa"/>
-              <ns0:bottom ns0:w="60" ns0:type="dxa"/>
-              <ns0:right ns0:w="100" ns0:type="dxa"/>
-            </ns0:tcMar>
-            <ns0:vAlign ns0:val="center"/>
-          </ns0:tcPr>
-          <ns0:p ns2:paraId="774CA776" ns2:textId="77777777" ns0:rsidR="00D51757" ns0:rsidRDefault="00000000">
-            <ns0:r>
-              <ns0:rPr>
-                <ns0:b/>
-                <ns0:bCs/>
-                <ns0:color ns0:val="FFFFFF"/>
-                <ns0:sz ns0:val="20"/>
-                <ns0:szCs ns0:val="20"/>
-              </ns0:rPr>
-              <ns0:t>Assessment Criteria</ns0:t>
-            </ns0:r>
-          </ns0:p>
-        </ns0:tc>
-      </ns0:tr>
-      <ns0:tr ns0:rsidR="00D51757" ns2:paraId="18B1E10B" ns2:textId="77777777">
-        <ns0:tc>
-          <ns0:tcPr>
-            <ns0:tcW ns0:w="2000" ns0:type="dxa"/>
-            <ns0:tcBorders>
-              <ns0:top ns0:val="single" ns0:sz="1" ns0:space="0" ns0:color="E2E8F0"/>
-              <ns0:left ns0:val="single" ns0:sz="1" ns0:space="0" ns0:color="E2E8F0"/>
-              <ns0:bottom ns0:val="single" ns0:sz="1" ns0:space="0" ns0:color="E2E8F0"/>
-              <ns0:right ns0:val="single" ns0:sz="1" ns0:space="0" ns0:color="E2E8F0"/>
-            </ns0:tcBorders>
-            <ns0:tcMar>
-              <ns0:top ns0:w="60" ns0:type="dxa"/>
-              <ns0:left ns0:w="100" ns0:type="dxa"/>
-              <ns0:bottom ns0:w="60" ns0:type="dxa"/>
-              <ns0:right ns0:w="100" ns0:type="dxa"/>
-            </ns0:tcMar>
-          </ns0:tcPr>
-          <ns0:p ns2:paraId="60050690" ns2:textId="77777777" ns0:rsidR="00D51757" ns0:rsidRDefault="00000000">
-            <ns0:r>
-              <ns0:rPr>
-                <ns0:color ns0:val="4A5568"/>
-                <ns0:sz ns0:val="20"/>
-                <ns0:szCs ns0:val="20"/>
-              </ns0:rPr>
-              <ns0:t>Legal</ns0:t>
-            </ns0:r>
-          </ns0:p>
-        </ns0:tc>
-        <ns0:tc>
-          <ns0:tcPr>
-            <ns0:tcW ns0:w="1200" ns0:type="dxa"/>
-            <ns0:tcBorders>
-              <ns0:top ns0:val="single" ns0:sz="1" ns0:space="0" ns0:color="E2E8F0"/>
-              <ns0:left ns0:val="single" ns0:sz="1" ns0:space="0" ns0:color="E2E8F0"/>
-              <ns0:bottom ns0:val="single" ns0:sz="1" ns0:space="0" ns0:color="E2E8F0"/>
-              <ns0:right ns0:val="single" ns0:sz="1" ns0:space="0" ns0:color="E2E8F0"/>
-            </ns0:tcBorders>
-            <ns0:tcMar>
-              <ns0:top ns0:w="60" ns0:type="dxa"/>
-              <ns0:left ns0:w="100" ns0:type="dxa"/>
-              <ns0:bottom ns0:w="60" ns0:type="dxa"/>
-              <ns0:right ns0:w="100" ns0:type="dxa"/>
-            </ns0:tcMar>
-          </ns0:tcPr>
-          <ns0:p ns2:paraId="3BD99BC7" ns2:textId="77777777" ns0:rsidR="00D51757" ns0:rsidRDefault="00000000">
-            <ns0:r>
-              <ns0:rPr>
-                <ns0:color ns0:val="4A5568"/>
-                <ns0:sz ns0:val="20"/>
-                <ns0:szCs ns0:val="20"/>
-              </ns0:rPr>
-              <ns0:t>25%</ns0:t>
-            </ns0:r>
-          </ns0:p>
-        </ns0:tc>
-        <ns0:tc>
-          <ns0:tcPr>
-            <ns0:tcW ns0:w="6448" ns0:type="dxa"/>
-            <ns0:tcBorders>
-              <ns0:top ns0:val="single" ns0:sz="1" ns0:space="0" ns0:color="E2E8F0"/>
-              <ns0:left ns0:val="single" ns0:sz="1" ns0:space="0" ns0:color="E2E8F0"/>
-              <ns0:bottom ns0:val="single" ns0:sz="1" ns0:space="0" ns0:color="E2E8F0"/>
-              <ns0:right ns0:val="single" ns0:sz="1" ns0:space="0" ns0:color="E2E8F0"/>
-            </ns0:tcBorders>
             <ns0:tcMar>
               <ns0:top ns0:w="60" ns0:type="dxa"/>
               <ns0:left ns0:w="100" ns0:type="dxa"/>
@@ -19937,7 +16787,6 @@
                 <ns0:sz ns0:val="20"/>
                 <ns0:szCs ns0:val="20"/>
               </ns0:rPr>
-              <ns0:t>Zoning compliance, title clarity, regulatory approvals, encumbrances</ns0:t>
             </ns0:r>
           </ns0:p>
         </ns0:tc>
@@ -20023,7 +16872,6 @@
                 <ns0:sz ns0:val="20"/>
                 <ns0:szCs ns0:val="20"/>
               </ns0:rPr>
-              <ns0:t>Market demand, pricing potential, competition analysis, absorption rate</ns0:t>
             </ns0:r>
           </ns0:p>
         </ns0:tc>
@@ -20106,7 +16954,6 @@
                 <ns0:sz ns0:val="20"/>
                 <ns0:szCs ns0:val="20"/>
               </ns0:rPr>
-              <ns0:t>Site accessibility, infrastructure availability, construction feasibility, soil conditions</ns0:t>
             </ns0:r>
           </ns0:p>
         </ns0:tc>
@@ -20192,7 +17039,6 @@
                 <ns0:sz ns0:val="20"/>
                 <ns0:szCs ns0:val="20"/>
               </ns0:rPr>
-              <ns0:t>Environmental impact, flood risk, topography, contamination</ns0:t>
             </ns0:r>
           </ns0:p>
         </ns0:tc>
@@ -20275,7 +17121,6 @@
                 <ns0:sz ns0:val="20"/>
                 <ns0:szCs ns0:val="20"/>
               </ns0:rPr>
-              <ns0:t>ROI projections, construction costs, market absorption, financing feasibility</ns0:t>
             </ns0:r>
           </ns0:p>
         </ns0:tc>
@@ -20294,7 +17139,6 @@
         <ns0:rPr>
           <ns0:color ns0:val="4A5568"/>
         </ns0:rPr>
-        <ns0:t>Recommendation outputs: GO (proceed with development), NO_GO (abandon or defer), CONDITIONAL (proceed with specific mitigations). Each assessment captures structured findings as JSON data for detailed analysis.</ns0:t>
       </ns0:r>
     </ns0:p>
     <ns0:p ns2:paraId="3EF47795" ns2:textId="77777777" ns0:rsidR="00D51757" ns0:rsidRDefault="00000000">
@@ -20371,7 +17215,7 @@
           <ns0:bCs/>
           <ns0:color ns0:val="182840"/>
         </ns0:rPr>
-        <ns0:t xml:space="preserve">SIGNED — Legally binding. Triggers side-effects: for lease contracts, auto-creates Lease record with installment schedule; for sale contracts, unit status updates automatically.i compliance, auto-creates BUYER_DEPOSIT escrow transaction. Cannot be edited.</ns0:t>
+        <ns0:t>SIGNED — Legally binding. Triggers side-effects: for lease contracts, auto-creates Lease record with installment schedule; for sale contracts, unit status is automatically updated to SOLD. Cannot be edited.</ns0:t>
       </ns0:r>
       <ns0:r>
         <ns0:rPr>
@@ -20833,7 +17677,6 @@
                 <ns0:sz ns0:val="20"/>
                 <ns0:szCs ns0:val="20"/>
               </ns0:rPr>
-              <ns0:t>Etmam</ns0:t>
             </ns0:r>
           </ns0:p>
         </ns0:tc>
@@ -20861,7 +17704,6 @@
                 <ns0:sz ns0:val="20"/>
                 <ns0:szCs ns0:val="20"/>
               </ns0:rPr>
-              <ns0:t>إتمام</ns0:t>
             </ns0:r>
           </ns0:p>
         </ns0:tc>
@@ -20889,7 +17731,6 @@
                 <ns0:sz ns0:val="20"/>
                 <ns0:szCs ns0:val="20"/>
               </ns0:rPr>
-              <ns0:t>Developer registry and reporting platform</ns0:t>
             </ns0:r>
           </ns0:p>
         </ns0:tc>
@@ -21283,7 +18124,6 @@
                 <ns0:sz ns0:val="20"/>
                 <ns0:szCs ns0:val="20"/>
               </ns0:rPr>
-              <ns0:t>وافي</ns0:t>
             </ns0:r>
           </ns0:p>
         </ns0:tc>
@@ -21310,7 +18150,6 @@
                 <ns0:sz ns0:val="20"/>
                 <ns0:szCs ns0:val="20"/>
               </ns0:rPr>
-              <ns0:t>Off-plan property sales regulation platform (REGA)</ns0:t>
             </ns0:r>
           </ns0:p>
         </ns0:tc>
@@ -22278,6 +19117,16 @@
 </w:ftr>
 </file>
 
+<file path=word/footer3.xml><?xml version="1.0" encoding="utf-8"?>
+<w:ftr xmlns:m="http://schemas.openxmlformats.org/officeDocument/2006/math" xmlns:mc="http://schemas.openxmlformats.org/markup-compatibility/2006" xmlns:mo="http://schemas.microsoft.com/office/mac/office/2008/main" xmlns:mv="urn:schemas-microsoft-com:mac:vml" xmlns:o="urn:schemas-microsoft-com:office:office" xmlns:r="http://schemas.openxmlformats.org/officeDocument/2006/relationships" xmlns:v="urn:schemas-microsoft-com:vml" xmlns:w10="urn:schemas-microsoft-com:office:word" xmlns:w14="http://schemas.microsoft.com/office/word/2010/wordml" xmlns:w="http://schemas.openxmlformats.org/wordprocessingml/2006/main" xmlns:wne="http://schemas.microsoft.com/office/word/2006/wordml" xmlns:wp14="http://schemas.microsoft.com/office/word/2010/wordprocessingDrawing" xmlns:wp="http://schemas.openxmlformats.org/drawingml/2006/wordprocessingDrawing" xmlns:wpc="http://schemas.microsoft.com/office/word/2010/wordprocessingCanvas" xmlns:wpg="http://schemas.microsoft.com/office/word/2010/wordprocessingGroup" xmlns:wpi="http://schemas.microsoft.com/office/word/2010/wordprocessingInk" xmlns:wps="http://schemas.microsoft.com/office/word/2010/wordprocessingShape" mc:Ignorable="w14 wp14">
+  <w:p>
+    <w:pPr>
+      <w:pStyle w:val="Footer"/>
+    </w:pPr>
+  </w:p>
+</w:ftr>
+</file>
+
 <file path=word/footnotes.xml><?xml version="1.0" encoding="utf-8"?>
 <w:footnotes xmlns:wpc="http://schemas.microsoft.com/office/word/2010/wordprocessingCanvas" xmlns:cx="http://schemas.microsoft.com/office/drawing/2014/chartex" xmlns:cx1="http://schemas.microsoft.com/office/drawing/2015/9/8/chartex" xmlns:cx2="http://schemas.microsoft.com/office/drawing/2015/10/21/chartex" xmlns:cx3="http://schemas.microsoft.com/office/drawing/2016/5/9/chartex" xmlns:cx4="http://schemas.microsoft.com/office/drawing/2016/5/10/chartex" xmlns:cx5="http://schemas.microsoft.com/office/drawing/2016/5/11/chartex" xmlns:cx6="http://schemas.microsoft.com/office/drawing/2016/5/12/chartex" xmlns:cx7="http://schemas.microsoft.com/office/drawing/2016/5/13/chartex" xmlns:cx8="http://schemas.microsoft.com/office/drawing/2016/5/14/chartex" xmlns:mc="http://schemas.openxmlformats.org/markup-compatibility/2006" xmlns:aink="http://schemas.microsoft.com/office/drawing/2016/ink" xmlns:am3d="http://schemas.microsoft.com/office/drawing/2017/model3d" xmlns:o="urn:schemas-microsoft-com:office:office" xmlns:oel="http://schemas.microsoft.com/office/2019/extlst" xmlns:r="http://schemas.openxmlformats.org/officeDocument/2006/relationships" xmlns:m="http://schemas.openxmlformats.org/officeDocument/2006/math" xmlns:v="urn:schemas-microsoft-com:vml" xmlns:wp14="http://schemas.microsoft.com/office/word/2010/wordprocessingDrawing" xmlns:wp="http://schemas.openxmlformats.org/drawingml/2006/wordprocessingDrawing" xmlns:w10="urn:schemas-microsoft-com:office:word" xmlns:w="http://schemas.openxmlformats.org/wordprocessingml/2006/main" xmlns:w14="http://schemas.microsoft.com/office/word/2010/wordml" xmlns:w15="http://schemas.microsoft.com/office/word/2012/wordml" xmlns:w16cex="http://schemas.microsoft.com/office/word/2018/wordml/cex" xmlns:w16cid="http://schemas.microsoft.com/office/word/2016/wordml/cid" xmlns:w16="http://schemas.microsoft.com/office/word/2018/wordml" xmlns:w16du="http://schemas.microsoft.com/office/word/2023/wordml/word16du" xmlns:w16sdtdh="http://schemas.microsoft.com/office/word/2020/wordml/sdtdatahash" xmlns:w16sdtfl="http://schemas.microsoft.com/office/word/2024/wordml/sdtformatlock" xmlns:w16se="http://schemas.microsoft.com/office/word/2015/wordml/symex" xmlns:wpg="http://schemas.microsoft.com/office/word/2010/wordprocessingGroup" xmlns:wpi="http://schemas.microsoft.com/office/word/2010/wordprocessingInk" xmlns:wne="http://schemas.microsoft.com/office/word/2006/wordml" xmlns:wps="http://schemas.microsoft.com/office/word/2010/wordprocessingShape" mc:Ignorable="w14 w15 w16se w16cid w16 w16cex w16sdtdh w16sdtfl w16du wp14">
   <w:footnote w:type="separator" w:id="-1">
@@ -22439,6 +19288,16 @@
       </w:rPr>
       <w:t>MIMARIC TECHNICAL WHITE PAPER</w:t>
     </w:r>
+  </w:p>
+</w:hdr>
+</file>
+
+<file path=word/header3.xml><?xml version="1.0" encoding="utf-8"?>
+<w:hdr xmlns:m="http://schemas.openxmlformats.org/officeDocument/2006/math" xmlns:mc="http://schemas.openxmlformats.org/markup-compatibility/2006" xmlns:mo="http://schemas.microsoft.com/office/mac/office/2008/main" xmlns:mv="urn:schemas-microsoft-com:mac:vml" xmlns:o="urn:schemas-microsoft-com:office:office" xmlns:r="http://schemas.openxmlformats.org/officeDocument/2006/relationships" xmlns:v="urn:schemas-microsoft-com:vml" xmlns:w10="urn:schemas-microsoft-com:office:word" xmlns:w14="http://schemas.microsoft.com/office/word/2010/wordml" xmlns:w="http://schemas.openxmlformats.org/wordprocessingml/2006/main" xmlns:wne="http://schemas.microsoft.com/office/word/2006/wordml" xmlns:wp14="http://schemas.microsoft.com/office/word/2010/wordprocessingDrawing" xmlns:wp="http://schemas.openxmlformats.org/drawingml/2006/wordprocessingDrawing" xmlns:wpc="http://schemas.microsoft.com/office/word/2010/wordprocessingCanvas" xmlns:wpg="http://schemas.microsoft.com/office/word/2010/wordprocessingGroup" xmlns:wpi="http://schemas.microsoft.com/office/word/2010/wordprocessingInk" xmlns:wps="http://schemas.microsoft.com/office/word/2010/wordprocessingShape" mc:Ignorable="w14 wp14">
+  <w:p>
+    <w:pPr>
+      <w:pStyle w:val="Header"/>
+    </w:pPr>
   </w:p>
 </w:hdr>
 </file>

--- a/docs/Mimaric-Technical-White-Paper-v2.0.docx
+++ b/docs/Mimaric-Technical-White-Paper-v2.0.docx
@@ -1,6 +1,6 @@
 
 <file path=word/document.xml><?xml version="1.0" encoding="utf-8"?>
-<w:document xmlns:wpc="http://schemas.microsoft.com/office/word/2010/wordprocessingCanvas" xmlns:cx="http://schemas.microsoft.com/office/drawing/2014/chartex" xmlns:cx1="http://schemas.microsoft.com/office/drawing/2015/9/8/chartex" xmlns:cx2="http://schemas.microsoft.com/office/drawing/2015/10/21/chartex" xmlns:cx3="http://schemas.microsoft.com/office/drawing/2016/5/9/chartex" xmlns:cx4="http://schemas.microsoft.com/office/drawing/2016/5/10/chartex" xmlns:cx5="http://schemas.microsoft.com/office/drawing/2016/5/11/chartex" xmlns:cx6="http://schemas.microsoft.com/office/drawing/2016/5/12/chartex" xmlns:cx7="http://schemas.microsoft.com/office/drawing/2016/5/13/chartex" xmlns:cx8="http://schemas.microsoft.com/office/drawing/2016/5/14/chartex" xmlns:mc="http://schemas.openxmlformats.org/markup-compatibility/2006" xmlns:aink="http://schemas.microsoft.com/office/drawing/2016/ink" xmlns:am3d="http://schemas.microsoft.com/office/drawing/2017/model3d" xmlns:o="urn:schemas-microsoft-com:office:office" xmlns:oel="http://schemas.microsoft.com/office/2019/extlst" xmlns:r="http://schemas.openxmlformats.org/officeDocument/2006/relationships" xmlns:m="http://schemas.openxmlformats.org/officeDocument/2006/math" xmlns:v="urn:schemas-microsoft-com:vml" xmlns:wp14="http://schemas.microsoft.com/office/word/2010/wordprocessingDrawing" xmlns:wp="http://schemas.openxmlformats.org/drawingml/2006/wordprocessingDrawing" xmlns:w10="urn:schemas-microsoft-com:office:word" xmlns:w="http://schemas.openxmlformats.org/wordprocessingml/2006/main" xmlns:w14="http://schemas.microsoft.com/office/word/2010/wordml" xmlns:w15="http://schemas.microsoft.com/office/word/2012/wordml" xmlns:w16cex="http://schemas.microsoft.com/office/word/2018/wordml/cex" xmlns:w16cid="http://schemas.microsoft.com/office/word/2016/wordml/cid" xmlns:w16="http://schemas.microsoft.com/office/word/2018/wordml" xmlns:w16du="http://schemas.microsoft.com/office/word/2023/wordml/word16du" xmlns:w16sdtdh="http://schemas.microsoft.com/office/word/2020/wordml/sdtdatahash" xmlns:w16sdtfl="http://schemas.microsoft.com/office/word/2024/wordml/sdtformatlock" xmlns:w16se="http://schemas.microsoft.com/office/word/2015/wordml/symex" xmlns:wpg="http://schemas.microsoft.com/office/word/2010/wordprocessingGroup" xmlns:wpi="http://schemas.microsoft.com/office/word/2010/wordprocessingInk" xmlns:wne="http://schemas.microsoft.com/office/word/2006/wordml" xmlns:wps="http://schemas.microsoft.com/office/word/2010/wordprocessingShape" xmlns:a="http://schemas.openxmlformats.org/drawingml/2006/main" xmlns:pic="http://schemas.openxmlformats.org/drawingml/2006/picture" mc:Ignorable="w14 w15 w16se w16cid w16 w16cex w16sdtdh w16sdtfl w16du wp14">
+<w:document xmlns:wpc="http://schemas.microsoft.com/office/word/2010/wordprocessingCanvas" xmlns:cx="http://schemas.microsoft.com/office/drawing/2014/chartex" xmlns:cx1="http://schemas.microsoft.com/office/drawing/2015/9/8/chartex" xmlns:cx2="http://schemas.microsoft.com/office/drawing/2015/10/21/chartex" xmlns:cx3="http://schemas.microsoft.com/office/drawing/2016/5/9/chartex" xmlns:cx4="http://schemas.microsoft.com/office/drawing/2016/5/10/chartex" xmlns:cx5="http://schemas.microsoft.com/office/drawing/2016/5/11/chartex" xmlns:cx6="http://schemas.microsoft.com/office/drawing/2016/5/12/chartex" xmlns:cx7="http://schemas.microsoft.com/office/drawing/2016/5/13/chartex" xmlns:cx8="http://schemas.microsoft.com/office/drawing/2016/5/14/chartex" xmlns:mc="http://schemas.openxmlformats.org/markup-compatibility/2006" xmlns:aink="http://schemas.microsoft.com/office/drawing/2016/ink" xmlns:am3d="http://schemas.microsoft.com/office/drawing/2017/model3d" xmlns:o="urn:schemas-microsoft-com:office:office" xmlns:oel="http://schemas.microsoft.com/office/2019/extlst" xmlns:r="http://schemas.openxmlformats.org/officeDocument/2006/relationships" xmlns:m="http://schemas.openxmlformats.org/officeDocument/2006/math" xmlns:v="urn:schemas-microsoft-com:vml" xmlns:wp14="http://schemas.microsoft.com/office/word/2010/wordprocessingDrawing" xmlns:wp="http://schemas.openxmlformats.org/drawingml/2006/wordprocessingDrawing" xmlns:w10="urn:schemas-microsoft-com:office:word" xmlns:w="http://schemas.openxmlformats.org/wordprocessingml/2006/main" xmlns:w14="http://schemas.microsoft.com/office/word/2010/wordml" xmlns:w15="http://schemas.microsoft.com/office/word/2012/wordml" xmlns:w16cex="http://schemas.microsoft.com/office/word/2018/wordml/cex" xmlns:w16cid="http://schemas.microsoft.com/office/word/2016/wordml/cid" xmlns:w16="http://schemas.microsoft.com/office/word/2018/wordml" xmlns:w16du="http://schemas.microsoft.com/office/word/2023/wordml/word16du" xmlns:w16sdtdh="http://schemas.microsoft.com/office/word/2020/wordml/sdtdatahash" xmlns:w16sdtfl="http://schemas.microsoft.com/office/word/2024/wordml/sdtformatlock" xmlns:w16se="http://schemas.microsoft.com/office/word/2015/wordml/symex" xmlns:wpg="http://schemas.microsoft.com/office/word/2010/wordprocessingGroup" xmlns:wpi="http://schemas.microsoft.com/office/word/2010/wordprocessingInk" xmlns:wne="http://schemas.microsoft.com/office/word/2006/wordml" xmlns:wps="http://schemas.microsoft.com/office/word/2010/wordprocessingShape" mc:Ignorable="w14 w15 w16se w16cid w16 w16cex w16sdtdh w16sdtfl w16du wp14">
   <w:body>
     <w:p>
       <w:pPr>
@@ -36,11 +36,11 @@
             <wp:effectExtent l="0" t="0" r="0" b="0"/>
             <wp:docPr id="1" name="cover-logo" descr="Mimaric PropTech Logo" title="Mimaric Official Logo"/>
             <wp:cNvGraphicFramePr>
-              <a:graphicFrameLocks noChangeAspect="1"/>
+              <a:graphicFrameLocks xmlns:a="http://schemas.openxmlformats.org/drawingml/2006/main" noChangeAspect="1"/>
             </wp:cNvGraphicFramePr>
-            <a:graphic>
+            <a:graphic xmlns:a="http://schemas.openxmlformats.org/drawingml/2006/main">
               <a:graphicData uri="http://schemas.openxmlformats.org/drawingml/2006/picture">
-                <pic:pic>
+                <pic:pic xmlns:pic="http://schemas.openxmlformats.org/drawingml/2006/picture">
                   <pic:nvPicPr>
                     <pic:cNvPr id="0" name=""/>
                     <pic:cNvPicPr>
@@ -223,8 +223,6 @@
     <w:p>
       <w:pPr>
         <w:sectPr>
-          <w:headerReference w:type="default" r:id="rId14"/>
-          <w:footerReference w:type="default" r:id="rId15"/>
           <w:pgSz w:w="12240" w:h="15840"/>
           <w:pgMar w:top="1440" w:right="1296" w:bottom="1440" w:left="1296" w:header="708" w:footer="708" w:gutter="0"/>
           <w:cols w:space="720"/>
@@ -261,7 +259,11 @@
           </w:pPr>
           <w:r>
             <w:fldChar w:fldCharType="begin"/>
+          </w:r>
+          <w:r>
             <w:instrText>TOC \h \o "1-3"</w:instrText>
+          </w:r>
+          <w:r>
             <w:fldChar w:fldCharType="separate"/>
           </w:r>
           <w:hyperlink w:anchor="_Toc224683169" w:history="1">
@@ -277,10 +279,40 @@
                 <w:noProof/>
               </w:rPr>
               <w:tab/>
+            </w:r>
+            <w:r>
+              <w:rPr>
+                <w:noProof/>
+              </w:rPr>
               <w:fldChar w:fldCharType="begin"/>
+            </w:r>
+            <w:r>
+              <w:rPr>
+                <w:noProof/>
+              </w:rPr>
               <w:instrText xml:space="preserve"> PAGEREF _Toc224683169 \h </w:instrText>
+            </w:r>
+            <w:r>
+              <w:rPr>
+                <w:noProof/>
+              </w:rPr>
+            </w:r>
+            <w:r>
+              <w:rPr>
+                <w:noProof/>
+              </w:rPr>
               <w:fldChar w:fldCharType="separate"/>
+            </w:r>
+            <w:r>
+              <w:rPr>
+                <w:noProof/>
+              </w:rPr>
               <w:t>2</w:t>
+            </w:r>
+            <w:r>
+              <w:rPr>
+                <w:noProof/>
+              </w:rPr>
               <w:fldChar w:fldCharType="end"/>
             </w:r>
           </w:hyperlink>
@@ -308,10 +340,40 @@
                 <w:noProof/>
               </w:rPr>
               <w:tab/>
+            </w:r>
+            <w:r>
+              <w:rPr>
+                <w:noProof/>
+              </w:rPr>
               <w:fldChar w:fldCharType="begin"/>
+            </w:r>
+            <w:r>
+              <w:rPr>
+                <w:noProof/>
+              </w:rPr>
               <w:instrText xml:space="preserve"> PAGEREF _Toc224683170 \h </w:instrText>
+            </w:r>
+            <w:r>
+              <w:rPr>
+                <w:noProof/>
+              </w:rPr>
+            </w:r>
+            <w:r>
+              <w:rPr>
+                <w:noProof/>
+              </w:rPr>
               <w:fldChar w:fldCharType="separate"/>
+            </w:r>
+            <w:r>
+              <w:rPr>
+                <w:noProof/>
+              </w:rPr>
               <w:t>5</w:t>
+            </w:r>
+            <w:r>
+              <w:rPr>
+                <w:noProof/>
+              </w:rPr>
               <w:fldChar w:fldCharType="end"/>
             </w:r>
           </w:hyperlink>
@@ -339,10 +401,40 @@
                 <w:noProof/>
               </w:rPr>
               <w:tab/>
+            </w:r>
+            <w:r>
+              <w:rPr>
+                <w:noProof/>
+              </w:rPr>
               <w:fldChar w:fldCharType="begin"/>
+            </w:r>
+            <w:r>
+              <w:rPr>
+                <w:noProof/>
+              </w:rPr>
               <w:instrText xml:space="preserve"> PAGEREF _Toc224683171 \h </w:instrText>
+            </w:r>
+            <w:r>
+              <w:rPr>
+                <w:noProof/>
+              </w:rPr>
+            </w:r>
+            <w:r>
+              <w:rPr>
+                <w:noProof/>
+              </w:rPr>
               <w:fldChar w:fldCharType="separate"/>
+            </w:r>
+            <w:r>
+              <w:rPr>
+                <w:noProof/>
+              </w:rPr>
               <w:t>5</w:t>
+            </w:r>
+            <w:r>
+              <w:rPr>
+                <w:noProof/>
+              </w:rPr>
               <w:fldChar w:fldCharType="end"/>
             </w:r>
           </w:hyperlink>
@@ -370,10 +462,40 @@
                 <w:noProof/>
               </w:rPr>
               <w:tab/>
+            </w:r>
+            <w:r>
+              <w:rPr>
+                <w:noProof/>
+              </w:rPr>
               <w:fldChar w:fldCharType="begin"/>
+            </w:r>
+            <w:r>
+              <w:rPr>
+                <w:noProof/>
+              </w:rPr>
               <w:instrText xml:space="preserve"> PAGEREF _Toc224683172 \h </w:instrText>
+            </w:r>
+            <w:r>
+              <w:rPr>
+                <w:noProof/>
+              </w:rPr>
+            </w:r>
+            <w:r>
+              <w:rPr>
+                <w:noProof/>
+              </w:rPr>
               <w:fldChar w:fldCharType="separate"/>
+            </w:r>
+            <w:r>
+              <w:rPr>
+                <w:noProof/>
+              </w:rPr>
               <w:t>6</w:t>
+            </w:r>
+            <w:r>
+              <w:rPr>
+                <w:noProof/>
+              </w:rPr>
               <w:fldChar w:fldCharType="end"/>
             </w:r>
           </w:hyperlink>
@@ -401,10 +523,40 @@
                 <w:noProof/>
               </w:rPr>
               <w:tab/>
+            </w:r>
+            <w:r>
+              <w:rPr>
+                <w:noProof/>
+              </w:rPr>
               <w:fldChar w:fldCharType="begin"/>
+            </w:r>
+            <w:r>
+              <w:rPr>
+                <w:noProof/>
+              </w:rPr>
               <w:instrText xml:space="preserve"> PAGEREF _Toc224683173 \h </w:instrText>
+            </w:r>
+            <w:r>
+              <w:rPr>
+                <w:noProof/>
+              </w:rPr>
+            </w:r>
+            <w:r>
+              <w:rPr>
+                <w:noProof/>
+              </w:rPr>
               <w:fldChar w:fldCharType="separate"/>
+            </w:r>
+            <w:r>
+              <w:rPr>
+                <w:noProof/>
+              </w:rPr>
               <w:t>6</w:t>
+            </w:r>
+            <w:r>
+              <w:rPr>
+                <w:noProof/>
+              </w:rPr>
               <w:fldChar w:fldCharType="end"/>
             </w:r>
           </w:hyperlink>
@@ -432,10 +584,40 @@
                 <w:noProof/>
               </w:rPr>
               <w:tab/>
+            </w:r>
+            <w:r>
+              <w:rPr>
+                <w:noProof/>
+              </w:rPr>
               <w:fldChar w:fldCharType="begin"/>
+            </w:r>
+            <w:r>
+              <w:rPr>
+                <w:noProof/>
+              </w:rPr>
               <w:instrText xml:space="preserve"> PAGEREF _Toc224683174 \h </w:instrText>
+            </w:r>
+            <w:r>
+              <w:rPr>
+                <w:noProof/>
+              </w:rPr>
+            </w:r>
+            <w:r>
+              <w:rPr>
+                <w:noProof/>
+              </w:rPr>
               <w:fldChar w:fldCharType="separate"/>
+            </w:r>
+            <w:r>
+              <w:rPr>
+                <w:noProof/>
+              </w:rPr>
               <w:t>6</w:t>
+            </w:r>
+            <w:r>
+              <w:rPr>
+                <w:noProof/>
+              </w:rPr>
               <w:fldChar w:fldCharType="end"/>
             </w:r>
           </w:hyperlink>
@@ -463,10 +645,40 @@
                 <w:noProof/>
               </w:rPr>
               <w:tab/>
+            </w:r>
+            <w:r>
+              <w:rPr>
+                <w:noProof/>
+              </w:rPr>
               <w:fldChar w:fldCharType="begin"/>
+            </w:r>
+            <w:r>
+              <w:rPr>
+                <w:noProof/>
+              </w:rPr>
               <w:instrText xml:space="preserve"> PAGEREF _Toc224683175 \h </w:instrText>
+            </w:r>
+            <w:r>
+              <w:rPr>
+                <w:noProof/>
+              </w:rPr>
+            </w:r>
+            <w:r>
+              <w:rPr>
+                <w:noProof/>
+              </w:rPr>
               <w:fldChar w:fldCharType="separate"/>
+            </w:r>
+            <w:r>
+              <w:rPr>
+                <w:noProof/>
+              </w:rPr>
               <w:t>6</w:t>
+            </w:r>
+            <w:r>
+              <w:rPr>
+                <w:noProof/>
+              </w:rPr>
               <w:fldChar w:fldCharType="end"/>
             </w:r>
           </w:hyperlink>
@@ -494,10 +706,40 @@
                 <w:noProof/>
               </w:rPr>
               <w:tab/>
+            </w:r>
+            <w:r>
+              <w:rPr>
+                <w:noProof/>
+              </w:rPr>
               <w:fldChar w:fldCharType="begin"/>
+            </w:r>
+            <w:r>
+              <w:rPr>
+                <w:noProof/>
+              </w:rPr>
               <w:instrText xml:space="preserve"> PAGEREF _Toc224683176 \h </w:instrText>
+            </w:r>
+            <w:r>
+              <w:rPr>
+                <w:noProof/>
+              </w:rPr>
+            </w:r>
+            <w:r>
+              <w:rPr>
+                <w:noProof/>
+              </w:rPr>
               <w:fldChar w:fldCharType="separate"/>
+            </w:r>
+            <w:r>
+              <w:rPr>
+                <w:noProof/>
+              </w:rPr>
               <w:t>6</w:t>
+            </w:r>
+            <w:r>
+              <w:rPr>
+                <w:noProof/>
+              </w:rPr>
               <w:fldChar w:fldCharType="end"/>
             </w:r>
           </w:hyperlink>
@@ -525,10 +767,40 @@
                 <w:noProof/>
               </w:rPr>
               <w:tab/>
+            </w:r>
+            <w:r>
+              <w:rPr>
+                <w:noProof/>
+              </w:rPr>
               <w:fldChar w:fldCharType="begin"/>
+            </w:r>
+            <w:r>
+              <w:rPr>
+                <w:noProof/>
+              </w:rPr>
               <w:instrText xml:space="preserve"> PAGEREF _Toc224683177 \h </w:instrText>
+            </w:r>
+            <w:r>
+              <w:rPr>
+                <w:noProof/>
+              </w:rPr>
+            </w:r>
+            <w:r>
+              <w:rPr>
+                <w:noProof/>
+              </w:rPr>
               <w:fldChar w:fldCharType="separate"/>
+            </w:r>
+            <w:r>
+              <w:rPr>
+                <w:noProof/>
+              </w:rPr>
               <w:t>7</w:t>
+            </w:r>
+            <w:r>
+              <w:rPr>
+                <w:noProof/>
+              </w:rPr>
               <w:fldChar w:fldCharType="end"/>
             </w:r>
           </w:hyperlink>
@@ -556,10 +828,40 @@
                 <w:noProof/>
               </w:rPr>
               <w:tab/>
+            </w:r>
+            <w:r>
+              <w:rPr>
+                <w:noProof/>
+              </w:rPr>
               <w:fldChar w:fldCharType="begin"/>
+            </w:r>
+            <w:r>
+              <w:rPr>
+                <w:noProof/>
+              </w:rPr>
               <w:instrText xml:space="preserve"> PAGEREF _Toc224683178 \h </w:instrText>
+            </w:r>
+            <w:r>
+              <w:rPr>
+                <w:noProof/>
+              </w:rPr>
+            </w:r>
+            <w:r>
+              <w:rPr>
+                <w:noProof/>
+              </w:rPr>
               <w:fldChar w:fldCharType="separate"/>
+            </w:r>
+            <w:r>
+              <w:rPr>
+                <w:noProof/>
+              </w:rPr>
               <w:t>8</w:t>
+            </w:r>
+            <w:r>
+              <w:rPr>
+                <w:noProof/>
+              </w:rPr>
               <w:fldChar w:fldCharType="end"/>
             </w:r>
           </w:hyperlink>
@@ -587,10 +889,40 @@
                 <w:noProof/>
               </w:rPr>
               <w:tab/>
+            </w:r>
+            <w:r>
+              <w:rPr>
+                <w:noProof/>
+              </w:rPr>
               <w:fldChar w:fldCharType="begin"/>
+            </w:r>
+            <w:r>
+              <w:rPr>
+                <w:noProof/>
+              </w:rPr>
               <w:instrText xml:space="preserve"> PAGEREF _Toc224683179 \h </w:instrText>
+            </w:r>
+            <w:r>
+              <w:rPr>
+                <w:noProof/>
+              </w:rPr>
+            </w:r>
+            <w:r>
+              <w:rPr>
+                <w:noProof/>
+              </w:rPr>
               <w:fldChar w:fldCharType="separate"/>
+            </w:r>
+            <w:r>
+              <w:rPr>
+                <w:noProof/>
+              </w:rPr>
               <w:t>8</w:t>
+            </w:r>
+            <w:r>
+              <w:rPr>
+                <w:noProof/>
+              </w:rPr>
               <w:fldChar w:fldCharType="end"/>
             </w:r>
           </w:hyperlink>
@@ -618,10 +950,40 @@
                 <w:noProof/>
               </w:rPr>
               <w:tab/>
+            </w:r>
+            <w:r>
+              <w:rPr>
+                <w:noProof/>
+              </w:rPr>
               <w:fldChar w:fldCharType="begin"/>
+            </w:r>
+            <w:r>
+              <w:rPr>
+                <w:noProof/>
+              </w:rPr>
               <w:instrText xml:space="preserve"> PAGEREF _Toc224683180 \h </w:instrText>
+            </w:r>
+            <w:r>
+              <w:rPr>
+                <w:noProof/>
+              </w:rPr>
+            </w:r>
+            <w:r>
+              <w:rPr>
+                <w:noProof/>
+              </w:rPr>
               <w:fldChar w:fldCharType="separate"/>
+            </w:r>
+            <w:r>
+              <w:rPr>
+                <w:noProof/>
+              </w:rPr>
               <w:t>10</w:t>
+            </w:r>
+            <w:r>
+              <w:rPr>
+                <w:noProof/>
+              </w:rPr>
               <w:fldChar w:fldCharType="end"/>
             </w:r>
           </w:hyperlink>
@@ -649,10 +1011,40 @@
                 <w:noProof/>
               </w:rPr>
               <w:tab/>
+            </w:r>
+            <w:r>
+              <w:rPr>
+                <w:noProof/>
+              </w:rPr>
               <w:fldChar w:fldCharType="begin"/>
+            </w:r>
+            <w:r>
+              <w:rPr>
+                <w:noProof/>
+              </w:rPr>
               <w:instrText xml:space="preserve"> PAGEREF _Toc224683181 \h </w:instrText>
+            </w:r>
+            <w:r>
+              <w:rPr>
+                <w:noProof/>
+              </w:rPr>
+            </w:r>
+            <w:r>
+              <w:rPr>
+                <w:noProof/>
+              </w:rPr>
               <w:fldChar w:fldCharType="separate"/>
+            </w:r>
+            <w:r>
+              <w:rPr>
+                <w:noProof/>
+              </w:rPr>
               <w:t>11</w:t>
+            </w:r>
+            <w:r>
+              <w:rPr>
+                <w:noProof/>
+              </w:rPr>
               <w:fldChar w:fldCharType="end"/>
             </w:r>
           </w:hyperlink>
@@ -680,10 +1072,40 @@
                 <w:noProof/>
               </w:rPr>
               <w:tab/>
+            </w:r>
+            <w:r>
+              <w:rPr>
+                <w:noProof/>
+              </w:rPr>
               <w:fldChar w:fldCharType="begin"/>
+            </w:r>
+            <w:r>
+              <w:rPr>
+                <w:noProof/>
+              </w:rPr>
               <w:instrText xml:space="preserve"> PAGEREF _Toc224683182 \h </w:instrText>
+            </w:r>
+            <w:r>
+              <w:rPr>
+                <w:noProof/>
+              </w:rPr>
+            </w:r>
+            <w:r>
+              <w:rPr>
+                <w:noProof/>
+              </w:rPr>
               <w:fldChar w:fldCharType="separate"/>
+            </w:r>
+            <w:r>
+              <w:rPr>
+                <w:noProof/>
+              </w:rPr>
               <w:t>11</w:t>
+            </w:r>
+            <w:r>
+              <w:rPr>
+                <w:noProof/>
+              </w:rPr>
               <w:fldChar w:fldCharType="end"/>
             </w:r>
           </w:hyperlink>
@@ -711,10 +1133,40 @@
                 <w:noProof/>
               </w:rPr>
               <w:tab/>
+            </w:r>
+            <w:r>
+              <w:rPr>
+                <w:noProof/>
+              </w:rPr>
               <w:fldChar w:fldCharType="begin"/>
+            </w:r>
+            <w:r>
+              <w:rPr>
+                <w:noProof/>
+              </w:rPr>
               <w:instrText xml:space="preserve"> PAGEREF _Toc224683183 \h </w:instrText>
+            </w:r>
+            <w:r>
+              <w:rPr>
+                <w:noProof/>
+              </w:rPr>
+            </w:r>
+            <w:r>
+              <w:rPr>
+                <w:noProof/>
+              </w:rPr>
               <w:fldChar w:fldCharType="separate"/>
+            </w:r>
+            <w:r>
+              <w:rPr>
+                <w:noProof/>
+              </w:rPr>
               <w:t>11</w:t>
+            </w:r>
+            <w:r>
+              <w:rPr>
+                <w:noProof/>
+              </w:rPr>
               <w:fldChar w:fldCharType="end"/>
             </w:r>
           </w:hyperlink>
@@ -735,17 +1187,47 @@
                 <w:rStyle w:val="Hyperlink"/>
                 <w:noProof/>
               </w:rPr>
-              <w:t>Customer Tier</w:t>
+              <w:t>Operational Tier</w:t>
             </w:r>
             <w:r>
               <w:rPr>
                 <w:noProof/>
               </w:rPr>
               <w:tab/>
+            </w:r>
+            <w:r>
+              <w:rPr>
+                <w:noProof/>
+              </w:rPr>
               <w:fldChar w:fldCharType="begin"/>
+            </w:r>
+            <w:r>
+              <w:rPr>
+                <w:noProof/>
+              </w:rPr>
               <w:instrText xml:space="preserve"> PAGEREF _Toc224683184 \h </w:instrText>
+            </w:r>
+            <w:r>
+              <w:rPr>
+                <w:noProof/>
+              </w:rPr>
+            </w:r>
+            <w:r>
+              <w:rPr>
+                <w:noProof/>
+              </w:rPr>
               <w:fldChar w:fldCharType="separate"/>
+            </w:r>
+            <w:r>
+              <w:rPr>
+                <w:noProof/>
+              </w:rPr>
               <w:t>11</w:t>
+            </w:r>
+            <w:r>
+              <w:rPr>
+                <w:noProof/>
+              </w:rPr>
               <w:fldChar w:fldCharType="end"/>
             </w:r>
           </w:hyperlink>
@@ -773,10 +1255,40 @@
                 <w:noProof/>
               </w:rPr>
               <w:tab/>
+            </w:r>
+            <w:r>
+              <w:rPr>
+                <w:noProof/>
+              </w:rPr>
               <w:fldChar w:fldCharType="begin"/>
+            </w:r>
+            <w:r>
+              <w:rPr>
+                <w:noProof/>
+              </w:rPr>
               <w:instrText xml:space="preserve"> PAGEREF _Toc224683185 \h </w:instrText>
+            </w:r>
+            <w:r>
+              <w:rPr>
+                <w:noProof/>
+              </w:rPr>
+            </w:r>
+            <w:r>
+              <w:rPr>
+                <w:noProof/>
+              </w:rPr>
               <w:fldChar w:fldCharType="separate"/>
+            </w:r>
+            <w:r>
+              <w:rPr>
+                <w:noProof/>
+              </w:rPr>
               <w:t>11</w:t>
+            </w:r>
+            <w:r>
+              <w:rPr>
+                <w:noProof/>
+              </w:rPr>
               <w:fldChar w:fldCharType="end"/>
             </w:r>
           </w:hyperlink>
@@ -804,10 +1316,40 @@
                 <w:noProof/>
               </w:rPr>
               <w:tab/>
+            </w:r>
+            <w:r>
+              <w:rPr>
+                <w:noProof/>
+              </w:rPr>
               <w:fldChar w:fldCharType="begin"/>
+            </w:r>
+            <w:r>
+              <w:rPr>
+                <w:noProof/>
+              </w:rPr>
               <w:instrText xml:space="preserve"> PAGEREF _Toc224683186 \h </w:instrText>
+            </w:r>
+            <w:r>
+              <w:rPr>
+                <w:noProof/>
+              </w:rPr>
+            </w:r>
+            <w:r>
+              <w:rPr>
+                <w:noProof/>
+              </w:rPr>
               <w:fldChar w:fldCharType="separate"/>
+            </w:r>
+            <w:r>
+              <w:rPr>
+                <w:noProof/>
+              </w:rPr>
               <w:t>12</w:t>
+            </w:r>
+            <w:r>
+              <w:rPr>
+                <w:noProof/>
+              </w:rPr>
               <w:fldChar w:fldCharType="end"/>
             </w:r>
           </w:hyperlink>
@@ -835,10 +1377,40 @@
                 <w:noProof/>
               </w:rPr>
               <w:tab/>
+            </w:r>
+            <w:r>
+              <w:rPr>
+                <w:noProof/>
+              </w:rPr>
               <w:fldChar w:fldCharType="begin"/>
+            </w:r>
+            <w:r>
+              <w:rPr>
+                <w:noProof/>
+              </w:rPr>
               <w:instrText xml:space="preserve"> PAGEREF _Toc224683187 \h </w:instrText>
+            </w:r>
+            <w:r>
+              <w:rPr>
+                <w:noProof/>
+              </w:rPr>
+            </w:r>
+            <w:r>
+              <w:rPr>
+                <w:noProof/>
+              </w:rPr>
               <w:fldChar w:fldCharType="separate"/>
+            </w:r>
+            <w:r>
+              <w:rPr>
+                <w:noProof/>
+              </w:rPr>
               <w:t>12</w:t>
+            </w:r>
+            <w:r>
+              <w:rPr>
+                <w:noProof/>
+              </w:rPr>
               <w:fldChar w:fldCharType="end"/>
             </w:r>
           </w:hyperlink>
@@ -866,10 +1438,40 @@
                 <w:noProof/>
               </w:rPr>
               <w:tab/>
+            </w:r>
+            <w:r>
+              <w:rPr>
+                <w:noProof/>
+              </w:rPr>
               <w:fldChar w:fldCharType="begin"/>
+            </w:r>
+            <w:r>
+              <w:rPr>
+                <w:noProof/>
+              </w:rPr>
               <w:instrText xml:space="preserve"> PAGEREF _Toc224683188 \h </w:instrText>
+            </w:r>
+            <w:r>
+              <w:rPr>
+                <w:noProof/>
+              </w:rPr>
+            </w:r>
+            <w:r>
+              <w:rPr>
+                <w:noProof/>
+              </w:rPr>
               <w:fldChar w:fldCharType="separate"/>
+            </w:r>
+            <w:r>
+              <w:rPr>
+                <w:noProof/>
+              </w:rPr>
               <w:t>12</w:t>
+            </w:r>
+            <w:r>
+              <w:rPr>
+                <w:noProof/>
+              </w:rPr>
               <w:fldChar w:fldCharType="end"/>
             </w:r>
           </w:hyperlink>
@@ -897,10 +1499,40 @@
                 <w:noProof/>
               </w:rPr>
               <w:tab/>
+            </w:r>
+            <w:r>
+              <w:rPr>
+                <w:noProof/>
+              </w:rPr>
               <w:fldChar w:fldCharType="begin"/>
+            </w:r>
+            <w:r>
+              <w:rPr>
+                <w:noProof/>
+              </w:rPr>
               <w:instrText xml:space="preserve"> PAGEREF _Toc224683189 \h </w:instrText>
+            </w:r>
+            <w:r>
+              <w:rPr>
+                <w:noProof/>
+              </w:rPr>
+            </w:r>
+            <w:r>
+              <w:rPr>
+                <w:noProof/>
+              </w:rPr>
               <w:fldChar w:fldCharType="separate"/>
+            </w:r>
+            <w:r>
+              <w:rPr>
+                <w:noProof/>
+              </w:rPr>
               <w:t>14</w:t>
+            </w:r>
+            <w:r>
+              <w:rPr>
+                <w:noProof/>
+              </w:rPr>
               <w:fldChar w:fldCharType="end"/>
             </w:r>
           </w:hyperlink>
@@ -928,10 +1560,40 @@
                 <w:noProof/>
               </w:rPr>
               <w:tab/>
+            </w:r>
+            <w:r>
+              <w:rPr>
+                <w:noProof/>
+              </w:rPr>
               <w:fldChar w:fldCharType="begin"/>
+            </w:r>
+            <w:r>
+              <w:rPr>
+                <w:noProof/>
+              </w:rPr>
               <w:instrText xml:space="preserve"> PAGEREF _Toc224683190 \h </w:instrText>
+            </w:r>
+            <w:r>
+              <w:rPr>
+                <w:noProof/>
+              </w:rPr>
+            </w:r>
+            <w:r>
+              <w:rPr>
+                <w:noProof/>
+              </w:rPr>
               <w:fldChar w:fldCharType="separate"/>
+            </w:r>
+            <w:r>
+              <w:rPr>
+                <w:noProof/>
+              </w:rPr>
               <w:t>15</w:t>
+            </w:r>
+            <w:r>
+              <w:rPr>
+                <w:noProof/>
+              </w:rPr>
               <w:fldChar w:fldCharType="end"/>
             </w:r>
           </w:hyperlink>
@@ -959,10 +1621,40 @@
                 <w:noProof/>
               </w:rPr>
               <w:tab/>
+            </w:r>
+            <w:r>
+              <w:rPr>
+                <w:noProof/>
+              </w:rPr>
               <w:fldChar w:fldCharType="begin"/>
+            </w:r>
+            <w:r>
+              <w:rPr>
+                <w:noProof/>
+              </w:rPr>
               <w:instrText xml:space="preserve"> PAGEREF _Toc224683191 \h </w:instrText>
+            </w:r>
+            <w:r>
+              <w:rPr>
+                <w:noProof/>
+              </w:rPr>
+            </w:r>
+            <w:r>
+              <w:rPr>
+                <w:noProof/>
+              </w:rPr>
               <w:fldChar w:fldCharType="separate"/>
+            </w:r>
+            <w:r>
+              <w:rPr>
+                <w:noProof/>
+              </w:rPr>
               <w:t>15</w:t>
+            </w:r>
+            <w:r>
+              <w:rPr>
+                <w:noProof/>
+              </w:rPr>
               <w:fldChar w:fldCharType="end"/>
             </w:r>
           </w:hyperlink>
@@ -990,10 +1682,40 @@
                 <w:noProof/>
               </w:rPr>
               <w:tab/>
+            </w:r>
+            <w:r>
+              <w:rPr>
+                <w:noProof/>
+              </w:rPr>
               <w:fldChar w:fldCharType="begin"/>
+            </w:r>
+            <w:r>
+              <w:rPr>
+                <w:noProof/>
+              </w:rPr>
               <w:instrText xml:space="preserve"> PAGEREF _Toc224683192 \h </w:instrText>
+            </w:r>
+            <w:r>
+              <w:rPr>
+                <w:noProof/>
+              </w:rPr>
+            </w:r>
+            <w:r>
+              <w:rPr>
+                <w:noProof/>
+              </w:rPr>
               <w:fldChar w:fldCharType="separate"/>
+            </w:r>
+            <w:r>
+              <w:rPr>
+                <w:noProof/>
+              </w:rPr>
               <w:t>16</w:t>
+            </w:r>
+            <w:r>
+              <w:rPr>
+                <w:noProof/>
+              </w:rPr>
               <w:fldChar w:fldCharType="end"/>
             </w:r>
           </w:hyperlink>
@@ -1021,10 +1743,40 @@
                 <w:noProof/>
               </w:rPr>
               <w:tab/>
+            </w:r>
+            <w:r>
+              <w:rPr>
+                <w:noProof/>
+              </w:rPr>
               <w:fldChar w:fldCharType="begin"/>
+            </w:r>
+            <w:r>
+              <w:rPr>
+                <w:noProof/>
+              </w:rPr>
               <w:instrText xml:space="preserve"> PAGEREF _Toc224683193 \h </w:instrText>
+            </w:r>
+            <w:r>
+              <w:rPr>
+                <w:noProof/>
+              </w:rPr>
+            </w:r>
+            <w:r>
+              <w:rPr>
+                <w:noProof/>
+              </w:rPr>
               <w:fldChar w:fldCharType="separate"/>
+            </w:r>
+            <w:r>
+              <w:rPr>
+                <w:noProof/>
+              </w:rPr>
               <w:t>16</w:t>
+            </w:r>
+            <w:r>
+              <w:rPr>
+                <w:noProof/>
+              </w:rPr>
               <w:fldChar w:fldCharType="end"/>
             </w:r>
           </w:hyperlink>
@@ -1052,10 +1804,40 @@
                 <w:noProof/>
               </w:rPr>
               <w:tab/>
+            </w:r>
+            <w:r>
+              <w:rPr>
+                <w:noProof/>
+              </w:rPr>
               <w:fldChar w:fldCharType="begin"/>
+            </w:r>
+            <w:r>
+              <w:rPr>
+                <w:noProof/>
+              </w:rPr>
               <w:instrText xml:space="preserve"> PAGEREF _Toc224683194 \h </w:instrText>
+            </w:r>
+            <w:r>
+              <w:rPr>
+                <w:noProof/>
+              </w:rPr>
+            </w:r>
+            <w:r>
+              <w:rPr>
+                <w:noProof/>
+              </w:rPr>
               <w:fldChar w:fldCharType="separate"/>
+            </w:r>
+            <w:r>
+              <w:rPr>
+                <w:noProof/>
+              </w:rPr>
               <w:t>16</w:t>
+            </w:r>
+            <w:r>
+              <w:rPr>
+                <w:noProof/>
+              </w:rPr>
               <w:fldChar w:fldCharType="end"/>
             </w:r>
           </w:hyperlink>
@@ -1083,10 +1865,40 @@
                 <w:noProof/>
               </w:rPr>
               <w:tab/>
+            </w:r>
+            <w:r>
+              <w:rPr>
+                <w:noProof/>
+              </w:rPr>
               <w:fldChar w:fldCharType="begin"/>
+            </w:r>
+            <w:r>
+              <w:rPr>
+                <w:noProof/>
+              </w:rPr>
               <w:instrText xml:space="preserve"> PAGEREF _Toc224683195 \h </w:instrText>
+            </w:r>
+            <w:r>
+              <w:rPr>
+                <w:noProof/>
+              </w:rPr>
+            </w:r>
+            <w:r>
+              <w:rPr>
+                <w:noProof/>
+              </w:rPr>
               <w:fldChar w:fldCharType="separate"/>
+            </w:r>
+            <w:r>
+              <w:rPr>
+                <w:noProof/>
+              </w:rPr>
               <w:t>16</w:t>
+            </w:r>
+            <w:r>
+              <w:rPr>
+                <w:noProof/>
+              </w:rPr>
               <w:fldChar w:fldCharType="end"/>
             </w:r>
           </w:hyperlink>
@@ -1114,10 +1926,40 @@
                 <w:noProof/>
               </w:rPr>
               <w:tab/>
+            </w:r>
+            <w:r>
+              <w:rPr>
+                <w:noProof/>
+              </w:rPr>
               <w:fldChar w:fldCharType="begin"/>
+            </w:r>
+            <w:r>
+              <w:rPr>
+                <w:noProof/>
+              </w:rPr>
               <w:instrText xml:space="preserve"> PAGEREF _Toc224683196 \h </w:instrText>
+            </w:r>
+            <w:r>
+              <w:rPr>
+                <w:noProof/>
+              </w:rPr>
+            </w:r>
+            <w:r>
+              <w:rPr>
+                <w:noProof/>
+              </w:rPr>
               <w:fldChar w:fldCharType="separate"/>
+            </w:r>
+            <w:r>
+              <w:rPr>
+                <w:noProof/>
+              </w:rPr>
               <w:t>16</w:t>
+            </w:r>
+            <w:r>
+              <w:rPr>
+                <w:noProof/>
+              </w:rPr>
               <w:fldChar w:fldCharType="end"/>
             </w:r>
           </w:hyperlink>
@@ -1145,10 +1987,40 @@
                 <w:noProof/>
               </w:rPr>
               <w:tab/>
+            </w:r>
+            <w:r>
+              <w:rPr>
+                <w:noProof/>
+              </w:rPr>
               <w:fldChar w:fldCharType="begin"/>
+            </w:r>
+            <w:r>
+              <w:rPr>
+                <w:noProof/>
+              </w:rPr>
               <w:instrText xml:space="preserve"> PAGEREF _Toc224683197 \h </w:instrText>
+            </w:r>
+            <w:r>
+              <w:rPr>
+                <w:noProof/>
+              </w:rPr>
+            </w:r>
+            <w:r>
+              <w:rPr>
+                <w:noProof/>
+              </w:rPr>
               <w:fldChar w:fldCharType="separate"/>
+            </w:r>
+            <w:r>
+              <w:rPr>
+                <w:noProof/>
+              </w:rPr>
               <w:t>16</w:t>
+            </w:r>
+            <w:r>
+              <w:rPr>
+                <w:noProof/>
+              </w:rPr>
               <w:fldChar w:fldCharType="end"/>
             </w:r>
           </w:hyperlink>
@@ -1176,10 +2048,40 @@
                 <w:noProof/>
               </w:rPr>
               <w:tab/>
+            </w:r>
+            <w:r>
+              <w:rPr>
+                <w:noProof/>
+              </w:rPr>
               <w:fldChar w:fldCharType="begin"/>
+            </w:r>
+            <w:r>
+              <w:rPr>
+                <w:noProof/>
+              </w:rPr>
               <w:instrText xml:space="preserve"> PAGEREF _Toc224683198 \h </w:instrText>
+            </w:r>
+            <w:r>
+              <w:rPr>
+                <w:noProof/>
+              </w:rPr>
+            </w:r>
+            <w:r>
+              <w:rPr>
+                <w:noProof/>
+              </w:rPr>
               <w:fldChar w:fldCharType="separate"/>
+            </w:r>
+            <w:r>
+              <w:rPr>
+                <w:noProof/>
+              </w:rPr>
               <w:t>18</w:t>
+            </w:r>
+            <w:r>
+              <w:rPr>
+                <w:noProof/>
+              </w:rPr>
               <w:fldChar w:fldCharType="end"/>
             </w:r>
           </w:hyperlink>
@@ -1207,10 +2109,40 @@
                 <w:noProof/>
               </w:rPr>
               <w:tab/>
+            </w:r>
+            <w:r>
+              <w:rPr>
+                <w:noProof/>
+              </w:rPr>
               <w:fldChar w:fldCharType="begin"/>
+            </w:r>
+            <w:r>
+              <w:rPr>
+                <w:noProof/>
+              </w:rPr>
               <w:instrText xml:space="preserve"> PAGEREF _Toc224683199 \h </w:instrText>
+            </w:r>
+            <w:r>
+              <w:rPr>
+                <w:noProof/>
+              </w:rPr>
+            </w:r>
+            <w:r>
+              <w:rPr>
+                <w:noProof/>
+              </w:rPr>
               <w:fldChar w:fldCharType="separate"/>
+            </w:r>
+            <w:r>
+              <w:rPr>
+                <w:noProof/>
+              </w:rPr>
               <w:t>18</w:t>
+            </w:r>
+            <w:r>
+              <w:rPr>
+                <w:noProof/>
+              </w:rPr>
               <w:fldChar w:fldCharType="end"/>
             </w:r>
           </w:hyperlink>
@@ -1238,10 +2170,40 @@
                 <w:noProof/>
               </w:rPr>
               <w:tab/>
+            </w:r>
+            <w:r>
+              <w:rPr>
+                <w:noProof/>
+              </w:rPr>
               <w:fldChar w:fldCharType="begin"/>
+            </w:r>
+            <w:r>
+              <w:rPr>
+                <w:noProof/>
+              </w:rPr>
               <w:instrText xml:space="preserve"> PAGEREF _Toc224683200 \h </w:instrText>
+            </w:r>
+            <w:r>
+              <w:rPr>
+                <w:noProof/>
+              </w:rPr>
+            </w:r>
+            <w:r>
+              <w:rPr>
+                <w:noProof/>
+              </w:rPr>
               <w:fldChar w:fldCharType="separate"/>
+            </w:r>
+            <w:r>
+              <w:rPr>
+                <w:noProof/>
+              </w:rPr>
               <w:t>18</w:t>
+            </w:r>
+            <w:r>
+              <w:rPr>
+                <w:noProof/>
+              </w:rPr>
               <w:fldChar w:fldCharType="end"/>
             </w:r>
           </w:hyperlink>
@@ -1269,10 +2231,40 @@
                 <w:noProof/>
               </w:rPr>
               <w:tab/>
+            </w:r>
+            <w:r>
+              <w:rPr>
+                <w:noProof/>
+              </w:rPr>
               <w:fldChar w:fldCharType="begin"/>
+            </w:r>
+            <w:r>
+              <w:rPr>
+                <w:noProof/>
+              </w:rPr>
               <w:instrText xml:space="preserve"> PAGEREF _Toc224683201 \h </w:instrText>
+            </w:r>
+            <w:r>
+              <w:rPr>
+                <w:noProof/>
+              </w:rPr>
+            </w:r>
+            <w:r>
+              <w:rPr>
+                <w:noProof/>
+              </w:rPr>
               <w:fldChar w:fldCharType="separate"/>
+            </w:r>
+            <w:r>
+              <w:rPr>
+                <w:noProof/>
+              </w:rPr>
               <w:t>18</w:t>
+            </w:r>
+            <w:r>
+              <w:rPr>
+                <w:noProof/>
+              </w:rPr>
               <w:fldChar w:fldCharType="end"/>
             </w:r>
           </w:hyperlink>
@@ -1300,10 +2292,40 @@
                 <w:noProof/>
               </w:rPr>
               <w:tab/>
+            </w:r>
+            <w:r>
+              <w:rPr>
+                <w:noProof/>
+              </w:rPr>
               <w:fldChar w:fldCharType="begin"/>
+            </w:r>
+            <w:r>
+              <w:rPr>
+                <w:noProof/>
+              </w:rPr>
               <w:instrText xml:space="preserve"> PAGEREF _Toc224683202 \h </w:instrText>
+            </w:r>
+            <w:r>
+              <w:rPr>
+                <w:noProof/>
+              </w:rPr>
+            </w:r>
+            <w:r>
+              <w:rPr>
+                <w:noProof/>
+              </w:rPr>
               <w:fldChar w:fldCharType="separate"/>
+            </w:r>
+            <w:r>
+              <w:rPr>
+                <w:noProof/>
+              </w:rPr>
               <w:t>18</w:t>
+            </w:r>
+            <w:r>
+              <w:rPr>
+                <w:noProof/>
+              </w:rPr>
               <w:fldChar w:fldCharType="end"/>
             </w:r>
           </w:hyperlink>
@@ -1331,10 +2353,40 @@
                 <w:noProof/>
               </w:rPr>
               <w:tab/>
+            </w:r>
+            <w:r>
+              <w:rPr>
+                <w:noProof/>
+              </w:rPr>
               <w:fldChar w:fldCharType="begin"/>
+            </w:r>
+            <w:r>
+              <w:rPr>
+                <w:noProof/>
+              </w:rPr>
               <w:instrText xml:space="preserve"> PAGEREF _Toc224683203 \h </w:instrText>
+            </w:r>
+            <w:r>
+              <w:rPr>
+                <w:noProof/>
+              </w:rPr>
+            </w:r>
+            <w:r>
+              <w:rPr>
+                <w:noProof/>
+              </w:rPr>
               <w:fldChar w:fldCharType="separate"/>
+            </w:r>
+            <w:r>
+              <w:rPr>
+                <w:noProof/>
+              </w:rPr>
               <w:t>18</w:t>
+            </w:r>
+            <w:r>
+              <w:rPr>
+                <w:noProof/>
+              </w:rPr>
               <w:fldChar w:fldCharType="end"/>
             </w:r>
           </w:hyperlink>
@@ -1362,10 +2414,40 @@
                 <w:noProof/>
               </w:rPr>
               <w:tab/>
+            </w:r>
+            <w:r>
+              <w:rPr>
+                <w:noProof/>
+              </w:rPr>
               <w:fldChar w:fldCharType="begin"/>
+            </w:r>
+            <w:r>
+              <w:rPr>
+                <w:noProof/>
+              </w:rPr>
               <w:instrText xml:space="preserve"> PAGEREF _Toc224683204 \h </w:instrText>
+            </w:r>
+            <w:r>
+              <w:rPr>
+                <w:noProof/>
+              </w:rPr>
+            </w:r>
+            <w:r>
+              <w:rPr>
+                <w:noProof/>
+              </w:rPr>
               <w:fldChar w:fldCharType="separate"/>
+            </w:r>
+            <w:r>
+              <w:rPr>
+                <w:noProof/>
+              </w:rPr>
               <w:t>18</w:t>
+            </w:r>
+            <w:r>
+              <w:rPr>
+                <w:noProof/>
+              </w:rPr>
               <w:fldChar w:fldCharType="end"/>
             </w:r>
           </w:hyperlink>
@@ -1393,10 +2475,40 @@
                 <w:noProof/>
               </w:rPr>
               <w:tab/>
+            </w:r>
+            <w:r>
+              <w:rPr>
+                <w:noProof/>
+              </w:rPr>
               <w:fldChar w:fldCharType="begin"/>
+            </w:r>
+            <w:r>
+              <w:rPr>
+                <w:noProof/>
+              </w:rPr>
               <w:instrText xml:space="preserve"> PAGEREF _Toc224683205 \h </w:instrText>
+            </w:r>
+            <w:r>
+              <w:rPr>
+                <w:noProof/>
+              </w:rPr>
+            </w:r>
+            <w:r>
+              <w:rPr>
+                <w:noProof/>
+              </w:rPr>
               <w:fldChar w:fldCharType="separate"/>
+            </w:r>
+            <w:r>
+              <w:rPr>
+                <w:noProof/>
+              </w:rPr>
               <w:t>20</w:t>
+            </w:r>
+            <w:r>
+              <w:rPr>
+                <w:noProof/>
+              </w:rPr>
               <w:fldChar w:fldCharType="end"/>
             </w:r>
           </w:hyperlink>
@@ -1424,10 +2536,40 @@
                 <w:noProof/>
               </w:rPr>
               <w:tab/>
+            </w:r>
+            <w:r>
+              <w:rPr>
+                <w:noProof/>
+              </w:rPr>
               <w:fldChar w:fldCharType="begin"/>
+            </w:r>
+            <w:r>
+              <w:rPr>
+                <w:noProof/>
+              </w:rPr>
               <w:instrText xml:space="preserve"> PAGEREF _Toc224683206 \h </w:instrText>
+            </w:r>
+            <w:r>
+              <w:rPr>
+                <w:noProof/>
+              </w:rPr>
+            </w:r>
+            <w:r>
+              <w:rPr>
+                <w:noProof/>
+              </w:rPr>
               <w:fldChar w:fldCharType="separate"/>
+            </w:r>
+            <w:r>
+              <w:rPr>
+                <w:noProof/>
+              </w:rPr>
               <w:t>20</w:t>
+            </w:r>
+            <w:r>
+              <w:rPr>
+                <w:noProof/>
+              </w:rPr>
               <w:fldChar w:fldCharType="end"/>
             </w:r>
           </w:hyperlink>
@@ -1455,10 +2597,40 @@
                 <w:noProof/>
               </w:rPr>
               <w:tab/>
+            </w:r>
+            <w:r>
+              <w:rPr>
+                <w:noProof/>
+              </w:rPr>
               <w:fldChar w:fldCharType="begin"/>
+            </w:r>
+            <w:r>
+              <w:rPr>
+                <w:noProof/>
+              </w:rPr>
               <w:instrText xml:space="preserve"> PAGEREF _Toc224683207 \h </w:instrText>
+            </w:r>
+            <w:r>
+              <w:rPr>
+                <w:noProof/>
+              </w:rPr>
+            </w:r>
+            <w:r>
+              <w:rPr>
+                <w:noProof/>
+              </w:rPr>
               <w:fldChar w:fldCharType="separate"/>
-              <w:t/>
+            </w:r>
+            <w:r>
+              <w:rPr>
+                <w:noProof/>
+              </w:rPr>
+              <w:t>20</w:t>
+            </w:r>
+            <w:r>
+              <w:rPr>
+                <w:noProof/>
+              </w:rPr>
               <w:fldChar w:fldCharType="end"/>
             </w:r>
           </w:hyperlink>
@@ -1486,10 +2658,40 @@
                 <w:noProof/>
               </w:rPr>
               <w:tab/>
+            </w:r>
+            <w:r>
+              <w:rPr>
+                <w:noProof/>
+              </w:rPr>
               <w:fldChar w:fldCharType="begin"/>
+            </w:r>
+            <w:r>
+              <w:rPr>
+                <w:noProof/>
+              </w:rPr>
               <w:instrText xml:space="preserve"> PAGEREF _Toc224683208 \h </w:instrText>
+            </w:r>
+            <w:r>
+              <w:rPr>
+                <w:noProof/>
+              </w:rPr>
+            </w:r>
+            <w:r>
+              <w:rPr>
+                <w:noProof/>
+              </w:rPr>
               <w:fldChar w:fldCharType="separate"/>
+            </w:r>
+            <w:r>
+              <w:rPr>
+                <w:noProof/>
+              </w:rPr>
               <w:t>20</w:t>
+            </w:r>
+            <w:r>
+              <w:rPr>
+                <w:noProof/>
+              </w:rPr>
               <w:fldChar w:fldCharType="end"/>
             </w:r>
           </w:hyperlink>
@@ -1517,10 +2719,40 @@
                 <w:noProof/>
               </w:rPr>
               <w:tab/>
+            </w:r>
+            <w:r>
+              <w:rPr>
+                <w:noProof/>
+              </w:rPr>
               <w:fldChar w:fldCharType="begin"/>
+            </w:r>
+            <w:r>
+              <w:rPr>
+                <w:noProof/>
+              </w:rPr>
               <w:instrText xml:space="preserve"> PAGEREF _Toc224683209 \h </w:instrText>
+            </w:r>
+            <w:r>
+              <w:rPr>
+                <w:noProof/>
+              </w:rPr>
+            </w:r>
+            <w:r>
+              <w:rPr>
+                <w:noProof/>
+              </w:rPr>
               <w:fldChar w:fldCharType="separate"/>
+            </w:r>
+            <w:r>
+              <w:rPr>
+                <w:noProof/>
+              </w:rPr>
               <w:t>21</w:t>
+            </w:r>
+            <w:r>
+              <w:rPr>
+                <w:noProof/>
+              </w:rPr>
               <w:fldChar w:fldCharType="end"/>
             </w:r>
           </w:hyperlink>
@@ -1548,10 +2780,40 @@
                 <w:noProof/>
               </w:rPr>
               <w:tab/>
+            </w:r>
+            <w:r>
+              <w:rPr>
+                <w:noProof/>
+              </w:rPr>
               <w:fldChar w:fldCharType="begin"/>
+            </w:r>
+            <w:r>
+              <w:rPr>
+                <w:noProof/>
+              </w:rPr>
               <w:instrText xml:space="preserve"> PAGEREF _Toc224683210 \h </w:instrText>
+            </w:r>
+            <w:r>
+              <w:rPr>
+                <w:noProof/>
+              </w:rPr>
+            </w:r>
+            <w:r>
+              <w:rPr>
+                <w:noProof/>
+              </w:rPr>
               <w:fldChar w:fldCharType="separate"/>
+            </w:r>
+            <w:r>
+              <w:rPr>
+                <w:noProof/>
+              </w:rPr>
               <w:t>21</w:t>
+            </w:r>
+            <w:r>
+              <w:rPr>
+                <w:noProof/>
+              </w:rPr>
               <w:fldChar w:fldCharType="end"/>
             </w:r>
           </w:hyperlink>
@@ -1579,10 +2841,40 @@
                 <w:noProof/>
               </w:rPr>
               <w:tab/>
+            </w:r>
+            <w:r>
+              <w:rPr>
+                <w:noProof/>
+              </w:rPr>
               <w:fldChar w:fldCharType="begin"/>
+            </w:r>
+            <w:r>
+              <w:rPr>
+                <w:noProof/>
+              </w:rPr>
               <w:instrText xml:space="preserve"> PAGEREF _Toc224683211 \h </w:instrText>
+            </w:r>
+            <w:r>
+              <w:rPr>
+                <w:noProof/>
+              </w:rPr>
+            </w:r>
+            <w:r>
+              <w:rPr>
+                <w:noProof/>
+              </w:rPr>
               <w:fldChar w:fldCharType="separate"/>
+            </w:r>
+            <w:r>
+              <w:rPr>
+                <w:noProof/>
+              </w:rPr>
               <w:t>21</w:t>
+            </w:r>
+            <w:r>
+              <w:rPr>
+                <w:noProof/>
+              </w:rPr>
               <w:fldChar w:fldCharType="end"/>
             </w:r>
           </w:hyperlink>
@@ -1610,10 +2902,40 @@
                 <w:noProof/>
               </w:rPr>
               <w:tab/>
+            </w:r>
+            <w:r>
+              <w:rPr>
+                <w:noProof/>
+              </w:rPr>
               <w:fldChar w:fldCharType="begin"/>
+            </w:r>
+            <w:r>
+              <w:rPr>
+                <w:noProof/>
+              </w:rPr>
               <w:instrText xml:space="preserve"> PAGEREF _Toc224683212 \h </w:instrText>
+            </w:r>
+            <w:r>
+              <w:rPr>
+                <w:noProof/>
+              </w:rPr>
+            </w:r>
+            <w:r>
+              <w:rPr>
+                <w:noProof/>
+              </w:rPr>
               <w:fldChar w:fldCharType="separate"/>
+            </w:r>
+            <w:r>
+              <w:rPr>
+                <w:noProof/>
+              </w:rPr>
               <w:t>23</w:t>
+            </w:r>
+            <w:r>
+              <w:rPr>
+                <w:noProof/>
+              </w:rPr>
               <w:fldChar w:fldCharType="end"/>
             </w:r>
           </w:hyperlink>
@@ -1641,10 +2963,40 @@
                 <w:noProof/>
               </w:rPr>
               <w:tab/>
+            </w:r>
+            <w:r>
+              <w:rPr>
+                <w:noProof/>
+              </w:rPr>
               <w:fldChar w:fldCharType="begin"/>
+            </w:r>
+            <w:r>
+              <w:rPr>
+                <w:noProof/>
+              </w:rPr>
               <w:instrText xml:space="preserve"> PAGEREF _Toc224683213 \h </w:instrText>
+            </w:r>
+            <w:r>
+              <w:rPr>
+                <w:noProof/>
+              </w:rPr>
+            </w:r>
+            <w:r>
+              <w:rPr>
+                <w:noProof/>
+              </w:rPr>
               <w:fldChar w:fldCharType="separate"/>
+            </w:r>
+            <w:r>
+              <w:rPr>
+                <w:noProof/>
+              </w:rPr>
               <w:t>23</w:t>
+            </w:r>
+            <w:r>
+              <w:rPr>
+                <w:noProof/>
+              </w:rPr>
               <w:fldChar w:fldCharType="end"/>
             </w:r>
           </w:hyperlink>
@@ -1672,10 +3024,40 @@
                 <w:noProof/>
               </w:rPr>
               <w:tab/>
+            </w:r>
+            <w:r>
+              <w:rPr>
+                <w:noProof/>
+              </w:rPr>
               <w:fldChar w:fldCharType="begin"/>
+            </w:r>
+            <w:r>
+              <w:rPr>
+                <w:noProof/>
+              </w:rPr>
               <w:instrText xml:space="preserve"> PAGEREF _Toc224683214 \h </w:instrText>
+            </w:r>
+            <w:r>
+              <w:rPr>
+                <w:noProof/>
+              </w:rPr>
+            </w:r>
+            <w:r>
+              <w:rPr>
+                <w:noProof/>
+              </w:rPr>
               <w:fldChar w:fldCharType="separate"/>
+            </w:r>
+            <w:r>
+              <w:rPr>
+                <w:noProof/>
+              </w:rPr>
               <w:t>23</w:t>
+            </w:r>
+            <w:r>
+              <w:rPr>
+                <w:noProof/>
+              </w:rPr>
               <w:fldChar w:fldCharType="end"/>
             </w:r>
           </w:hyperlink>
@@ -1703,10 +3085,40 @@
                 <w:noProof/>
               </w:rPr>
               <w:tab/>
+            </w:r>
+            <w:r>
+              <w:rPr>
+                <w:noProof/>
+              </w:rPr>
               <w:fldChar w:fldCharType="begin"/>
+            </w:r>
+            <w:r>
+              <w:rPr>
+                <w:noProof/>
+              </w:rPr>
               <w:instrText xml:space="preserve"> PAGEREF _Toc224683215 \h </w:instrText>
+            </w:r>
+            <w:r>
+              <w:rPr>
+                <w:noProof/>
+              </w:rPr>
+            </w:r>
+            <w:r>
+              <w:rPr>
+                <w:noProof/>
+              </w:rPr>
               <w:fldChar w:fldCharType="separate"/>
+            </w:r>
+            <w:r>
+              <w:rPr>
+                <w:noProof/>
+              </w:rPr>
               <w:t>24</w:t>
+            </w:r>
+            <w:r>
+              <w:rPr>
+                <w:noProof/>
+              </w:rPr>
               <w:fldChar w:fldCharType="end"/>
             </w:r>
           </w:hyperlink>
@@ -1734,10 +3146,40 @@
                 <w:noProof/>
               </w:rPr>
               <w:tab/>
+            </w:r>
+            <w:r>
+              <w:rPr>
+                <w:noProof/>
+              </w:rPr>
               <w:fldChar w:fldCharType="begin"/>
+            </w:r>
+            <w:r>
+              <w:rPr>
+                <w:noProof/>
+              </w:rPr>
               <w:instrText xml:space="preserve"> PAGEREF _Toc224683216 \h </w:instrText>
+            </w:r>
+            <w:r>
+              <w:rPr>
+                <w:noProof/>
+              </w:rPr>
+            </w:r>
+            <w:r>
+              <w:rPr>
+                <w:noProof/>
+              </w:rPr>
               <w:fldChar w:fldCharType="separate"/>
+            </w:r>
+            <w:r>
+              <w:rPr>
+                <w:noProof/>
+              </w:rPr>
               <w:t>24</w:t>
+            </w:r>
+            <w:r>
+              <w:rPr>
+                <w:noProof/>
+              </w:rPr>
               <w:fldChar w:fldCharType="end"/>
             </w:r>
           </w:hyperlink>
@@ -1765,10 +3207,40 @@
                 <w:noProof/>
               </w:rPr>
               <w:tab/>
+            </w:r>
+            <w:r>
+              <w:rPr>
+                <w:noProof/>
+              </w:rPr>
               <w:fldChar w:fldCharType="begin"/>
+            </w:r>
+            <w:r>
+              <w:rPr>
+                <w:noProof/>
+              </w:rPr>
               <w:instrText xml:space="preserve"> PAGEREF _Toc224683217 \h </w:instrText>
+            </w:r>
+            <w:r>
+              <w:rPr>
+                <w:noProof/>
+              </w:rPr>
+            </w:r>
+            <w:r>
+              <w:rPr>
+                <w:noProof/>
+              </w:rPr>
               <w:fldChar w:fldCharType="separate"/>
+            </w:r>
+            <w:r>
+              <w:rPr>
+                <w:noProof/>
+              </w:rPr>
               <w:t>24</w:t>
+            </w:r>
+            <w:r>
+              <w:rPr>
+                <w:noProof/>
+              </w:rPr>
               <w:fldChar w:fldCharType="end"/>
             </w:r>
           </w:hyperlink>
@@ -1796,10 +3268,40 @@
                 <w:noProof/>
               </w:rPr>
               <w:tab/>
+            </w:r>
+            <w:r>
+              <w:rPr>
+                <w:noProof/>
+              </w:rPr>
               <w:fldChar w:fldCharType="begin"/>
+            </w:r>
+            <w:r>
+              <w:rPr>
+                <w:noProof/>
+              </w:rPr>
               <w:instrText xml:space="preserve"> PAGEREF _Toc224683218 \h </w:instrText>
+            </w:r>
+            <w:r>
+              <w:rPr>
+                <w:noProof/>
+              </w:rPr>
+            </w:r>
+            <w:r>
+              <w:rPr>
+                <w:noProof/>
+              </w:rPr>
               <w:fldChar w:fldCharType="separate"/>
-              <w:t/>
+            </w:r>
+            <w:r>
+              <w:rPr>
+                <w:noProof/>
+              </w:rPr>
+              <w:t>24</w:t>
+            </w:r>
+            <w:r>
+              <w:rPr>
+                <w:noProof/>
+              </w:rPr>
               <w:fldChar w:fldCharType="end"/>
             </w:r>
           </w:hyperlink>
@@ -1827,10 +3329,40 @@
                 <w:noProof/>
               </w:rPr>
               <w:tab/>
+            </w:r>
+            <w:r>
+              <w:rPr>
+                <w:noProof/>
+              </w:rPr>
               <w:fldChar w:fldCharType="begin"/>
+            </w:r>
+            <w:r>
+              <w:rPr>
+                <w:noProof/>
+              </w:rPr>
               <w:instrText xml:space="preserve"> PAGEREF _Toc224683219 \h </w:instrText>
+            </w:r>
+            <w:r>
+              <w:rPr>
+                <w:noProof/>
+              </w:rPr>
+            </w:r>
+            <w:r>
+              <w:rPr>
+                <w:noProof/>
+              </w:rPr>
               <w:fldChar w:fldCharType="separate"/>
+            </w:r>
+            <w:r>
+              <w:rPr>
+                <w:noProof/>
+              </w:rPr>
               <w:t>26</w:t>
+            </w:r>
+            <w:r>
+              <w:rPr>
+                <w:noProof/>
+              </w:rPr>
               <w:fldChar w:fldCharType="end"/>
             </w:r>
           </w:hyperlink>
@@ -1858,10 +3390,40 @@
                 <w:noProof/>
               </w:rPr>
               <w:tab/>
+            </w:r>
+            <w:r>
+              <w:rPr>
+                <w:noProof/>
+              </w:rPr>
               <w:fldChar w:fldCharType="begin"/>
+            </w:r>
+            <w:r>
+              <w:rPr>
+                <w:noProof/>
+              </w:rPr>
               <w:instrText xml:space="preserve"> PAGEREF _Toc224683220 \h </w:instrText>
+            </w:r>
+            <w:r>
+              <w:rPr>
+                <w:noProof/>
+              </w:rPr>
+            </w:r>
+            <w:r>
+              <w:rPr>
+                <w:noProof/>
+              </w:rPr>
               <w:fldChar w:fldCharType="separate"/>
+            </w:r>
+            <w:r>
+              <w:rPr>
+                <w:noProof/>
+              </w:rPr>
               <w:t>26</w:t>
+            </w:r>
+            <w:r>
+              <w:rPr>
+                <w:noProof/>
+              </w:rPr>
               <w:fldChar w:fldCharType="end"/>
             </w:r>
           </w:hyperlink>
@@ -1889,10 +3451,40 @@
                 <w:noProof/>
               </w:rPr>
               <w:tab/>
+            </w:r>
+            <w:r>
+              <w:rPr>
+                <w:noProof/>
+              </w:rPr>
               <w:fldChar w:fldCharType="begin"/>
+            </w:r>
+            <w:r>
+              <w:rPr>
+                <w:noProof/>
+              </w:rPr>
               <w:instrText xml:space="preserve"> PAGEREF _Toc224683221 \h </w:instrText>
+            </w:r>
+            <w:r>
+              <w:rPr>
+                <w:noProof/>
+              </w:rPr>
+            </w:r>
+            <w:r>
+              <w:rPr>
+                <w:noProof/>
+              </w:rPr>
               <w:fldChar w:fldCharType="separate"/>
+            </w:r>
+            <w:r>
+              <w:rPr>
+                <w:noProof/>
+              </w:rPr>
               <w:t>26</w:t>
+            </w:r>
+            <w:r>
+              <w:rPr>
+                <w:noProof/>
+              </w:rPr>
               <w:fldChar w:fldCharType="end"/>
             </w:r>
           </w:hyperlink>
@@ -1920,10 +3512,40 @@
                 <w:noProof/>
               </w:rPr>
               <w:tab/>
+            </w:r>
+            <w:r>
+              <w:rPr>
+                <w:noProof/>
+              </w:rPr>
               <w:fldChar w:fldCharType="begin"/>
+            </w:r>
+            <w:r>
+              <w:rPr>
+                <w:noProof/>
+              </w:rPr>
               <w:instrText xml:space="preserve"> PAGEREF _Toc224683222 \h </w:instrText>
+            </w:r>
+            <w:r>
+              <w:rPr>
+                <w:noProof/>
+              </w:rPr>
+            </w:r>
+            <w:r>
+              <w:rPr>
+                <w:noProof/>
+              </w:rPr>
               <w:fldChar w:fldCharType="separate"/>
+            </w:r>
+            <w:r>
+              <w:rPr>
+                <w:noProof/>
+              </w:rPr>
               <w:t>26</w:t>
+            </w:r>
+            <w:r>
+              <w:rPr>
+                <w:noProof/>
+              </w:rPr>
               <w:fldChar w:fldCharType="end"/>
             </w:r>
           </w:hyperlink>
@@ -1951,10 +3573,40 @@
                 <w:noProof/>
               </w:rPr>
               <w:tab/>
+            </w:r>
+            <w:r>
+              <w:rPr>
+                <w:noProof/>
+              </w:rPr>
               <w:fldChar w:fldCharType="begin"/>
+            </w:r>
+            <w:r>
+              <w:rPr>
+                <w:noProof/>
+              </w:rPr>
               <w:instrText xml:space="preserve"> PAGEREF _Toc224683223 \h </w:instrText>
+            </w:r>
+            <w:r>
+              <w:rPr>
+                <w:noProof/>
+              </w:rPr>
+            </w:r>
+            <w:r>
+              <w:rPr>
+                <w:noProof/>
+              </w:rPr>
               <w:fldChar w:fldCharType="separate"/>
+            </w:r>
+            <w:r>
+              <w:rPr>
+                <w:noProof/>
+              </w:rPr>
               <w:t>28</w:t>
+            </w:r>
+            <w:r>
+              <w:rPr>
+                <w:noProof/>
+              </w:rPr>
               <w:fldChar w:fldCharType="end"/>
             </w:r>
           </w:hyperlink>
@@ -1982,10 +3634,40 @@
                 <w:noProof/>
               </w:rPr>
               <w:tab/>
+            </w:r>
+            <w:r>
+              <w:rPr>
+                <w:noProof/>
+              </w:rPr>
               <w:fldChar w:fldCharType="begin"/>
+            </w:r>
+            <w:r>
+              <w:rPr>
+                <w:noProof/>
+              </w:rPr>
               <w:instrText xml:space="preserve"> PAGEREF _Toc224683224 \h </w:instrText>
+            </w:r>
+            <w:r>
+              <w:rPr>
+                <w:noProof/>
+              </w:rPr>
+            </w:r>
+            <w:r>
+              <w:rPr>
+                <w:noProof/>
+              </w:rPr>
               <w:fldChar w:fldCharType="separate"/>
+            </w:r>
+            <w:r>
+              <w:rPr>
+                <w:noProof/>
+              </w:rPr>
               <w:t>28</w:t>
+            </w:r>
+            <w:r>
+              <w:rPr>
+                <w:noProof/>
+              </w:rPr>
               <w:fldChar w:fldCharType="end"/>
             </w:r>
           </w:hyperlink>
@@ -2013,10 +3695,40 @@
                 <w:noProof/>
               </w:rPr>
               <w:tab/>
+            </w:r>
+            <w:r>
+              <w:rPr>
+                <w:noProof/>
+              </w:rPr>
               <w:fldChar w:fldCharType="begin"/>
+            </w:r>
+            <w:r>
+              <w:rPr>
+                <w:noProof/>
+              </w:rPr>
               <w:instrText xml:space="preserve"> PAGEREF _Toc224683225 \h </w:instrText>
+            </w:r>
+            <w:r>
+              <w:rPr>
+                <w:noProof/>
+              </w:rPr>
+            </w:r>
+            <w:r>
+              <w:rPr>
+                <w:noProof/>
+              </w:rPr>
               <w:fldChar w:fldCharType="separate"/>
+            </w:r>
+            <w:r>
+              <w:rPr>
+                <w:noProof/>
+              </w:rPr>
               <w:t>28</w:t>
+            </w:r>
+            <w:r>
+              <w:rPr>
+                <w:noProof/>
+              </w:rPr>
               <w:fldChar w:fldCharType="end"/>
             </w:r>
           </w:hyperlink>
@@ -2044,10 +3756,40 @@
                 <w:noProof/>
               </w:rPr>
               <w:tab/>
+            </w:r>
+            <w:r>
+              <w:rPr>
+                <w:noProof/>
+              </w:rPr>
               <w:fldChar w:fldCharType="begin"/>
+            </w:r>
+            <w:r>
+              <w:rPr>
+                <w:noProof/>
+              </w:rPr>
               <w:instrText xml:space="preserve"> PAGEREF _Toc224683226 \h </w:instrText>
+            </w:r>
+            <w:r>
+              <w:rPr>
+                <w:noProof/>
+              </w:rPr>
+            </w:r>
+            <w:r>
+              <w:rPr>
+                <w:noProof/>
+              </w:rPr>
               <w:fldChar w:fldCharType="separate"/>
+            </w:r>
+            <w:r>
+              <w:rPr>
+                <w:noProof/>
+              </w:rPr>
               <w:t>28</w:t>
+            </w:r>
+            <w:r>
+              <w:rPr>
+                <w:noProof/>
+              </w:rPr>
               <w:fldChar w:fldCharType="end"/>
             </w:r>
           </w:hyperlink>
@@ -2075,10 +3817,40 @@
                 <w:noProof/>
               </w:rPr>
               <w:tab/>
+            </w:r>
+            <w:r>
+              <w:rPr>
+                <w:noProof/>
+              </w:rPr>
               <w:fldChar w:fldCharType="begin"/>
+            </w:r>
+            <w:r>
+              <w:rPr>
+                <w:noProof/>
+              </w:rPr>
               <w:instrText xml:space="preserve"> PAGEREF _Toc224683227 \h </w:instrText>
+            </w:r>
+            <w:r>
+              <w:rPr>
+                <w:noProof/>
+              </w:rPr>
+            </w:r>
+            <w:r>
+              <w:rPr>
+                <w:noProof/>
+              </w:rPr>
               <w:fldChar w:fldCharType="separate"/>
+            </w:r>
+            <w:r>
+              <w:rPr>
+                <w:noProof/>
+              </w:rPr>
               <w:t>28</w:t>
+            </w:r>
+            <w:r>
+              <w:rPr>
+                <w:noProof/>
+              </w:rPr>
               <w:fldChar w:fldCharType="end"/>
             </w:r>
           </w:hyperlink>
@@ -2106,10 +3878,40 @@
                 <w:noProof/>
               </w:rPr>
               <w:tab/>
+            </w:r>
+            <w:r>
+              <w:rPr>
+                <w:noProof/>
+              </w:rPr>
               <w:fldChar w:fldCharType="begin"/>
+            </w:r>
+            <w:r>
+              <w:rPr>
+                <w:noProof/>
+              </w:rPr>
               <w:instrText xml:space="preserve"> PAGEREF _Toc224683228 \h </w:instrText>
+            </w:r>
+            <w:r>
+              <w:rPr>
+                <w:noProof/>
+              </w:rPr>
+            </w:r>
+            <w:r>
+              <w:rPr>
+                <w:noProof/>
+              </w:rPr>
               <w:fldChar w:fldCharType="separate"/>
+            </w:r>
+            <w:r>
+              <w:rPr>
+                <w:noProof/>
+              </w:rPr>
               <w:t>29</w:t>
+            </w:r>
+            <w:r>
+              <w:rPr>
+                <w:noProof/>
+              </w:rPr>
               <w:fldChar w:fldCharType="end"/>
             </w:r>
           </w:hyperlink>
@@ -2137,10 +3939,40 @@
                 <w:noProof/>
               </w:rPr>
               <w:tab/>
+            </w:r>
+            <w:r>
+              <w:rPr>
+                <w:noProof/>
+              </w:rPr>
               <w:fldChar w:fldCharType="begin"/>
+            </w:r>
+            <w:r>
+              <w:rPr>
+                <w:noProof/>
+              </w:rPr>
               <w:instrText xml:space="preserve"> PAGEREF _Toc224683229 \h </w:instrText>
+            </w:r>
+            <w:r>
+              <w:rPr>
+                <w:noProof/>
+              </w:rPr>
+            </w:r>
+            <w:r>
+              <w:rPr>
+                <w:noProof/>
+              </w:rPr>
               <w:fldChar w:fldCharType="separate"/>
+            </w:r>
+            <w:r>
+              <w:rPr>
+                <w:noProof/>
+              </w:rPr>
               <w:t>30</w:t>
+            </w:r>
+            <w:r>
+              <w:rPr>
+                <w:noProof/>
+              </w:rPr>
               <w:fldChar w:fldCharType="end"/>
             </w:r>
           </w:hyperlink>
@@ -2168,10 +4000,40 @@
                 <w:noProof/>
               </w:rPr>
               <w:tab/>
+            </w:r>
+            <w:r>
+              <w:rPr>
+                <w:noProof/>
+              </w:rPr>
               <w:fldChar w:fldCharType="begin"/>
+            </w:r>
+            <w:r>
+              <w:rPr>
+                <w:noProof/>
+              </w:rPr>
               <w:instrText xml:space="preserve"> PAGEREF _Toc224683230 \h </w:instrText>
+            </w:r>
+            <w:r>
+              <w:rPr>
+                <w:noProof/>
+              </w:rPr>
+            </w:r>
+            <w:r>
+              <w:rPr>
+                <w:noProof/>
+              </w:rPr>
               <w:fldChar w:fldCharType="separate"/>
+            </w:r>
+            <w:r>
+              <w:rPr>
+                <w:noProof/>
+              </w:rPr>
               <w:t>30</w:t>
+            </w:r>
+            <w:r>
+              <w:rPr>
+                <w:noProof/>
+              </w:rPr>
               <w:fldChar w:fldCharType="end"/>
             </w:r>
           </w:hyperlink>
@@ -2199,10 +4061,40 @@
                 <w:noProof/>
               </w:rPr>
               <w:tab/>
+            </w:r>
+            <w:r>
+              <w:rPr>
+                <w:noProof/>
+              </w:rPr>
               <w:fldChar w:fldCharType="begin"/>
+            </w:r>
+            <w:r>
+              <w:rPr>
+                <w:noProof/>
+              </w:rPr>
               <w:instrText xml:space="preserve"> PAGEREF _Toc224683231 \h </w:instrText>
+            </w:r>
+            <w:r>
+              <w:rPr>
+                <w:noProof/>
+              </w:rPr>
+            </w:r>
+            <w:r>
+              <w:rPr>
+                <w:noProof/>
+              </w:rPr>
               <w:fldChar w:fldCharType="separate"/>
+            </w:r>
+            <w:r>
+              <w:rPr>
+                <w:noProof/>
+              </w:rPr>
               <w:t>30</w:t>
+            </w:r>
+            <w:r>
+              <w:rPr>
+                <w:noProof/>
+              </w:rPr>
               <w:fldChar w:fldCharType="end"/>
             </w:r>
           </w:hyperlink>
@@ -2230,10 +4122,40 @@
                 <w:noProof/>
               </w:rPr>
               <w:tab/>
+            </w:r>
+            <w:r>
+              <w:rPr>
+                <w:noProof/>
+              </w:rPr>
               <w:fldChar w:fldCharType="begin"/>
+            </w:r>
+            <w:r>
+              <w:rPr>
+                <w:noProof/>
+              </w:rPr>
               <w:instrText xml:space="preserve"> PAGEREF _Toc224683232 \h </w:instrText>
+            </w:r>
+            <w:r>
+              <w:rPr>
+                <w:noProof/>
+              </w:rPr>
+            </w:r>
+            <w:r>
+              <w:rPr>
+                <w:noProof/>
+              </w:rPr>
               <w:fldChar w:fldCharType="separate"/>
+            </w:r>
+            <w:r>
+              <w:rPr>
+                <w:noProof/>
+              </w:rPr>
               <w:t>30</w:t>
+            </w:r>
+            <w:r>
+              <w:rPr>
+                <w:noProof/>
+              </w:rPr>
               <w:fldChar w:fldCharType="end"/>
             </w:r>
           </w:hyperlink>
@@ -2261,10 +4183,40 @@
                 <w:noProof/>
               </w:rPr>
               <w:tab/>
+            </w:r>
+            <w:r>
+              <w:rPr>
+                <w:noProof/>
+              </w:rPr>
               <w:fldChar w:fldCharType="begin"/>
+            </w:r>
+            <w:r>
+              <w:rPr>
+                <w:noProof/>
+              </w:rPr>
               <w:instrText xml:space="preserve"> PAGEREF _Toc224683233 \h </w:instrText>
+            </w:r>
+            <w:r>
+              <w:rPr>
+                <w:noProof/>
+              </w:rPr>
+            </w:r>
+            <w:r>
+              <w:rPr>
+                <w:noProof/>
+              </w:rPr>
               <w:fldChar w:fldCharType="separate"/>
+            </w:r>
+            <w:r>
+              <w:rPr>
+                <w:noProof/>
+              </w:rPr>
               <w:t>30</w:t>
+            </w:r>
+            <w:r>
+              <w:rPr>
+                <w:noProof/>
+              </w:rPr>
               <w:fldChar w:fldCharType="end"/>
             </w:r>
           </w:hyperlink>
@@ -2292,10 +4244,40 @@
                 <w:noProof/>
               </w:rPr>
               <w:tab/>
+            </w:r>
+            <w:r>
+              <w:rPr>
+                <w:noProof/>
+              </w:rPr>
               <w:fldChar w:fldCharType="begin"/>
+            </w:r>
+            <w:r>
+              <w:rPr>
+                <w:noProof/>
+              </w:rPr>
               <w:instrText xml:space="preserve"> PAGEREF _Toc224683234 \h </w:instrText>
+            </w:r>
+            <w:r>
+              <w:rPr>
+                <w:noProof/>
+              </w:rPr>
+            </w:r>
+            <w:r>
+              <w:rPr>
+                <w:noProof/>
+              </w:rPr>
               <w:fldChar w:fldCharType="separate"/>
+            </w:r>
+            <w:r>
+              <w:rPr>
+                <w:noProof/>
+              </w:rPr>
               <w:t>30</w:t>
+            </w:r>
+            <w:r>
+              <w:rPr>
+                <w:noProof/>
+              </w:rPr>
               <w:fldChar w:fldCharType="end"/>
             </w:r>
           </w:hyperlink>
@@ -2323,10 +4305,40 @@
                 <w:noProof/>
               </w:rPr>
               <w:tab/>
+            </w:r>
+            <w:r>
+              <w:rPr>
+                <w:noProof/>
+              </w:rPr>
               <w:fldChar w:fldCharType="begin"/>
+            </w:r>
+            <w:r>
+              <w:rPr>
+                <w:noProof/>
+              </w:rPr>
               <w:instrText xml:space="preserve"> PAGEREF _Toc224683235 \h </w:instrText>
+            </w:r>
+            <w:r>
+              <w:rPr>
+                <w:noProof/>
+              </w:rPr>
+            </w:r>
+            <w:r>
+              <w:rPr>
+                <w:noProof/>
+              </w:rPr>
               <w:fldChar w:fldCharType="separate"/>
+            </w:r>
+            <w:r>
+              <w:rPr>
+                <w:noProof/>
+              </w:rPr>
               <w:t>30</w:t>
+            </w:r>
+            <w:r>
+              <w:rPr>
+                <w:noProof/>
+              </w:rPr>
               <w:fldChar w:fldCharType="end"/>
             </w:r>
           </w:hyperlink>
@@ -2354,10 +4366,40 @@
                 <w:noProof/>
               </w:rPr>
               <w:tab/>
+            </w:r>
+            <w:r>
+              <w:rPr>
+                <w:noProof/>
+              </w:rPr>
               <w:fldChar w:fldCharType="begin"/>
+            </w:r>
+            <w:r>
+              <w:rPr>
+                <w:noProof/>
+              </w:rPr>
               <w:instrText xml:space="preserve"> PAGEREF _Toc224683236 \h </w:instrText>
+            </w:r>
+            <w:r>
+              <w:rPr>
+                <w:noProof/>
+              </w:rPr>
+            </w:r>
+            <w:r>
+              <w:rPr>
+                <w:noProof/>
+              </w:rPr>
               <w:fldChar w:fldCharType="separate"/>
+            </w:r>
+            <w:r>
+              <w:rPr>
+                <w:noProof/>
+              </w:rPr>
               <w:t>31</w:t>
+            </w:r>
+            <w:r>
+              <w:rPr>
+                <w:noProof/>
+              </w:rPr>
               <w:fldChar w:fldCharType="end"/>
             </w:r>
           </w:hyperlink>
@@ -2385,10 +4427,40 @@
                 <w:noProof/>
               </w:rPr>
               <w:tab/>
+            </w:r>
+            <w:r>
+              <w:rPr>
+                <w:noProof/>
+              </w:rPr>
               <w:fldChar w:fldCharType="begin"/>
+            </w:r>
+            <w:r>
+              <w:rPr>
+                <w:noProof/>
+              </w:rPr>
               <w:instrText xml:space="preserve"> PAGEREF _Toc224683237 \h </w:instrText>
+            </w:r>
+            <w:r>
+              <w:rPr>
+                <w:noProof/>
+              </w:rPr>
+            </w:r>
+            <w:r>
+              <w:rPr>
+                <w:noProof/>
+              </w:rPr>
               <w:fldChar w:fldCharType="separate"/>
+            </w:r>
+            <w:r>
+              <w:rPr>
+                <w:noProof/>
+              </w:rPr>
               <w:t>32</w:t>
+            </w:r>
+            <w:r>
+              <w:rPr>
+                <w:noProof/>
+              </w:rPr>
               <w:fldChar w:fldCharType="end"/>
             </w:r>
           </w:hyperlink>
@@ -2416,10 +4488,40 @@
                 <w:noProof/>
               </w:rPr>
               <w:tab/>
+            </w:r>
+            <w:r>
+              <w:rPr>
+                <w:noProof/>
+              </w:rPr>
               <w:fldChar w:fldCharType="begin"/>
+            </w:r>
+            <w:r>
+              <w:rPr>
+                <w:noProof/>
+              </w:rPr>
               <w:instrText xml:space="preserve"> PAGEREF _Toc224683238 \h </w:instrText>
+            </w:r>
+            <w:r>
+              <w:rPr>
+                <w:noProof/>
+              </w:rPr>
+            </w:r>
+            <w:r>
+              <w:rPr>
+                <w:noProof/>
+              </w:rPr>
               <w:fldChar w:fldCharType="separate"/>
+            </w:r>
+            <w:r>
+              <w:rPr>
+                <w:noProof/>
+              </w:rPr>
               <w:t>32</w:t>
+            </w:r>
+            <w:r>
+              <w:rPr>
+                <w:noProof/>
+              </w:rPr>
               <w:fldChar w:fldCharType="end"/>
             </w:r>
           </w:hyperlink>
@@ -2447,10 +4549,40 @@
                 <w:noProof/>
               </w:rPr>
               <w:tab/>
+            </w:r>
+            <w:r>
+              <w:rPr>
+                <w:noProof/>
+              </w:rPr>
               <w:fldChar w:fldCharType="begin"/>
+            </w:r>
+            <w:r>
+              <w:rPr>
+                <w:noProof/>
+              </w:rPr>
               <w:instrText xml:space="preserve"> PAGEREF _Toc224683239 \h </w:instrText>
+            </w:r>
+            <w:r>
+              <w:rPr>
+                <w:noProof/>
+              </w:rPr>
+            </w:r>
+            <w:r>
+              <w:rPr>
+                <w:noProof/>
+              </w:rPr>
               <w:fldChar w:fldCharType="separate"/>
+            </w:r>
+            <w:r>
+              <w:rPr>
+                <w:noProof/>
+              </w:rPr>
               <w:t>33</w:t>
+            </w:r>
+            <w:r>
+              <w:rPr>
+                <w:noProof/>
+              </w:rPr>
               <w:fldChar w:fldCharType="end"/>
             </w:r>
           </w:hyperlink>
@@ -2478,10 +4610,40 @@
                 <w:noProof/>
               </w:rPr>
               <w:tab/>
+            </w:r>
+            <w:r>
+              <w:rPr>
+                <w:noProof/>
+              </w:rPr>
               <w:fldChar w:fldCharType="begin"/>
+            </w:r>
+            <w:r>
+              <w:rPr>
+                <w:noProof/>
+              </w:rPr>
               <w:instrText xml:space="preserve"> PAGEREF _Toc224683240 \h </w:instrText>
+            </w:r>
+            <w:r>
+              <w:rPr>
+                <w:noProof/>
+              </w:rPr>
+            </w:r>
+            <w:r>
+              <w:rPr>
+                <w:noProof/>
+              </w:rPr>
               <w:fldChar w:fldCharType="separate"/>
-              <w:t/>
+            </w:r>
+            <w:r>
+              <w:rPr>
+                <w:noProof/>
+              </w:rPr>
+              <w:t>34</w:t>
+            </w:r>
+            <w:r>
+              <w:rPr>
+                <w:noProof/>
+              </w:rPr>
               <w:fldChar w:fldCharType="end"/>
             </w:r>
           </w:hyperlink>
@@ -2509,10 +4671,40 @@
                 <w:noProof/>
               </w:rPr>
               <w:tab/>
+            </w:r>
+            <w:r>
+              <w:rPr>
+                <w:noProof/>
+              </w:rPr>
               <w:fldChar w:fldCharType="begin"/>
+            </w:r>
+            <w:r>
+              <w:rPr>
+                <w:noProof/>
+              </w:rPr>
               <w:instrText xml:space="preserve"> PAGEREF _Toc224683241 \h </w:instrText>
+            </w:r>
+            <w:r>
+              <w:rPr>
+                <w:noProof/>
+              </w:rPr>
+            </w:r>
+            <w:r>
+              <w:rPr>
+                <w:noProof/>
+              </w:rPr>
               <w:fldChar w:fldCharType="separate"/>
+            </w:r>
+            <w:r>
+              <w:rPr>
+                <w:noProof/>
+              </w:rPr>
               <w:t>35</w:t>
+            </w:r>
+            <w:r>
+              <w:rPr>
+                <w:noProof/>
+              </w:rPr>
               <w:fldChar w:fldCharType="end"/>
             </w:r>
           </w:hyperlink>
@@ -2540,10 +4732,40 @@
                 <w:noProof/>
               </w:rPr>
               <w:tab/>
+            </w:r>
+            <w:r>
+              <w:rPr>
+                <w:noProof/>
+              </w:rPr>
               <w:fldChar w:fldCharType="begin"/>
+            </w:r>
+            <w:r>
+              <w:rPr>
+                <w:noProof/>
+              </w:rPr>
               <w:instrText xml:space="preserve"> PAGEREF _Toc224683242 \h </w:instrText>
+            </w:r>
+            <w:r>
+              <w:rPr>
+                <w:noProof/>
+              </w:rPr>
+            </w:r>
+            <w:r>
+              <w:rPr>
+                <w:noProof/>
+              </w:rPr>
               <w:fldChar w:fldCharType="separate"/>
+            </w:r>
+            <w:r>
+              <w:rPr>
+                <w:noProof/>
+              </w:rPr>
               <w:t>35</w:t>
+            </w:r>
+            <w:r>
+              <w:rPr>
+                <w:noProof/>
+              </w:rPr>
               <w:fldChar w:fldCharType="end"/>
             </w:r>
           </w:hyperlink>
@@ -2571,10 +4793,40 @@
                 <w:noProof/>
               </w:rPr>
               <w:tab/>
+            </w:r>
+            <w:r>
+              <w:rPr>
+                <w:noProof/>
+              </w:rPr>
               <w:fldChar w:fldCharType="begin"/>
+            </w:r>
+            <w:r>
+              <w:rPr>
+                <w:noProof/>
+              </w:rPr>
               <w:instrText xml:space="preserve"> PAGEREF _Toc224683243 \h </w:instrText>
+            </w:r>
+            <w:r>
+              <w:rPr>
+                <w:noProof/>
+              </w:rPr>
+            </w:r>
+            <w:r>
+              <w:rPr>
+                <w:noProof/>
+              </w:rPr>
               <w:fldChar w:fldCharType="separate"/>
+            </w:r>
+            <w:r>
+              <w:rPr>
+                <w:noProof/>
+              </w:rPr>
               <w:t>36</w:t>
+            </w:r>
+            <w:r>
+              <w:rPr>
+                <w:noProof/>
+              </w:rPr>
               <w:fldChar w:fldCharType="end"/>
             </w:r>
           </w:hyperlink>
@@ -2662,7 +4914,7 @@
         <w:rPr>
           <w:color w:val="4A5568"/>
         </w:rPr>
-        <w:t>Mimaric is a Saudi-first PropTech SaaS platform that unifies the entire real estate lifecycle — from CRM and sales through contracts, leasing, maintenance, and financial reporting — under a single Arabic-first, bilingual interface. Built for Saudi real estate developers, property management companies, and facility managers, Mimaric replaces fragmented spreadsheets, WhatsApp coordination, and paper-based government compliance with an integrated digital platform. Built for Saudi real estate developers, property management companies, and facility managers, Mimaric replaces fragmented spreadsheets, WhatsApp coordination, and paper-based government compliance with an integrated digital platform.</w:t>
+        <w:t>Mimaric is a Saudi-first PropTech SaaS platform that unifies the entire real estate lifecycle — from property acquisition and urban planning through construction, sales, leasing, maintenance, and financial reporting — under a single Arabic-first, bilingual interface. Built for Saudi real estate developers, property management companies, and facility managers, Mimaric replaces fragmented spreadsheets, WhatsApp coordination, and paper-based government compliance with an integrated digital platform.</w:t>
       </w:r>
     </w:p>
     <w:p>
@@ -2690,13 +4942,13 @@
           <w:bCs/>
           <w:color w:val="182840"/>
         </w:rPr>
-        <w:t xml:space="preserve">Full Lifecycle Coverage: </w:t>
+        <w:t xml:space="preserve">Full Lifecycle Coverage: 16 integrated modules spanning property acquisition to ongoing maintenance, eliminating the need for multiple disconnected tools.</w:t>
       </w:r>
       <w:r>
         <w:rPr>
           <w:color w:val="4A5568"/>
         </w:rPr>
-        <w:t>13 integrated modules spanning the complete property lifecycle — from CRM and sales through contracts, leasing, maintenance, and billing — eliminating the need for multiple disconnected tools.</w:t>
+        <w:t/>
       </w:r>
     </w:p>
     <w:p>
@@ -2709,13 +4961,13 @@
           <w:bCs/>
           <w:color w:val="182840"/>
         </w:rPr>
-        <w:t xml:space="preserve">Saudi Regulation Native: </w:t>
+        <w:t xml:space="preserve">Saudi Regulation Native: Schema-level alignment with 7 government platforms including Absher, MOC, Balady, Ejar, REGA, ZATCA, PDPL, and NCA. Compliance is built into data models, not bolted on as an afterthought.</w:t>
       </w:r>
       <w:r>
         <w:rPr>
           <w:color w:val="4A5568"/>
         </w:rPr>
-        <w:t>Schema-level alignment with 7 government platforms including Absher, MOC, Balady, Ejar, ZATCA, PDPL, and NCA. Compliance-by-design with data models that mirror government field structures. Compliance is built into data models, not bolted on as an afterthought.</w:t>
+        <w:t/>
       </w:r>
     </w:p>
     <w:p>
@@ -2753,7 +5005,7 @@
         <w:rPr>
           <w:color w:val="4A5568"/>
         </w:rPr>
-        <w:t>AES-256-GCM PII encryption at rest, 50 granular RBAC permissions, SHA-256 search hashes, server-side data masking, and PDPL Article 32 audit trails with 8 action types.</w:t>
+        <w:t>AES-256-GCM PII encryption at rest, 40+ granular RBAC permissions, SHA-256 search hashes, server-side data masking, and PDPL Article 32 audit trails with 8 action types.</w:t>
       </w:r>
     </w:p>
     <w:p>
@@ -2766,7 +5018,7 @@
           <w:bCs/>
           <w:color w:val="182840"/>
         </w:rPr>
-        <w:t xml:space="preserve"/>
+        <w:t xml:space="preserve">GIS-Integrated Planning: Spatial subdivision planning with mapping library mapping, spatial analysis analysis, 8 layer types, compliance rule checking, and feasibility financial modeling.</w:t>
       </w:r>
       <w:r>
         <w:rPr>
@@ -2807,7 +5059,7 @@
         <w:rPr>
           <w:color w:val="4A5568"/>
         </w:rPr>
-        <w:t>Target market: Saudi Arabia’s $1.3 trillion real estate sector, currently undergoing Vision 2030 digital transformation with mandatory government platform adoption across rentals (Ejar), municipal services (Balady), tax compliance (ZATCA), and identity verification (Absher).</w:t>
+        <w:t>Target market: Saudi Arabia’s $1.3 trillion real estate sector, currently undergoing Vision 2030 digital transformation with mandatory government platform adoption across rentals (Ejar), residential sales (REGA), municipal services (Balady), tax compliance (ZATCA), and identity verification (Absher).</w:t>
       </w:r>
     </w:p>
     <w:p>
@@ -2891,7 +5143,7 @@
         <w:rPr>
           <w:color w:val="4A5568"/>
         </w:rPr>
-        <w:t>REGA’s mandate for digital contract registration: Ejar for rentals</w:t>
+        <w:t>REGA’s mandate for digital contract registration: Ejar for rentals, REGA for residential sales</w:t>
       </w:r>
     </w:p>
     <w:p>
@@ -3040,7 +5292,7 @@
         <w:rPr>
           <w:color w:val="4A5568"/>
         </w:rPr>
-        <w:t>Multiple government portals (Ejar, Balady, ZATCA, Absher, MOC) with manual, duplicated data entry</w:t>
+        <w:t>Multiple government portals (Ejar, Balady, ZATCA, Absher) with manual, duplicated data entry</w:t>
       </w:r>
     </w:p>
     <w:p>
@@ -3492,12 +5744,13 @@
           <w:bCs/>
           <w:color w:val="182840"/>
         </w:rPr>
-        <w:t>1. Data Silos — Sales pipeline, leasing operations, maintenance work orders, and financial reporting exist in separate systems with no single source of truth. A change in unit status requires manual updates across multiple spreadsheets and portals.</w:t>
+        <w:t xml:space="preserve">1. Data Silos — Sales pipeline, leasing operations, maintenance work orders, and financial reporting exist in separate systems with no single source of truth. A change in unit status requires manual updates across multiple spreadsheets and portals.</w:t>
       </w:r>
       <w:r>
         <w:rPr>
           <w:color w:val="4A5568"/>
         </w:rPr>
+        <w:t/>
       </w:r>
     </w:p>
     <w:p>
@@ -3521,7 +5774,7 @@
         <w:rPr>
           <w:color w:val="4A5568"/>
         </w:rPr>
-        <w:t>Ejar contract registration, Balady building permits, ZATCA VAT invoicing, and PDPL audit requirements — all embedded at the data model level.it trails all require manual data entry across different government portals. Each portal has its own login, data format, and submission workflow.</w:t>
+        <w:t>Ejar contract registration, Balady building permits, ZATCA VAT invoicing, and PDPL audit trails all require manual data entry across different government portals. Each portal has its own login, data format, and submission workflow.</w:t>
       </w:r>
     </w:p>
     <w:p>
@@ -3563,12 +5816,13 @@
           <w:bCs/>
           <w:color w:val="182840"/>
         </w:rPr>
-        <w:t>4. Lifecycle Gaps — No single platform covers the full operational spectrum from CRM and sales pipeline management through contract lifecycle, lease management, maintenance work orders, and financial reporting. Companies must integrate 3–5 separate tools.</w:t>
+        <w:t xml:space="preserve">4. Lifecycle Gaps — No single platform covers the full spectrum from raw property acquisition and urban subdivision planning through construction management, property sales, lease management, and ongoing facility maintenance. Companies must integrate 4–6 separate tools.</w:t>
       </w:r>
       <w:r>
         <w:rPr>
           <w:color w:val="4A5568"/>
         </w:rPr>
+        <w:t/>
       </w:r>
     </w:p>
     <w:p>
@@ -3659,7 +5913,7 @@
         <w:rPr>
           <w:color w:val="4A5568"/>
         </w:rPr>
-        <w:t>Mimaric addresses the challenges outlined above through 13 integrated modules organized around the complete property lifecycle. The platform is designed as a system of record — a single source of truth that connects every stakeholder, process, and data point from initial customer contact to ongoing facility operations.</w:t>
+        <w:t>Mimaric addresses the challenges outlined above through 16 integrated modules organized around the complete property lifecycle. The platform is designed as a system of record — a single source of truth that connects every stakeholder, process, and data point from initial land identification to ongoing facility operations.</w:t>
       </w:r>
     </w:p>
     <w:p>
@@ -3687,7 +5941,7 @@
           <w:bCs/>
           <w:color w:val="182840"/>
         </w:rPr>
-        <w:t xml:space="preserve"/>
+        <w:t xml:space="preserve">1. Property Acquisition — Pipeline management with interactive map-based location selection, suitability scoring, 5-category due diligence checklists, spatial constraint analysis (10 types), weighted feasibility assessment, and formal decision gate approvals.</w:t>
       </w:r>
       <w:r>
         <w:rPr>
@@ -3706,7 +5960,7 @@
           <w:bCs/>
           <w:color w:val="182840"/>
         </w:rPr>
-        <w:t xml:space="preserve"/>
+        <w:t xml:space="preserve">3. Project Management — 14-stage lifecycle stepper organized across 5 phase groups (Land, Design, Authority, Residential, Execution). Includes building/tower management, construction site logs, document library with version control, and P&amp;L financials per project.</w:t>
       </w:r>
       <w:r>
         <w:rPr>
@@ -3725,13 +5979,13 @@
           <w:bCs/>
           <w:color w:val="182840"/>
         </w:rPr>
-        <w:t xml:space="preserve"/>
+        <w:t xml:space="preserve">4. Sales &amp; CRM — </w:t>
       </w:r>
       <w:r>
         <w:rPr>
           <w:color w:val="4A5568"/>
         </w:rPr>
-        <w:t/>
+        <w:t>Customer pipeline management with Kanban and list views, reservation workflow with expiry management, and full contract lifecycle (Draft → Sent → Signed → Cancel/Void) supporting both sale and lease contract types.</w:t>
       </w:r>
     </w:p>
     <w:p>
@@ -3744,13 +5998,13 @@
           <w:bCs/>
           <w:color w:val="182840"/>
         </w:rPr>
-        <w:t xml:space="preserve">1. CRM &amp; Sales — </w:t>
+        <w:t xml:space="preserve">5. Leasing &amp; Rentals — </w:t>
       </w:r>
       <w:r>
         <w:rPr>
           <w:color w:val="4A5568"/>
         </w:rPr>
-        <w:t>Customer pipeline management with Kanban and list views, reservation workflow with expiry management, and full contract lifecycle (Draft → Sent → Signed → Cancel/Void) supporting both sale and lease contract types.</w:t>
+        <w:t>Ejar-compliant lease contract creation wizard, auto-generated installment schedules based on payment frequency, rent collection tracking with overdue alerts, and linked contract management.</w:t>
       </w:r>
     </w:p>
     <w:p>
@@ -3763,13 +6017,13 @@
           <w:bCs/>
           <w:color w:val="182840"/>
         </w:rPr>
-        <w:t xml:space="preserve">2. Deals/Deals &amp; Leasing — </w:t>
+        <w:t xml:space="preserve">6. Finance — </w:t>
       </w:r>
       <w:r>
         <w:rPr>
           <w:color w:val="4A5568"/>
         </w:rPr>
-        <w:t>Ejar-compliant lease contract creation wizard, auto-generated installment schedules based on payment frequency, rent collection tracking with overdue alerts, and linked contract management.</w:t>
+        <w:t>Revenue KPI dashboard, VAT calculation (ZATCA-compliant), profit and loss analysis per unit and per project, rent collection analytics, and maintenance cost trending.</w:t>
       </w:r>
     </w:p>
     <w:p>
@@ -3782,13 +6036,13 @@
           <w:bCs/>
           <w:color w:val="182840"/>
         </w:rPr>
-        <w:t xml:space="preserve">3. Finance &amp; Payments — </w:t>
+        <w:t xml:space="preserve">7. Maintenance CMMS — </w:t>
       </w:r>
       <w:r>
         <w:rPr>
           <w:color w:val="4A5568"/>
         </w:rPr>
-        <w:t>Revenue KPI dashboard, VAT calculation (ZATCA-compliant), profit and loss analysis per unit and per project, rent collection analytics, and maintenance cost trending.</w:t>
+        <w:t>Work order management with Kanban and table views across 10 categories, 4 priority levels, and 6 status stages. Includes preventive maintenance scheduling with 7 recurrence types, technician assignment, SLA tracking, and cost analysis.</w:t>
       </w:r>
     </w:p>
     <w:p>
@@ -3801,58 +6055,41 @@
           <w:bCs/>
           <w:color w:val="182840"/>
         </w:rPr>
-        <w:t xml:space="preserve">4. Maintenance &amp; CMMS — </w:t>
+        <w:lastRenderedPageBreak/>
+        <w:t xml:space="preserve">8. Administration — </w:t>
       </w:r>
       <w:r>
         <w:rPr>
           <w:color w:val="4A5568"/>
         </w:rPr>
-        <w:t>Work order management with Kanban and table views across 10 categories, 4 priority levels, and 6 status stages. Includes preventive maintenance scheduling with 7 recurrence types, technician assignment, SLA tracking, and cost analysis.</w:t>
-      </w:r>
+        <w:t>Multi-tenant team management with role-based access, token-based invitations, CR-based organization discovery, audit log viewer, help center (58 FAQs + 25 guides), support ticket system, and SaaS billing with 3-tier subscription plans.</w:t>
+      </w:r>
+    </w:p>
+    <w:p>
+      <w:r>
+        <w:br w:type="page"/>
+      </w:r>
+    </w:p>
+    <w:p>
+      <w:pPr>
+        <w:pStyle w:val="Heading1"/>
+      </w:pPr>
+      <w:bookmarkStart w:id="11" w:name="_Toc224683180"/>
+      <w:r>
+        <w:lastRenderedPageBreak/>
+        <w:t>5. Platform Module Map</w:t>
+      </w:r>
+      <w:bookmarkEnd w:id="11"/>
     </w:p>
     <w:p>
       <w:pPr>
         <w:spacing w:after="120" w:line="276" w:lineRule="auto"/>
       </w:pPr>
-      <w:r>
-        <w:rPr>
-          <w:b/>
-          <w:bCs/>
-          <w:color w:val="182840"/>
-        </w:rPr>
-        <w:t>5. Administration — Multi-tenant team management with role-based access, token-based invitations, CR-based organization discovery, audit log viewer, help center (38 FAQs across 6 categories + 15 guides), support ticket system, and SaaS billing with 3-tier subscription plans.</w:t>
-      </w:r>
       <w:r>
         <w:rPr>
           <w:color w:val="4A5568"/>
         </w:rPr>
-      </w:r>
-    </w:p>
-    <w:p>
-      <w:r>
-        <w:br w:type="page"/>
-      </w:r>
-    </w:p>
-    <w:p>
-      <w:pPr>
-        <w:pStyle w:val="Heading1"/>
-      </w:pPr>
-      <w:bookmarkStart w:id="11" w:name="_Toc224683180"/>
-      <w:r>
-        <w:lastRenderedPageBreak/>
-        <w:t>5. Platform Module Map</w:t>
-      </w:r>
-      <w:bookmarkEnd w:id="11"/>
-    </w:p>
-    <w:p>
-      <w:pPr>
-        <w:spacing w:after="120" w:line="276" w:lineRule="auto"/>
-      </w:pPr>
-      <w:r>
-        <w:rPr>
-          <w:color w:val="4A5568"/>
-        </w:rPr>
-        <w:t>The following table details all 13 platform modules with their key capabilities:</w:t>
+        <w:t>The following table details all 16 platform modules with their key capabilities:</w:t>
       </w:r>
     </w:p>
     <w:p>
@@ -4055,7 +6292,7 @@
                 <w:sz w:val="20"/>
                 <w:szCs w:val="20"/>
               </w:rPr>
-              <w:t>KPI cards, deals overview, payment tracking, maintenance summary, occupancy trends</w:t>
+              <w:t>KPI cards, occupancy donut chart, revenue trends, land pipeline chart, maintenance cost trends</w:t>
             </w:r>
           </w:p>
         </w:tc>
@@ -4253,7 +6490,7 @@
                 <w:sz w:val="20"/>
                 <w:szCs w:val="20"/>
               </w:rPr>
-              <w:t>Deals</w:t>
+              <w:t>Reservations</w:t>
             </w:r>
           </w:p>
         </w:tc>
@@ -4280,7 +6517,7 @@
                 <w:sz w:val="20"/>
                 <w:szCs w:val="20"/>
               </w:rPr>
-              <w:t>Reservation/deal management</w:t>
+              <w:t>Temporary holds</w:t>
             </w:r>
           </w:p>
         </w:tc>
@@ -4307,7 +6544,7 @@
                 <w:sz w:val="20"/>
                 <w:szCs w:val="20"/>
               </w:rPr>
-              <w:t>Expiry management, customer-unit linking, status workflow (New → Reserved → Converted)</w:t>
+              <w:t>Expiry management, customer-unit linking, status workflow</w:t>
             </w:r>
           </w:p>
         </w:tc>
@@ -4322,22 +6559,21 @@
               <w:bottom w:val="single" w:sz="1" w:space="0" w:color="E2E8F0"/>
               <w:right w:val="single" w:sz="1" w:space="0" w:color="E2E8F0"/>
             </w:tcBorders>
-            <w:shd w:val="clear" w:color="auto" w:fill="F8F9FA"/>
-            <w:tcMar>
-              <w:top w:w="60" w:type="dxa"/>
-              <w:left w:w="100" w:type="dxa"/>
-              <w:bottom w:w="60" w:type="dxa"/>
-              <w:right w:w="100" w:type="dxa"/>
-            </w:tcMar>
-          </w:tcPr>
-          <w:p>
-            <w:r>
-              <w:rPr>
-                <w:color w:val="4A5568"/>
-                <w:sz w:val="20"/>
-                <w:szCs w:val="20"/>
-              </w:rPr>
-              <w:t>Contracts</w:t>
+            <w:tcMar>
+              <w:top w:w="60" w:type="dxa"/>
+              <w:left w:w="100" w:type="dxa"/>
+              <w:bottom w:w="60" w:type="dxa"/>
+              <w:right w:w="100" w:type="dxa"/>
+            </w:tcMar>
+          </w:tcPr>
+          <w:p>
+            <w:r>
+              <w:rPr>
+                <w:color w:val="4A5568"/>
+                <w:sz w:val="20"/>
+                <w:szCs w:val="20"/>
+              </w:rPr>
+              <w:t>Rentals</w:t>
             </w:r>
           </w:p>
         </w:tc>
@@ -4350,22 +6586,21 @@
               <w:bottom w:val="single" w:sz="1" w:space="0" w:color="E2E8F0"/>
               <w:right w:val="single" w:sz="1" w:space="0" w:color="E2E8F0"/>
             </w:tcBorders>
-            <w:shd w:val="clear" w:color="auto" w:fill="F8F9FA"/>
-            <w:tcMar>
-              <w:top w:w="60" w:type="dxa"/>
-              <w:left w:w="100" w:type="dxa"/>
-              <w:bottom w:w="60" w:type="dxa"/>
-              <w:right w:w="100" w:type="dxa"/>
-            </w:tcMar>
-          </w:tcPr>
-          <w:p>
-            <w:r>
-              <w:rPr>
-                <w:color w:val="4A5568"/>
-                <w:sz w:val="20"/>
-                <w:szCs w:val="20"/>
-              </w:rPr>
-              <w:t>Agreement lifecycle</w:t>
+            <w:tcMar>
+              <w:top w:w="60" w:type="dxa"/>
+              <w:left w:w="100" w:type="dxa"/>
+              <w:bottom w:w="60" w:type="dxa"/>
+              <w:right w:w="100" w:type="dxa"/>
+            </w:tcMar>
+          </w:tcPr>
+          <w:p>
+            <w:r>
+              <w:rPr>
+                <w:color w:val="4A5568"/>
+                <w:sz w:val="20"/>
+                <w:szCs w:val="20"/>
+              </w:rPr>
+              <w:t>Tenancy management</w:t>
             </w:r>
           </w:p>
         </w:tc>
@@ -4378,22 +6613,21 @@
               <w:bottom w:val="single" w:sz="1" w:space="0" w:color="E2E8F0"/>
               <w:right w:val="single" w:sz="1" w:space="0" w:color="E2E8F0"/>
             </w:tcBorders>
-            <w:shd w:val="clear" w:color="auto" w:fill="F8F9FA"/>
-            <w:tcMar>
-              <w:top w:w="60" w:type="dxa"/>
-              <w:left w:w="100" w:type="dxa"/>
-              <w:bottom w:w="60" w:type="dxa"/>
-              <w:right w:w="100" w:type="dxa"/>
-            </w:tcMar>
-          </w:tcPr>
-          <w:p>
-            <w:r>
-              <w:rPr>
-                <w:color w:val="4A5568"/>
-                <w:sz w:val="20"/>
-                <w:szCs w:val="20"/>
-              </w:rPr>
-              <w:t>Sale + lease types, Ejar compliance, auto-numbering</w:t>
+            <w:tcMar>
+              <w:top w:w="60" w:type="dxa"/>
+              <w:left w:w="100" w:type="dxa"/>
+              <w:bottom w:w="60" w:type="dxa"/>
+              <w:right w:w="100" w:type="dxa"/>
+            </w:tcMar>
+          </w:tcPr>
+          <w:p>
+            <w:r>
+              <w:rPr>
+                <w:color w:val="4A5568"/>
+                <w:sz w:val="20"/>
+                <w:szCs w:val="20"/>
+              </w:rPr>
+              <w:t>Lease wizard, installment generation, payment tracking, overdue alerts</w:t>
             </w:r>
           </w:p>
         </w:tc>
@@ -4408,21 +6642,22 @@
               <w:bottom w:val="single" w:sz="1" w:space="0" w:color="E2E8F0"/>
               <w:right w:val="single" w:sz="1" w:space="0" w:color="E2E8F0"/>
             </w:tcBorders>
-            <w:tcMar>
-              <w:top w:w="60" w:type="dxa"/>
-              <w:left w:w="100" w:type="dxa"/>
-              <w:bottom w:w="60" w:type="dxa"/>
-              <w:right w:w="100" w:type="dxa"/>
-            </w:tcMar>
-          </w:tcPr>
-          <w:p>
-            <w:r>
-              <w:rPr>
-                <w:color w:val="4A5568"/>
-                <w:sz w:val="20"/>
-                <w:szCs w:val="20"/>
-              </w:rPr>
-              <w:t>Rentals</w:t>
+            <w:shd w:val="clear" w:color="auto" w:fill="F8F9FA"/>
+            <w:tcMar>
+              <w:top w:w="60" w:type="dxa"/>
+              <w:left w:w="100" w:type="dxa"/>
+              <w:bottom w:w="60" w:type="dxa"/>
+              <w:right w:w="100" w:type="dxa"/>
+            </w:tcMar>
+          </w:tcPr>
+          <w:p>
+            <w:r>
+              <w:rPr>
+                <w:color w:val="4A5568"/>
+                <w:sz w:val="20"/>
+                <w:szCs w:val="20"/>
+              </w:rPr>
+              <w:t>Finance</w:t>
             </w:r>
           </w:p>
         </w:tc>
@@ -4435,21 +6670,22 @@
               <w:bottom w:val="single" w:sz="1" w:space="0" w:color="E2E8F0"/>
               <w:right w:val="single" w:sz="1" w:space="0" w:color="E2E8F0"/>
             </w:tcBorders>
-            <w:tcMar>
-              <w:top w:w="60" w:type="dxa"/>
-              <w:left w:w="100" w:type="dxa"/>
-              <w:bottom w:w="60" w:type="dxa"/>
-              <w:right w:w="100" w:type="dxa"/>
-            </w:tcMar>
-          </w:tcPr>
-          <w:p>
-            <w:r>
-              <w:rPr>
-                <w:color w:val="4A5568"/>
-                <w:sz w:val="20"/>
-                <w:szCs w:val="20"/>
-              </w:rPr>
-              <w:t>Tenancy management</w:t>
+            <w:shd w:val="clear" w:color="auto" w:fill="F8F9FA"/>
+            <w:tcMar>
+              <w:top w:w="60" w:type="dxa"/>
+              <w:left w:w="100" w:type="dxa"/>
+              <w:bottom w:w="60" w:type="dxa"/>
+              <w:right w:w="100" w:type="dxa"/>
+            </w:tcMar>
+          </w:tcPr>
+          <w:p>
+            <w:r>
+              <w:rPr>
+                <w:color w:val="4A5568"/>
+                <w:sz w:val="20"/>
+                <w:szCs w:val="20"/>
+              </w:rPr>
+              <w:t>Financial intelligence</w:t>
             </w:r>
           </w:p>
         </w:tc>
@@ -4462,21 +6698,22 @@
               <w:bottom w:val="single" w:sz="1" w:space="0" w:color="E2E8F0"/>
               <w:right w:val="single" w:sz="1" w:space="0" w:color="E2E8F0"/>
             </w:tcBorders>
-            <w:tcMar>
-              <w:top w:w="60" w:type="dxa"/>
-              <w:left w:w="100" w:type="dxa"/>
-              <w:bottom w:w="60" w:type="dxa"/>
-              <w:right w:w="100" w:type="dxa"/>
-            </w:tcMar>
-          </w:tcPr>
-          <w:p>
-            <w:r>
-              <w:rPr>
-                <w:color w:val="4A5568"/>
-                <w:sz w:val="20"/>
-                <w:szCs w:val="20"/>
-              </w:rPr>
-              <w:t>Lease wizard, installment generation, payment tracking, overdue alerts</w:t>
+            <w:shd w:val="clear" w:color="auto" w:fill="F8F9FA"/>
+            <w:tcMar>
+              <w:top w:w="60" w:type="dxa"/>
+              <w:left w:w="100" w:type="dxa"/>
+              <w:bottom w:w="60" w:type="dxa"/>
+              <w:right w:w="100" w:type="dxa"/>
+            </w:tcMar>
+          </w:tcPr>
+          <w:p>
+            <w:r>
+              <w:rPr>
+                <w:color w:val="4A5568"/>
+                <w:sz w:val="20"/>
+                <w:szCs w:val="20"/>
+              </w:rPr>
+              <w:t>Revenue KPIs, VAT calculation, rent collection, P&amp;L per unit/project</w:t>
             </w:r>
           </w:p>
         </w:tc>
@@ -4491,22 +6728,21 @@
               <w:bottom w:val="single" w:sz="1" w:space="0" w:color="E2E8F0"/>
               <w:right w:val="single" w:sz="1" w:space="0" w:color="E2E8F0"/>
             </w:tcBorders>
-            <w:shd w:val="clear" w:color="auto" w:fill="F8F9FA"/>
-            <w:tcMar>
-              <w:top w:w="60" w:type="dxa"/>
-              <w:left w:w="100" w:type="dxa"/>
-              <w:bottom w:w="60" w:type="dxa"/>
-              <w:right w:w="100" w:type="dxa"/>
-            </w:tcMar>
-          </w:tcPr>
-          <w:p>
-            <w:r>
-              <w:rPr>
-                <w:color w:val="4A5568"/>
-                <w:sz w:val="20"/>
-                <w:szCs w:val="20"/>
-              </w:rPr>
-              <w:t>Finance</w:t>
+            <w:tcMar>
+              <w:top w:w="60" w:type="dxa"/>
+              <w:left w:w="100" w:type="dxa"/>
+              <w:bottom w:w="60" w:type="dxa"/>
+              <w:right w:w="100" w:type="dxa"/>
+            </w:tcMar>
+          </w:tcPr>
+          <w:p>
+            <w:r>
+              <w:rPr>
+                <w:color w:val="4A5568"/>
+                <w:sz w:val="20"/>
+                <w:szCs w:val="20"/>
+              </w:rPr>
+              <w:t>Maintenance</w:t>
             </w:r>
           </w:p>
         </w:tc>
@@ -4519,22 +6755,21 @@
               <w:bottom w:val="single" w:sz="1" w:space="0" w:color="E2E8F0"/>
               <w:right w:val="single" w:sz="1" w:space="0" w:color="E2E8F0"/>
             </w:tcBorders>
-            <w:shd w:val="clear" w:color="auto" w:fill="F8F9FA"/>
-            <w:tcMar>
-              <w:top w:w="60" w:type="dxa"/>
-              <w:left w:w="100" w:type="dxa"/>
-              <w:bottom w:w="60" w:type="dxa"/>
-              <w:right w:w="100" w:type="dxa"/>
-            </w:tcMar>
-          </w:tcPr>
-          <w:p>
-            <w:r>
-              <w:rPr>
-                <w:color w:val="4A5568"/>
-                <w:sz w:val="20"/>
-                <w:szCs w:val="20"/>
-              </w:rPr>
-              <w:t>Financial intelligence</w:t>
+            <w:tcMar>
+              <w:top w:w="60" w:type="dxa"/>
+              <w:left w:w="100" w:type="dxa"/>
+              <w:bottom w:w="60" w:type="dxa"/>
+              <w:right w:w="100" w:type="dxa"/>
+            </w:tcMar>
+          </w:tcPr>
+          <w:p>
+            <w:r>
+              <w:rPr>
+                <w:color w:val="4A5568"/>
+                <w:sz w:val="20"/>
+                <w:szCs w:val="20"/>
+              </w:rPr>
+              <w:t>CMMS work orders</w:t>
             </w:r>
           </w:p>
         </w:tc>
@@ -4547,22 +6782,21 @@
               <w:bottom w:val="single" w:sz="1" w:space="0" w:color="E2E8F0"/>
               <w:right w:val="single" w:sz="1" w:space="0" w:color="E2E8F0"/>
             </w:tcBorders>
-            <w:shd w:val="clear" w:color="auto" w:fill="F8F9FA"/>
-            <w:tcMar>
-              <w:top w:w="60" w:type="dxa"/>
-              <w:left w:w="100" w:type="dxa"/>
-              <w:bottom w:w="60" w:type="dxa"/>
-              <w:right w:w="100" w:type="dxa"/>
-            </w:tcMar>
-          </w:tcPr>
-          <w:p>
-            <w:r>
-              <w:rPr>
-                <w:color w:val="4A5568"/>
-                <w:sz w:val="20"/>
-                <w:szCs w:val="20"/>
-              </w:rPr>
-              <w:t>Revenue KPIs, VAT calculation, rent collection, P&amp;L per unit/project</w:t>
+            <w:tcMar>
+              <w:top w:w="60" w:type="dxa"/>
+              <w:left w:w="100" w:type="dxa"/>
+              <w:bottom w:w="60" w:type="dxa"/>
+              <w:right w:w="100" w:type="dxa"/>
+            </w:tcMar>
+          </w:tcPr>
+          <w:p>
+            <w:r>
+              <w:rPr>
+                <w:color w:val="4A5568"/>
+                <w:sz w:val="20"/>
+                <w:szCs w:val="20"/>
+              </w:rPr>
+              <w:t>10 categories, 4 priorities, 6 statuses, technician assignment, cost tracking</w:t>
             </w:r>
           </w:p>
         </w:tc>
@@ -4577,21 +6811,22 @@
               <w:bottom w:val="single" w:sz="1" w:space="0" w:color="E2E8F0"/>
               <w:right w:val="single" w:sz="1" w:space="0" w:color="E2E8F0"/>
             </w:tcBorders>
-            <w:tcMar>
-              <w:top w:w="60" w:type="dxa"/>
-              <w:left w:w="100" w:type="dxa"/>
-              <w:bottom w:w="60" w:type="dxa"/>
-              <w:right w:w="100" w:type="dxa"/>
-            </w:tcMar>
-          </w:tcPr>
-          <w:p>
-            <w:r>
-              <w:rPr>
-                <w:color w:val="4A5568"/>
-                <w:sz w:val="20"/>
-                <w:szCs w:val="20"/>
-              </w:rPr>
-              <w:t>Maintenance</w:t>
+            <w:shd w:val="clear" w:color="auto" w:fill="F8F9FA"/>
+            <w:tcMar>
+              <w:top w:w="60" w:type="dxa"/>
+              <w:left w:w="100" w:type="dxa"/>
+              <w:bottom w:w="60" w:type="dxa"/>
+              <w:right w:w="100" w:type="dxa"/>
+            </w:tcMar>
+          </w:tcPr>
+          <w:p>
+            <w:r>
+              <w:rPr>
+                <w:color w:val="4A5568"/>
+                <w:sz w:val="20"/>
+                <w:szCs w:val="20"/>
+              </w:rPr>
+              <w:t>Preventive Maint.</w:t>
             </w:r>
           </w:p>
         </w:tc>
@@ -4604,21 +6839,22 @@
               <w:bottom w:val="single" w:sz="1" w:space="0" w:color="E2E8F0"/>
               <w:right w:val="single" w:sz="1" w:space="0" w:color="E2E8F0"/>
             </w:tcBorders>
-            <w:tcMar>
-              <w:top w:w="60" w:type="dxa"/>
-              <w:left w:w="100" w:type="dxa"/>
-              <w:bottom w:w="60" w:type="dxa"/>
-              <w:right w:w="100" w:type="dxa"/>
-            </w:tcMar>
-          </w:tcPr>
-          <w:p>
-            <w:r>
-              <w:rPr>
-                <w:color w:val="4A5568"/>
-                <w:sz w:val="20"/>
-                <w:szCs w:val="20"/>
-              </w:rPr>
-              <w:t>CMMS work orders</w:t>
+            <w:shd w:val="clear" w:color="auto" w:fill="F8F9FA"/>
+            <w:tcMar>
+              <w:top w:w="60" w:type="dxa"/>
+              <w:left w:w="100" w:type="dxa"/>
+              <w:bottom w:w="60" w:type="dxa"/>
+              <w:right w:w="100" w:type="dxa"/>
+            </w:tcMar>
+          </w:tcPr>
+          <w:p>
+            <w:r>
+              <w:rPr>
+                <w:color w:val="4A5568"/>
+                <w:sz w:val="20"/>
+                <w:szCs w:val="20"/>
+              </w:rPr>
+              <w:t>Scheduled maintenance</w:t>
             </w:r>
           </w:p>
         </w:tc>
@@ -4631,21 +6867,22 @@
               <w:bottom w:val="single" w:sz="1" w:space="0" w:color="E2E8F0"/>
               <w:right w:val="single" w:sz="1" w:space="0" w:color="E2E8F0"/>
             </w:tcBorders>
-            <w:tcMar>
-              <w:top w:w="60" w:type="dxa"/>
-              <w:left w:w="100" w:type="dxa"/>
-              <w:bottom w:w="60" w:type="dxa"/>
-              <w:right w:w="100" w:type="dxa"/>
-            </w:tcMar>
-          </w:tcPr>
-          <w:p>
-            <w:r>
-              <w:rPr>
-                <w:color w:val="4A5568"/>
-                <w:sz w:val="20"/>
-                <w:szCs w:val="20"/>
-              </w:rPr>
-              <w:t>10 categories, 4 priorities, 6 statuses, technician assignment, cost tracking</w:t>
+            <w:shd w:val="clear" w:color="auto" w:fill="F8F9FA"/>
+            <w:tcMar>
+              <w:top w:w="60" w:type="dxa"/>
+              <w:left w:w="100" w:type="dxa"/>
+              <w:bottom w:w="60" w:type="dxa"/>
+              <w:right w:w="100" w:type="dxa"/>
+            </w:tcMar>
+          </w:tcPr>
+          <w:p>
+            <w:r>
+              <w:rPr>
+                <w:color w:val="4A5568"/>
+                <w:sz w:val="20"/>
+                <w:szCs w:val="20"/>
+              </w:rPr>
+              <w:t>7 recurrence types, auto work-order generation, category tagging</w:t>
             </w:r>
           </w:p>
         </w:tc>
@@ -4660,22 +6897,21 @@
               <w:bottom w:val="single" w:sz="1" w:space="0" w:color="E2E8F0"/>
               <w:right w:val="single" w:sz="1" w:space="0" w:color="E2E8F0"/>
             </w:tcBorders>
-            <w:shd w:val="clear" w:color="auto" w:fill="F8F9FA"/>
-            <w:tcMar>
-              <w:top w:w="60" w:type="dxa"/>
-              <w:left w:w="100" w:type="dxa"/>
-              <w:bottom w:w="60" w:type="dxa"/>
-              <w:right w:w="100" w:type="dxa"/>
-            </w:tcMar>
-          </w:tcPr>
-          <w:p>
-            <w:r>
-              <w:rPr>
-                <w:color w:val="4A5568"/>
-                <w:sz w:val="20"/>
-                <w:szCs w:val="20"/>
-              </w:rPr>
-              <w:t>Preventive Maint.</w:t>
+            <w:tcMar>
+              <w:top w:w="60" w:type="dxa"/>
+              <w:left w:w="100" w:type="dxa"/>
+              <w:bottom w:w="60" w:type="dxa"/>
+              <w:right w:w="100" w:type="dxa"/>
+            </w:tcMar>
+          </w:tcPr>
+          <w:p>
+            <w:r>
+              <w:rPr>
+                <w:color w:val="4A5568"/>
+                <w:sz w:val="20"/>
+                <w:szCs w:val="20"/>
+              </w:rPr>
+              <w:t>Documents</w:t>
             </w:r>
           </w:p>
         </w:tc>
@@ -4688,22 +6924,21 @@
               <w:bottom w:val="single" w:sz="1" w:space="0" w:color="E2E8F0"/>
               <w:right w:val="single" w:sz="1" w:space="0" w:color="E2E8F0"/>
             </w:tcBorders>
-            <w:shd w:val="clear" w:color="auto" w:fill="F8F9FA"/>
-            <w:tcMar>
-              <w:top w:w="60" w:type="dxa"/>
-              <w:left w:w="100" w:type="dxa"/>
-              <w:bottom w:w="60" w:type="dxa"/>
-              <w:right w:w="100" w:type="dxa"/>
-            </w:tcMar>
-          </w:tcPr>
-          <w:p>
-            <w:r>
-              <w:rPr>
-                <w:color w:val="4A5568"/>
-                <w:sz w:val="20"/>
-                <w:szCs w:val="20"/>
-              </w:rPr>
-              <w:t>Scheduled maintenance</w:t>
+            <w:tcMar>
+              <w:top w:w="60" w:type="dxa"/>
+              <w:left w:w="100" w:type="dxa"/>
+              <w:bottom w:w="60" w:type="dxa"/>
+              <w:right w:w="100" w:type="dxa"/>
+            </w:tcMar>
+          </w:tcPr>
+          <w:p>
+            <w:r>
+              <w:rPr>
+                <w:color w:val="4A5568"/>
+                <w:sz w:val="20"/>
+                <w:szCs w:val="20"/>
+              </w:rPr>
+              <w:t>File management</w:t>
             </w:r>
           </w:p>
         </w:tc>
@@ -4716,22 +6951,21 @@
               <w:bottom w:val="single" w:sz="1" w:space="0" w:color="E2E8F0"/>
               <w:right w:val="single" w:sz="1" w:space="0" w:color="E2E8F0"/>
             </w:tcBorders>
-            <w:shd w:val="clear" w:color="auto" w:fill="F8F9FA"/>
-            <w:tcMar>
-              <w:top w:w="60" w:type="dxa"/>
-              <w:left w:w="100" w:type="dxa"/>
-              <w:bottom w:w="60" w:type="dxa"/>
-              <w:right w:w="100" w:type="dxa"/>
-            </w:tcMar>
-          </w:tcPr>
-          <w:p>
-            <w:r>
-              <w:rPr>
-                <w:color w:val="4A5568"/>
-                <w:sz w:val="20"/>
-                <w:szCs w:val="20"/>
-              </w:rPr>
-              <w:t>7 recurrence types, auto work-order generation, category tagging</w:t>
+            <w:tcMar>
+              <w:top w:w="60" w:type="dxa"/>
+              <w:left w:w="100" w:type="dxa"/>
+              <w:bottom w:w="60" w:type="dxa"/>
+              <w:right w:w="100" w:type="dxa"/>
+            </w:tcMar>
+          </w:tcPr>
+          <w:p>
+            <w:r>
+              <w:rPr>
+                <w:color w:val="4A5568"/>
+                <w:sz w:val="20"/>
+                <w:szCs w:val="20"/>
+              </w:rPr>
+              <w:t>10 categories, version history, multi-format support (PDF, images, XLSX, DOCX)</w:t>
             </w:r>
           </w:p>
         </w:tc>
@@ -4746,21 +6980,22 @@
               <w:bottom w:val="single" w:sz="1" w:space="0" w:color="E2E8F0"/>
               <w:right w:val="single" w:sz="1" w:space="0" w:color="E2E8F0"/>
             </w:tcBorders>
-            <w:tcMar>
-              <w:top w:w="60" w:type="dxa"/>
-              <w:left w:w="100" w:type="dxa"/>
-              <w:bottom w:w="60" w:type="dxa"/>
-              <w:right w:w="100" w:type="dxa"/>
-            </w:tcMar>
-          </w:tcPr>
-          <w:p>
-            <w:r>
-              <w:rPr>
-                <w:color w:val="4A5568"/>
-                <w:sz w:val="20"/>
-                <w:szCs w:val="20"/>
-              </w:rPr>
-              <w:t>Documents</w:t>
+            <w:shd w:val="clear" w:color="auto" w:fill="F8F9FA"/>
+            <w:tcMar>
+              <w:top w:w="60" w:type="dxa"/>
+              <w:left w:w="100" w:type="dxa"/>
+              <w:bottom w:w="60" w:type="dxa"/>
+              <w:right w:w="100" w:type="dxa"/>
+            </w:tcMar>
+          </w:tcPr>
+          <w:p>
+            <w:r>
+              <w:rPr>
+                <w:color w:val="4A5568"/>
+                <w:sz w:val="20"/>
+                <w:szCs w:val="20"/>
+              </w:rPr>
+              <w:t>Help Center</w:t>
             </w:r>
           </w:p>
         </w:tc>
@@ -4773,21 +7008,22 @@
               <w:bottom w:val="single" w:sz="1" w:space="0" w:color="E2E8F0"/>
               <w:right w:val="single" w:sz="1" w:space="0" w:color="E2E8F0"/>
             </w:tcBorders>
-            <w:tcMar>
-              <w:top w:w="60" w:type="dxa"/>
-              <w:left w:w="100" w:type="dxa"/>
-              <w:bottom w:w="60" w:type="dxa"/>
-              <w:right w:w="100" w:type="dxa"/>
-            </w:tcMar>
-          </w:tcPr>
-          <w:p>
-            <w:r>
-              <w:rPr>
-                <w:color w:val="4A5568"/>
-                <w:sz w:val="20"/>
-                <w:szCs w:val="20"/>
-              </w:rPr>
-              <w:t>File management</w:t>
+            <w:shd w:val="clear" w:color="auto" w:fill="F8F9FA"/>
+            <w:tcMar>
+              <w:top w:w="60" w:type="dxa"/>
+              <w:left w:w="100" w:type="dxa"/>
+              <w:bottom w:w="60" w:type="dxa"/>
+              <w:right w:w="100" w:type="dxa"/>
+            </w:tcMar>
+          </w:tcPr>
+          <w:p>
+            <w:r>
+              <w:rPr>
+                <w:color w:val="4A5568"/>
+                <w:sz w:val="20"/>
+                <w:szCs w:val="20"/>
+              </w:rPr>
+              <w:t>Support hub</w:t>
             </w:r>
           </w:p>
         </w:tc>
@@ -4800,35 +7036,6 @@
               <w:bottom w:val="single" w:sz="1" w:space="0" w:color="E2E8F0"/>
               <w:right w:val="single" w:sz="1" w:space="0" w:color="E2E8F0"/>
             </w:tcBorders>
-            <w:tcMar>
-              <w:top w:w="60" w:type="dxa"/>
-              <w:left w:w="100" w:type="dxa"/>
-              <w:bottom w:w="60" w:type="dxa"/>
-              <w:right w:w="100" w:type="dxa"/>
-            </w:tcMar>
-          </w:tcPr>
-          <w:p>
-            <w:r>
-              <w:rPr>
-                <w:color w:val="4A5568"/>
-                <w:sz w:val="20"/>
-                <w:szCs w:val="20"/>
-              </w:rPr>
-              <w:t>10 categories, version history, multi-format support (PDF, images, XLSX, DOCX)</w:t>
-            </w:r>
-          </w:p>
-        </w:tc>
-      </w:tr>
-      <w:tr>
-        <w:tc>
-          <w:tcPr>
-            <w:tcW w:w="1800" w:type="dxa"/>
-            <w:tcBorders>
-              <w:top w:val="single" w:sz="1" w:space="0" w:color="E2E8F0"/>
-              <w:left w:val="single" w:sz="1" w:space="0" w:color="E2E8F0"/>
-              <w:bottom w:val="single" w:sz="1" w:space="0" w:color="E2E8F0"/>
-              <w:right w:val="single" w:sz="1" w:space="0" w:color="E2E8F0"/>
-            </w:tcBorders>
             <w:shd w:val="clear" w:color="auto" w:fill="F8F9FA"/>
             <w:tcMar>
               <w:top w:w="60" w:type="dxa"/>
@@ -4844,63 +7051,7 @@
                 <w:sz w:val="20"/>
                 <w:szCs w:val="20"/>
               </w:rPr>
-              <w:t>Help Center</w:t>
-            </w:r>
-          </w:p>
-        </w:tc>
-        <w:tc>
-          <w:tcPr>
-            <w:tcW w:w="2400" w:type="dxa"/>
-            <w:tcBorders>
-              <w:top w:val="single" w:sz="1" w:space="0" w:color="E2E8F0"/>
-              <w:left w:val="single" w:sz="1" w:space="0" w:color="E2E8F0"/>
-              <w:bottom w:val="single" w:sz="1" w:space="0" w:color="E2E8F0"/>
-              <w:right w:val="single" w:sz="1" w:space="0" w:color="E2E8F0"/>
-            </w:tcBorders>
-            <w:shd w:val="clear" w:color="auto" w:fill="F8F9FA"/>
-            <w:tcMar>
-              <w:top w:w="60" w:type="dxa"/>
-              <w:left w:w="100" w:type="dxa"/>
-              <w:bottom w:w="60" w:type="dxa"/>
-              <w:right w:w="100" w:type="dxa"/>
-            </w:tcMar>
-          </w:tcPr>
-          <w:p>
-            <w:r>
-              <w:rPr>
-                <w:color w:val="4A5568"/>
-                <w:sz w:val="20"/>
-                <w:szCs w:val="20"/>
-              </w:rPr>
-              <w:t>Support hub</w:t>
-            </w:r>
-          </w:p>
-        </w:tc>
-        <w:tc>
-          <w:tcPr>
-            <w:tcW w:w="5448" w:type="dxa"/>
-            <w:tcBorders>
-              <w:top w:val="single" w:sz="1" w:space="0" w:color="E2E8F0"/>
-              <w:left w:val="single" w:sz="1" w:space="0" w:color="E2E8F0"/>
-              <w:bottom w:val="single" w:sz="1" w:space="0" w:color="E2E8F0"/>
-              <w:right w:val="single" w:sz="1" w:space="0" w:color="E2E8F0"/>
-            </w:tcBorders>
-            <w:shd w:val="clear" w:color="auto" w:fill="F8F9FA"/>
-            <w:tcMar>
-              <w:top w:w="60" w:type="dxa"/>
-              <w:left w:w="100" w:type="dxa"/>
-              <w:bottom w:w="60" w:type="dxa"/>
-              <w:right w:w="100" w:type="dxa"/>
-            </w:tcMar>
-          </w:tcPr>
-          <w:p>
-            <w:r>
-              <w:rPr>
-                <w:color w:val="4A5568"/>
-                <w:sz w:val="20"/>
-                <w:szCs w:val="20"/>
-              </w:rPr>
-              <w:t>38 FAQs (6 categories), 15 guides, support tickets, permission requests</w:t>
+              <w:t>58 FAQs (8 categories), 25 step-by-step guides, support tickets, permission requests</w:t>
             </w:r>
           </w:p>
         </w:tc>
@@ -5099,7 +7250,7 @@
         <w:rPr>
           <w:color w:val="4A5568"/>
         </w:rPr>
-        <w:t>Mimaric implements 7 user roles organized in two tiers, with 50 granular permissions across 14 resource categories.</w:t>
+        <w:t>Mimaric implements 13 user roles organized in three tiers, with 40+ granular permissions across 15+ resource categories.</w:t>
       </w:r>
     </w:p>
     <w:p>
@@ -5171,7 +7322,7 @@
       </w:pPr>
       <w:bookmarkStart w:id="14" w:name="_Toc224683183"/>
       <w:r>
-        <w:t/>
+        <w:t>Management Tier</w:t>
       </w:r>
       <w:bookmarkEnd w:id="14"/>
     </w:p>
@@ -5190,13 +7341,13 @@
           <w:bCs/>
           <w:color w:val="182840"/>
         </w:rPr>
-        <w:t/>
+        <w:t>COMPANY_ADMIN</w:t>
       </w:r>
       <w:r>
         <w:rPr>
           <w:color w:val="4A5568"/>
         </w:rPr>
-        <w:t xml:space="preserve"/>
+        <w:t xml:space="preserve"> — Full organization control: team, projects, finance, PII access, audit logs</w:t>
       </w:r>
     </w:p>
     <w:p>
@@ -5214,7 +7365,7 @@
           <w:bCs/>
           <w:color w:val="182840"/>
         </w:rPr>
-        <w:t/>
+        <w:t>PROJECT_MANAGER — Projects, land pipeline, residential stages, maintenance, buildings</w:t>
       </w:r>
       <w:r>
         <w:rPr>
@@ -5238,13 +7389,13 @@
           <w:bCs/>
           <w:color w:val="182840"/>
         </w:rPr>
-        <w:t/>
+        <w:t>SALES_MANAGER</w:t>
       </w:r>
       <w:r>
         <w:rPr>
           <w:color w:val="4A5568"/>
         </w:rPr>
-        <w:t xml:space="preserve"/>
+        <w:t xml:space="preserve"> — Customer CRM with PII, contracts, reservations, inventory, pricing, launch waves</w:t>
       </w:r>
     </w:p>
     <w:p>
@@ -5262,13 +7413,13 @@
           <w:bCs/>
           <w:color w:val="182840"/>
         </w:rPr>
-        <w:t/>
+        <w:t>PROPERTY_MANAGER</w:t>
       </w:r>
       <w:r>
         <w:rPr>
           <w:color w:val="4A5568"/>
         </w:rPr>
-        <w:t xml:space="preserve"/>
+        <w:t xml:space="preserve"> — Units, leases, maintenance, preventive maintenance, tenant management</w:t>
       </w:r>
     </w:p>
     <w:p>
@@ -5286,13 +7437,13 @@
           <w:bCs/>
           <w:color w:val="182840"/>
         </w:rPr>
-        <w:t/>
+        <w:t>FINANCE_OFFICER</w:t>
       </w:r>
       <w:r>
         <w:rPr>
           <w:color w:val="4A5568"/>
         </w:rPr>
-        <w:t xml:space="preserve"/>
+        <w:t xml:space="preserve"> — Financial data, reports with export, contracts (read), pricing, feasibility</w:t>
       </w:r>
     </w:p>
     <w:p>
@@ -5301,7 +7452,7 @@
       </w:pPr>
       <w:bookmarkStart w:id="15" w:name="_Toc224683184"/>
       <w:r>
-        <w:t>Customer Tier</w:t>
+        <w:t>Operational Tier</w:t>
       </w:r>
       <w:bookmarkEnd w:id="15"/>
     </w:p>
@@ -5313,11 +7464,7 @@
         <w:rPr>
           <w:color w:val="4A5568"/>
         </w:rPr>
-        <w:t>ADMIN — Full organization control: team management, all permissions except billing:admin
-MANAGER — Operations + PII access (CRM, contracts, payments, maintenance, reports)
-AGENT — Customer-facing ops (CRM write, deals, contracts write, payments write, documents write)
-TECHNICIAN — Maintenance-focused (maintenance read/write, preventive maintenance read, properties read)
-USER — Minimal access (dashboard + help only)</w:t>
+        <w:t>SALES_AGENT, TECHNICIAN, ENGINEERING_CONSULTANT, BUYER, TENANT, USER — each with precisely scoped permissions for their operational needs.</w:t>
       </w:r>
     </w:p>
     <w:p>
@@ -5348,7 +7495,7 @@
         <w:rPr>
           <w:color w:val="4A5568"/>
         </w:rPr>
-        <w:t>Progressive access: agents create, managers approve, admins delete. 50 granular permissions across 14 resource categories.</w:t>
+        <w:t>Progressive access: agents create, managers approve, admins delete</w:t>
       </w:r>
     </w:p>
     <w:p>
@@ -5692,7 +7839,7 @@
                 <w:sz w:val="20"/>
                 <w:szCs w:val="20"/>
               </w:rPr>
-              <w:t>Next.js 16 management application with 13 modules, 35 server action files, and full dashboard</w:t>
+              <w:t>Next.js 16 management application with 13 modules, 61 server actions, and full dashboard</w:t>
             </w:r>
           </w:p>
         </w:tc>
@@ -5861,7 +8008,7 @@
                 <w:sz w:val="20"/>
                 <w:szCs w:val="20"/>
               </w:rPr>
-              <w:t>Prisma ORM with 40 models, ~1,373-line schema, and seed data</w:t>
+              <w:t>Prisma ORM with 80+ models, 2,500-line schema, and seed data</w:t>
             </w:r>
           </w:p>
         </w:tc>
@@ -7991,7 +10138,7 @@
                 <w:sz w:val="20"/>
                 <w:szCs w:val="20"/>
               </w:rPr>
-              <w:t>Organization, User, Invitation, JoinRequest, PermissionRequest</w:t>
+              <w:t>Organization, User, Invitation, JoinRequest, PermissionRequest, Subscription</w:t>
             </w:r>
           </w:p>
         </w:tc>
@@ -8021,7 +10168,7 @@
                 <w:sz w:val="20"/>
                 <w:szCs w:val="20"/>
               </w:rPr>
-              <w:t>Sales &amp; CRM</w:t>
+              <w:t>Sales &amp; Contracts</w:t>
             </w:r>
           </w:p>
         </w:tc>
@@ -8077,90 +10224,7 @@
                 <w:sz w:val="20"/>
                 <w:szCs w:val="20"/>
               </w:rPr>
-              <w:t>Customer, CustomerActivity, CustomerPropertyInterest, Reservation, ReservationExtension</w:t>
-            </w:r>
-          </w:p>
-        </w:tc>
-      </w:tr>
-      <w:tr>
-        <w:tc>
-          <w:tcPr>
-            <w:tcW w:w="3200" w:type="dxa"/>
-            <w:tcBorders>
-              <w:top w:val="single" w:sz="1" w:space="0" w:color="E2E8F0"/>
-              <w:left w:val="single" w:sz="1" w:space="0" w:color="E2E8F0"/>
-              <w:bottom w:val="single" w:sz="1" w:space="0" w:color="E2E8F0"/>
-              <w:right w:val="single" w:sz="1" w:space="0" w:color="E2E8F0"/>
-            </w:tcBorders>
-            <w:tcMar>
-              <w:top w:w="60" w:type="dxa"/>
-              <w:left w:w="100" w:type="dxa"/>
-              <w:bottom w:w="60" w:type="dxa"/>
-              <w:right w:w="100" w:type="dxa"/>
-            </w:tcMar>
-          </w:tcPr>
-          <w:p>
-            <w:r>
-              <w:rPr>
-                <w:color w:val="4A5568"/>
-                <w:sz w:val="20"/>
-                <w:szCs w:val="20"/>
-              </w:rPr>
-              <w:t/>
-            </w:r>
-          </w:p>
-        </w:tc>
-        <w:tc>
-          <w:tcPr>
-            <w:tcW w:w="1200" w:type="dxa"/>
-            <w:tcBorders>
-              <w:top w:val="single" w:sz="1" w:space="0" w:color="E2E8F0"/>
-              <w:left w:val="single" w:sz="1" w:space="0" w:color="E2E8F0"/>
-              <w:bottom w:val="single" w:sz="1" w:space="0" w:color="E2E8F0"/>
-              <w:right w:val="single" w:sz="1" w:space="0" w:color="E2E8F0"/>
-            </w:tcBorders>
-            <w:tcMar>
-              <w:top w:w="60" w:type="dxa"/>
-              <w:left w:w="100" w:type="dxa"/>
-              <w:bottom w:w="60" w:type="dxa"/>
-              <w:right w:w="100" w:type="dxa"/>
-            </w:tcMar>
-          </w:tcPr>
-          <w:p>
-            <w:r>
-              <w:rPr>
-                <w:color w:val="4A5568"/>
-                <w:sz w:val="20"/>
-                <w:szCs w:val="20"/>
-              </w:rPr>
-              <w:t/>
-            </w:r>
-          </w:p>
-        </w:tc>
-        <w:tc>
-          <w:tcPr>
-            <w:tcW w:w="5248" w:type="dxa"/>
-            <w:tcBorders>
-              <w:top w:val="single" w:sz="1" w:space="0" w:color="E2E8F0"/>
-              <w:left w:val="single" w:sz="1" w:space="0" w:color="E2E8F0"/>
-              <w:bottom w:val="single" w:sz="1" w:space="0" w:color="E2E8F0"/>
-              <w:right w:val="single" w:sz="1" w:space="0" w:color="E2E8F0"/>
-            </w:tcBorders>
-            <w:tcMar>
-              <w:top w:w="60" w:type="dxa"/>
-              <w:left w:w="100" w:type="dxa"/>
-              <w:bottom w:w="60" w:type="dxa"/>
-              <w:right w:w="100" w:type="dxa"/>
-            </w:tcMar>
-          </w:tcPr>
-          <w:p>
-            <w:r>
-              <w:rPr>
-                <w:color w:val="4A5568"/>
-                <w:sz w:val="20"/>
-                <w:szCs w:val="20"/>
-              </w:rPr>
-              <w:t/>
+              <w:t>Customer, Reservation, Contract, Lease, RentInstallment</w:t>
             </w:r>
           </w:p>
         </w:tc>
@@ -8449,7 +10513,7 @@
         <w:rPr>
           <w:color w:val="4A5568"/>
         </w:rPr>
-        <w:t>Saudi government field alignment: data models mirror Absher, MOC, Balady, Ejar, ZATCA, PDPL, and NCA field structures</w:t>
+        <w:t>Saudi government field alignment: data models mirror Absher, MOC, Balady, Ejar, and REGA field structures</w:t>
       </w:r>
     </w:p>
     <w:p>
@@ -8513,7 +10577,7 @@
         <w:rPr>
           <w:color w:val="4A5568"/>
         </w:rPr>
-        <w:t>Enum types for controlled vocabularies: 7 user roles, 10 maintenance categories, contract lifecycle states</w:t>
+        <w:t>Enum types for controlled vocabularies: 21 project statuses, 13 user roles, 10 maintenance categories</w:t>
       </w:r>
     </w:p>
     <w:p>
@@ -8645,7 +10709,7 @@
         <w:rPr>
           <w:color w:val="4A5568"/>
         </w:rPr>
-        <w:t/>
+        <w:t>Company registration creates a new organization with the registrant as COMPANY_ADMIN. Individual registration creates a personal workspace. Users can discover and request to join existing organizations via Commercial Registration (CR) number lookup. Admins can send token-based email invitations with pre-assigned roles.</w:t>
       </w:r>
     </w:p>
     <w:p>
@@ -8828,7 +10892,7 @@
         <w:rPr>
           <w:color w:val="4A5568"/>
         </w:rPr>
-        <w:t>50 granular permissions across 14 resource categories with server-side enforcement</w:t>
+        <w:t>40+ granular permissions across 15+ resource categories with server-side enforcement</w:t>
       </w:r>
     </w:p>
     <w:p>
@@ -9003,7 +11067,7 @@
         <w:rPr>
           <w:color w:val="4A5568"/>
         </w:rPr>
-        <w:t>The platform implements 35 Server Action files with 175 functions covering all operations: authentication, onboarding, customer CRM, unit inventory, contract lifecycle, lease management, deals/reservations, payment plans, installments, finance, maintenance, preventive maintenance, documents, sales analytics, search, reports, audit, notifications, organization, team management, invitations, permission requests, join requests, support tickets, user preferences, billing, coupons, and SEO configuration.</w:t>
+        <w:t>The platform implements 61 Server Action files covering all operations: authentication, onboarding, customer CRM, project management, unit inventory, contract lifecycle, lease management, reservations, installments, finance, maintenance, preventive maintenance, documents, property acquisition, sales analytics, search, reports, audit, notifications, organization, team management, invitations, permission requests, join requests, support tickets, user preferences, site logs, constraints, feasibility, decision gates, concept plans, subdivision, approvals, infrastructure, inventory, pricing, launch waves, planning workspaces, planning scenarios, inventory handoff, plot conversion, post-handover maintenance, REGA consultants, milestones, payment, REGA contracts, Balady sync, billing, coupons, compliance, feasibility assumptions, planning comments, planning conversion, and planning reports.</w:t>
       </w:r>
     </w:p>
     <w:p>
@@ -9028,9 +11092,39 @@
       </w:pPr>
       <w:bookmarkStart w:id="37" w:name="_Toc224683206"/>
       <w:r>
-        <w:t>Spatial features are on the product roadmap. The current platform uses a map-based property location picker for address input.</w:t>
+        <w:t>Current Implementation</w:t>
       </w:r>
       <w:bookmarkEnd w:id="37"/>
+    </w:p>
+    <w:p>
+      <w:pPr>
+        <w:spacing w:before="100" w:after="100"/>
+      </w:pPr>
+    </w:p>
+    <w:p>
+      <w:pPr>
+        <w:pStyle w:val="Heading2"/>
+      </w:pPr>
+      <w:bookmarkStart w:id="38" w:name="_Toc224683207"/>
+      <w:r>
+        <w:t/>
+      </w:r>
+      <w:bookmarkEnd w:id="38"/>
+    </w:p>
+    <w:p>
+      <w:pPr>
+        <w:spacing w:before="100" w:after="100"/>
+      </w:pPr>
+    </w:p>
+    <w:p>
+      <w:pPr>
+        <w:pStyle w:val="Heading2"/>
+      </w:pPr>
+      <w:bookmarkStart w:id="39" w:name="_Toc224683208"/>
+      <w:r>
+        <w:t>Spatial Roadmap</w:t>
+      </w:r>
+      <w:bookmarkEnd w:id="39"/>
     </w:p>
     <w:p>
       <w:pPr>
@@ -9040,59 +11134,7 @@
         <w:rPr>
           <w:color w:val="4A5568"/>
         </w:rPr>
-        <w:t/>
-      </w:r>
-    </w:p>
-    <w:p>
-      <w:pPr>
-        <w:spacing w:before="100" w:after="100"/>
-      </w:pPr>
-    </w:p>
-    <w:p>
-      <w:pPr>
-        <w:pStyle w:val="Heading2"/>
-      </w:pPr>
-      <w:bookmarkStart w:id="38" w:name="_Toc224683207"/>
-      <w:r>
-        <w:t/>
-      </w:r>
-      <w:bookmarkEnd w:id="38"/>
-    </w:p>
-    <w:p>
-      <w:pPr>
-        <w:spacing w:after="120" w:line="276" w:lineRule="auto"/>
-      </w:pPr>
-      <w:r>
-        <w:rPr>
-          <w:color w:val="4A5568"/>
-        </w:rPr>
-        <w:t/>
-      </w:r>
-    </w:p>
-    <w:p>
-      <w:pPr>
-        <w:spacing w:before="100" w:after="100"/>
-      </w:pPr>
-    </w:p>
-    <w:p>
-      <w:pPr>
-        <w:pStyle w:val="Heading2"/>
-      </w:pPr>
-      <w:bookmarkStart w:id="39" w:name="_Toc224683208"/>
-      <w:r>
-        <w:t/>
-      </w:r>
-      <w:bookmarkEnd w:id="39"/>
-    </w:p>
-    <w:p>
-      <w:pPr>
-        <w:spacing w:after="120" w:line="276" w:lineRule="auto"/>
-      </w:pPr>
-      <w:r>
-        <w:rPr>
-          <w:color w:val="4A5568"/>
-        </w:rPr>
-        <w:t/>
+        <w:t>Future enhancements include PostGIS migration for native spatial queries (ST_Contains, ST_Intersects, ST_Buffer), tile server integration for large-scale mapping, interactive map-based inventory visualization, and automated spatial validation rules for compliance checking.</w:t>
       </w:r>
     </w:p>
     <w:p>
@@ -9177,7 +11219,7 @@
           <w:bCs/>
           <w:color w:val="182840"/>
         </w:rPr>
-        <w:t>Schema Alignment — Data models mirror the exact field structures expected by government platforms. Customer fields align with Absher, Organization fields with MOC, Unit/Property fields with Balady, Contract fields with Ejar.</w:t>
+        <w:t xml:space="preserve">Schema Alignment — Data models mirror the exact field structures expected by government platforms. Customer fields align with Absher, Organization fields with MOC, Project fields with Balady, Contract fields with Ejar and REGA.</w:t>
       </w:r>
       <w:r>
         <w:rPr>
@@ -9196,7 +11238,7 @@
           <w:bCs/>
           <w:color w:val="182840"/>
         </w:rPr>
-        <w:t>Compliance by Design — Business rules enforce regulatory requirements at the application level: 5% security deposit cap for Ejar, PDPL-compliant audit trails, NCA-aligned password policies.</w:t>
+        <w:t xml:space="preserve">Compliance by Design — Business rules enforce regulatory requirements at the application level: 5% security deposit cap for Ejar, milestone-based payment scheduling for REGA, PDPL-compliant audit trails, NCA-aligned password policies.</w:t>
       </w:r>
       <w:r>
         <w:rPr>
@@ -10651,64 +12693,6 @@
               <w:bottom w:val="single" w:sz="1" w:space="0" w:color="E2E8F0"/>
               <w:right w:val="single" w:sz="1" w:space="0" w:color="E2E8F0"/>
             </w:tcBorders>
-            <w:shd w:val="clear" w:color="auto" w:fill="F8F9FA"/>
-            <w:tcMar>
-              <w:top w:w="60" w:type="dxa"/>
-              <w:left w:w="100" w:type="dxa"/>
-              <w:bottom w:w="60" w:type="dxa"/>
-              <w:right w:w="100" w:type="dxa"/>
-            </w:tcMar>
-          </w:tcPr>
-          <w:p>
-            <w:r>
-              <w:rPr>
-                <w:color w:val="4A5568"/>
-                <w:sz w:val="20"/>
-                <w:szCs w:val="20"/>
-              </w:rPr>
-              <w:t>latitude, longitude</w:t>
-            </w:r>
-          </w:p>
-        </w:tc>
-        <w:tc>
-          <w:tcPr>
-            <w:tcW w:w="7248" w:type="dxa"/>
-            <w:tcBorders>
-              <w:top w:val="single" w:sz="1" w:space="0" w:color="E2E8F0"/>
-              <w:left w:val="single" w:sz="1" w:space="0" w:color="E2E8F0"/>
-              <w:bottom w:val="single" w:sz="1" w:space="0" w:color="E2E8F0"/>
-              <w:right w:val="single" w:sz="1" w:space="0" w:color="E2E8F0"/>
-            </w:tcBorders>
-            <w:shd w:val="clear" w:color="auto" w:fill="F8F9FA"/>
-            <w:tcMar>
-              <w:top w:w="60" w:type="dxa"/>
-              <w:left w:w="100" w:type="dxa"/>
-              <w:bottom w:w="60" w:type="dxa"/>
-              <w:right w:w="100" w:type="dxa"/>
-            </w:tcMar>
-          </w:tcPr>
-          <w:p>
-            <w:r>
-              <w:rPr>
-                <w:color w:val="4A5568"/>
-                <w:sz w:val="20"/>
-                <w:szCs w:val="20"/>
-              </w:rPr>
-              <w:t>Geospatial coordinates for map integration</w:t>
-            </w:r>
-          </w:p>
-        </w:tc>
-      </w:tr>
-      <w:tr>
-        <w:tc>
-          <w:tcPr>
-            <w:tcW w:w="2400" w:type="dxa"/>
-            <w:tcBorders>
-              <w:top w:val="single" w:sz="1" w:space="0" w:color="E2E8F0"/>
-              <w:left w:val="single" w:sz="1" w:space="0" w:color="E2E8F0"/>
-              <w:bottom w:val="single" w:sz="1" w:space="0" w:color="E2E8F0"/>
-              <w:right w:val="single" w:sz="1" w:space="0" w:color="E2E8F0"/>
-            </w:tcBorders>
             <w:tcMar>
               <w:top w:w="60" w:type="dxa"/>
               <w:left w:w="100" w:type="dxa"/>
@@ -10767,7 +12751,7 @@
       </w:pPr>
       <w:bookmarkStart w:id="45" w:name="_Toc224683214"/>
       <w:r>
-        <w:t/>
+        <w:t>Authority Approval Workflow</w:t>
       </w:r>
       <w:bookmarkEnd w:id="45"/>
     </w:p>
@@ -10779,7 +12763,7 @@
         <w:rPr>
           <w:color w:val="4A5568"/>
         </w:rPr>
-        <w:t/>
+        <w:t>The ApprovalSubmission model tracks submissions to Balady, MOMRA, and SEC with threaded comments (ApprovalComment), formal conditions (ApprovalCondition), and resubmission tracking after condition fulfillment.</w:t>
       </w:r>
     </w:p>
     <w:p>
@@ -11284,7 +13268,7 @@
       </w:pPr>
       <w:bookmarkStart w:id="49" w:name="_Toc224683218"/>
       <w:r>
-        <w:t/>
+        <w:t>20. REGA — Residential Sales</w:t>
       </w:r>
       <w:bookmarkEnd w:id="49"/>
     </w:p>
@@ -11296,7 +13280,7 @@
         <w:rPr>
           <w:color w:val="4A5568"/>
         </w:rPr>
-        <w:t/>
+        <w:t>Mimaric implements a full REGA compliance module with 8 dedicated database models covering payment management, milestone-based payments, developer licensing, and regulatory reporting.</w:t>
       </w:r>
     </w:p>
     <w:p>
@@ -11314,7 +13298,7 @@
           <w:bCs/>
           <w:color w:val="182840"/>
         </w:rPr>
-        <w:t xml:space="preserve"/>
+        <w:t xml:space="preserve">PaymentAccount — Project-level payment accounts with bank name, account number, balance tracking, and status lifecycle. Linked to projects with deposit and withdrawal transaction logging.</w:t>
       </w:r>
       <w:r>
         <w:rPr>
@@ -11333,7 +13317,7 @@
           <w:bCs/>
           <w:color w:val="182840"/>
         </w:rPr>
-        <w:t xml:space="preserve"/>
+        <w:t xml:space="preserve">PaymentTransaction — Financial transaction audit trail with 6 types: INITIAL_DEPOSIT (auto-created on contract signing), CONTRACTOR_PAYMENT, ADMIN_EXPENSE, RETENTION, REFUND, and REVERSAL (auto-created on contract void).</w:t>
       </w:r>
       <w:r>
         <w:rPr>
@@ -11352,13 +13336,13 @@
           <w:bCs/>
           <w:color w:val="182840"/>
         </w:rPr>
-        <w:t xml:space="preserve"/>
+        <w:t xml:space="preserve">ConstructionMilestone — </w:t>
       </w:r>
       <w:r>
         <w:rPr>
           <w:color w:val="4A5568"/>
         </w:rPr>
-        <w:t/>
+        <w:t>Dynamic milestone definitions per project with percentage-based payment scheduling. Engineering consultant certification workflow with status tracking: PENDING → SUBMITTED → CERTIFIED → REJECTED.</w:t>
       </w:r>
     </w:p>
     <w:p>
@@ -11371,7 +13355,7 @@
           <w:bCs/>
           <w:color w:val="182840"/>
         </w:rPr>
-        <w:t xml:space="preserve"/>
+        <w:t xml:space="preserve">REGALicense — REGA developer licensing with license type, number, issue/expiry dates, developer score tracking, and registration fee management.</w:t>
       </w:r>
       <w:r>
         <w:rPr>
@@ -11391,7 +13375,7 @@
           <w:color w:val="182840"/>
         </w:rPr>
         <w:lastRenderedPageBreak/>
-        <w:t xml:space="preserve"/>
+        <w:t xml:space="preserve">BaladyRegistration — Developer registry synchronization with quarterly reporting: payment statements, construction progress, financial position, unit sales, and developer score. Full sync audit trail with PUSH/PULL direction and success/failure tracking.</w:t>
       </w:r>
       <w:r>
         <w:rPr>
@@ -11410,7 +13394,7 @@
           <w:bCs/>
           <w:color w:val="182840"/>
         </w:rPr>
-        <w:t xml:space="preserve"/>
+        <w:t xml:space="preserve">Delay Penalties — Automatic calculation: 2% annual for land delivery delays, fair market rent for unit delivery delays per REGA regulations.</w:t>
       </w:r>
       <w:r>
         <w:rPr>
@@ -11546,287 +13530,6 @@
               <w:bottom w:val="single" w:sz="1" w:space="0" w:color="E2E8F0"/>
               <w:right w:val="single" w:sz="1" w:space="0" w:color="E2E8F0"/>
             </w:tcBorders>
-            <w:shd w:val="clear" w:color="auto" w:fill="182840"/>
-            <w:tcMar>
-              <w:top w:w="60" w:type="dxa"/>
-              <w:left w:w="100" w:type="dxa"/>
-              <w:bottom w:w="60" w:type="dxa"/>
-              <w:right w:w="100" w:type="dxa"/>
-            </w:tcMar>
-            <w:vAlign w:val="center"/>
-          </w:tcPr>
-          <w:p>
-            <w:r>
-              <w:rPr>
-                <w:b/>
-                <w:bCs/>
-                <w:color w:val="FFFFFF"/>
-                <w:sz w:val="20"/>
-                <w:szCs w:val="20"/>
-              </w:rPr>
-              <w:t>Feature</w:t>
-            </w:r>
-          </w:p>
-        </w:tc>
-        <w:tc>
-          <w:tcPr>
-            <w:tcW w:w="930" w:type="dxa"/>
-            <w:tcBorders>
-              <w:top w:val="single" w:sz="1" w:space="0" w:color="E2E8F0"/>
-              <w:left w:val="single" w:sz="1" w:space="0" w:color="E2E8F0"/>
-              <w:bottom w:val="single" w:sz="1" w:space="0" w:color="E2E8F0"/>
-              <w:right w:val="single" w:sz="1" w:space="0" w:color="E2E8F0"/>
-            </w:tcBorders>
-            <w:shd w:val="clear" w:color="auto" w:fill="182840"/>
-            <w:tcMar>
-              <w:top w:w="60" w:type="dxa"/>
-              <w:left w:w="100" w:type="dxa"/>
-              <w:bottom w:w="60" w:type="dxa"/>
-              <w:right w:w="100" w:type="dxa"/>
-            </w:tcMar>
-            <w:vAlign w:val="center"/>
-          </w:tcPr>
-          <w:p>
-            <w:r>
-              <w:rPr>
-                <w:b/>
-                <w:bCs/>
-                <w:color w:val="FFFFFF"/>
-                <w:sz w:val="20"/>
-                <w:szCs w:val="20"/>
-              </w:rPr>
-              <w:t>Absher</w:t>
-            </w:r>
-          </w:p>
-        </w:tc>
-        <w:tc>
-          <w:tcPr>
-            <w:tcW w:w="930" w:type="dxa"/>
-            <w:tcBorders>
-              <w:top w:val="single" w:sz="1" w:space="0" w:color="E2E8F0"/>
-              <w:left w:val="single" w:sz="1" w:space="0" w:color="E2E8F0"/>
-              <w:bottom w:val="single" w:sz="1" w:space="0" w:color="E2E8F0"/>
-              <w:right w:val="single" w:sz="1" w:space="0" w:color="E2E8F0"/>
-            </w:tcBorders>
-            <w:shd w:val="clear" w:color="auto" w:fill="182840"/>
-            <w:tcMar>
-              <w:top w:w="60" w:type="dxa"/>
-              <w:left w:w="100" w:type="dxa"/>
-              <w:bottom w:w="60" w:type="dxa"/>
-              <w:right w:w="100" w:type="dxa"/>
-            </w:tcMar>
-            <w:vAlign w:val="center"/>
-          </w:tcPr>
-          <w:p>
-            <w:r>
-              <w:rPr>
-                <w:b/>
-                <w:bCs/>
-                <w:color w:val="FFFFFF"/>
-                <w:sz w:val="20"/>
-                <w:szCs w:val="20"/>
-              </w:rPr>
-              <w:t>MOC</w:t>
-            </w:r>
-          </w:p>
-        </w:tc>
-        <w:tc>
-          <w:tcPr>
-            <w:tcW w:w="930" w:type="dxa"/>
-            <w:tcBorders>
-              <w:top w:val="single" w:sz="1" w:space="0" w:color="E2E8F0"/>
-              <w:left w:val="single" w:sz="1" w:space="0" w:color="E2E8F0"/>
-              <w:bottom w:val="single" w:sz="1" w:space="0" w:color="E2E8F0"/>
-              <w:right w:val="single" w:sz="1" w:space="0" w:color="E2E8F0"/>
-            </w:tcBorders>
-            <w:shd w:val="clear" w:color="auto" w:fill="182840"/>
-            <w:tcMar>
-              <w:top w:w="60" w:type="dxa"/>
-              <w:left w:w="100" w:type="dxa"/>
-              <w:bottom w:w="60" w:type="dxa"/>
-              <w:right w:w="100" w:type="dxa"/>
-            </w:tcMar>
-            <w:vAlign w:val="center"/>
-          </w:tcPr>
-          <w:p>
-            <w:r>
-              <w:rPr>
-                <w:b/>
-                <w:bCs/>
-                <w:color w:val="FFFFFF"/>
-                <w:sz w:val="20"/>
-                <w:szCs w:val="20"/>
-              </w:rPr>
-              <w:t>Balady</w:t>
-            </w:r>
-          </w:p>
-        </w:tc>
-        <w:tc>
-          <w:tcPr>
-            <w:tcW w:w="930" w:type="dxa"/>
-            <w:tcBorders>
-              <w:top w:val="single" w:sz="1" w:space="0" w:color="E2E8F0"/>
-              <w:left w:val="single" w:sz="1" w:space="0" w:color="E2E8F0"/>
-              <w:bottom w:val="single" w:sz="1" w:space="0" w:color="E2E8F0"/>
-              <w:right w:val="single" w:sz="1" w:space="0" w:color="E2E8F0"/>
-            </w:tcBorders>
-            <w:shd w:val="clear" w:color="auto" w:fill="182840"/>
-            <w:tcMar>
-              <w:top w:w="60" w:type="dxa"/>
-              <w:left w:w="100" w:type="dxa"/>
-              <w:bottom w:w="60" w:type="dxa"/>
-              <w:right w:w="100" w:type="dxa"/>
-            </w:tcMar>
-            <w:vAlign w:val="center"/>
-          </w:tcPr>
-          <w:p>
-            <w:r>
-              <w:rPr>
-                <w:b/>
-                <w:bCs/>
-                <w:color w:val="FFFFFF"/>
-                <w:sz w:val="20"/>
-                <w:szCs w:val="20"/>
-              </w:rPr>
-              <w:t>Ejar</w:t>
-            </w:r>
-          </w:p>
-        </w:tc>
-        <w:tc>
-          <w:tcPr>
-            <w:tcW w:w="930" w:type="dxa"/>
-            <w:tcBorders>
-              <w:top w:val="single" w:sz="1" w:space="0" w:color="E2E8F0"/>
-              <w:left w:val="single" w:sz="1" w:space="0" w:color="E2E8F0"/>
-              <w:bottom w:val="single" w:sz="1" w:space="0" w:color="E2E8F0"/>
-              <w:right w:val="single" w:sz="1" w:space="0" w:color="E2E8F0"/>
-            </w:tcBorders>
-            <w:shd w:val="clear" w:color="auto" w:fill="182840"/>
-            <w:tcMar>
-              <w:top w:w="60" w:type="dxa"/>
-              <w:left w:w="100" w:type="dxa"/>
-              <w:bottom w:w="60" w:type="dxa"/>
-              <w:right w:w="100" w:type="dxa"/>
-            </w:tcMar>
-            <w:vAlign w:val="center"/>
-          </w:tcPr>
-          <w:p>
-            <w:r>
-              <w:rPr>
-                <w:b/>
-                <w:bCs/>
-                <w:color w:val="FFFFFF"/>
-                <w:sz w:val="20"/>
-                <w:szCs w:val="20"/>
-              </w:rPr>
-              <w:t/>
-            </w:r>
-          </w:p>
-        </w:tc>
-        <w:tc>
-          <w:tcPr>
-            <w:tcW w:w="930" w:type="dxa"/>
-            <w:tcBorders>
-              <w:top w:val="single" w:sz="1" w:space="0" w:color="E2E8F0"/>
-              <w:left w:val="single" w:sz="1" w:space="0" w:color="E2E8F0"/>
-              <w:bottom w:val="single" w:sz="1" w:space="0" w:color="E2E8F0"/>
-              <w:right w:val="single" w:sz="1" w:space="0" w:color="E2E8F0"/>
-            </w:tcBorders>
-            <w:shd w:val="clear" w:color="auto" w:fill="182840"/>
-            <w:tcMar>
-              <w:top w:w="60" w:type="dxa"/>
-              <w:left w:w="100" w:type="dxa"/>
-              <w:bottom w:w="60" w:type="dxa"/>
-              <w:right w:w="100" w:type="dxa"/>
-            </w:tcMar>
-            <w:vAlign w:val="center"/>
-          </w:tcPr>
-          <w:p>
-            <w:r>
-              <w:rPr>
-                <w:b/>
-                <w:bCs/>
-                <w:color w:val="FFFFFF"/>
-                <w:sz w:val="20"/>
-                <w:szCs w:val="20"/>
-              </w:rPr>
-              <w:t>ZATCA</w:t>
-            </w:r>
-          </w:p>
-        </w:tc>
-        <w:tc>
-          <w:tcPr>
-            <w:tcW w:w="930" w:type="dxa"/>
-            <w:tcBorders>
-              <w:top w:val="single" w:sz="1" w:space="0" w:color="E2E8F0"/>
-              <w:left w:val="single" w:sz="1" w:space="0" w:color="E2E8F0"/>
-              <w:bottom w:val="single" w:sz="1" w:space="0" w:color="E2E8F0"/>
-              <w:right w:val="single" w:sz="1" w:space="0" w:color="E2E8F0"/>
-            </w:tcBorders>
-            <w:shd w:val="clear" w:color="auto" w:fill="182840"/>
-            <w:tcMar>
-              <w:top w:w="60" w:type="dxa"/>
-              <w:left w:w="100" w:type="dxa"/>
-              <w:bottom w:w="60" w:type="dxa"/>
-              <w:right w:w="100" w:type="dxa"/>
-            </w:tcMar>
-            <w:vAlign w:val="center"/>
-          </w:tcPr>
-          <w:p>
-            <w:r>
-              <w:rPr>
-                <w:b/>
-                <w:bCs/>
-                <w:color w:val="FFFFFF"/>
-                <w:sz w:val="20"/>
-                <w:szCs w:val="20"/>
-              </w:rPr>
-              <w:t>PDPL</w:t>
-            </w:r>
-          </w:p>
-        </w:tc>
-        <w:tc>
-          <w:tcPr>
-            <w:tcW w:w="930" w:type="dxa"/>
-            <w:tcBorders>
-              <w:top w:val="single" w:sz="1" w:space="0" w:color="E2E8F0"/>
-              <w:left w:val="single" w:sz="1" w:space="0" w:color="E2E8F0"/>
-              <w:bottom w:val="single" w:sz="1" w:space="0" w:color="E2E8F0"/>
-              <w:right w:val="single" w:sz="1" w:space="0" w:color="E2E8F0"/>
-            </w:tcBorders>
-            <w:shd w:val="clear" w:color="auto" w:fill="182840"/>
-            <w:tcMar>
-              <w:top w:w="60" w:type="dxa"/>
-              <w:left w:w="100" w:type="dxa"/>
-              <w:bottom w:w="60" w:type="dxa"/>
-              <w:right w:w="100" w:type="dxa"/>
-            </w:tcMar>
-            <w:vAlign w:val="center"/>
-          </w:tcPr>
-          <w:p>
-            <w:r>
-              <w:rPr>
-                <w:b/>
-                <w:bCs/>
-                <w:color w:val="FFFFFF"/>
-                <w:sz w:val="20"/>
-                <w:szCs w:val="20"/>
-              </w:rPr>
-              <w:t>NCA</w:t>
-            </w:r>
-          </w:p>
-        </w:tc>
-      </w:tr>
-      <w:tr>
-        <w:tc>
-          <w:tcPr>
-            <w:tcW w:w="2200" w:type="dxa"/>
-            <w:tcBorders>
-              <w:top w:val="single" w:sz="1" w:space="0" w:color="E2E8F0"/>
-              <w:left w:val="single" w:sz="1" w:space="0" w:color="E2E8F0"/>
-              <w:bottom w:val="single" w:sz="1" w:space="0" w:color="E2E8F0"/>
-              <w:right w:val="single" w:sz="1" w:space="0" w:color="E2E8F0"/>
-            </w:tcBorders>
             <w:tcMar>
               <w:top w:w="60" w:type="dxa"/>
               <w:left w:w="100" w:type="dxa"/>
@@ -14272,7 +15975,7 @@
           <w:sz w:val="32"/>
           <w:szCs w:val="32"/>
         </w:rPr>
-        <w:t/>
+        <w:t>Commercialization &amp; Deployment</w:t>
       </w:r>
     </w:p>
     <w:p>
@@ -14593,230 +16296,6 @@
                 <w:sz w:val="20"/>
                 <w:szCs w:val="20"/>
               </w:rPr>
-              <w:t>Projects</w:t>
-            </w:r>
-          </w:p>
-        </w:tc>
-        <w:tc>
-          <w:tcPr>
-            <w:tcW w:w="2616" w:type="dxa"/>
-            <w:tcBorders>
-              <w:top w:val="single" w:sz="1" w:space="0" w:color="E2E8F0"/>
-              <w:left w:val="single" w:sz="1" w:space="0" w:color="E2E8F0"/>
-              <w:bottom w:val="single" w:sz="1" w:space="0" w:color="E2E8F0"/>
-              <w:right w:val="single" w:sz="1" w:space="0" w:color="E2E8F0"/>
-            </w:tcBorders>
-            <w:shd w:val="clear" w:color="auto" w:fill="F8F9FA"/>
-            <w:tcMar>
-              <w:top w:w="60" w:type="dxa"/>
-              <w:left w:w="100" w:type="dxa"/>
-              <w:bottom w:w="60" w:type="dxa"/>
-              <w:right w:w="100" w:type="dxa"/>
-            </w:tcMar>
-          </w:tcPr>
-          <w:p>
-            <w:r>
-              <w:rPr>
-                <w:color w:val="4A5568"/>
-                <w:sz w:val="20"/>
-                <w:szCs w:val="20"/>
-              </w:rPr>
-              <w:t>Limited</w:t>
-            </w:r>
-          </w:p>
-        </w:tc>
-        <w:tc>
-          <w:tcPr>
-            <w:tcW w:w="2616" w:type="dxa"/>
-            <w:tcBorders>
-              <w:top w:val="single" w:sz="1" w:space="0" w:color="E2E8F0"/>
-              <w:left w:val="single" w:sz="1" w:space="0" w:color="E2E8F0"/>
-              <w:bottom w:val="single" w:sz="1" w:space="0" w:color="E2E8F0"/>
-              <w:right w:val="single" w:sz="1" w:space="0" w:color="E2E8F0"/>
-            </w:tcBorders>
-            <w:shd w:val="clear" w:color="auto" w:fill="F8F9FA"/>
-            <w:tcMar>
-              <w:top w:w="60" w:type="dxa"/>
-              <w:left w:w="100" w:type="dxa"/>
-              <w:bottom w:w="60" w:type="dxa"/>
-              <w:right w:w="100" w:type="dxa"/>
-            </w:tcMar>
-          </w:tcPr>
-          <w:p>
-            <w:r>
-              <w:rPr>
-                <w:color w:val="4A5568"/>
-                <w:sz w:val="20"/>
-                <w:szCs w:val="20"/>
-              </w:rPr>
-              <w:t>Expanded</w:t>
-            </w:r>
-          </w:p>
-        </w:tc>
-        <w:tc>
-          <w:tcPr>
-            <w:tcW w:w="2616" w:type="dxa"/>
-            <w:tcBorders>
-              <w:top w:val="single" w:sz="1" w:space="0" w:color="E2E8F0"/>
-              <w:left w:val="single" w:sz="1" w:space="0" w:color="E2E8F0"/>
-              <w:bottom w:val="single" w:sz="1" w:space="0" w:color="E2E8F0"/>
-              <w:right w:val="single" w:sz="1" w:space="0" w:color="E2E8F0"/>
-            </w:tcBorders>
-            <w:shd w:val="clear" w:color="auto" w:fill="F8F9FA"/>
-            <w:tcMar>
-              <w:top w:w="60" w:type="dxa"/>
-              <w:left w:w="100" w:type="dxa"/>
-              <w:bottom w:w="60" w:type="dxa"/>
-              <w:right w:w="100" w:type="dxa"/>
-            </w:tcMar>
-          </w:tcPr>
-          <w:p>
-            <w:r>
-              <w:rPr>
-                <w:color w:val="4A5568"/>
-                <w:sz w:val="20"/>
-                <w:szCs w:val="20"/>
-              </w:rPr>
-              <w:t>Unlimited</w:t>
-            </w:r>
-          </w:p>
-        </w:tc>
-      </w:tr>
-      <w:tr>
-        <w:tc>
-          <w:tcPr>
-            <w:tcW w:w="1800" w:type="dxa"/>
-            <w:tcBorders>
-              <w:top w:val="single" w:sz="1" w:space="0" w:color="E2E8F0"/>
-              <w:left w:val="single" w:sz="1" w:space="0" w:color="E2E8F0"/>
-              <w:bottom w:val="single" w:sz="1" w:space="0" w:color="E2E8F0"/>
-              <w:right w:val="single" w:sz="1" w:space="0" w:color="E2E8F0"/>
-            </w:tcBorders>
-            <w:tcMar>
-              <w:top w:w="60" w:type="dxa"/>
-              <w:left w:w="100" w:type="dxa"/>
-              <w:bottom w:w="60" w:type="dxa"/>
-              <w:right w:w="100" w:type="dxa"/>
-            </w:tcMar>
-          </w:tcPr>
-          <w:p>
-            <w:r>
-              <w:rPr>
-                <w:color w:val="4A5568"/>
-                <w:sz w:val="20"/>
-                <w:szCs w:val="20"/>
-              </w:rPr>
-              <w:t>Modules</w:t>
-            </w:r>
-          </w:p>
-        </w:tc>
-        <w:tc>
-          <w:tcPr>
-            <w:tcW w:w="2616" w:type="dxa"/>
-            <w:tcBorders>
-              <w:top w:val="single" w:sz="1" w:space="0" w:color="E2E8F0"/>
-              <w:left w:val="single" w:sz="1" w:space="0" w:color="E2E8F0"/>
-              <w:bottom w:val="single" w:sz="1" w:space="0" w:color="E2E8F0"/>
-              <w:right w:val="single" w:sz="1" w:space="0" w:color="E2E8F0"/>
-            </w:tcBorders>
-            <w:tcMar>
-              <w:top w:w="60" w:type="dxa"/>
-              <w:left w:w="100" w:type="dxa"/>
-              <w:bottom w:w="60" w:type="dxa"/>
-              <w:right w:w="100" w:type="dxa"/>
-            </w:tcMar>
-          </w:tcPr>
-          <w:p>
-            <w:r>
-              <w:rPr>
-                <w:color w:val="4A5568"/>
-                <w:sz w:val="20"/>
-                <w:szCs w:val="20"/>
-              </w:rPr>
-              <w:t>Dashboard, units, leasing, maintenance</w:t>
-            </w:r>
-          </w:p>
-        </w:tc>
-        <w:tc>
-          <w:tcPr>
-            <w:tcW w:w="2616" w:type="dxa"/>
-            <w:tcBorders>
-              <w:top w:val="single" w:sz="1" w:space="0" w:color="E2E8F0"/>
-              <w:left w:val="single" w:sz="1" w:space="0" w:color="E2E8F0"/>
-              <w:bottom w:val="single" w:sz="1" w:space="0" w:color="E2E8F0"/>
-              <w:right w:val="single" w:sz="1" w:space="0" w:color="E2E8F0"/>
-            </w:tcBorders>
-            <w:tcMar>
-              <w:top w:w="60" w:type="dxa"/>
-              <w:left w:w="100" w:type="dxa"/>
-              <w:bottom w:w="60" w:type="dxa"/>
-              <w:right w:w="100" w:type="dxa"/>
-            </w:tcMar>
-          </w:tcPr>
-          <w:p>
-            <w:r>
-              <w:rPr>
-                <w:color w:val="4A5568"/>
-                <w:sz w:val="20"/>
-                <w:szCs w:val="20"/>
-              </w:rPr>
-              <w:t>Full: CRM, contracts, finance, reports</w:t>
-            </w:r>
-          </w:p>
-        </w:tc>
-        <w:tc>
-          <w:tcPr>
-            <w:tcW w:w="2616" w:type="dxa"/>
-            <w:tcBorders>
-              <w:top w:val="single" w:sz="1" w:space="0" w:color="E2E8F0"/>
-              <w:left w:val="single" w:sz="1" w:space="0" w:color="E2E8F0"/>
-              <w:bottom w:val="single" w:sz="1" w:space="0" w:color="E2E8F0"/>
-              <w:right w:val="single" w:sz="1" w:space="0" w:color="E2E8F0"/>
-            </w:tcBorders>
-            <w:tcMar>
-              <w:top w:w="60" w:type="dxa"/>
-              <w:left w:w="100" w:type="dxa"/>
-              <w:bottom w:w="60" w:type="dxa"/>
-              <w:right w:w="100" w:type="dxa"/>
-            </w:tcMar>
-          </w:tcPr>
-          <w:p>
-            <w:r>
-              <w:rPr>
-                <w:color w:val="4A5568"/>
-                <w:sz w:val="20"/>
-                <w:szCs w:val="20"/>
-              </w:rPr>
-              <w:t>All modules (full platform access)</w:t>
-            </w:r>
-          </w:p>
-        </w:tc>
-      </w:tr>
-      <w:tr>
-        <w:tc>
-          <w:tcPr>
-            <w:tcW w:w="1800" w:type="dxa"/>
-            <w:tcBorders>
-              <w:top w:val="single" w:sz="1" w:space="0" w:color="E2E8F0"/>
-              <w:left w:val="single" w:sz="1" w:space="0" w:color="E2E8F0"/>
-              <w:bottom w:val="single" w:sz="1" w:space="0" w:color="E2E8F0"/>
-              <w:right w:val="single" w:sz="1" w:space="0" w:color="E2E8F0"/>
-            </w:tcBorders>
-            <w:shd w:val="clear" w:color="auto" w:fill="F8F9FA"/>
-            <w:tcMar>
-              <w:top w:w="60" w:type="dxa"/>
-              <w:left w:w="100" w:type="dxa"/>
-              <w:bottom w:w="60" w:type="dxa"/>
-              <w:right w:w="100" w:type="dxa"/>
-            </w:tcMar>
-          </w:tcPr>
-          <w:p>
-            <w:r>
-              <w:rPr>
-                <w:color w:val="4A5568"/>
-                <w:sz w:val="20"/>
-                <w:szCs w:val="20"/>
-              </w:rPr>
               <w:t>Support</w:t>
             </w:r>
           </w:p>
@@ -15385,7 +16864,14 @@
         <w:rPr>
           <w:color w:val="4A5568"/>
         </w:rPr>
-        <w:t>Redis for distributed rate limiting and session caching across multiple instances. Real-time notifications via WebSockets for instant alerts. Mobile native applications (React Native) for field operations. AI-assisted analytics for portfolio optimization and revenue forecasting. GIS integration and spatial planning module (planned Q4 2026).</w:t>
+        <w:t xml:space="preserve">PostGIS migration for native spatial queries replacing JSON-based geometry storage. Redis for distributed rate limiting and session caching across multiple instances. Real-time notifications via WebSockets for </w:t>
+      </w:r>
+      <w:r>
+        <w:rPr>
+          <w:color w:val="4A5568"/>
+        </w:rPr>
+        <w:lastRenderedPageBreak/>
+        <w:t>instant alerts. Mobile native applications (React Native) for field operations. AI-assisted feasibility analysis for automated suitability scoring.</w:t>
       </w:r>
     </w:p>
     <w:p>
@@ -15838,7 +17324,7 @@
                 <w:sz w:val="20"/>
                 <w:szCs w:val="20"/>
               </w:rPr>
-              <w:t>Schema-level integration (7 government platforms)</w:t>
+              <w:t>Schema-level integration (10 platforms)</w:t>
             </w:r>
           </w:p>
         </w:tc>
@@ -15948,7 +17434,7 @@
                 <w:sz w:val="20"/>
                 <w:szCs w:val="20"/>
               </w:rPr>
-              <w:t>Full lifecycle: CRM → deals → contracts → leasing → maintenance → billing</w:t>
+              <w:t>Full lifecycle (land → maintenance)</w:t>
             </w:r>
           </w:p>
         </w:tc>
@@ -16316,7 +17802,7 @@
         <w:rPr>
           <w:color w:val="4A5568"/>
         </w:rPr>
-        <w:t>Deep Saudi regulatory knowledge embedded in 40 data models (Absher, MOC, Balady, Ejar, ZATCA, PDPL, NCA) — not a configuration layer</w:t>
+        <w:t>Deep Saudi regulatory knowledge embedded in 80+ data models — not a configuration layer</w:t>
       </w:r>
     </w:p>
     <w:p>
@@ -16348,7 +17834,7 @@
         <w:rPr>
           <w:color w:val="4A5568"/>
         </w:rPr>
-        <w:t>Enterprise RBAC (7 roles, 50 permissions, PII masking, audit trails) built for Saudi compliance</w:t>
+        <w:t>Arabic-first UX with RTL, Hijri dates, and SAR formatting cannot be replicated by translation layers</w:t>
       </w:r>
     </w:p>
     <w:p>
@@ -16364,23 +17850,7 @@
         <w:rPr>
           <w:color w:val="4A5568"/>
         </w:rPr>
-        <w:t>Arabic-first UX with RTL, Hijri dates, and SAR formatting cannot be replicated by translation layers</w:t>
-      </w:r>
-    </w:p>
-    <w:p>
-      <w:pPr>
-        <w:pStyle w:val="ListParagraph"/>
-        <w:numPr>
-          <w:ilvl w:val="0"/>
-          <w:numId w:val="8"/>
-        </w:numPr>
-        <w:spacing w:after="80"/>
-      </w:pPr>
-      <w:r>
-        <w:rPr>
-          <w:color w:val="4A5568"/>
-        </w:rPr>
-        <w:t>Cloud-native stack (Next.js 16, React 19, Prisma 7) enables rapid feature delivery with zero-downtime deployments</w:t>
+        <w:t>Cloud-native architecture enables rapid feature delivery with zero-downtime deployments</w:t>
       </w:r>
     </w:p>
     <w:p>
@@ -16418,7 +17888,7 @@
         <w:rPr>
           <w:color w:val="4A5568"/>
         </w:rPr>
-        <w:t>By unifying the entire property lifecycle under a single, Arabic-first, regulation-native platform, Mimaric eliminates the operational fragmentation that constrains Saudi real estate companies. From CRM and sales pipeline management through contract lifecycle, lease management with Ejar integration, ongoing facility maintenance, and financial reporting with ZATCA compliance — every process is connected, every data point is a single source of truth, and every regulatory requirement is enforced by design.</w:t>
+        <w:t>By unifying the entire property lifecycle under a single, Arabic-first, regulation-native platform, Mimaric eliminates the operational fragmentation that has constrained Saudi real estate companies for decades. From raw land identification through urban planning, construction management, property sales compliance, lease management with Ejar integration, ongoing facility maintenance, and financial reporting with ZATCA compliance — every process is connected, every data point is a single source of truth, and every regulatory requirement is enforced by design.</w:t>
       </w:r>
     </w:p>
     <w:p>
@@ -16429,7 +17899,7 @@
         <w:rPr>
           <w:color w:val="4A5568"/>
         </w:rPr>
-        <w:t>The platform’s cloud-native architecture, enterprise-grade security with PDPL and NCA compliance, GIS-integrated planning capabilities, and deep government platform alignment position it to become essential infrastructure for Saudi real estate developers, property managers, and facility management firms.</w:t>
+        <w:t>The platform’s cloud-native architecture, enterprise-grade security with PDPL and NCA compliance, analytics capabilities, and deep government platform alignment position it to become essential infrastructure for Saudi real estate developers, property managers, and facility management firms.</w:t>
       </w:r>
     </w:p>
     <w:p>
@@ -16519,632 +17989,6 @@
       <w:pPr>
         <w:pStyle w:val="Heading1"/>
       </w:pPr>
-      <w:bookmarkStart w:id="71" w:name="_Toc224683240"/>
-      <w:r>
-        <w:t/>
-      </w:r>
-      <w:bookmarkEnd w:id="71"/>
-    </w:p>
-    <w:p>
-      <w:pPr>
-        <w:spacing w:after="120" w:line="276" w:lineRule="auto"/>
-      </w:pPr>
-      <w:r>
-        <w:rPr>
-          <w:color w:val="4A5568"/>
-        </w:rPr>
-        <w:t/>
-      </w:r>
-    </w:p>
-    <w:p>
-      <w:pPr>
-        <w:spacing w:before="100" w:after="100"/>
-      </w:pPr>
-    </w:p>
-    <w:tbl>
-      <w:tblPr>
-        <w:tblW w:w="9648" w:type="dxa"/>
-        <w:tblBorders>
-          <w:top w:val="single" w:sz="4" w:space="0" w:color="auto"/>
-          <w:left w:val="single" w:sz="4" w:space="0" w:color="auto"/>
-          <w:bottom w:val="single" w:sz="4" w:space="0" w:color="auto"/>
-          <w:right w:val="single" w:sz="4" w:space="0" w:color="auto"/>
-          <w:insideH w:val="single" w:sz="4" w:space="0" w:color="auto"/>
-          <w:insideV w:val="single" w:sz="4" w:space="0" w:color="auto"/>
-        </w:tblBorders>
-        <w:tblCellMar>
-          <w:left w:w="10" w:type="dxa"/>
-          <w:right w:w="10" w:type="dxa"/>
-        </w:tblCellMar>
-        <w:tblLook w:val="04A0" w:firstRow="1" w:lastRow="0" w:firstColumn="1" w:lastColumn="0" w:noHBand="0" w:noVBand="1"/>
-      </w:tblPr>
-      <w:tblGrid>
-        <w:gridCol w:w="800"/>
-        <w:gridCol w:w="2600"/>
-        <w:gridCol w:w="6248"/>
-      </w:tblGrid>
-      <w:tr>
-        <w:tc>
-          <w:tcPr>
-            <w:tcW w:w="800" w:type="dxa"/>
-            <w:tcBorders>
-              <w:top w:val="single" w:sz="1" w:space="0" w:color="E2E8F0"/>
-              <w:left w:val="single" w:sz="1" w:space="0" w:color="E2E8F0"/>
-              <w:bottom w:val="single" w:sz="1" w:space="0" w:color="E2E8F0"/>
-              <w:right w:val="single" w:sz="1" w:space="0" w:color="E2E8F0"/>
-            </w:tcBorders>
-            <w:shd w:val="clear" w:color="auto" w:fill="182840"/>
-            <w:tcMar>
-              <w:top w:w="60" w:type="dxa"/>
-              <w:left w:w="100" w:type="dxa"/>
-              <w:bottom w:w="60" w:type="dxa"/>
-              <w:right w:w="100" w:type="dxa"/>
-            </w:tcMar>
-            <w:vAlign w:val="center"/>
-          </w:tcPr>
-          <w:p>
-            <w:r>
-              <w:rPr>
-                <w:b/>
-                <w:bCs/>
-                <w:color w:val="FFFFFF"/>
-                <w:sz w:val="20"/>
-                <w:szCs w:val="20"/>
-              </w:rPr>
-              <w:t>Stage</w:t>
-            </w:r>
-          </w:p>
-        </w:tc>
-        <w:tc>
-          <w:tcPr>
-            <w:tcW w:w="2600" w:type="dxa"/>
-            <w:tcBorders>
-              <w:top w:val="single" w:sz="1" w:space="0" w:color="E2E8F0"/>
-              <w:left w:val="single" w:sz="1" w:space="0" w:color="E2E8F0"/>
-              <w:bottom w:val="single" w:sz="1" w:space="0" w:color="E2E8F0"/>
-              <w:right w:val="single" w:sz="1" w:space="0" w:color="E2E8F0"/>
-            </w:tcBorders>
-            <w:shd w:val="clear" w:color="auto" w:fill="182840"/>
-            <w:tcMar>
-              <w:top w:w="60" w:type="dxa"/>
-              <w:left w:w="100" w:type="dxa"/>
-              <w:bottom w:w="60" w:type="dxa"/>
-              <w:right w:w="100" w:type="dxa"/>
-            </w:tcMar>
-            <w:vAlign w:val="center"/>
-          </w:tcPr>
-          <w:p>
-            <w:r>
-              <w:rPr>
-                <w:b/>
-                <w:bCs/>
-                <w:color w:val="FFFFFF"/>
-                <w:sz w:val="20"/>
-                <w:szCs w:val="20"/>
-              </w:rPr>
-              <w:t>Name</w:t>
-            </w:r>
-          </w:p>
-        </w:tc>
-        <w:tc>
-          <w:tcPr>
-            <w:tcW w:w="6248" w:type="dxa"/>
-            <w:tcBorders>
-              <w:top w:val="single" w:sz="1" w:space="0" w:color="E2E8F0"/>
-              <w:left w:val="single" w:sz="1" w:space="0" w:color="E2E8F0"/>
-              <w:bottom w:val="single" w:sz="1" w:space="0" w:color="E2E8F0"/>
-              <w:right w:val="single" w:sz="1" w:space="0" w:color="E2E8F0"/>
-            </w:tcBorders>
-            <w:shd w:val="clear" w:color="auto" w:fill="182840"/>
-            <w:tcMar>
-              <w:top w:w="60" w:type="dxa"/>
-              <w:left w:w="100" w:type="dxa"/>
-              <w:bottom w:w="60" w:type="dxa"/>
-              <w:right w:w="100" w:type="dxa"/>
-            </w:tcMar>
-            <w:vAlign w:val="center"/>
-          </w:tcPr>
-          <w:p>
-            <w:r>
-              <w:rPr>
-                <w:b/>
-                <w:bCs/>
-                <w:color w:val="FFFFFF"/>
-                <w:sz w:val="20"/>
-                <w:szCs w:val="20"/>
-              </w:rPr>
-              <w:t>Description</w:t>
-            </w:r>
-          </w:p>
-        </w:tc>
-      </w:tr>
-    </w:tbl>
-    <w:p>
-      <w:r>
-        <w:br w:type="page"/>
-      </w:r>
-    </w:p>
-    <w:p>
-      <w:pPr>
-        <w:pStyle w:val="Heading1"/>
-      </w:pPr>
-      <w:bookmarkStart w:id="72" w:name="_Toc224683241"/>
-      <w:r/>
-      <w:bookmarkEnd w:id="72"/>
-    </w:p>
-    <w:p>
-      <w:pPr>
-        <w:spacing w:after="120" w:line="276" w:lineRule="auto"/>
-      </w:pPr>
-      <w:r>
-        <w:rPr>
-          <w:color w:val="4A5568"/>
-        </w:rPr>
-      </w:r>
-    </w:p>
-    <w:p>
-      <w:pPr>
-        <w:spacing w:before="100" w:after="100"/>
-      </w:pPr>
-    </w:p>
-    <w:tbl>
-      <w:tblPr>
-        <w:tblW w:w="9648" w:type="dxa"/>
-        <w:tblBorders>
-          <w:top w:val="single" w:sz="4" w:space="0" w:color="auto"/>
-          <w:left w:val="single" w:sz="4" w:space="0" w:color="auto"/>
-          <w:bottom w:val="single" w:sz="4" w:space="0" w:color="auto"/>
-          <w:right w:val="single" w:sz="4" w:space="0" w:color="auto"/>
-          <w:insideH w:val="single" w:sz="4" w:space="0" w:color="auto"/>
-          <w:insideV w:val="single" w:sz="4" w:space="0" w:color="auto"/>
-        </w:tblBorders>
-        <w:tblCellMar>
-          <w:left w:w="10" w:type="dxa"/>
-          <w:right w:w="10" w:type="dxa"/>
-        </w:tblCellMar>
-        <w:tblLook w:val="04A0" w:firstRow="1" w:lastRow="0" w:firstColumn="1" w:lastColumn="0" w:noHBand="0" w:noVBand="1"/>
-      </w:tblPr>
-      <w:tblGrid>
-        <w:gridCol w:w="2000"/>
-        <w:gridCol w:w="1200"/>
-        <w:gridCol w:w="6448"/>
-      </w:tblGrid>
-      <w:tr>
-        <w:tc>
-          <w:tcPr>
-            <w:tcW w:w="2000" w:type="dxa"/>
-            <w:tcBorders>
-              <w:top w:val="single" w:sz="1" w:space="0" w:color="E2E8F0"/>
-              <w:left w:val="single" w:sz="1" w:space="0" w:color="E2E8F0"/>
-              <w:bottom w:val="single" w:sz="1" w:space="0" w:color="E2E8F0"/>
-              <w:right w:val="single" w:sz="1" w:space="0" w:color="E2E8F0"/>
-            </w:tcBorders>
-            <w:tcMar>
-              <w:top w:w="60" w:type="dxa"/>
-              <w:left w:w="100" w:type="dxa"/>
-              <w:bottom w:w="60" w:type="dxa"/>
-              <w:right w:w="100" w:type="dxa"/>
-            </w:tcMar>
-          </w:tcPr>
-          <w:p>
-            <w:r>
-              <w:rPr>
-                <w:color w:val="4A5568"/>
-                <w:sz w:val="20"/>
-                <w:szCs w:val="20"/>
-              </w:rPr>
-              <w:t>Legal</w:t>
-            </w:r>
-          </w:p>
-        </w:tc>
-        <w:tc>
-          <w:tcPr>
-            <w:tcW w:w="1200" w:type="dxa"/>
-            <w:tcBorders>
-              <w:top w:val="single" w:sz="1" w:space="0" w:color="E2E8F0"/>
-              <w:left w:val="single" w:sz="1" w:space="0" w:color="E2E8F0"/>
-              <w:bottom w:val="single" w:sz="1" w:space="0" w:color="E2E8F0"/>
-              <w:right w:val="single" w:sz="1" w:space="0" w:color="E2E8F0"/>
-            </w:tcBorders>
-            <w:tcMar>
-              <w:top w:w="60" w:type="dxa"/>
-              <w:left w:w="100" w:type="dxa"/>
-              <w:bottom w:w="60" w:type="dxa"/>
-              <w:right w:w="100" w:type="dxa"/>
-            </w:tcMar>
-          </w:tcPr>
-          <w:p>
-            <w:r>
-              <w:rPr>
-                <w:color w:val="4A5568"/>
-                <w:sz w:val="20"/>
-                <w:szCs w:val="20"/>
-              </w:rPr>
-              <w:t>25%</w:t>
-            </w:r>
-          </w:p>
-        </w:tc>
-        <w:tc>
-          <w:tcPr>
-            <w:tcW w:w="6448" w:type="dxa"/>
-            <w:tcBorders>
-              <w:top w:val="single" w:sz="1" w:space="0" w:color="E2E8F0"/>
-              <w:left w:val="single" w:sz="1" w:space="0" w:color="E2E8F0"/>
-              <w:bottom w:val="single" w:sz="1" w:space="0" w:color="E2E8F0"/>
-              <w:right w:val="single" w:sz="1" w:space="0" w:color="E2E8F0"/>
-            </w:tcBorders>
-            <w:tcMar>
-              <w:top w:w="60" w:type="dxa"/>
-              <w:left w:w="100" w:type="dxa"/>
-              <w:bottom w:w="60" w:type="dxa"/>
-              <w:right w:w="100" w:type="dxa"/>
-            </w:tcMar>
-          </w:tcPr>
-          <w:p>
-            <w:r>
-              <w:rPr>
-                <w:color w:val="4A5568"/>
-                <w:sz w:val="20"/>
-                <w:szCs w:val="20"/>
-              </w:rPr>
-            </w:r>
-          </w:p>
-        </w:tc>
-      </w:tr>
-      <w:tr>
-        <w:tc>
-          <w:tcPr>
-            <w:tcW w:w="2000" w:type="dxa"/>
-            <w:tcBorders>
-              <w:top w:val="single" w:sz="1" w:space="0" w:color="E2E8F0"/>
-              <w:left w:val="single" w:sz="1" w:space="0" w:color="E2E8F0"/>
-              <w:bottom w:val="single" w:sz="1" w:space="0" w:color="E2E8F0"/>
-              <w:right w:val="single" w:sz="1" w:space="0" w:color="E2E8F0"/>
-            </w:tcBorders>
-            <w:shd w:val="clear" w:color="auto" w:fill="F8F9FA"/>
-            <w:tcMar>
-              <w:top w:w="60" w:type="dxa"/>
-              <w:left w:w="100" w:type="dxa"/>
-              <w:bottom w:w="60" w:type="dxa"/>
-              <w:right w:w="100" w:type="dxa"/>
-            </w:tcMar>
-          </w:tcPr>
-          <w:p>
-            <w:r>
-              <w:rPr>
-                <w:color w:val="4A5568"/>
-                <w:sz w:val="20"/>
-                <w:szCs w:val="20"/>
-              </w:rPr>
-              <w:t>Commercial</w:t>
-            </w:r>
-          </w:p>
-        </w:tc>
-        <w:tc>
-          <w:tcPr>
-            <w:tcW w:w="1200" w:type="dxa"/>
-            <w:tcBorders>
-              <w:top w:val="single" w:sz="1" w:space="0" w:color="E2E8F0"/>
-              <w:left w:val="single" w:sz="1" w:space="0" w:color="E2E8F0"/>
-              <w:bottom w:val="single" w:sz="1" w:space="0" w:color="E2E8F0"/>
-              <w:right w:val="single" w:sz="1" w:space="0" w:color="E2E8F0"/>
-            </w:tcBorders>
-            <w:shd w:val="clear" w:color="auto" w:fill="F8F9FA"/>
-            <w:tcMar>
-              <w:top w:w="60" w:type="dxa"/>
-              <w:left w:w="100" w:type="dxa"/>
-              <w:bottom w:w="60" w:type="dxa"/>
-              <w:right w:w="100" w:type="dxa"/>
-            </w:tcMar>
-          </w:tcPr>
-          <w:p>
-            <w:r>
-              <w:rPr>
-                <w:color w:val="4A5568"/>
-                <w:sz w:val="20"/>
-                <w:szCs w:val="20"/>
-              </w:rPr>
-              <w:t>25%</w:t>
-            </w:r>
-          </w:p>
-        </w:tc>
-        <w:tc>
-          <w:tcPr>
-            <w:tcW w:w="6448" w:type="dxa"/>
-            <w:tcBorders>
-              <w:top w:val="single" w:sz="1" w:space="0" w:color="E2E8F0"/>
-              <w:left w:val="single" w:sz="1" w:space="0" w:color="E2E8F0"/>
-              <w:bottom w:val="single" w:sz="1" w:space="0" w:color="E2E8F0"/>
-              <w:right w:val="single" w:sz="1" w:space="0" w:color="E2E8F0"/>
-            </w:tcBorders>
-            <w:shd w:val="clear" w:color="auto" w:fill="F8F9FA"/>
-            <w:tcMar>
-              <w:top w:w="60" w:type="dxa"/>
-              <w:left w:w="100" w:type="dxa"/>
-              <w:bottom w:w="60" w:type="dxa"/>
-              <w:right w:w="100" w:type="dxa"/>
-            </w:tcMar>
-          </w:tcPr>
-          <w:p>
-            <w:r>
-              <w:rPr>
-                <w:color w:val="4A5568"/>
-                <w:sz w:val="20"/>
-                <w:szCs w:val="20"/>
-              </w:rPr>
-            </w:r>
-          </w:p>
-        </w:tc>
-      </w:tr>
-      <w:tr>
-        <w:tc>
-          <w:tcPr>
-            <w:tcW w:w="2000" w:type="dxa"/>
-            <w:tcBorders>
-              <w:top w:val="single" w:sz="1" w:space="0" w:color="E2E8F0"/>
-              <w:left w:val="single" w:sz="1" w:space="0" w:color="E2E8F0"/>
-              <w:bottom w:val="single" w:sz="1" w:space="0" w:color="E2E8F0"/>
-              <w:right w:val="single" w:sz="1" w:space="0" w:color="E2E8F0"/>
-            </w:tcBorders>
-            <w:tcMar>
-              <w:top w:w="60" w:type="dxa"/>
-              <w:left w:w="100" w:type="dxa"/>
-              <w:bottom w:w="60" w:type="dxa"/>
-              <w:right w:w="100" w:type="dxa"/>
-            </w:tcMar>
-          </w:tcPr>
-          <w:p>
-            <w:r>
-              <w:rPr>
-                <w:color w:val="4A5568"/>
-                <w:sz w:val="20"/>
-                <w:szCs w:val="20"/>
-              </w:rPr>
-              <w:t>Technical</w:t>
-            </w:r>
-          </w:p>
-        </w:tc>
-        <w:tc>
-          <w:tcPr>
-            <w:tcW w:w="1200" w:type="dxa"/>
-            <w:tcBorders>
-              <w:top w:val="single" w:sz="1" w:space="0" w:color="E2E8F0"/>
-              <w:left w:val="single" w:sz="1" w:space="0" w:color="E2E8F0"/>
-              <w:bottom w:val="single" w:sz="1" w:space="0" w:color="E2E8F0"/>
-              <w:right w:val="single" w:sz="1" w:space="0" w:color="E2E8F0"/>
-            </w:tcBorders>
-            <w:tcMar>
-              <w:top w:w="60" w:type="dxa"/>
-              <w:left w:w="100" w:type="dxa"/>
-              <w:bottom w:w="60" w:type="dxa"/>
-              <w:right w:w="100" w:type="dxa"/>
-            </w:tcMar>
-          </w:tcPr>
-          <w:p>
-            <w:r>
-              <w:rPr>
-                <w:color w:val="4A5568"/>
-                <w:sz w:val="20"/>
-                <w:szCs w:val="20"/>
-              </w:rPr>
-              <w:t>20%</w:t>
-            </w:r>
-          </w:p>
-        </w:tc>
-        <w:tc>
-          <w:tcPr>
-            <w:tcW w:w="6448" w:type="dxa"/>
-            <w:tcBorders>
-              <w:top w:val="single" w:sz="1" w:space="0" w:color="E2E8F0"/>
-              <w:left w:val="single" w:sz="1" w:space="0" w:color="E2E8F0"/>
-              <w:bottom w:val="single" w:sz="1" w:space="0" w:color="E2E8F0"/>
-              <w:right w:val="single" w:sz="1" w:space="0" w:color="E2E8F0"/>
-            </w:tcBorders>
-            <w:tcMar>
-              <w:top w:w="60" w:type="dxa"/>
-              <w:left w:w="100" w:type="dxa"/>
-              <w:bottom w:w="60" w:type="dxa"/>
-              <w:right w:w="100" w:type="dxa"/>
-            </w:tcMar>
-          </w:tcPr>
-          <w:p>
-            <w:r>
-              <w:rPr>
-                <w:color w:val="4A5568"/>
-                <w:sz w:val="20"/>
-                <w:szCs w:val="20"/>
-              </w:rPr>
-            </w:r>
-          </w:p>
-        </w:tc>
-      </w:tr>
-      <w:tr>
-        <w:tc>
-          <w:tcPr>
-            <w:tcW w:w="2000" w:type="dxa"/>
-            <w:tcBorders>
-              <w:top w:val="single" w:sz="1" w:space="0" w:color="E2E8F0"/>
-              <w:left w:val="single" w:sz="1" w:space="0" w:color="E2E8F0"/>
-              <w:bottom w:val="single" w:sz="1" w:space="0" w:color="E2E8F0"/>
-              <w:right w:val="single" w:sz="1" w:space="0" w:color="E2E8F0"/>
-            </w:tcBorders>
-            <w:shd w:val="clear" w:color="auto" w:fill="F8F9FA"/>
-            <w:tcMar>
-              <w:top w:w="60" w:type="dxa"/>
-              <w:left w:w="100" w:type="dxa"/>
-              <w:bottom w:w="60" w:type="dxa"/>
-              <w:right w:w="100" w:type="dxa"/>
-            </w:tcMar>
-          </w:tcPr>
-          <w:p>
-            <w:r>
-              <w:rPr>
-                <w:color w:val="4A5568"/>
-                <w:sz w:val="20"/>
-                <w:szCs w:val="20"/>
-              </w:rPr>
-              <w:t>Environmental</w:t>
-            </w:r>
-          </w:p>
-        </w:tc>
-        <w:tc>
-          <w:tcPr>
-            <w:tcW w:w="1200" w:type="dxa"/>
-            <w:tcBorders>
-              <w:top w:val="single" w:sz="1" w:space="0" w:color="E2E8F0"/>
-              <w:left w:val="single" w:sz="1" w:space="0" w:color="E2E8F0"/>
-              <w:bottom w:val="single" w:sz="1" w:space="0" w:color="E2E8F0"/>
-              <w:right w:val="single" w:sz="1" w:space="0" w:color="E2E8F0"/>
-            </w:tcBorders>
-            <w:shd w:val="clear" w:color="auto" w:fill="F8F9FA"/>
-            <w:tcMar>
-              <w:top w:w="60" w:type="dxa"/>
-              <w:left w:w="100" w:type="dxa"/>
-              <w:bottom w:w="60" w:type="dxa"/>
-              <w:right w:w="100" w:type="dxa"/>
-            </w:tcMar>
-          </w:tcPr>
-          <w:p>
-            <w:r>
-              <w:rPr>
-                <w:color w:val="4A5568"/>
-                <w:sz w:val="20"/>
-                <w:szCs w:val="20"/>
-              </w:rPr>
-              <w:t>15%</w:t>
-            </w:r>
-          </w:p>
-        </w:tc>
-        <w:tc>
-          <w:tcPr>
-            <w:tcW w:w="6448" w:type="dxa"/>
-            <w:tcBorders>
-              <w:top w:val="single" w:sz="1" w:space="0" w:color="E2E8F0"/>
-              <w:left w:val="single" w:sz="1" w:space="0" w:color="E2E8F0"/>
-              <w:bottom w:val="single" w:sz="1" w:space="0" w:color="E2E8F0"/>
-              <w:right w:val="single" w:sz="1" w:space="0" w:color="E2E8F0"/>
-            </w:tcBorders>
-            <w:shd w:val="clear" w:color="auto" w:fill="F8F9FA"/>
-            <w:tcMar>
-              <w:top w:w="60" w:type="dxa"/>
-              <w:left w:w="100" w:type="dxa"/>
-              <w:bottom w:w="60" w:type="dxa"/>
-              <w:right w:w="100" w:type="dxa"/>
-            </w:tcMar>
-          </w:tcPr>
-          <w:p>
-            <w:r>
-              <w:rPr>
-                <w:color w:val="4A5568"/>
-                <w:sz w:val="20"/>
-                <w:szCs w:val="20"/>
-              </w:rPr>
-            </w:r>
-          </w:p>
-        </w:tc>
-      </w:tr>
-      <w:tr>
-        <w:tc>
-          <w:tcPr>
-            <w:tcW w:w="2000" w:type="dxa"/>
-            <w:tcBorders>
-              <w:top w:val="single" w:sz="1" w:space="0" w:color="E2E8F0"/>
-              <w:left w:val="single" w:sz="1" w:space="0" w:color="E2E8F0"/>
-              <w:bottom w:val="single" w:sz="1" w:space="0" w:color="E2E8F0"/>
-              <w:right w:val="single" w:sz="1" w:space="0" w:color="E2E8F0"/>
-            </w:tcBorders>
-            <w:tcMar>
-              <w:top w:w="60" w:type="dxa"/>
-              <w:left w:w="100" w:type="dxa"/>
-              <w:bottom w:w="60" w:type="dxa"/>
-              <w:right w:w="100" w:type="dxa"/>
-            </w:tcMar>
-          </w:tcPr>
-          <w:p>
-            <w:r>
-              <w:rPr>
-                <w:color w:val="4A5568"/>
-                <w:sz w:val="20"/>
-                <w:szCs w:val="20"/>
-              </w:rPr>
-              <w:t>Financial</w:t>
-            </w:r>
-          </w:p>
-        </w:tc>
-        <w:tc>
-          <w:tcPr>
-            <w:tcW w:w="1200" w:type="dxa"/>
-            <w:tcBorders>
-              <w:top w:val="single" w:sz="1" w:space="0" w:color="E2E8F0"/>
-              <w:left w:val="single" w:sz="1" w:space="0" w:color="E2E8F0"/>
-              <w:bottom w:val="single" w:sz="1" w:space="0" w:color="E2E8F0"/>
-              <w:right w:val="single" w:sz="1" w:space="0" w:color="E2E8F0"/>
-            </w:tcBorders>
-            <w:tcMar>
-              <w:top w:w="60" w:type="dxa"/>
-              <w:left w:w="100" w:type="dxa"/>
-              <w:bottom w:w="60" w:type="dxa"/>
-              <w:right w:w="100" w:type="dxa"/>
-            </w:tcMar>
-          </w:tcPr>
-          <w:p>
-            <w:r>
-              <w:rPr>
-                <w:color w:val="4A5568"/>
-                <w:sz w:val="20"/>
-                <w:szCs w:val="20"/>
-              </w:rPr>
-              <w:t>15%</w:t>
-            </w:r>
-          </w:p>
-        </w:tc>
-        <w:tc>
-          <w:tcPr>
-            <w:tcW w:w="6448" w:type="dxa"/>
-            <w:tcBorders>
-              <w:top w:val="single" w:sz="1" w:space="0" w:color="E2E8F0"/>
-              <w:left w:val="single" w:sz="1" w:space="0" w:color="E2E8F0"/>
-              <w:bottom w:val="single" w:sz="1" w:space="0" w:color="E2E8F0"/>
-              <w:right w:val="single" w:sz="1" w:space="0" w:color="E2E8F0"/>
-            </w:tcBorders>
-            <w:tcMar>
-              <w:top w:w="60" w:type="dxa"/>
-              <w:left w:w="100" w:type="dxa"/>
-              <w:bottom w:w="60" w:type="dxa"/>
-              <w:right w:w="100" w:type="dxa"/>
-            </w:tcMar>
-          </w:tcPr>
-          <w:p>
-            <w:r>
-              <w:rPr>
-                <w:color w:val="4A5568"/>
-                <w:sz w:val="20"/>
-                <w:szCs w:val="20"/>
-              </w:rPr>
-            </w:r>
-          </w:p>
-        </w:tc>
-      </w:tr>
-    </w:tbl>
-    <w:p>
-      <w:pPr>
-        <w:spacing w:before="100" w:after="100"/>
-      </w:pPr>
-    </w:p>
-    <w:p>
-      <w:pPr>
-        <w:spacing w:after="120" w:line="276" w:lineRule="auto"/>
-      </w:pPr>
-      <w:r>
-        <w:rPr>
-          <w:color w:val="4A5568"/>
-        </w:rPr>
-      </w:r>
-    </w:p>
-    <w:p>
-      <w:pPr>
-        <w:pStyle w:val="Heading1"/>
-      </w:pPr>
       <w:bookmarkStart w:id="73" w:name="_Toc224683242"/>
       <w:r>
         <w:t>Appendix C: Contract Lifecycle State Machine</w:t>
@@ -17215,7 +18059,7 @@
           <w:bCs/>
           <w:color w:val="182840"/>
         </w:rPr>
-        <w:t>SIGNED — Legally binding. Triggers side-effects: for lease contracts, auto-creates Lease record with installment schedule; for sale contracts, unit status is automatically updated to SOLD. Cannot be edited.</w:t>
+        <w:t xml:space="preserve">SIGNED — Legally binding. Triggers side-effects: for lease contracts, auto-creates Lease record with installment schedule; for sale contracts with REGA compliance, triggers payment schedule creation. Cannot be edited.</w:t>
       </w:r>
       <w:r>
         <w:rPr>
@@ -17253,7 +18097,7 @@
           <w:bCs/>
           <w:color w:val="182840"/>
         </w:rPr>
-        <w:t xml:space="preserve"/>
+        <w:t xml:space="preserve">VOID — Post-signature nullification. For REGA contracts, auto-creates REVERSAL payment transaction. Terminal state. Requires COMPANY_ADMIN permission.</w:t>
       </w:r>
       <w:r>
         <w:rPr>
@@ -17662,21 +18506,21 @@
               <w:bottom w:val="single" w:sz="1" w:space="0" w:color="E2E8F0"/>
               <w:right w:val="single" w:sz="1" w:space="0" w:color="E2E8F0"/>
             </w:tcBorders>
-            <w:shd w:val="clear" w:color="auto" w:fill="F8F9FA"/>
-            <w:tcMar>
-              <w:top w:w="60" w:type="dxa"/>
-              <w:left w:w="100" w:type="dxa"/>
-              <w:bottom w:w="60" w:type="dxa"/>
-              <w:right w:w="100" w:type="dxa"/>
-            </w:tcMar>
-          </w:tcPr>
-          <w:p>
-            <w:r>
-              <w:rPr>
-                <w:color w:val="4A5568"/>
-                <w:sz w:val="20"/>
-                <w:szCs w:val="20"/>
-              </w:rPr>
+            <w:tcMar>
+              <w:top w:w="60" w:type="dxa"/>
+              <w:left w:w="100" w:type="dxa"/>
+              <w:bottom w:w="60" w:type="dxa"/>
+              <w:right w:w="100" w:type="dxa"/>
+            </w:tcMar>
+          </w:tcPr>
+          <w:p>
+            <w:r>
+              <w:rPr>
+                <w:color w:val="4A5568"/>
+                <w:sz w:val="20"/>
+                <w:szCs w:val="20"/>
+              </w:rPr>
+              <w:t>MOC</w:t>
             </w:r>
           </w:p>
         </w:tc>
@@ -17689,21 +18533,21 @@
               <w:bottom w:val="single" w:sz="1" w:space="0" w:color="E2E8F0"/>
               <w:right w:val="single" w:sz="1" w:space="0" w:color="E2E8F0"/>
             </w:tcBorders>
-            <w:shd w:val="clear" w:color="auto" w:fill="F8F9FA"/>
-            <w:tcMar>
-              <w:top w:w="60" w:type="dxa"/>
-              <w:left w:w="100" w:type="dxa"/>
-              <w:bottom w:w="60" w:type="dxa"/>
-              <w:right w:w="100" w:type="dxa"/>
-            </w:tcMar>
-          </w:tcPr>
-          <w:p>
-            <w:r>
-              <w:rPr>
-                <w:color w:val="4A5568"/>
-                <w:sz w:val="20"/>
-                <w:szCs w:val="20"/>
-              </w:rPr>
+            <w:tcMar>
+              <w:top w:w="60" w:type="dxa"/>
+              <w:left w:w="100" w:type="dxa"/>
+              <w:bottom w:w="60" w:type="dxa"/>
+              <w:right w:w="100" w:type="dxa"/>
+            </w:tcMar>
+          </w:tcPr>
+          <w:p>
+            <w:r>
+              <w:rPr>
+                <w:color w:val="4A5568"/>
+                <w:sz w:val="20"/>
+                <w:szCs w:val="20"/>
+              </w:rPr>
+              <w:t>وزارة التجارة</w:t>
             </w:r>
           </w:p>
         </w:tc>
@@ -17716,21 +18560,21 @@
               <w:bottom w:val="single" w:sz="1" w:space="0" w:color="E2E8F0"/>
               <w:right w:val="single" w:sz="1" w:space="0" w:color="E2E8F0"/>
             </w:tcBorders>
-            <w:shd w:val="clear" w:color="auto" w:fill="F8F9FA"/>
-            <w:tcMar>
-              <w:top w:w="60" w:type="dxa"/>
-              <w:left w:w="100" w:type="dxa"/>
-              <w:bottom w:w="60" w:type="dxa"/>
-              <w:right w:w="100" w:type="dxa"/>
-            </w:tcMar>
-          </w:tcPr>
-          <w:p>
-            <w:r>
-              <w:rPr>
-                <w:color w:val="4A5568"/>
-                <w:sz w:val="20"/>
-                <w:szCs w:val="20"/>
-              </w:rPr>
+            <w:tcMar>
+              <w:top w:w="60" w:type="dxa"/>
+              <w:left w:w="100" w:type="dxa"/>
+              <w:bottom w:w="60" w:type="dxa"/>
+              <w:right w:w="100" w:type="dxa"/>
+            </w:tcMar>
+          </w:tcPr>
+          <w:p>
+            <w:r>
+              <w:rPr>
+                <w:color w:val="4A5568"/>
+                <w:sz w:val="20"/>
+                <w:szCs w:val="20"/>
+              </w:rPr>
+              <w:t>Ministry of Commerce — commercial registration and licensing</w:t>
             </w:r>
           </w:p>
         </w:tc>
@@ -17745,21 +18589,22 @@
               <w:bottom w:val="single" w:sz="1" w:space="0" w:color="E2E8F0"/>
               <w:right w:val="single" w:sz="1" w:space="0" w:color="E2E8F0"/>
             </w:tcBorders>
-            <w:tcMar>
-              <w:top w:w="60" w:type="dxa"/>
-              <w:left w:w="100" w:type="dxa"/>
-              <w:bottom w:w="60" w:type="dxa"/>
-              <w:right w:w="100" w:type="dxa"/>
-            </w:tcMar>
-          </w:tcPr>
-          <w:p>
-            <w:r>
-              <w:rPr>
-                <w:color w:val="4A5568"/>
-                <w:sz w:val="20"/>
-                <w:szCs w:val="20"/>
-              </w:rPr>
-              <w:t>MOC</w:t>
+            <w:shd w:val="clear" w:color="auto" w:fill="F8F9FA"/>
+            <w:tcMar>
+              <w:top w:w="60" w:type="dxa"/>
+              <w:left w:w="100" w:type="dxa"/>
+              <w:bottom w:w="60" w:type="dxa"/>
+              <w:right w:w="100" w:type="dxa"/>
+            </w:tcMar>
+          </w:tcPr>
+          <w:p>
+            <w:r>
+              <w:rPr>
+                <w:color w:val="4A5568"/>
+                <w:sz w:val="20"/>
+                <w:szCs w:val="20"/>
+              </w:rPr>
+              <w:t>NCA</w:t>
             </w:r>
           </w:p>
         </w:tc>
@@ -17772,21 +18617,22 @@
               <w:bottom w:val="single" w:sz="1" w:space="0" w:color="E2E8F0"/>
               <w:right w:val="single" w:sz="1" w:space="0" w:color="E2E8F0"/>
             </w:tcBorders>
-            <w:tcMar>
-              <w:top w:w="60" w:type="dxa"/>
-              <w:left w:w="100" w:type="dxa"/>
-              <w:bottom w:w="60" w:type="dxa"/>
-              <w:right w:w="100" w:type="dxa"/>
-            </w:tcMar>
-          </w:tcPr>
-          <w:p>
-            <w:r>
-              <w:rPr>
-                <w:color w:val="4A5568"/>
-                <w:sz w:val="20"/>
-                <w:szCs w:val="20"/>
-              </w:rPr>
-              <w:t>وزارة التجارة</w:t>
+            <w:shd w:val="clear" w:color="auto" w:fill="F8F9FA"/>
+            <w:tcMar>
+              <w:top w:w="60" w:type="dxa"/>
+              <w:left w:w="100" w:type="dxa"/>
+              <w:bottom w:w="60" w:type="dxa"/>
+              <w:right w:w="100" w:type="dxa"/>
+            </w:tcMar>
+          </w:tcPr>
+          <w:p>
+            <w:r>
+              <w:rPr>
+                <w:color w:val="4A5568"/>
+                <w:sz w:val="20"/>
+                <w:szCs w:val="20"/>
+              </w:rPr>
+              <w:t>الهيئة الوطنية للأمن السيبراني</w:t>
             </w:r>
           </w:p>
         </w:tc>
@@ -17799,21 +18645,22 @@
               <w:bottom w:val="single" w:sz="1" w:space="0" w:color="E2E8F0"/>
               <w:right w:val="single" w:sz="1" w:space="0" w:color="E2E8F0"/>
             </w:tcBorders>
-            <w:tcMar>
-              <w:top w:w="60" w:type="dxa"/>
-              <w:left w:w="100" w:type="dxa"/>
-              <w:bottom w:w="60" w:type="dxa"/>
-              <w:right w:w="100" w:type="dxa"/>
-            </w:tcMar>
-          </w:tcPr>
-          <w:p>
-            <w:r>
-              <w:rPr>
-                <w:color w:val="4A5568"/>
-                <w:sz w:val="20"/>
-                <w:szCs w:val="20"/>
-              </w:rPr>
-              <w:t>Ministry of Commerce — commercial registration and licensing</w:t>
+            <w:shd w:val="clear" w:color="auto" w:fill="F8F9FA"/>
+            <w:tcMar>
+              <w:top w:w="60" w:type="dxa"/>
+              <w:left w:w="100" w:type="dxa"/>
+              <w:bottom w:w="60" w:type="dxa"/>
+              <w:right w:w="100" w:type="dxa"/>
+            </w:tcMar>
+          </w:tcPr>
+          <w:p>
+            <w:r>
+              <w:rPr>
+                <w:color w:val="4A5568"/>
+                <w:sz w:val="20"/>
+                <w:szCs w:val="20"/>
+              </w:rPr>
+              <w:t>National Cybersecurity Authority — security standards</w:t>
             </w:r>
           </w:p>
         </w:tc>
@@ -17828,22 +18675,21 @@
               <w:bottom w:val="single" w:sz="1" w:space="0" w:color="E2E8F0"/>
               <w:right w:val="single" w:sz="1" w:space="0" w:color="E2E8F0"/>
             </w:tcBorders>
-            <w:shd w:val="clear" w:color="auto" w:fill="F8F9FA"/>
-            <w:tcMar>
-              <w:top w:w="60" w:type="dxa"/>
-              <w:left w:w="100" w:type="dxa"/>
-              <w:bottom w:w="60" w:type="dxa"/>
-              <w:right w:w="100" w:type="dxa"/>
-            </w:tcMar>
-          </w:tcPr>
-          <w:p>
-            <w:r>
-              <w:rPr>
-                <w:color w:val="4A5568"/>
-                <w:sz w:val="20"/>
-                <w:szCs w:val="20"/>
-              </w:rPr>
-              <w:t>NCA</w:t>
+            <w:tcMar>
+              <w:top w:w="60" w:type="dxa"/>
+              <w:left w:w="100" w:type="dxa"/>
+              <w:bottom w:w="60" w:type="dxa"/>
+              <w:right w:w="100" w:type="dxa"/>
+            </w:tcMar>
+          </w:tcPr>
+          <w:p>
+            <w:r>
+              <w:rPr>
+                <w:color w:val="4A5568"/>
+                <w:sz w:val="20"/>
+                <w:szCs w:val="20"/>
+              </w:rPr>
+              <w:t>PDPL</w:t>
             </w:r>
           </w:p>
         </w:tc>
@@ -17856,22 +18702,21 @@
               <w:bottom w:val="single" w:sz="1" w:space="0" w:color="E2E8F0"/>
               <w:right w:val="single" w:sz="1" w:space="0" w:color="E2E8F0"/>
             </w:tcBorders>
-            <w:shd w:val="clear" w:color="auto" w:fill="F8F9FA"/>
-            <w:tcMar>
-              <w:top w:w="60" w:type="dxa"/>
-              <w:left w:w="100" w:type="dxa"/>
-              <w:bottom w:w="60" w:type="dxa"/>
-              <w:right w:w="100" w:type="dxa"/>
-            </w:tcMar>
-          </w:tcPr>
-          <w:p>
-            <w:r>
-              <w:rPr>
-                <w:color w:val="4A5568"/>
-                <w:sz w:val="20"/>
-                <w:szCs w:val="20"/>
-              </w:rPr>
-              <w:t>الهيئة الوطنية للأمن السيبراني</w:t>
+            <w:tcMar>
+              <w:top w:w="60" w:type="dxa"/>
+              <w:left w:w="100" w:type="dxa"/>
+              <w:bottom w:w="60" w:type="dxa"/>
+              <w:right w:w="100" w:type="dxa"/>
+            </w:tcMar>
+          </w:tcPr>
+          <w:p>
+            <w:r>
+              <w:rPr>
+                <w:color w:val="4A5568"/>
+                <w:sz w:val="20"/>
+                <w:szCs w:val="20"/>
+              </w:rPr>
+              <w:t>نظام حماية البيانات الشخصية</w:t>
             </w:r>
           </w:p>
         </w:tc>
@@ -17884,22 +18729,21 @@
               <w:bottom w:val="single" w:sz="1" w:space="0" w:color="E2E8F0"/>
               <w:right w:val="single" w:sz="1" w:space="0" w:color="E2E8F0"/>
             </w:tcBorders>
-            <w:shd w:val="clear" w:color="auto" w:fill="F8F9FA"/>
-            <w:tcMar>
-              <w:top w:w="60" w:type="dxa"/>
-              <w:left w:w="100" w:type="dxa"/>
-              <w:bottom w:w="60" w:type="dxa"/>
-              <w:right w:w="100" w:type="dxa"/>
-            </w:tcMar>
-          </w:tcPr>
-          <w:p>
-            <w:r>
-              <w:rPr>
-                <w:color w:val="4A5568"/>
-                <w:sz w:val="20"/>
-                <w:szCs w:val="20"/>
-              </w:rPr>
-              <w:t>National Cybersecurity Authority — security standards</w:t>
+            <w:tcMar>
+              <w:top w:w="60" w:type="dxa"/>
+              <w:left w:w="100" w:type="dxa"/>
+              <w:bottom w:w="60" w:type="dxa"/>
+              <w:right w:w="100" w:type="dxa"/>
+            </w:tcMar>
+          </w:tcPr>
+          <w:p>
+            <w:r>
+              <w:rPr>
+                <w:color w:val="4A5568"/>
+                <w:sz w:val="20"/>
+                <w:szCs w:val="20"/>
+              </w:rPr>
+              <w:t>Personal Data Protection Law — Saudi data privacy regulation</w:t>
             </w:r>
           </w:p>
         </w:tc>
@@ -17914,21 +18758,22 @@
               <w:bottom w:val="single" w:sz="1" w:space="0" w:color="E2E8F0"/>
               <w:right w:val="single" w:sz="1" w:space="0" w:color="E2E8F0"/>
             </w:tcBorders>
-            <w:tcMar>
-              <w:top w:w="60" w:type="dxa"/>
-              <w:left w:w="100" w:type="dxa"/>
-              <w:bottom w:w="60" w:type="dxa"/>
-              <w:right w:w="100" w:type="dxa"/>
-            </w:tcMar>
-          </w:tcPr>
-          <w:p>
-            <w:r>
-              <w:rPr>
-                <w:color w:val="4A5568"/>
-                <w:sz w:val="20"/>
-                <w:szCs w:val="20"/>
-              </w:rPr>
-              <w:t>PDPL</w:t>
+            <w:shd w:val="clear" w:color="auto" w:fill="F8F9FA"/>
+            <w:tcMar>
+              <w:top w:w="60" w:type="dxa"/>
+              <w:left w:w="100" w:type="dxa"/>
+              <w:bottom w:w="60" w:type="dxa"/>
+              <w:right w:w="100" w:type="dxa"/>
+            </w:tcMar>
+          </w:tcPr>
+          <w:p>
+            <w:r>
+              <w:rPr>
+                <w:color w:val="4A5568"/>
+                <w:sz w:val="20"/>
+                <w:szCs w:val="20"/>
+              </w:rPr>
+              <w:t>REGA</w:t>
             </w:r>
           </w:p>
         </w:tc>
@@ -17941,21 +18786,22 @@
               <w:bottom w:val="single" w:sz="1" w:space="0" w:color="E2E8F0"/>
               <w:right w:val="single" w:sz="1" w:space="0" w:color="E2E8F0"/>
             </w:tcBorders>
-            <w:tcMar>
-              <w:top w:w="60" w:type="dxa"/>
-              <w:left w:w="100" w:type="dxa"/>
-              <w:bottom w:w="60" w:type="dxa"/>
-              <w:right w:w="100" w:type="dxa"/>
-            </w:tcMar>
-          </w:tcPr>
-          <w:p>
-            <w:r>
-              <w:rPr>
-                <w:color w:val="4A5568"/>
-                <w:sz w:val="20"/>
-                <w:szCs w:val="20"/>
-              </w:rPr>
-              <w:t>نظام حماية البيانات الشخصية</w:t>
+            <w:shd w:val="clear" w:color="auto" w:fill="F8F9FA"/>
+            <w:tcMar>
+              <w:top w:w="60" w:type="dxa"/>
+              <w:left w:w="100" w:type="dxa"/>
+              <w:bottom w:w="60" w:type="dxa"/>
+              <w:right w:w="100" w:type="dxa"/>
+            </w:tcMar>
+          </w:tcPr>
+          <w:p>
+            <w:r>
+              <w:rPr>
+                <w:color w:val="4A5568"/>
+                <w:sz w:val="20"/>
+                <w:szCs w:val="20"/>
+              </w:rPr>
+              <w:t>الهيئة العامة للعقار</w:t>
             </w:r>
           </w:p>
         </w:tc>
@@ -17968,35 +18814,6 @@
               <w:bottom w:val="single" w:sz="1" w:space="0" w:color="E2E8F0"/>
               <w:right w:val="single" w:sz="1" w:space="0" w:color="E2E8F0"/>
             </w:tcBorders>
-            <w:tcMar>
-              <w:top w:w="60" w:type="dxa"/>
-              <w:left w:w="100" w:type="dxa"/>
-              <w:bottom w:w="60" w:type="dxa"/>
-              <w:right w:w="100" w:type="dxa"/>
-            </w:tcMar>
-          </w:tcPr>
-          <w:p>
-            <w:r>
-              <w:rPr>
-                <w:color w:val="4A5568"/>
-                <w:sz w:val="20"/>
-                <w:szCs w:val="20"/>
-              </w:rPr>
-              <w:t>Personal Data Protection Law — Saudi data privacy regulation</w:t>
-            </w:r>
-          </w:p>
-        </w:tc>
-      </w:tr>
-      <w:tr>
-        <w:tc>
-          <w:tcPr>
-            <w:tcW w:w="1800" w:type="dxa"/>
-            <w:tcBorders>
-              <w:top w:val="single" w:sz="1" w:space="0" w:color="E2E8F0"/>
-              <w:left w:val="single" w:sz="1" w:space="0" w:color="E2E8F0"/>
-              <w:bottom w:val="single" w:sz="1" w:space="0" w:color="E2E8F0"/>
-              <w:right w:val="single" w:sz="1" w:space="0" w:color="E2E8F0"/>
-            </w:tcBorders>
             <w:shd w:val="clear" w:color="auto" w:fill="F8F9FA"/>
             <w:tcMar>
               <w:top w:w="60" w:type="dxa"/>
@@ -18012,144 +18829,7 @@
                 <w:sz w:val="20"/>
                 <w:szCs w:val="20"/>
               </w:rPr>
-              <w:t>REGA</w:t>
-            </w:r>
-          </w:p>
-        </w:tc>
-        <w:tc>
-          <w:tcPr>
-            <w:tcW w:w="2400" w:type="dxa"/>
-            <w:tcBorders>
-              <w:top w:val="single" w:sz="1" w:space="0" w:color="E2E8F0"/>
-              <w:left w:val="single" w:sz="1" w:space="0" w:color="E2E8F0"/>
-              <w:bottom w:val="single" w:sz="1" w:space="0" w:color="E2E8F0"/>
-              <w:right w:val="single" w:sz="1" w:space="0" w:color="E2E8F0"/>
-            </w:tcBorders>
-            <w:shd w:val="clear" w:color="auto" w:fill="F8F9FA"/>
-            <w:tcMar>
-              <w:top w:w="60" w:type="dxa"/>
-              <w:left w:w="100" w:type="dxa"/>
-              <w:bottom w:w="60" w:type="dxa"/>
-              <w:right w:w="100" w:type="dxa"/>
-            </w:tcMar>
-          </w:tcPr>
-          <w:p>
-            <w:r>
-              <w:rPr>
-                <w:color w:val="4A5568"/>
-                <w:sz w:val="20"/>
-                <w:szCs w:val="20"/>
-              </w:rPr>
-              <w:t>الهيئة العامة للعقار</w:t>
-            </w:r>
-          </w:p>
-        </w:tc>
-        <w:tc>
-          <w:tcPr>
-            <w:tcW w:w="5448" w:type="dxa"/>
-            <w:tcBorders>
-              <w:top w:val="single" w:sz="1" w:space="0" w:color="E2E8F0"/>
-              <w:left w:val="single" w:sz="1" w:space="0" w:color="E2E8F0"/>
-              <w:bottom w:val="single" w:sz="1" w:space="0" w:color="E2E8F0"/>
-              <w:right w:val="single" w:sz="1" w:space="0" w:color="E2E8F0"/>
-            </w:tcBorders>
-            <w:shd w:val="clear" w:color="auto" w:fill="F8F9FA"/>
-            <w:tcMar>
-              <w:top w:w="60" w:type="dxa"/>
-              <w:left w:w="100" w:type="dxa"/>
-              <w:bottom w:w="60" w:type="dxa"/>
-              <w:right w:w="100" w:type="dxa"/>
-            </w:tcMar>
-          </w:tcPr>
-          <w:p>
-            <w:r>
-              <w:rPr>
-                <w:color w:val="4A5568"/>
-                <w:sz w:val="20"/>
-                <w:szCs w:val="20"/>
-              </w:rPr>
               <w:t>Real Estate General Authority — sector regulator</w:t>
-            </w:r>
-          </w:p>
-        </w:tc>
-      </w:tr>
-      <w:tr>
-        <w:tc>
-          <w:tcPr>
-            <w:tcW w:w="1800" w:type="dxa"/>
-            <w:tcBorders>
-              <w:top w:val="single" w:sz="1" w:space="0" w:color="E2E8F0"/>
-              <w:left w:val="single" w:sz="1" w:space="0" w:color="E2E8F0"/>
-              <w:bottom w:val="single" w:sz="1" w:space="0" w:color="E2E8F0"/>
-              <w:right w:val="single" w:sz="1" w:space="0" w:color="E2E8F0"/>
-            </w:tcBorders>
-            <w:tcMar>
-              <w:top w:w="60" w:type="dxa"/>
-              <w:left w:w="100" w:type="dxa"/>
-              <w:bottom w:w="60" w:type="dxa"/>
-              <w:right w:w="100" w:type="dxa"/>
-            </w:tcMar>
-          </w:tcPr>
-          <w:p>
-            <w:r>
-              <w:rPr>
-                <w:color w:val="4A5568"/>
-                <w:sz w:val="20"/>
-                <w:szCs w:val="20"/>
-              </w:rPr>
-              <w:t/>
-            </w:r>
-          </w:p>
-        </w:tc>
-        <w:tc>
-          <w:tcPr>
-            <w:tcW w:w="2400" w:type="dxa"/>
-            <w:tcBorders>
-              <w:top w:val="single" w:sz="1" w:space="0" w:color="E2E8F0"/>
-              <w:left w:val="single" w:sz="1" w:space="0" w:color="E2E8F0"/>
-              <w:bottom w:val="single" w:sz="1" w:space="0" w:color="E2E8F0"/>
-              <w:right w:val="single" w:sz="1" w:space="0" w:color="E2E8F0"/>
-            </w:tcBorders>
-            <w:tcMar>
-              <w:top w:w="60" w:type="dxa"/>
-              <w:left w:w="100" w:type="dxa"/>
-              <w:bottom w:w="60" w:type="dxa"/>
-              <w:right w:w="100" w:type="dxa"/>
-            </w:tcMar>
-          </w:tcPr>
-          <w:p>
-            <w:r>
-              <w:rPr>
-                <w:color w:val="4A5568"/>
-                <w:sz w:val="20"/>
-                <w:szCs w:val="20"/>
-              </w:rPr>
-            </w:r>
-          </w:p>
-        </w:tc>
-        <w:tc>
-          <w:tcPr>
-            <w:tcW w:w="5448" w:type="dxa"/>
-            <w:tcBorders>
-              <w:top w:val="single" w:sz="1" w:space="0" w:color="E2E8F0"/>
-              <w:left w:val="single" w:sz="1" w:space="0" w:color="E2E8F0"/>
-              <w:bottom w:val="single" w:sz="1" w:space="0" w:color="E2E8F0"/>
-              <w:right w:val="single" w:sz="1" w:space="0" w:color="E2E8F0"/>
-            </w:tcBorders>
-            <w:tcMar>
-              <w:top w:w="60" w:type="dxa"/>
-              <w:left w:w="100" w:type="dxa"/>
-              <w:bottom w:w="60" w:type="dxa"/>
-              <w:right w:w="100" w:type="dxa"/>
-            </w:tcMar>
-          </w:tcPr>
-          <w:p>
-            <w:r>
-              <w:rPr>
-                <w:color w:val="4A5568"/>
-                <w:sz w:val="20"/>
-                <w:szCs w:val="20"/>
-              </w:rPr>
             </w:r>
           </w:p>
         </w:tc>
@@ -19117,16 +19797,6 @@
 </w:ftr>
 </file>
 
-<file path=word/footer3.xml><?xml version="1.0" encoding="utf-8"?>
-<w:ftr xmlns:m="http://schemas.openxmlformats.org/officeDocument/2006/math" xmlns:mc="http://schemas.openxmlformats.org/markup-compatibility/2006" xmlns:mo="http://schemas.microsoft.com/office/mac/office/2008/main" xmlns:mv="urn:schemas-microsoft-com:mac:vml" xmlns:o="urn:schemas-microsoft-com:office:office" xmlns:r="http://schemas.openxmlformats.org/officeDocument/2006/relationships" xmlns:v="urn:schemas-microsoft-com:vml" xmlns:w10="urn:schemas-microsoft-com:office:word" xmlns:w14="http://schemas.microsoft.com/office/word/2010/wordml" xmlns:w="http://schemas.openxmlformats.org/wordprocessingml/2006/main" xmlns:wne="http://schemas.microsoft.com/office/word/2006/wordml" xmlns:wp14="http://schemas.microsoft.com/office/word/2010/wordprocessingDrawing" xmlns:wp="http://schemas.openxmlformats.org/drawingml/2006/wordprocessingDrawing" xmlns:wpc="http://schemas.microsoft.com/office/word/2010/wordprocessingCanvas" xmlns:wpg="http://schemas.microsoft.com/office/word/2010/wordprocessingGroup" xmlns:wpi="http://schemas.microsoft.com/office/word/2010/wordprocessingInk" xmlns:wps="http://schemas.microsoft.com/office/word/2010/wordprocessingShape" mc:Ignorable="w14 wp14">
-  <w:p>
-    <w:pPr>
-      <w:pStyle w:val="Footer"/>
-    </w:pPr>
-  </w:p>
-</w:ftr>
-</file>
-
 <file path=word/footnotes.xml><?xml version="1.0" encoding="utf-8"?>
 <w:footnotes xmlns:wpc="http://schemas.microsoft.com/office/word/2010/wordprocessingCanvas" xmlns:cx="http://schemas.microsoft.com/office/drawing/2014/chartex" xmlns:cx1="http://schemas.microsoft.com/office/drawing/2015/9/8/chartex" xmlns:cx2="http://schemas.microsoft.com/office/drawing/2015/10/21/chartex" xmlns:cx3="http://schemas.microsoft.com/office/drawing/2016/5/9/chartex" xmlns:cx4="http://schemas.microsoft.com/office/drawing/2016/5/10/chartex" xmlns:cx5="http://schemas.microsoft.com/office/drawing/2016/5/11/chartex" xmlns:cx6="http://schemas.microsoft.com/office/drawing/2016/5/12/chartex" xmlns:cx7="http://schemas.microsoft.com/office/drawing/2016/5/13/chartex" xmlns:cx8="http://schemas.microsoft.com/office/drawing/2016/5/14/chartex" xmlns:mc="http://schemas.openxmlformats.org/markup-compatibility/2006" xmlns:aink="http://schemas.microsoft.com/office/drawing/2016/ink" xmlns:am3d="http://schemas.microsoft.com/office/drawing/2017/model3d" xmlns:o="urn:schemas-microsoft-com:office:office" xmlns:oel="http://schemas.microsoft.com/office/2019/extlst" xmlns:r="http://schemas.openxmlformats.org/officeDocument/2006/relationships" xmlns:m="http://schemas.openxmlformats.org/officeDocument/2006/math" xmlns:v="urn:schemas-microsoft-com:vml" xmlns:wp14="http://schemas.microsoft.com/office/word/2010/wordprocessingDrawing" xmlns:wp="http://schemas.openxmlformats.org/drawingml/2006/wordprocessingDrawing" xmlns:w10="urn:schemas-microsoft-com:office:word" xmlns:w="http://schemas.openxmlformats.org/wordprocessingml/2006/main" xmlns:w14="http://schemas.microsoft.com/office/word/2010/wordml" xmlns:w15="http://schemas.microsoft.com/office/word/2012/wordml" xmlns:w16cex="http://schemas.microsoft.com/office/word/2018/wordml/cex" xmlns:w16cid="http://schemas.microsoft.com/office/word/2016/wordml/cid" xmlns:w16="http://schemas.microsoft.com/office/word/2018/wordml" xmlns:w16du="http://schemas.microsoft.com/office/word/2023/wordml/word16du" xmlns:w16sdtdh="http://schemas.microsoft.com/office/word/2020/wordml/sdtdatahash" xmlns:w16sdtfl="http://schemas.microsoft.com/office/word/2024/wordml/sdtformatlock" xmlns:w16se="http://schemas.microsoft.com/office/word/2015/wordml/symex" xmlns:wpg="http://schemas.microsoft.com/office/word/2010/wordprocessingGroup" xmlns:wpi="http://schemas.microsoft.com/office/word/2010/wordprocessingInk" xmlns:wne="http://schemas.microsoft.com/office/word/2006/wordml" xmlns:wps="http://schemas.microsoft.com/office/word/2010/wordprocessingShape" mc:Ignorable="w14 w15 w16se w16cid w16 w16cex w16sdtdh w16sdtfl w16du wp14">
   <w:footnote w:type="separator" w:id="-1">
@@ -19288,16 +19958,6 @@
       </w:rPr>
       <w:t>MIMARIC TECHNICAL WHITE PAPER</w:t>
     </w:r>
-  </w:p>
-</w:hdr>
-</file>
-
-<file path=word/header3.xml><?xml version="1.0" encoding="utf-8"?>
-<w:hdr xmlns:m="http://schemas.openxmlformats.org/officeDocument/2006/math" xmlns:mc="http://schemas.openxmlformats.org/markup-compatibility/2006" xmlns:mo="http://schemas.microsoft.com/office/mac/office/2008/main" xmlns:mv="urn:schemas-microsoft-com:mac:vml" xmlns:o="urn:schemas-microsoft-com:office:office" xmlns:r="http://schemas.openxmlformats.org/officeDocument/2006/relationships" xmlns:v="urn:schemas-microsoft-com:vml" xmlns:w10="urn:schemas-microsoft-com:office:word" xmlns:w14="http://schemas.microsoft.com/office/word/2010/wordml" xmlns:w="http://schemas.openxmlformats.org/wordprocessingml/2006/main" xmlns:wne="http://schemas.microsoft.com/office/word/2006/wordml" xmlns:wp14="http://schemas.microsoft.com/office/word/2010/wordprocessingDrawing" xmlns:wp="http://schemas.openxmlformats.org/drawingml/2006/wordprocessingDrawing" xmlns:wpc="http://schemas.microsoft.com/office/word/2010/wordprocessingCanvas" xmlns:wpg="http://schemas.microsoft.com/office/word/2010/wordprocessingGroup" xmlns:wpi="http://schemas.microsoft.com/office/word/2010/wordprocessingInk" xmlns:wps="http://schemas.microsoft.com/office/word/2010/wordprocessingShape" mc:Ignorable="w14 wp14">
-  <w:p>
-    <w:pPr>
-      <w:pStyle w:val="Header"/>
-    </w:pPr>
   </w:p>
 </w:hdr>
 </file>
